--- a/worksheets/NPC여권_학습지.docx
+++ b/worksheets/NPC여권_학습지.docx
@@ -8,7 +8,7 @@
       </w:pPr>
       <w:r>
         <w:rPr>
-          <w:rFonts w:ascii="맑은 고딕" w:cs="맑은 고딕" w:eastAsia="맑은 고딕" w:hAnsi="맑은 고딕"/>
+          <w:rFonts w:ascii="한컴 말랑말랑 Regular" w:cs="한컴 말랑말랑 Regular" w:eastAsia="한컴 말랑말랑 Regular" w:hAnsi="한컴 말랑말랑 Regular"/>
           <w:b w:val="false"/>
           <w:bCs w:val="false"/>
           <w:i w:val="false"/>
@@ -26,7 +26,7 @@
       </w:pPr>
       <w:r>
         <w:rPr>
-          <w:rFonts w:ascii="맑은 고딕" w:cs="맑은 고딕" w:eastAsia="맑은 고딕" w:hAnsi="맑은 고딕"/>
+          <w:rFonts w:ascii="한컴 말랑말랑 Regular" w:cs="한컴 말랑말랑 Regular" w:eastAsia="한컴 말랑말랑 Regular" w:hAnsi="한컴 말랑말랑 Regular"/>
           <w:b w:val="false"/>
           <w:bCs w:val="false"/>
           <w:i w:val="false"/>
@@ -44,7 +44,7 @@
       </w:pPr>
       <w:r>
         <w:rPr>
-          <w:rFonts w:ascii="맑은 고딕" w:cs="맑은 고딕" w:eastAsia="맑은 고딕" w:hAnsi="맑은 고딕"/>
+          <w:rFonts w:ascii="한컴 말랑말랑 Regular" w:cs="한컴 말랑말랑 Regular" w:eastAsia="한컴 말랑말랑 Regular" w:hAnsi="한컴 말랑말랑 Regular"/>
           <w:b w:val="false"/>
           <w:bCs w:val="false"/>
           <w:i w:val="false"/>
@@ -63,7 +63,7 @@
       </w:pPr>
       <w:r>
         <w:rPr>
-          <w:rFonts w:ascii="맑은 고딕" w:cs="맑은 고딕" w:eastAsia="맑은 고딕" w:hAnsi="맑은 고딕"/>
+          <w:rFonts w:ascii="한컴 말랑말랑 Bold" w:cs="한컴 말랑말랑 Bold" w:eastAsia="한컴 말랑말랑 Bold" w:hAnsi="한컴 말랑말랑 Bold"/>
           <w:b/>
           <w:bCs/>
           <w:i w:val="false"/>
@@ -82,7 +82,7 @@
       </w:pPr>
       <w:r>
         <w:rPr>
-          <w:rFonts w:ascii="맑은 고딕" w:cs="맑은 고딕" w:eastAsia="맑은 고딕" w:hAnsi="맑은 고딕"/>
+          <w:rFonts w:ascii="한컴 말랑말랑 Bold" w:cs="한컴 말랑말랑 Bold" w:eastAsia="한컴 말랑말랑 Bold" w:hAnsi="한컴 말랑말랑 Bold"/>
           <w:b/>
           <w:bCs/>
           <w:i w:val="false"/>
@@ -101,7 +101,7 @@
       </w:pPr>
       <w:r>
         <w:rPr>
-          <w:rFonts w:ascii="맑은 고딕" w:cs="맑은 고딕" w:eastAsia="맑은 고딕" w:hAnsi="맑은 고딕"/>
+          <w:rFonts w:ascii="한컴 말랑말랑 Regular" w:cs="한컴 말랑말랑 Regular" w:eastAsia="한컴 말랑말랑 Regular" w:hAnsi="한컴 말랑말랑 Regular"/>
           <w:b w:val="false"/>
           <w:bCs w:val="false"/>
           <w:i w:val="false"/>
@@ -110,7 +110,7 @@
           <w:sz w:val="22"/>
           <w:szCs w:val="22"/>
         </w:rPr>
-        <w:t xml:space="preserve">다섯 명의 목소리를 듣고, 세계 조각을 모아 지구촌을 지켜요</w:t>
+        <w:t xml:space="preserve">다섯 친구의 목소리를 듣고, 세계 조각을 모아 지구촌을 지켜요!</w:t>
       </w:r>
     </w:p>
     <w:tbl>
@@ -162,7 +162,7 @@
             </w:pPr>
             <w:r>
               <w:rPr>
-                <w:rFonts w:ascii="맑은 고딕" w:cs="맑은 고딕" w:eastAsia="맑은 고딕" w:hAnsi="맑은 고딕"/>
+                <w:rFonts w:ascii="한컴 말랑말랑 Bold" w:cs="한컴 말랑말랑 Bold" w:eastAsia="한컴 말랑말랑 Bold" w:hAnsi="한컴 말랑말랑 Bold"/>
                 <w:b/>
                 <w:bCs/>
                 <w:i w:val="false"/>
@@ -199,7 +199,7 @@
             </w:pPr>
             <w:r>
               <w:rPr>
-                <w:rFonts w:ascii="맑은 고딕" w:cs="맑은 고딕" w:eastAsia="맑은 고딕" w:hAnsi="맑은 고딕"/>
+                <w:rFonts w:ascii="한컴 말랑말랑 Regular" w:cs="한컴 말랑말랑 Regular" w:eastAsia="한컴 말랑말랑 Regular" w:hAnsi="한컴 말랑말랑 Regular"/>
                 <w:b w:val="false"/>
                 <w:bCs w:val="false"/>
                 <w:i w:val="false"/>
@@ -237,7 +237,7 @@
             </w:pPr>
             <w:r>
               <w:rPr>
-                <w:rFonts w:ascii="맑은 고딕" w:cs="맑은 고딕" w:eastAsia="맑은 고딕" w:hAnsi="맑은 고딕"/>
+                <w:rFonts w:ascii="한컴 말랑말랑 Bold" w:cs="한컴 말랑말랑 Bold" w:eastAsia="한컴 말랑말랑 Bold" w:hAnsi="한컴 말랑말랑 Bold"/>
                 <w:b/>
                 <w:bCs/>
                 <w:i w:val="false"/>
@@ -274,7 +274,7 @@
             </w:pPr>
             <w:r>
               <w:rPr>
-                <w:rFonts w:ascii="맑은 고딕" w:cs="맑은 고딕" w:eastAsia="맑은 고딕" w:hAnsi="맑은 고딕"/>
+                <w:rFonts w:ascii="한컴 말랑말랑 Regular" w:cs="한컴 말랑말랑 Regular" w:eastAsia="한컴 말랑말랑 Regular" w:hAnsi="한컴 말랑말랑 Regular"/>
                 <w:b w:val="false"/>
                 <w:bCs w:val="false"/>
                 <w:i w:val="false"/>
@@ -318,7 +318,7 @@
             </w:pPr>
             <w:r>
               <w:rPr>
-                <w:rFonts w:ascii="맑은 고딕" w:cs="맑은 고딕" w:eastAsia="맑은 고딕" w:hAnsi="맑은 고딕"/>
+                <w:rFonts w:ascii="한컴 말랑말랑 Bold" w:cs="한컴 말랑말랑 Bold" w:eastAsia="한컴 말랑말랑 Bold" w:hAnsi="한컴 말랑말랑 Bold"/>
                 <w:b/>
                 <w:bCs/>
                 <w:i w:val="false"/>
@@ -355,7 +355,7 @@
             </w:pPr>
             <w:r>
               <w:rPr>
-                <w:rFonts w:ascii="맑은 고딕" w:cs="맑은 고딕" w:eastAsia="맑은 고딕" w:hAnsi="맑은 고딕"/>
+                <w:rFonts w:ascii="한컴 말랑말랑 Regular" w:cs="한컴 말랑말랑 Regular" w:eastAsia="한컴 말랑말랑 Regular" w:hAnsi="한컴 말랑말랑 Regular"/>
                 <w:b w:val="false"/>
                 <w:bCs w:val="false"/>
                 <w:i w:val="false"/>
@@ -393,7 +393,7 @@
             </w:pPr>
             <w:r>
               <w:rPr>
-                <w:rFonts w:ascii="맑은 고딕" w:cs="맑은 고딕" w:eastAsia="맑은 고딕" w:hAnsi="맑은 고딕"/>
+                <w:rFonts w:ascii="한컴 말랑말랑 Bold" w:cs="한컴 말랑말랑 Bold" w:eastAsia="한컴 말랑말랑 Bold" w:hAnsi="한컴 말랑말랑 Bold"/>
                 <w:b/>
                 <w:bCs/>
                 <w:i w:val="false"/>
@@ -430,7 +430,7 @@
             </w:pPr>
             <w:r>
               <w:rPr>
-                <w:rFonts w:ascii="맑은 고딕" w:cs="맑은 고딕" w:eastAsia="맑은 고딕" w:hAnsi="맑은 고딕"/>
+                <w:rFonts w:ascii="한컴 말랑말랑 Regular" w:cs="한컴 말랑말랑 Regular" w:eastAsia="한컴 말랑말랑 Regular" w:hAnsi="한컴 말랑말랑 Regular"/>
                 <w:b w:val="false"/>
                 <w:bCs w:val="false"/>
                 <w:i w:val="false"/>
@@ -451,7 +451,7 @@
       </w:pPr>
       <w:r>
         <w:rPr>
-          <w:rFonts w:ascii="맑은 고딕" w:cs="맑은 고딕" w:eastAsia="맑은 고딕" w:hAnsi="맑은 고딕"/>
+          <w:rFonts w:ascii="한컴 말랑말랑 Regular" w:cs="한컴 말랑말랑 Regular" w:eastAsia="한컴 말랑말랑 Regular" w:hAnsi="한컴 말랑말랑 Regular"/>
           <w:b w:val="false"/>
           <w:bCs w:val="false"/>
           <w:i w:val="false"/>
@@ -469,7 +469,7 @@
       </w:pPr>
       <w:r>
         <w:rPr>
-          <w:rFonts w:ascii="맑은 고딕" w:cs="맑은 고딕" w:eastAsia="맑은 고딕" w:hAnsi="맑은 고딕"/>
+          <w:rFonts w:ascii="한컴 말랑말랑 Regular" w:cs="한컴 말랑말랑 Regular" w:eastAsia="한컴 말랑말랑 Regular" w:hAnsi="한컴 말랑말랑 Regular"/>
           <w:b w:val="false"/>
           <w:bCs w:val="false"/>
           <w:i w:val="false"/>
@@ -488,7 +488,7 @@
       </w:pPr>
       <w:r>
         <w:rPr>
-          <w:rFonts w:ascii="맑은 고딕" w:cs="맑은 고딕" w:eastAsia="맑은 고딕" w:hAnsi="맑은 고딕"/>
+          <w:rFonts w:ascii="한컴 말랑말랑 Bold" w:cs="한컴 말랑말랑 Bold" w:eastAsia="한컴 말랑말랑 Bold" w:hAnsi="한컴 말랑말랑 Bold"/>
           <w:b/>
           <w:bCs/>
           <w:i w:val="false"/>
@@ -497,7 +497,7 @@
           <w:sz w:val="24"/>
           <w:szCs w:val="24"/>
         </w:rPr>
-        <w:t xml:space="preserve">세계 조각 모으기</w:t>
+        <w:t xml:space="preserve">🧩 세계 조각 모으기</w:t>
       </w:r>
     </w:p>
     <w:p>
@@ -507,7 +507,7 @@
       </w:pPr>
       <w:r>
         <w:rPr>
-          <w:rFonts w:ascii="맑은 고딕" w:cs="맑은 고딕" w:eastAsia="맑은 고딕" w:hAnsi="맑은 고딕"/>
+          <w:rFonts w:ascii="한컴 말랑말랑 Regular" w:cs="한컴 말랑말랑 Regular" w:eastAsia="한컴 말랑말랑 Regular" w:hAnsi="한컴 말랑말랑 Regular"/>
           <w:b w:val="false"/>
           <w:bCs w:val="false"/>
           <w:i w:val="false"/>
@@ -568,7 +568,7 @@
             </w:pPr>
             <w:r>
               <w:rPr>
-                <w:rFonts w:ascii="맑은 고딕" w:cs="맑은 고딕" w:eastAsia="맑은 고딕" w:hAnsi="맑은 고딕"/>
+                <w:rFonts w:ascii="한컴 말랑말랑 Bold" w:cs="한컴 말랑말랑 Bold" w:eastAsia="한컴 말랑말랑 Bold" w:hAnsi="한컴 말랑말랑 Bold"/>
                 <w:b/>
                 <w:bCs/>
                 <w:i w:val="false"/>
@@ -586,7 +586,7 @@
             </w:pPr>
             <w:r>
               <w:rPr>
-                <w:rFonts w:ascii="맑은 고딕" w:cs="맑은 고딕" w:eastAsia="맑은 고딕" w:hAnsi="맑은 고딕"/>
+                <w:rFonts w:ascii="한컴 말랑말랑 Regular" w:cs="한컴 말랑말랑 Regular" w:eastAsia="한컴 말랑말랑 Regular" w:hAnsi="한컴 말랑말랑 Regular"/>
                 <w:b w:val="false"/>
                 <w:bCs w:val="false"/>
                 <w:i w:val="false"/>
@@ -604,7 +604,7 @@
             </w:pPr>
             <w:r>
               <w:rPr>
-                <w:rFonts w:ascii="맑은 고딕" w:cs="맑은 고딕" w:eastAsia="맑은 고딕" w:hAnsi="맑은 고딕"/>
+                <w:rFonts w:ascii="한컴 말랑말랑 Regular" w:cs="한컴 말랑말랑 Regular" w:eastAsia="한컴 말랑말랑 Regular" w:hAnsi="한컴 말랑말랑 Regular"/>
                 <w:b w:val="false"/>
                 <w:bCs w:val="false"/>
                 <w:i w:val="false"/>
@@ -622,7 +622,7 @@
             </w:pPr>
             <w:r>
               <w:rPr>
-                <w:rFonts w:ascii="맑은 고딕" w:cs="맑은 고딕" w:eastAsia="맑은 고딕" w:hAnsi="맑은 고딕"/>
+                <w:rFonts w:ascii="한컴 말랑말랑 Regular" w:cs="한컴 말랑말랑 Regular" w:eastAsia="한컴 말랑말랑 Regular" w:hAnsi="한컴 말랑말랑 Regular"/>
                 <w:b w:val="false"/>
                 <w:bCs w:val="false"/>
                 <w:i w:val="false"/>
@@ -640,7 +640,7 @@
             </w:pPr>
             <w:r>
               <w:rPr>
-                <w:rFonts w:ascii="맑은 고딕" w:cs="맑은 고딕" w:eastAsia="맑은 고딕" w:hAnsi="맑은 고딕"/>
+                <w:rFonts w:ascii="한컴 말랑말랑 Regular" w:cs="한컴 말랑말랑 Regular" w:eastAsia="한컴 말랑말랑 Regular" w:hAnsi="한컴 말랑말랑 Regular"/>
                 <w:b w:val="false"/>
                 <w:bCs w:val="false"/>
                 <w:i w:val="false"/>
@@ -658,7 +658,7 @@
             </w:pPr>
             <w:r>
               <w:rPr>
-                <w:rFonts w:ascii="맑은 고딕" w:cs="맑은 고딕" w:eastAsia="맑은 고딕" w:hAnsi="맑은 고딕"/>
+                <w:rFonts w:ascii="한컴 말랑말랑 Regular" w:cs="한컴 말랑말랑 Regular" w:eastAsia="한컴 말랑말랑 Regular" w:hAnsi="한컴 말랑말랑 Regular"/>
                 <w:b w:val="false"/>
                 <w:bCs w:val="false"/>
                 <w:i w:val="false"/>
@@ -677,7 +677,7 @@
             </w:pPr>
             <w:r>
               <w:rPr>
-                <w:rFonts w:ascii="맑은 고딕" w:cs="맑은 고딕" w:eastAsia="맑은 고딕" w:hAnsi="맑은 고딕"/>
+                <w:rFonts w:ascii="한컴 말랑말랑 Regular" w:cs="한컴 말랑말랑 Regular" w:eastAsia="한컴 말랑말랑 Regular" w:hAnsi="한컴 말랑말랑 Regular"/>
                 <w:b w:val="false"/>
                 <w:bCs w:val="false"/>
                 <w:i w:val="false"/>
@@ -714,7 +714,7 @@
             </w:pPr>
             <w:r>
               <w:rPr>
-                <w:rFonts w:ascii="맑은 고딕" w:cs="맑은 고딕" w:eastAsia="맑은 고딕" w:hAnsi="맑은 고딕"/>
+                <w:rFonts w:ascii="한컴 말랑말랑 Bold" w:cs="한컴 말랑말랑 Bold" w:eastAsia="한컴 말랑말랑 Bold" w:hAnsi="한컴 말랑말랑 Bold"/>
                 <w:b/>
                 <w:bCs/>
                 <w:i w:val="false"/>
@@ -732,7 +732,7 @@
             </w:pPr>
             <w:r>
               <w:rPr>
-                <w:rFonts w:ascii="맑은 고딕" w:cs="맑은 고딕" w:eastAsia="맑은 고딕" w:hAnsi="맑은 고딕"/>
+                <w:rFonts w:ascii="한컴 말랑말랑 Regular" w:cs="한컴 말랑말랑 Regular" w:eastAsia="한컴 말랑말랑 Regular" w:hAnsi="한컴 말랑말랑 Regular"/>
                 <w:b w:val="false"/>
                 <w:bCs w:val="false"/>
                 <w:i w:val="false"/>
@@ -750,7 +750,7 @@
             </w:pPr>
             <w:r>
               <w:rPr>
-                <w:rFonts w:ascii="맑은 고딕" w:cs="맑은 고딕" w:eastAsia="맑은 고딕" w:hAnsi="맑은 고딕"/>
+                <w:rFonts w:ascii="한컴 말랑말랑 Regular" w:cs="한컴 말랑말랑 Regular" w:eastAsia="한컴 말랑말랑 Regular" w:hAnsi="한컴 말랑말랑 Regular"/>
                 <w:b w:val="false"/>
                 <w:bCs w:val="false"/>
                 <w:i w:val="false"/>
@@ -768,7 +768,7 @@
             </w:pPr>
             <w:r>
               <w:rPr>
-                <w:rFonts w:ascii="맑은 고딕" w:cs="맑은 고딕" w:eastAsia="맑은 고딕" w:hAnsi="맑은 고딕"/>
+                <w:rFonts w:ascii="한컴 말랑말랑 Regular" w:cs="한컴 말랑말랑 Regular" w:eastAsia="한컴 말랑말랑 Regular" w:hAnsi="한컴 말랑말랑 Regular"/>
                 <w:b w:val="false"/>
                 <w:bCs w:val="false"/>
                 <w:i w:val="false"/>
@@ -786,7 +786,7 @@
             </w:pPr>
             <w:r>
               <w:rPr>
-                <w:rFonts w:ascii="맑은 고딕" w:cs="맑은 고딕" w:eastAsia="맑은 고딕" w:hAnsi="맑은 고딕"/>
+                <w:rFonts w:ascii="한컴 말랑말랑 Regular" w:cs="한컴 말랑말랑 Regular" w:eastAsia="한컴 말랑말랑 Regular" w:hAnsi="한컴 말랑말랑 Regular"/>
                 <w:b w:val="false"/>
                 <w:bCs w:val="false"/>
                 <w:i w:val="false"/>
@@ -804,7 +804,7 @@
             </w:pPr>
             <w:r>
               <w:rPr>
-                <w:rFonts w:ascii="맑은 고딕" w:cs="맑은 고딕" w:eastAsia="맑은 고딕" w:hAnsi="맑은 고딕"/>
+                <w:rFonts w:ascii="한컴 말랑말랑 Regular" w:cs="한컴 말랑말랑 Regular" w:eastAsia="한컴 말랑말랑 Regular" w:hAnsi="한컴 말랑말랑 Regular"/>
                 <w:b w:val="false"/>
                 <w:bCs w:val="false"/>
                 <w:i w:val="false"/>
@@ -823,7 +823,7 @@
             </w:pPr>
             <w:r>
               <w:rPr>
-                <w:rFonts w:ascii="맑은 고딕" w:cs="맑은 고딕" w:eastAsia="맑은 고딕" w:hAnsi="맑은 고딕"/>
+                <w:rFonts w:ascii="한컴 말랑말랑 Regular" w:cs="한컴 말랑말랑 Regular" w:eastAsia="한컴 말랑말랑 Regular" w:hAnsi="한컴 말랑말랑 Regular"/>
                 <w:b w:val="false"/>
                 <w:bCs w:val="false"/>
                 <w:i w:val="false"/>
@@ -860,7 +860,7 @@
             </w:pPr>
             <w:r>
               <w:rPr>
-                <w:rFonts w:ascii="맑은 고딕" w:cs="맑은 고딕" w:eastAsia="맑은 고딕" w:hAnsi="맑은 고딕"/>
+                <w:rFonts w:ascii="한컴 말랑말랑 Bold" w:cs="한컴 말랑말랑 Bold" w:eastAsia="한컴 말랑말랑 Bold" w:hAnsi="한컴 말랑말랑 Bold"/>
                 <w:b/>
                 <w:bCs/>
                 <w:i w:val="false"/>
@@ -878,7 +878,7 @@
             </w:pPr>
             <w:r>
               <w:rPr>
-                <w:rFonts w:ascii="맑은 고딕" w:cs="맑은 고딕" w:eastAsia="맑은 고딕" w:hAnsi="맑은 고딕"/>
+                <w:rFonts w:ascii="한컴 말랑말랑 Regular" w:cs="한컴 말랑말랑 Regular" w:eastAsia="한컴 말랑말랑 Regular" w:hAnsi="한컴 말랑말랑 Regular"/>
                 <w:b w:val="false"/>
                 <w:bCs w:val="false"/>
                 <w:i w:val="false"/>
@@ -896,7 +896,7 @@
             </w:pPr>
             <w:r>
               <w:rPr>
-                <w:rFonts w:ascii="맑은 고딕" w:cs="맑은 고딕" w:eastAsia="맑은 고딕" w:hAnsi="맑은 고딕"/>
+                <w:rFonts w:ascii="한컴 말랑말랑 Regular" w:cs="한컴 말랑말랑 Regular" w:eastAsia="한컴 말랑말랑 Regular" w:hAnsi="한컴 말랑말랑 Regular"/>
                 <w:b w:val="false"/>
                 <w:bCs w:val="false"/>
                 <w:i w:val="false"/>
@@ -914,7 +914,7 @@
             </w:pPr>
             <w:r>
               <w:rPr>
-                <w:rFonts w:ascii="맑은 고딕" w:cs="맑은 고딕" w:eastAsia="맑은 고딕" w:hAnsi="맑은 고딕"/>
+                <w:rFonts w:ascii="한컴 말랑말랑 Regular" w:cs="한컴 말랑말랑 Regular" w:eastAsia="한컴 말랑말랑 Regular" w:hAnsi="한컴 말랑말랑 Regular"/>
                 <w:b w:val="false"/>
                 <w:bCs w:val="false"/>
                 <w:i w:val="false"/>
@@ -932,7 +932,7 @@
             </w:pPr>
             <w:r>
               <w:rPr>
-                <w:rFonts w:ascii="맑은 고딕" w:cs="맑은 고딕" w:eastAsia="맑은 고딕" w:hAnsi="맑은 고딕"/>
+                <w:rFonts w:ascii="한컴 말랑말랑 Regular" w:cs="한컴 말랑말랑 Regular" w:eastAsia="한컴 말랑말랑 Regular" w:hAnsi="한컴 말랑말랑 Regular"/>
                 <w:b w:val="false"/>
                 <w:bCs w:val="false"/>
                 <w:i w:val="false"/>
@@ -950,7 +950,7 @@
             </w:pPr>
             <w:r>
               <w:rPr>
-                <w:rFonts w:ascii="맑은 고딕" w:cs="맑은 고딕" w:eastAsia="맑은 고딕" w:hAnsi="맑은 고딕"/>
+                <w:rFonts w:ascii="한컴 말랑말랑 Regular" w:cs="한컴 말랑말랑 Regular" w:eastAsia="한컴 말랑말랑 Regular" w:hAnsi="한컴 말랑말랑 Regular"/>
                 <w:b w:val="false"/>
                 <w:bCs w:val="false"/>
                 <w:i w:val="false"/>
@@ -969,7 +969,7 @@
             </w:pPr>
             <w:r>
               <w:rPr>
-                <w:rFonts w:ascii="맑은 고딕" w:cs="맑은 고딕" w:eastAsia="맑은 고딕" w:hAnsi="맑은 고딕"/>
+                <w:rFonts w:ascii="한컴 말랑말랑 Regular" w:cs="한컴 말랑말랑 Regular" w:eastAsia="한컴 말랑말랑 Regular" w:hAnsi="한컴 말랑말랑 Regular"/>
                 <w:b w:val="false"/>
                 <w:bCs w:val="false"/>
                 <w:i w:val="false"/>
@@ -1006,7 +1006,7 @@
             </w:pPr>
             <w:r>
               <w:rPr>
-                <w:rFonts w:ascii="맑은 고딕" w:cs="맑은 고딕" w:eastAsia="맑은 고딕" w:hAnsi="맑은 고딕"/>
+                <w:rFonts w:ascii="한컴 말랑말랑 Bold" w:cs="한컴 말랑말랑 Bold" w:eastAsia="한컴 말랑말랑 Bold" w:hAnsi="한컴 말랑말랑 Bold"/>
                 <w:b/>
                 <w:bCs/>
                 <w:i w:val="false"/>
@@ -1024,7 +1024,7 @@
             </w:pPr>
             <w:r>
               <w:rPr>
-                <w:rFonts w:ascii="맑은 고딕" w:cs="맑은 고딕" w:eastAsia="맑은 고딕" w:hAnsi="맑은 고딕"/>
+                <w:rFonts w:ascii="한컴 말랑말랑 Regular" w:cs="한컴 말랑말랑 Regular" w:eastAsia="한컴 말랑말랑 Regular" w:hAnsi="한컴 말랑말랑 Regular"/>
                 <w:b w:val="false"/>
                 <w:bCs w:val="false"/>
                 <w:i w:val="false"/>
@@ -1042,7 +1042,7 @@
             </w:pPr>
             <w:r>
               <w:rPr>
-                <w:rFonts w:ascii="맑은 고딕" w:cs="맑은 고딕" w:eastAsia="맑은 고딕" w:hAnsi="맑은 고딕"/>
+                <w:rFonts w:ascii="한컴 말랑말랑 Regular" w:cs="한컴 말랑말랑 Regular" w:eastAsia="한컴 말랑말랑 Regular" w:hAnsi="한컴 말랑말랑 Regular"/>
                 <w:b w:val="false"/>
                 <w:bCs w:val="false"/>
                 <w:i w:val="false"/>
@@ -1060,7 +1060,7 @@
             </w:pPr>
             <w:r>
               <w:rPr>
-                <w:rFonts w:ascii="맑은 고딕" w:cs="맑은 고딕" w:eastAsia="맑은 고딕" w:hAnsi="맑은 고딕"/>
+                <w:rFonts w:ascii="한컴 말랑말랑 Regular" w:cs="한컴 말랑말랑 Regular" w:eastAsia="한컴 말랑말랑 Regular" w:hAnsi="한컴 말랑말랑 Regular"/>
                 <w:b w:val="false"/>
                 <w:bCs w:val="false"/>
                 <w:i w:val="false"/>
@@ -1078,7 +1078,7 @@
             </w:pPr>
             <w:r>
               <w:rPr>
-                <w:rFonts w:ascii="맑은 고딕" w:cs="맑은 고딕" w:eastAsia="맑은 고딕" w:hAnsi="맑은 고딕"/>
+                <w:rFonts w:ascii="한컴 말랑말랑 Regular" w:cs="한컴 말랑말랑 Regular" w:eastAsia="한컴 말랑말랑 Regular" w:hAnsi="한컴 말랑말랑 Regular"/>
                 <w:b w:val="false"/>
                 <w:bCs w:val="false"/>
                 <w:i w:val="false"/>
@@ -1096,7 +1096,7 @@
             </w:pPr>
             <w:r>
               <w:rPr>
-                <w:rFonts w:ascii="맑은 고딕" w:cs="맑은 고딕" w:eastAsia="맑은 고딕" w:hAnsi="맑은 고딕"/>
+                <w:rFonts w:ascii="한컴 말랑말랑 Regular" w:cs="한컴 말랑말랑 Regular" w:eastAsia="한컴 말랑말랑 Regular" w:hAnsi="한컴 말랑말랑 Regular"/>
                 <w:b w:val="false"/>
                 <w:bCs w:val="false"/>
                 <w:i w:val="false"/>
@@ -1115,7 +1115,7 @@
             </w:pPr>
             <w:r>
               <w:rPr>
-                <w:rFonts w:ascii="맑은 고딕" w:cs="맑은 고딕" w:eastAsia="맑은 고딕" w:hAnsi="맑은 고딕"/>
+                <w:rFonts w:ascii="한컴 말랑말랑 Regular" w:cs="한컴 말랑말랑 Regular" w:eastAsia="한컴 말랑말랑 Regular" w:hAnsi="한컴 말랑말랑 Regular"/>
                 <w:b w:val="false"/>
                 <w:bCs w:val="false"/>
                 <w:i w:val="false"/>
@@ -1152,7 +1152,7 @@
             </w:pPr>
             <w:r>
               <w:rPr>
-                <w:rFonts w:ascii="맑은 고딕" w:cs="맑은 고딕" w:eastAsia="맑은 고딕" w:hAnsi="맑은 고딕"/>
+                <w:rFonts w:ascii="한컴 말랑말랑 Bold" w:cs="한컴 말랑말랑 Bold" w:eastAsia="한컴 말랑말랑 Bold" w:hAnsi="한컴 말랑말랑 Bold"/>
                 <w:b/>
                 <w:bCs/>
                 <w:i w:val="false"/>
@@ -1170,7 +1170,7 @@
             </w:pPr>
             <w:r>
               <w:rPr>
-                <w:rFonts w:ascii="맑은 고딕" w:cs="맑은 고딕" w:eastAsia="맑은 고딕" w:hAnsi="맑은 고딕"/>
+                <w:rFonts w:ascii="한컴 말랑말랑 Regular" w:cs="한컴 말랑말랑 Regular" w:eastAsia="한컴 말랑말랑 Regular" w:hAnsi="한컴 말랑말랑 Regular"/>
                 <w:b w:val="false"/>
                 <w:bCs w:val="false"/>
                 <w:i w:val="false"/>
@@ -1188,7 +1188,7 @@
             </w:pPr>
             <w:r>
               <w:rPr>
-                <w:rFonts w:ascii="맑은 고딕" w:cs="맑은 고딕" w:eastAsia="맑은 고딕" w:hAnsi="맑은 고딕"/>
+                <w:rFonts w:ascii="한컴 말랑말랑 Regular" w:cs="한컴 말랑말랑 Regular" w:eastAsia="한컴 말랑말랑 Regular" w:hAnsi="한컴 말랑말랑 Regular"/>
                 <w:b w:val="false"/>
                 <w:bCs w:val="false"/>
                 <w:i w:val="false"/>
@@ -1206,7 +1206,7 @@
             </w:pPr>
             <w:r>
               <w:rPr>
-                <w:rFonts w:ascii="맑은 고딕" w:cs="맑은 고딕" w:eastAsia="맑은 고딕" w:hAnsi="맑은 고딕"/>
+                <w:rFonts w:ascii="한컴 말랑말랑 Regular" w:cs="한컴 말랑말랑 Regular" w:eastAsia="한컴 말랑말랑 Regular" w:hAnsi="한컴 말랑말랑 Regular"/>
                 <w:b w:val="false"/>
                 <w:bCs w:val="false"/>
                 <w:i w:val="false"/>
@@ -1224,7 +1224,7 @@
             </w:pPr>
             <w:r>
               <w:rPr>
-                <w:rFonts w:ascii="맑은 고딕" w:cs="맑은 고딕" w:eastAsia="맑은 고딕" w:hAnsi="맑은 고딕"/>
+                <w:rFonts w:ascii="한컴 말랑말랑 Regular" w:cs="한컴 말랑말랑 Regular" w:eastAsia="한컴 말랑말랑 Regular" w:hAnsi="한컴 말랑말랑 Regular"/>
                 <w:b w:val="false"/>
                 <w:bCs w:val="false"/>
                 <w:i w:val="false"/>
@@ -1242,7 +1242,7 @@
             </w:pPr>
             <w:r>
               <w:rPr>
-                <w:rFonts w:ascii="맑은 고딕" w:cs="맑은 고딕" w:eastAsia="맑은 고딕" w:hAnsi="맑은 고딕"/>
+                <w:rFonts w:ascii="한컴 말랑말랑 Regular" w:cs="한컴 말랑말랑 Regular" w:eastAsia="한컴 말랑말랑 Regular" w:hAnsi="한컴 말랑말랑 Regular"/>
                 <w:b w:val="false"/>
                 <w:bCs w:val="false"/>
                 <w:i w:val="false"/>
@@ -1261,7 +1261,7 @@
             </w:pPr>
             <w:r>
               <w:rPr>
-                <w:rFonts w:ascii="맑은 고딕" w:cs="맑은 고딕" w:eastAsia="맑은 고딕" w:hAnsi="맑은 고딕"/>
+                <w:rFonts w:ascii="한컴 말랑말랑 Regular" w:cs="한컴 말랑말랑 Regular" w:eastAsia="한컴 말랑말랑 Regular" w:hAnsi="한컴 말랑말랑 Regular"/>
                 <w:b w:val="false"/>
                 <w:bCs w:val="false"/>
                 <w:i w:val="false"/>
@@ -1282,7 +1282,7 @@
       </w:pPr>
       <w:r>
         <w:rPr>
-          <w:rFonts w:ascii="맑은 고딕" w:cs="맑은 고딕" w:eastAsia="맑은 고딕" w:hAnsi="맑은 고딕"/>
+          <w:rFonts w:ascii="한컴 말랑말랑 Regular" w:cs="한컴 말랑말랑 Regular" w:eastAsia="한컴 말랑말랑 Regular" w:hAnsi="한컴 말랑말랑 Regular"/>
           <w:b w:val="false"/>
           <w:bCs w:val="false"/>
           <w:i w:val="false"/>
@@ -1300,7 +1300,7 @@
       </w:pPr>
       <w:r>
         <w:rPr>
-          <w:rFonts w:ascii="맑은 고딕" w:cs="맑은 고딕" w:eastAsia="맑은 고딕" w:hAnsi="맑은 고딕"/>
+          <w:rFonts w:ascii="한컴 말랑말랑 Regular" w:cs="한컴 말랑말랑 Regular" w:eastAsia="한컴 말랑말랑 Regular" w:hAnsi="한컴 말랑말랑 Regular"/>
           <w:b w:val="false"/>
           <w:bCs w:val="false"/>
           <w:i w:val="false"/>
@@ -1319,7 +1319,7 @@
       </w:pPr>
       <w:r>
         <w:rPr>
-          <w:rFonts w:ascii="맑은 고딕" w:cs="맑은 고딕" w:eastAsia="맑은 고딕" w:hAnsi="맑은 고딕"/>
+          <w:rFonts w:ascii="한컴 말랑말랑 Bold" w:cs="한컴 말랑말랑 Bold" w:eastAsia="한컴 말랑말랑 Bold" w:hAnsi="한컴 말랑말랑 Bold"/>
           <w:b/>
           <w:bCs/>
           <w:i w:val="false"/>
@@ -1328,7 +1328,7 @@
           <w:sz w:val="22"/>
           <w:szCs w:val="22"/>
         </w:rPr>
-        <w:t xml:space="preserve">구조대원의 약속</w:t>
+        <w:t xml:space="preserve">🧭 구조대원의 약속</w:t>
       </w:r>
     </w:p>
     <w:p>
@@ -1338,7 +1338,7 @@
       </w:pPr>
       <w:r>
         <w:rPr>
-          <w:rFonts w:ascii="맑은 고딕" w:cs="맑은 고딕" w:eastAsia="맑은 고딕" w:hAnsi="맑은 고딕"/>
+          <w:rFonts w:ascii="한컴 말랑말랑 Regular" w:cs="한컴 말랑말랑 Regular" w:eastAsia="한컴 말랑말랑 Regular" w:hAnsi="한컴 말랑말랑 Regular"/>
           <w:b w:val="false"/>
           <w:bCs w:val="false"/>
           <w:i w:val="false"/>
@@ -1357,7 +1357,7 @@
       </w:pPr>
       <w:r>
         <w:rPr>
-          <w:rFonts w:ascii="맑은 고딕" w:cs="맑은 고딕" w:eastAsia="맑은 고딕" w:hAnsi="맑은 고딕"/>
+          <w:rFonts w:ascii="한컴 말랑말랑 Regular" w:cs="한컴 말랑말랑 Regular" w:eastAsia="한컴 말랑말랑 Regular" w:hAnsi="한컴 말랑말랑 Regular"/>
           <w:b w:val="false"/>
           <w:bCs w:val="false"/>
           <w:i w:val="false"/>
@@ -1376,7 +1376,7 @@
       </w:pPr>
       <w:r>
         <w:rPr>
-          <w:rFonts w:ascii="맑은 고딕" w:cs="맑은 고딕" w:eastAsia="맑은 고딕" w:hAnsi="맑은 고딕"/>
+          <w:rFonts w:ascii="한컴 말랑말랑 Regular" w:cs="한컴 말랑말랑 Regular" w:eastAsia="한컴 말랑말랑 Regular" w:hAnsi="한컴 말랑말랑 Regular"/>
           <w:b w:val="false"/>
           <w:bCs w:val="false"/>
           <w:i w:val="false"/>
@@ -1395,7 +1395,7 @@
       </w:pPr>
       <w:r>
         <w:rPr>
-          <w:rFonts w:ascii="맑은 고딕" w:cs="맑은 고딕" w:eastAsia="맑은 고딕" w:hAnsi="맑은 고딕"/>
+          <w:rFonts w:ascii="한컴 말랑말랑 Regular" w:cs="한컴 말랑말랑 Regular" w:eastAsia="한컴 말랑말랑 Regular" w:hAnsi="한컴 말랑말랑 Regular"/>
           <w:b w:val="false"/>
           <w:bCs w:val="false"/>
           <w:i w:val="false"/>
@@ -1414,7 +1414,7 @@
       </w:pPr>
       <w:r>
         <w:rPr>
-          <w:rFonts w:ascii="맑은 고딕" w:cs="맑은 고딕" w:eastAsia="맑은 고딕" w:hAnsi="맑은 고딕"/>
+          <w:rFonts w:ascii="한컴 말랑말랑 Regular" w:cs="한컴 말랑말랑 Regular" w:eastAsia="한컴 말랑말랑 Regular" w:hAnsi="한컴 말랑말랑 Regular"/>
           <w:b w:val="false"/>
           <w:bCs w:val="false"/>
           <w:i w:val="false"/>
@@ -1433,7 +1433,7 @@
       </w:pPr>
       <w:r>
         <w:rPr>
-          <w:rFonts w:ascii="맑은 고딕" w:cs="맑은 고딕" w:eastAsia="맑은 고딕" w:hAnsi="맑은 고딕"/>
+          <w:rFonts w:ascii="한컴 말랑말랑 Regular" w:cs="한컴 말랑말랑 Regular" w:eastAsia="한컴 말랑말랑 Regular" w:hAnsi="한컴 말랑말랑 Regular"/>
           <w:b w:val="false"/>
           <w:bCs w:val="false"/>
           <w:i w:val="false"/>
@@ -1555,7 +1555,7 @@
             </w:pPr>
             <w:r>
               <w:rPr>
-                <w:rFonts w:ascii="맑은 고딕" w:cs="맑은 고딕" w:eastAsia="맑은 고딕" w:hAnsi="맑은 고딕"/>
+                <w:rFonts w:ascii="한컴 말랑말랑 Bold" w:cs="한컴 말랑말랑 Bold" w:eastAsia="한컴 말랑말랑 Bold" w:hAnsi="한컴 말랑말랑 Bold"/>
                 <w:b/>
                 <w:bCs/>
                 <w:i w:val="false"/>
@@ -1574,7 +1574,7 @@
             </w:pPr>
             <w:r>
               <w:rPr>
-                <w:rFonts w:ascii="맑은 고딕" w:cs="맑은 고딕" w:eastAsia="맑은 고딕" w:hAnsi="맑은 고딕"/>
+                <w:rFonts w:ascii="한컴 말랑말랑 Regular" w:cs="한컴 말랑말랑 Regular" w:eastAsia="한컴 말랑말랑 Regular" w:hAnsi="한컴 말랑말랑 Regular"/>
                 <w:b w:val="false"/>
                 <w:bCs w:val="false"/>
                 <w:i w:val="false"/>
@@ -1583,7 +1583,26 @@
                 <w:sz w:val="15"/>
                 <w:szCs w:val="15"/>
               </w:rPr>
-              <w:t xml:space="preserve">투발루 섬마을 주민 · 주제: 기후 위기 · 바닷물 높아짐 · 대화 끝의 [학습 정리]를 보고 적어요.</w:t>
+              <w:t xml:space="preserve">투발루 섬마을 주민 · 기후 위기 · 바닷물 높아짐 · 대화 끝에 나오는 [학습 정리]를 보고 적어요.</w:t>
+            </w:r>
+          </w:p>
+          <w:p>
+            <w:pPr>
+              <w:spacing w:before="0" w:after="0" w:line="260"/>
+              <w:jc w:val="left"/>
+            </w:pPr>
+            <w:r>
+              <w:rPr>
+                <w:rFonts w:ascii="한컴 말랑말랑 Bold" w:cs="한컴 말랑말랑 Bold" w:eastAsia="한컴 말랑말랑 Bold" w:hAnsi="한컴 말랑말랑 Bold"/>
+                <w:b/>
+                <w:bCs/>
+                <w:i w:val="false"/>
+                <w:iCs w:val="false"/>
+                <w:color w:val="225F88"/>
+                <w:sz w:val="15"/>
+                <w:szCs w:val="15"/>
+              </w:rPr>
+              <w:t xml:space="preserve"> 안녕! 나랑 나눈 이야기를 적어 줘 🌊 </w:t>
             </w:r>
           </w:p>
         </w:tc>
@@ -1611,7 +1630,7 @@
             </w:pPr>
             <w:r>
               <w:rPr>
-                <w:rFonts w:ascii="맑은 고딕" w:cs="맑은 고딕" w:eastAsia="맑은 고딕" w:hAnsi="맑은 고딕"/>
+                <w:rFonts w:ascii="한컴 말랑말랑 Regular" w:cs="한컴 말랑말랑 Regular" w:eastAsia="한컴 말랑말랑 Regular" w:hAnsi="한컴 말랑말랑 Regular"/>
                 <w:b w:val="false"/>
                 <w:bCs w:val="false"/>
                 <w:i w:val="false"/>
@@ -1630,7 +1649,7 @@
             </w:pPr>
             <w:r>
               <w:rPr>
-                <w:rFonts w:ascii="맑은 고딕" w:cs="맑은 고딕" w:eastAsia="맑은 고딕" w:hAnsi="맑은 고딕"/>
+                <w:rFonts w:ascii="한컴 말랑말랑 Regular" w:cs="한컴 말랑말랑 Regular" w:eastAsia="한컴 말랑말랑 Regular" w:hAnsi="한컴 말랑말랑 Regular"/>
                 <w:b w:val="false"/>
                 <w:bCs w:val="false"/>
                 <w:i w:val="false"/>
@@ -1648,7 +1667,7 @@
     <w:p>
       <w:pPr>
         <w:pBdr>
-          <w:bottom w:val="single" w:color="FFC93C" w:sz="12" w:space="1"/>
+          <w:bottom w:val="single" w:color="2F7FB5" w:sz="12" w:space="1"/>
         </w:pBdr>
         <w:spacing w:after="60"/>
       </w:pPr>
@@ -1699,7 +1718,7 @@
             </w:pPr>
             <w:r>
               <w:rPr>
-                <w:rFonts w:ascii="맑은 고딕" w:cs="맑은 고딕" w:eastAsia="맑은 고딕" w:hAnsi="맑은 고딕"/>
+                <w:rFonts w:ascii="한컴 말랑말랑 Bold" w:cs="한컴 말랑말랑 Bold" w:eastAsia="한컴 말랑말랑 Bold" w:hAnsi="한컴 말랑말랑 Bold"/>
                 <w:b/>
                 <w:bCs/>
                 <w:i w:val="false"/>
@@ -1712,7 +1731,7 @@
             </w:r>
             <w:r>
               <w:rPr>
-                <w:rFonts w:ascii="맑은 고딕" w:cs="맑은 고딕" w:eastAsia="맑은 고딕" w:hAnsi="맑은 고딕"/>
+                <w:rFonts w:ascii="한컴 말랑말랑 Bold" w:cs="한컴 말랑말랑 Bold" w:eastAsia="한컴 말랑말랑 Bold" w:hAnsi="한컴 말랑말랑 Bold"/>
                 <w:b/>
                 <w:bCs/>
                 <w:i w:val="false"/>
@@ -1721,7 +1740,7 @@
                 <w:sz w:val="20"/>
                 <w:szCs w:val="20"/>
               </w:rPr>
-              <w:t xml:space="preserve">만난 사람</w:t>
+              <w:t xml:space="preserve">👋 내가 만난 사람</w:t>
             </w:r>
           </w:p>
         </w:tc>
@@ -1762,7 +1781,7 @@
               <w:bottom w:val="single" w:color="D7E3EA" w:sz="8"/>
               <w:right w:val="single" w:color="D7E3EA" w:sz="8"/>
             </w:tcBorders>
-            <w:shd w:fill="FFF4CF" w:color="auto" w:val="clear"/>
+            <w:shd w:fill="E3F1FA" w:color="auto" w:val="clear"/>
             <w:tcMar>
               <w:top w:type="dxa" w:w="60"/>
               <w:left w:type="dxa" w:w="100"/>
@@ -1778,7 +1797,7 @@
             </w:pPr>
             <w:r>
               <w:rPr>
-                <w:rFonts w:ascii="맑은 고딕" w:cs="맑은 고딕" w:eastAsia="맑은 고딕" w:hAnsi="맑은 고딕"/>
+                <w:rFonts w:ascii="한컴 말랑말랑 Bold" w:cs="한컴 말랑말랑 Bold" w:eastAsia="한컴 말랑말랑 Bold" w:hAnsi="한컴 말랑말랑 Bold"/>
                 <w:b/>
                 <w:bCs/>
                 <w:i w:val="false"/>
@@ -1815,7 +1834,7 @@
             </w:pPr>
             <w:r>
               <w:rPr>
-                <w:rFonts w:ascii="맑은 고딕" w:cs="맑은 고딕" w:eastAsia="맑은 고딕" w:hAnsi="맑은 고딕"/>
+                <w:rFonts w:ascii="한컴 말랑말랑 Regular" w:cs="한컴 말랑말랑 Regular" w:eastAsia="한컴 말랑말랑 Regular" w:hAnsi="한컴 말랑말랑 Regular"/>
                 <w:b w:val="false"/>
                 <w:bCs w:val="false"/>
                 <w:i w:val="false"/>
@@ -1837,7 +1856,7 @@
               <w:bottom w:val="single" w:color="D7E3EA" w:sz="8"/>
               <w:right w:val="single" w:color="D7E3EA" w:sz="8"/>
             </w:tcBorders>
-            <w:shd w:fill="FFF4CF" w:color="auto" w:val="clear"/>
+            <w:shd w:fill="E3F1FA" w:color="auto" w:val="clear"/>
             <w:tcMar>
               <w:top w:type="dxa" w:w="60"/>
               <w:left w:type="dxa" w:w="100"/>
@@ -1853,7 +1872,7 @@
             </w:pPr>
             <w:r>
               <w:rPr>
-                <w:rFonts w:ascii="맑은 고딕" w:cs="맑은 고딕" w:eastAsia="맑은 고딕" w:hAnsi="맑은 고딕"/>
+                <w:rFonts w:ascii="한컴 말랑말랑 Bold" w:cs="한컴 말랑말랑 Bold" w:eastAsia="한컴 말랑말랑 Bold" w:hAnsi="한컴 말랑말랑 Bold"/>
                 <w:b/>
                 <w:bCs/>
                 <w:i w:val="false"/>
@@ -1890,7 +1909,7 @@
             </w:pPr>
             <w:r>
               <w:rPr>
-                <w:rFonts w:ascii="맑은 고딕" w:cs="맑은 고딕" w:eastAsia="맑은 고딕" w:hAnsi="맑은 고딕"/>
+                <w:rFonts w:ascii="한컴 말랑말랑 Regular" w:cs="한컴 말랑말랑 Regular" w:eastAsia="한컴 말랑말랑 Regular" w:hAnsi="한컴 말랑말랑 Regular"/>
                 <w:b w:val="false"/>
                 <w:bCs w:val="false"/>
                 <w:i w:val="false"/>
@@ -1912,7 +1931,7 @@
               <w:bottom w:val="single" w:color="D7E3EA" w:sz="8"/>
               <w:right w:val="single" w:color="D7E3EA" w:sz="8"/>
             </w:tcBorders>
-            <w:shd w:fill="FFF4CF" w:color="auto" w:val="clear"/>
+            <w:shd w:fill="E3F1FA" w:color="auto" w:val="clear"/>
             <w:tcMar>
               <w:top w:type="dxa" w:w="60"/>
               <w:left w:type="dxa" w:w="100"/>
@@ -1928,7 +1947,7 @@
             </w:pPr>
             <w:r>
               <w:rPr>
-                <w:rFonts w:ascii="맑은 고딕" w:cs="맑은 고딕" w:eastAsia="맑은 고딕" w:hAnsi="맑은 고딕"/>
+                <w:rFonts w:ascii="한컴 말랑말랑 Bold" w:cs="한컴 말랑말랑 Bold" w:eastAsia="한컴 말랑말랑 Bold" w:hAnsi="한컴 말랑말랑 Bold"/>
                 <w:b/>
                 <w:bCs/>
                 <w:i w:val="false"/>
@@ -1965,7 +1984,7 @@
             </w:pPr>
             <w:r>
               <w:rPr>
-                <w:rFonts w:ascii="맑은 고딕" w:cs="맑은 고딕" w:eastAsia="맑은 고딕" w:hAnsi="맑은 고딕"/>
+                <w:rFonts w:ascii="한컴 말랑말랑 Regular" w:cs="한컴 말랑말랑 Regular" w:eastAsia="한컴 말랑말랑 Regular" w:hAnsi="한컴 말랑말랑 Regular"/>
                 <w:b w:val="false"/>
                 <w:bCs w:val="false"/>
                 <w:i w:val="false"/>
@@ -1986,7 +2005,7 @@
       </w:pPr>
       <w:r>
         <w:rPr>
-          <w:rFonts w:ascii="맑은 고딕" w:cs="맑은 고딕" w:eastAsia="맑은 고딕" w:hAnsi="맑은 고딕"/>
+          <w:rFonts w:ascii="한컴 말랑말랑 Regular" w:cs="한컴 말랑말랑 Regular" w:eastAsia="한컴 말랑말랑 Regular" w:hAnsi="한컴 말랑말랑 Regular"/>
           <w:b w:val="false"/>
           <w:bCs w:val="false"/>
           <w:i w:val="false"/>
@@ -2044,7 +2063,7 @@
             </w:pPr>
             <w:r>
               <w:rPr>
-                <w:rFonts w:ascii="맑은 고딕" w:cs="맑은 고딕" w:eastAsia="맑은 고딕" w:hAnsi="맑은 고딕"/>
+                <w:rFonts w:ascii="한컴 말랑말랑 Bold" w:cs="한컴 말랑말랑 Bold" w:eastAsia="한컴 말랑말랑 Bold" w:hAnsi="한컴 말랑말랑 Bold"/>
                 <w:b/>
                 <w:bCs/>
                 <w:i w:val="false"/>
@@ -2057,7 +2076,7 @@
             </w:r>
             <w:r>
               <w:rPr>
-                <w:rFonts w:ascii="맑은 고딕" w:cs="맑은 고딕" w:eastAsia="맑은 고딕" w:hAnsi="맑은 고딕"/>
+                <w:rFonts w:ascii="한컴 말랑말랑 Bold" w:cs="한컴 말랑말랑 Bold" w:eastAsia="한컴 말랑말랑 Bold" w:hAnsi="한컴 말랑말랑 Bold"/>
                 <w:b/>
                 <w:bCs/>
                 <w:i w:val="false"/>
@@ -2066,7 +2085,7 @@
                 <w:sz w:val="20"/>
                 <w:szCs w:val="20"/>
               </w:rPr>
-              <w:t xml:space="preserve">이 사람이 겪는 지구촌 문제는 무엇인가요? (한 문장)</w:t>
+              <w:t xml:space="preserve">😮 테아에게 어떤 어려움이 있나요? (한 문장으로)</w:t>
             </w:r>
           </w:p>
         </w:tc>
@@ -2117,7 +2136,7 @@
             </w:pPr>
             <w:r>
               <w:rPr>
-                <w:rFonts w:ascii="맑은 고딕" w:cs="맑은 고딕" w:eastAsia="맑은 고딕" w:hAnsi="맑은 고딕"/>
+                <w:rFonts w:ascii="한컴 말랑말랑 Regular" w:cs="한컴 말랑말랑 Regular" w:eastAsia="한컴 말랑말랑 Regular" w:hAnsi="한컴 말랑말랑 Regular"/>
                 <w:b w:val="false"/>
                 <w:bCs w:val="false"/>
                 <w:i w:val="false"/>
@@ -2138,7 +2157,7 @@
       </w:pPr>
       <w:r>
         <w:rPr>
-          <w:rFonts w:ascii="맑은 고딕" w:cs="맑은 고딕" w:eastAsia="맑은 고딕" w:hAnsi="맑은 고딕"/>
+          <w:rFonts w:ascii="한컴 말랑말랑 Regular" w:cs="한컴 말랑말랑 Regular" w:eastAsia="한컴 말랑말랑 Regular" w:hAnsi="한컴 말랑말랑 Regular"/>
           <w:b w:val="false"/>
           <w:bCs w:val="false"/>
           <w:i w:val="false"/>
@@ -2196,7 +2215,7 @@
             </w:pPr>
             <w:r>
               <w:rPr>
-                <w:rFonts w:ascii="맑은 고딕" w:cs="맑은 고딕" w:eastAsia="맑은 고딕" w:hAnsi="맑은 고딕"/>
+                <w:rFonts w:ascii="한컴 말랑말랑 Bold" w:cs="한컴 말랑말랑 Bold" w:eastAsia="한컴 말랑말랑 Bold" w:hAnsi="한컴 말랑말랑 Bold"/>
                 <w:b/>
                 <w:bCs/>
                 <w:i w:val="false"/>
@@ -2209,7 +2228,7 @@
             </w:r>
             <w:r>
               <w:rPr>
-                <w:rFonts w:ascii="맑은 고딕" w:cs="맑은 고딕" w:eastAsia="맑은 고딕" w:hAnsi="맑은 고딕"/>
+                <w:rFonts w:ascii="한컴 말랑말랑 Bold" w:cs="한컴 말랑말랑 Bold" w:eastAsia="한컴 말랑말랑 Bold" w:hAnsi="한컴 말랑말랑 Bold"/>
                 <w:b/>
                 <w:bCs/>
                 <w:i w:val="false"/>
@@ -2218,7 +2237,7 @@
                 <w:sz w:val="20"/>
                 <w:szCs w:val="20"/>
               </w:rPr>
-              <w:t xml:space="preserve">왜 생겼고, 생활이 어떻게 달라지나요? (원인 → 변화)</w:t>
+              <w:t xml:space="preserve">🔍 왜 그런 일이 생겼고, 생활은 어떻게 달라질까요? (원인 → 변화)</w:t>
             </w:r>
           </w:p>
         </w:tc>
@@ -2273,7 +2292,7 @@
             </w:pPr>
             <w:r>
               <w:rPr>
-                <w:rFonts w:ascii="맑은 고딕" w:cs="맑은 고딕" w:eastAsia="맑은 고딕" w:hAnsi="맑은 고딕"/>
+                <w:rFonts w:ascii="한컴 말랑말랑 Bold" w:cs="한컴 말랑말랑 Bold" w:eastAsia="한컴 말랑말랑 Bold" w:hAnsi="한컴 말랑말랑 Bold"/>
                 <w:b/>
                 <w:bCs/>
                 <w:i w:val="false"/>
@@ -2310,7 +2329,7 @@
             </w:pPr>
             <w:r>
               <w:rPr>
-                <w:rFonts w:ascii="맑은 고딕" w:cs="맑은 고딕" w:eastAsia="맑은 고딕" w:hAnsi="맑은 고딕"/>
+                <w:rFonts w:ascii="한컴 말랑말랑 Bold" w:cs="한컴 말랑말랑 Bold" w:eastAsia="한컴 말랑말랑 Bold" w:hAnsi="한컴 말랑말랑 Bold"/>
                 <w:b/>
                 <w:bCs/>
                 <w:i w:val="false"/>
@@ -2347,7 +2366,7 @@
             </w:pPr>
             <w:r>
               <w:rPr>
-                <w:rFonts w:ascii="맑은 고딕" w:cs="맑은 고딕" w:eastAsia="맑은 고딕" w:hAnsi="맑은 고딕"/>
+                <w:rFonts w:ascii="한컴 말랑말랑 Bold" w:cs="한컴 말랑말랑 Bold" w:eastAsia="한컴 말랑말랑 Bold" w:hAnsi="한컴 말랑말랑 Bold"/>
                 <w:b/>
                 <w:bCs/>
                 <w:i w:val="false"/>
@@ -2384,7 +2403,7 @@
             </w:pPr>
             <w:r>
               <w:rPr>
-                <w:rFonts w:ascii="맑은 고딕" w:cs="맑은 고딕" w:eastAsia="맑은 고딕" w:hAnsi="맑은 고딕"/>
+                <w:rFonts w:ascii="한컴 말랑말랑 Bold" w:cs="한컴 말랑말랑 Bold" w:eastAsia="한컴 말랑말랑 Bold" w:hAnsi="한컴 말랑말랑 Bold"/>
                 <w:b/>
                 <w:bCs/>
                 <w:i w:val="false"/>
@@ -2421,7 +2440,7 @@
             </w:pPr>
             <w:r>
               <w:rPr>
-                <w:rFonts w:ascii="맑은 고딕" w:cs="맑은 고딕" w:eastAsia="맑은 고딕" w:hAnsi="맑은 고딕"/>
+                <w:rFonts w:ascii="한컴 말랑말랑 Bold" w:cs="한컴 말랑말랑 Bold" w:eastAsia="한컴 말랑말랑 Bold" w:hAnsi="한컴 말랑말랑 Bold"/>
                 <w:b/>
                 <w:bCs/>
                 <w:i w:val="false"/>
@@ -2443,7 +2462,7 @@
       </w:pPr>
       <w:r>
         <w:rPr>
-          <w:rFonts w:ascii="맑은 고딕" w:cs="맑은 고딕" w:eastAsia="맑은 고딕" w:hAnsi="맑은 고딕"/>
+          <w:rFonts w:ascii="한컴 말랑말랑 Regular" w:cs="한컴 말랑말랑 Regular" w:eastAsia="한컴 말랑말랑 Regular" w:hAnsi="한컴 말랑말랑 Regular"/>
           <w:b w:val="false"/>
           <w:bCs w:val="false"/>
           <w:i w:val="false"/>
@@ -2461,7 +2480,7 @@
       </w:pPr>
       <w:r>
         <w:rPr>
-          <w:rFonts w:ascii="맑은 고딕" w:cs="맑은 고딕" w:eastAsia="맑은 고딕" w:hAnsi="맑은 고딕"/>
+          <w:rFonts w:ascii="한컴 말랑말랑 Regular" w:cs="한컴 말랑말랑 Regular" w:eastAsia="한컴 말랑말랑 Regular" w:hAnsi="한컴 말랑말랑 Regular"/>
           <w:b w:val="false"/>
           <w:bCs w:val="false"/>
           <w:i w:val="false"/>
@@ -2519,7 +2538,7 @@
             </w:pPr>
             <w:r>
               <w:rPr>
-                <w:rFonts w:ascii="맑은 고딕" w:cs="맑은 고딕" w:eastAsia="맑은 고딕" w:hAnsi="맑은 고딕"/>
+                <w:rFonts w:ascii="한컴 말랑말랑 Bold" w:cs="한컴 말랑말랑 Bold" w:eastAsia="한컴 말랑말랑 Bold" w:hAnsi="한컴 말랑말랑 Bold"/>
                 <w:b/>
                 <w:bCs/>
                 <w:i w:val="false"/>
@@ -2532,7 +2551,7 @@
             </w:r>
             <w:r>
               <w:rPr>
-                <w:rFonts w:ascii="맑은 고딕" w:cs="맑은 고딕" w:eastAsia="맑은 고딕" w:hAnsi="맑은 고딕"/>
+                <w:rFonts w:ascii="한컴 말랑말랑 Bold" w:cs="한컴 말랑말랑 Bold" w:eastAsia="한컴 말랑말랑 Bold" w:hAnsi="한컴 말랑말랑 Bold"/>
                 <w:b/>
                 <w:bCs/>
                 <w:i w:val="false"/>
@@ -2541,7 +2560,7 @@
                 <w:sz w:val="20"/>
                 <w:szCs w:val="20"/>
               </w:rPr>
-              <w:t xml:space="preserve">테아의 마음과 가장 필요한 것</w:t>
+              <w:t xml:space="preserve">💗 테아의 마음과 가장 필요한 것</w:t>
             </w:r>
           </w:p>
         </w:tc>
@@ -2578,7 +2597,7 @@
               <w:bottom w:val="single" w:color="D7E3EA" w:sz="8"/>
               <w:right w:val="single" w:color="D7E3EA" w:sz="8"/>
             </w:tcBorders>
-            <w:shd w:fill="FFF4CF" w:color="auto" w:val="clear"/>
+            <w:shd w:fill="E3F1FA" w:color="auto" w:val="clear"/>
             <w:tcMar>
               <w:top w:type="dxa" w:w="60"/>
               <w:left w:type="dxa" w:w="100"/>
@@ -2594,7 +2613,7 @@
             </w:pPr>
             <w:r>
               <w:rPr>
-                <w:rFonts w:ascii="맑은 고딕" w:cs="맑은 고딕" w:eastAsia="맑은 고딕" w:hAnsi="맑은 고딕"/>
+                <w:rFonts w:ascii="한컴 말랑말랑 Bold" w:cs="한컴 말랑말랑 Bold" w:eastAsia="한컴 말랑말랑 Bold" w:hAnsi="한컴 말랑말랑 Bold"/>
                 <w:b/>
                 <w:bCs/>
                 <w:i w:val="false"/>
@@ -2603,7 +2622,7 @@
                 <w:sz w:val="17"/>
                 <w:szCs w:val="17"/>
               </w:rPr>
-              <w:t xml:space="preserve">마음 (○ 표시)</w:t>
+              <w:t xml:space="preserve">마음은? (○)</w:t>
             </w:r>
           </w:p>
         </w:tc>
@@ -2631,16 +2650,16 @@
             </w:pPr>
             <w:r>
               <w:rPr>
-                <w:rFonts w:ascii="맑은 고딕" w:cs="맑은 고딕" w:eastAsia="맑은 고딕" w:hAnsi="맑은 고딕"/>
-                <w:b w:val="false"/>
-                <w:bCs w:val="false"/>
-                <w:i w:val="false"/>
-                <w:iCs w:val="false"/>
-                <w:color w:val="1D2B36"/>
-                <w:sz w:val="17"/>
-                <w:szCs w:val="17"/>
-              </w:rPr>
-              <w:t xml:space="preserve">○ 걱정   ○ 속상함   ○ 두려움   ○ 답답함   ○ 희망   ○ 용기   ○ 자랑스러움   ○ 그리움</w:t>
+                <w:rFonts w:ascii="한컴 말랑말랑 Regular" w:cs="한컴 말랑말랑 Regular" w:eastAsia="한컴 말랑말랑 Regular" w:hAnsi="한컴 말랑말랑 Regular"/>
+                <w:b w:val="false"/>
+                <w:bCs w:val="false"/>
+                <w:i w:val="false"/>
+                <w:iCs w:val="false"/>
+                <w:color w:val="1D2B36"/>
+                <w:sz w:val="16"/>
+                <w:szCs w:val="16"/>
+              </w:rPr>
+              <w:t xml:space="preserve">😟 걱정   😢 속상함   😨 두려움   😤 답답함   🌱 희망   💪 용기   😊 자랑스러움   🥹 그리움</w:t>
             </w:r>
           </w:p>
         </w:tc>
@@ -2659,7 +2678,7 @@
               <w:bottom w:val="single" w:color="D7E3EA" w:sz="8"/>
               <w:right w:val="single" w:color="D7E3EA" w:sz="8"/>
             </w:tcBorders>
-            <w:shd w:fill="FFF4CF" w:color="auto" w:val="clear"/>
+            <w:shd w:fill="E3F1FA" w:color="auto" w:val="clear"/>
             <w:tcMar>
               <w:top w:type="dxa" w:w="60"/>
               <w:left w:type="dxa" w:w="100"/>
@@ -2675,7 +2694,7 @@
             </w:pPr>
             <w:r>
               <w:rPr>
-                <w:rFonts w:ascii="맑은 고딕" w:cs="맑은 고딕" w:eastAsia="맑은 고딕" w:hAnsi="맑은 고딕"/>
+                <w:rFonts w:ascii="한컴 말랑말랑 Bold" w:cs="한컴 말랑말랑 Bold" w:eastAsia="한컴 말랑말랑 Bold" w:hAnsi="한컴 말랑말랑 Bold"/>
                 <w:b/>
                 <w:bCs/>
                 <w:i w:val="false"/>
@@ -2684,7 +2703,7 @@
                 <w:sz w:val="17"/>
                 <w:szCs w:val="17"/>
               </w:rPr>
-              <w:t xml:space="preserve">가장 필요한 것</w:t>
+              <w:t xml:space="preserve">가장 필요한 것은?</w:t>
             </w:r>
           </w:p>
         </w:tc>
@@ -2712,7 +2731,7 @@
             </w:pPr>
             <w:r>
               <w:rPr>
-                <w:rFonts w:ascii="맑은 고딕" w:cs="맑은 고딕" w:eastAsia="맑은 고딕" w:hAnsi="맑은 고딕"/>
+                <w:rFonts w:ascii="한컴 말랑말랑 Regular" w:cs="한컴 말랑말랑 Regular" w:eastAsia="한컴 말랑말랑 Regular" w:hAnsi="한컴 말랑말랑 Regular"/>
                 <w:b w:val="false"/>
                 <w:bCs w:val="false"/>
                 <w:i w:val="false"/>
@@ -2733,7 +2752,7 @@
       </w:pPr>
       <w:r>
         <w:rPr>
-          <w:rFonts w:ascii="맑은 고딕" w:cs="맑은 고딕" w:eastAsia="맑은 고딕" w:hAnsi="맑은 고딕"/>
+          <w:rFonts w:ascii="한컴 말랑말랑 Regular" w:cs="한컴 말랑말랑 Regular" w:eastAsia="한컴 말랑말랑 Regular" w:hAnsi="한컴 말랑말랑 Regular"/>
           <w:b w:val="false"/>
           <w:bCs w:val="false"/>
           <w:i w:val="false"/>
@@ -2791,7 +2810,7 @@
             </w:pPr>
             <w:r>
               <w:rPr>
-                <w:rFonts w:ascii="맑은 고딕" w:cs="맑은 고딕" w:eastAsia="맑은 고딕" w:hAnsi="맑은 고딕"/>
+                <w:rFonts w:ascii="한컴 말랑말랑 Bold" w:cs="한컴 말랑말랑 Bold" w:eastAsia="한컴 말랑말랑 Bold" w:hAnsi="한컴 말랑말랑 Bold"/>
                 <w:b/>
                 <w:bCs/>
                 <w:i w:val="false"/>
@@ -2804,7 +2823,7 @@
             </w:r>
             <w:r>
               <w:rPr>
-                <w:rFonts w:ascii="맑은 고딕" w:cs="맑은 고딕" w:eastAsia="맑은 고딕" w:hAnsi="맑은 고딕"/>
+                <w:rFonts w:ascii="한컴 말랑말랑 Bold" w:cs="한컴 말랑말랑 Bold" w:eastAsia="한컴 말랑말랑 Bold" w:hAnsi="한컴 말랑말랑 Bold"/>
                 <w:b/>
                 <w:bCs/>
                 <w:i w:val="false"/>
@@ -2813,7 +2832,7 @@
                 <w:sz w:val="20"/>
                 <w:szCs w:val="20"/>
               </w:rPr>
-              <w:t xml:space="preserve">내가 고른 방법 (하나에 ○ 하고 까닭을 써요)</w:t>
+              <w:t xml:space="preserve">🛠️ 내가 고른 방법은? (하나에 ○ 하고 까닭을 써요)</w:t>
             </w:r>
           </w:p>
         </w:tc>
@@ -2833,11 +2852,10 @@
         <w:tblLayout w:type="fixed"/>
       </w:tblPr>
       <w:tblGrid>
-        <w:gridCol w:w="600"/>
-        <w:gridCol w:w="1200"/>
-        <w:gridCol w:w="3303"/>
-        <w:gridCol w:w="1800"/>
-        <w:gridCol w:w="3303"/>
+        <w:gridCol w:w="2200"/>
+        <w:gridCol w:w="2903"/>
+        <w:gridCol w:w="2200"/>
+        <w:gridCol w:w="2903"/>
       </w:tblGrid>
       <w:tr>
         <w:trPr>
@@ -2869,7 +2887,7 @@
             </w:pPr>
             <w:r>
               <w:rPr>
-                <w:rFonts w:ascii="맑은 고딕" w:cs="맑은 고딕" w:eastAsia="맑은 고딕" w:hAnsi="맑은 고딕"/>
+                <w:rFonts w:ascii="한컴 말랑말랑 Bold" w:cs="한컴 말랑말랑 Bold" w:eastAsia="한컴 말랑말랑 Bold" w:hAnsi="한컴 말랑말랑 Bold"/>
                 <w:b/>
                 <w:bCs/>
                 <w:i w:val="false"/>
@@ -2906,7 +2924,7 @@
             </w:pPr>
             <w:r>
               <w:rPr>
-                <w:rFonts w:ascii="맑은 고딕" w:cs="맑은 고딕" w:eastAsia="맑은 고딕" w:hAnsi="맑은 고딕"/>
+                <w:rFonts w:ascii="한컴 말랑말랑 Regular" w:cs="한컴 말랑말랑 Regular" w:eastAsia="한컴 말랑말랑 Regular" w:hAnsi="한컴 말랑말랑 Regular"/>
                 <w:b w:val="false"/>
                 <w:bCs w:val="false"/>
                 <w:i w:val="false"/>
@@ -2950,7 +2968,7 @@
             </w:pPr>
             <w:r>
               <w:rPr>
-                <w:rFonts w:ascii="맑은 고딕" w:cs="맑은 고딕" w:eastAsia="맑은 고딕" w:hAnsi="맑은 고딕"/>
+                <w:rFonts w:ascii="한컴 말랑말랑 Bold" w:cs="한컴 말랑말랑 Bold" w:eastAsia="한컴 말랑말랑 Bold" w:hAnsi="한컴 말랑말랑 Bold"/>
                 <w:b/>
                 <w:bCs/>
                 <w:i w:val="false"/>
@@ -2987,7 +3005,7 @@
             </w:pPr>
             <w:r>
               <w:rPr>
-                <w:rFonts w:ascii="맑은 고딕" w:cs="맑은 고딕" w:eastAsia="맑은 고딕" w:hAnsi="맑은 고딕"/>
+                <w:rFonts w:ascii="한컴 말랑말랑 Regular" w:cs="한컴 말랑말랑 Regular" w:eastAsia="한컴 말랑말랑 Regular" w:hAnsi="한컴 말랑말랑 Regular"/>
                 <w:b w:val="false"/>
                 <w:bCs w:val="false"/>
                 <w:i w:val="false"/>
@@ -3031,7 +3049,7 @@
             </w:pPr>
             <w:r>
               <w:rPr>
-                <w:rFonts w:ascii="맑은 고딕" w:cs="맑은 고딕" w:eastAsia="맑은 고딕" w:hAnsi="맑은 고딕"/>
+                <w:rFonts w:ascii="한컴 말랑말랑 Bold" w:cs="한컴 말랑말랑 Bold" w:eastAsia="한컴 말랑말랑 Bold" w:hAnsi="한컴 말랑말랑 Bold"/>
                 <w:b/>
                 <w:bCs/>
                 <w:i w:val="false"/>
@@ -3068,7 +3086,7 @@
             </w:pPr>
             <w:r>
               <w:rPr>
-                <w:rFonts w:ascii="맑은 고딕" w:cs="맑은 고딕" w:eastAsia="맑은 고딕" w:hAnsi="맑은 고딕"/>
+                <w:rFonts w:ascii="한컴 말랑말랑 Regular" w:cs="한컴 말랑말랑 Regular" w:eastAsia="한컴 말랑말랑 Regular" w:hAnsi="한컴 말랑말랑 Regular"/>
                 <w:b w:val="false"/>
                 <w:bCs w:val="false"/>
                 <w:i w:val="false"/>
@@ -3089,14 +3107,14 @@
         </w:trPr>
         <w:tc>
           <w:tcPr>
-            <w:tcW w:type="dxa" w:w="1800"/>
-            <w:tcBorders>
-              <w:top w:val="single" w:color="D7E3EA" w:sz="8"/>
-              <w:left w:val="single" w:color="D7E3EA" w:sz="8"/>
-              <w:bottom w:val="single" w:color="D7E3EA" w:sz="8"/>
-              <w:right w:val="single" w:color="D7E3EA" w:sz="8"/>
-            </w:tcBorders>
-            <w:shd w:fill="FFF4CF" w:color="auto" w:val="clear"/>
+            <w:tcW w:type="dxa" w:w="2200"/>
+            <w:tcBorders>
+              <w:top w:val="single" w:color="D7E3EA" w:sz="8"/>
+              <w:left w:val="single" w:color="D7E3EA" w:sz="8"/>
+              <w:bottom w:val="single" w:color="D7E3EA" w:sz="8"/>
+              <w:right w:val="single" w:color="D7E3EA" w:sz="8"/>
+            </w:tcBorders>
+            <w:shd w:fill="E3F1FA" w:color="auto" w:val="clear"/>
             <w:tcMar>
               <w:top w:type="dxa" w:w="60"/>
               <w:left w:type="dxa" w:w="100"/>
@@ -3112,7 +3130,7 @@
             </w:pPr>
             <w:r>
               <w:rPr>
-                <w:rFonts w:ascii="맑은 고딕" w:cs="맑은 고딕" w:eastAsia="맑은 고딕" w:hAnsi="맑은 고딕"/>
+                <w:rFonts w:ascii="한컴 말랑말랑 Bold" w:cs="한컴 말랑말랑 Bold" w:eastAsia="한컴 말랑말랑 Bold" w:hAnsi="한컴 말랑말랑 Bold"/>
                 <w:b/>
                 <w:bCs/>
                 <w:i w:val="false"/>
@@ -3121,13 +3139,13 @@
                 <w:sz w:val="17"/>
                 <w:szCs w:val="17"/>
               </w:rPr>
-              <w:t xml:space="preserve">고른 까닭</w:t>
-            </w:r>
-          </w:p>
-        </w:tc>
-        <w:tc>
-          <w:tcPr>
-            <w:tcW w:type="dxa" w:w="8406"/>
+              <w:t xml:space="preserve">왜 골랐나요?</w:t>
+            </w:r>
+          </w:p>
+        </w:tc>
+        <w:tc>
+          <w:tcPr>
+            <w:tcW w:type="dxa" w:w="8006"/>
             <w:tcBorders>
               <w:top w:val="single" w:color="D7E3EA" w:sz="8"/>
               <w:left w:val="single" w:color="D7E3EA" w:sz="8"/>
@@ -3149,7 +3167,7 @@
             </w:pPr>
             <w:r>
               <w:rPr>
-                <w:rFonts w:ascii="맑은 고딕" w:cs="맑은 고딕" w:eastAsia="맑은 고딕" w:hAnsi="맑은 고딕"/>
+                <w:rFonts w:ascii="한컴 말랑말랑 Regular" w:cs="한컴 말랑말랑 Regular" w:eastAsia="한컴 말랑말랑 Regular" w:hAnsi="한컴 말랑말랑 Regular"/>
                 <w:b w:val="false"/>
                 <w:bCs w:val="false"/>
                 <w:i w:val="false"/>
@@ -3170,14 +3188,14 @@
         </w:trPr>
         <w:tc>
           <w:tcPr>
-            <w:tcW w:type="dxa" w:w="1800"/>
-            <w:tcBorders>
-              <w:top w:val="single" w:color="D7E3EA" w:sz="8"/>
-              <w:left w:val="single" w:color="D7E3EA" w:sz="8"/>
-              <w:bottom w:val="single" w:color="D7E3EA" w:sz="8"/>
-              <w:right w:val="single" w:color="D7E3EA" w:sz="8"/>
-            </w:tcBorders>
-            <w:shd w:fill="FFF4CF" w:color="auto" w:val="clear"/>
+            <w:tcW w:type="dxa" w:w="2200"/>
+            <w:tcBorders>
+              <w:top w:val="single" w:color="D7E3EA" w:sz="8"/>
+              <w:left w:val="single" w:color="D7E3EA" w:sz="8"/>
+              <w:bottom w:val="single" w:color="D7E3EA" w:sz="8"/>
+              <w:right w:val="single" w:color="D7E3EA" w:sz="8"/>
+            </w:tcBorders>
+            <w:shd w:fill="E3F1FA" w:color="auto" w:val="clear"/>
             <w:tcMar>
               <w:top w:type="dxa" w:w="60"/>
               <w:left w:type="dxa" w:w="100"/>
@@ -3193,7 +3211,7 @@
             </w:pPr>
             <w:r>
               <w:rPr>
-                <w:rFonts w:ascii="맑은 고딕" w:cs="맑은 고딕" w:eastAsia="맑은 고딕" w:hAnsi="맑은 고딕"/>
+                <w:rFonts w:ascii="한컴 말랑말랑 Bold" w:cs="한컴 말랑말랑 Bold" w:eastAsia="한컴 말랑말랑 Bold" w:hAnsi="한컴 말랑말랑 Bold"/>
                 <w:b/>
                 <w:bCs/>
                 <w:i w:val="false"/>
@@ -3202,13 +3220,13 @@
                 <w:sz w:val="17"/>
                 <w:szCs w:val="17"/>
               </w:rPr>
-              <w:t xml:space="preserve">좋은 점</w:t>
-            </w:r>
-          </w:p>
-        </w:tc>
-        <w:tc>
-          <w:tcPr>
-            <w:tcW w:type="dxa" w:w="3303"/>
+              <w:t xml:space="preserve">좋은 점 👍</w:t>
+            </w:r>
+          </w:p>
+        </w:tc>
+        <w:tc>
+          <w:tcPr>
+            <w:tcW w:type="dxa" w:w="2903"/>
             <w:tcBorders>
               <w:top w:val="single" w:color="D7E3EA" w:sz="8"/>
               <w:left w:val="single" w:color="D7E3EA" w:sz="8"/>
@@ -3230,7 +3248,7 @@
             </w:pPr>
             <w:r>
               <w:rPr>
-                <w:rFonts w:ascii="맑은 고딕" w:cs="맑은 고딕" w:eastAsia="맑은 고딕" w:hAnsi="맑은 고딕"/>
+                <w:rFonts w:ascii="한컴 말랑말랑 Regular" w:cs="한컴 말랑말랑 Regular" w:eastAsia="한컴 말랑말랑 Regular" w:hAnsi="한컴 말랑말랑 Regular"/>
                 <w:b w:val="false"/>
                 <w:bCs w:val="false"/>
                 <w:i w:val="false"/>
@@ -3245,14 +3263,14 @@
         </w:tc>
         <w:tc>
           <w:tcPr>
-            <w:tcW w:type="dxa" w:w="1800"/>
-            <w:tcBorders>
-              <w:top w:val="single" w:color="D7E3EA" w:sz="8"/>
-              <w:left w:val="single" w:color="D7E3EA" w:sz="8"/>
-              <w:bottom w:val="single" w:color="D7E3EA" w:sz="8"/>
-              <w:right w:val="single" w:color="D7E3EA" w:sz="8"/>
-            </w:tcBorders>
-            <w:shd w:fill="FFF4CF" w:color="auto" w:val="clear"/>
+            <w:tcW w:type="dxa" w:w="2200"/>
+            <w:tcBorders>
+              <w:top w:val="single" w:color="D7E3EA" w:sz="8"/>
+              <w:left w:val="single" w:color="D7E3EA" w:sz="8"/>
+              <w:bottom w:val="single" w:color="D7E3EA" w:sz="8"/>
+              <w:right w:val="single" w:color="D7E3EA" w:sz="8"/>
+            </w:tcBorders>
+            <w:shd w:fill="E3F1FA" w:color="auto" w:val="clear"/>
             <w:tcMar>
               <w:top w:type="dxa" w:w="60"/>
               <w:left w:type="dxa" w:w="100"/>
@@ -3268,7 +3286,7 @@
             </w:pPr>
             <w:r>
               <w:rPr>
-                <w:rFonts w:ascii="맑은 고딕" w:cs="맑은 고딕" w:eastAsia="맑은 고딕" w:hAnsi="맑은 고딕"/>
+                <w:rFonts w:ascii="한컴 말랑말랑 Bold" w:cs="한컴 말랑말랑 Bold" w:eastAsia="한컴 말랑말랑 Bold" w:hAnsi="한컴 말랑말랑 Bold"/>
                 <w:b/>
                 <w:bCs/>
                 <w:i w:val="false"/>
@@ -3277,13 +3295,13 @@
                 <w:sz w:val="17"/>
                 <w:szCs w:val="17"/>
               </w:rPr>
-              <w:t xml:space="preserve">어려운 점</w:t>
-            </w:r>
-          </w:p>
-        </w:tc>
-        <w:tc>
-          <w:tcPr>
-            <w:tcW w:type="dxa" w:w="3303"/>
+              <w:t xml:space="preserve">어려운 점 🤔</w:t>
+            </w:r>
+          </w:p>
+        </w:tc>
+        <w:tc>
+          <w:tcPr>
+            <w:tcW w:type="dxa" w:w="2903"/>
             <w:tcBorders>
               <w:top w:val="single" w:color="D7E3EA" w:sz="8"/>
               <w:left w:val="single" w:color="D7E3EA" w:sz="8"/>
@@ -3305,7 +3323,7 @@
             </w:pPr>
             <w:r>
               <w:rPr>
-                <w:rFonts w:ascii="맑은 고딕" w:cs="맑은 고딕" w:eastAsia="맑은 고딕" w:hAnsi="맑은 고딕"/>
+                <w:rFonts w:ascii="한컴 말랑말랑 Regular" w:cs="한컴 말랑말랑 Regular" w:eastAsia="한컴 말랑말랑 Regular" w:hAnsi="한컴 말랑말랑 Regular"/>
                 <w:b w:val="false"/>
                 <w:bCs w:val="false"/>
                 <w:i w:val="false"/>
@@ -3326,7 +3344,7 @@
       </w:pPr>
       <w:r>
         <w:rPr>
-          <w:rFonts w:ascii="맑은 고딕" w:cs="맑은 고딕" w:eastAsia="맑은 고딕" w:hAnsi="맑은 고딕"/>
+          <w:rFonts w:ascii="한컴 말랑말랑 Regular" w:cs="한컴 말랑말랑 Regular" w:eastAsia="한컴 말랑말랑 Regular" w:hAnsi="한컴 말랑말랑 Regular"/>
           <w:b w:val="false"/>
           <w:bCs w:val="false"/>
           <w:i w:val="false"/>
@@ -3384,7 +3402,7 @@
             </w:pPr>
             <w:r>
               <w:rPr>
-                <w:rFonts w:ascii="맑은 고딕" w:cs="맑은 고딕" w:eastAsia="맑은 고딕" w:hAnsi="맑은 고딕"/>
+                <w:rFonts w:ascii="한컴 말랑말랑 Bold" w:cs="한컴 말랑말랑 Bold" w:eastAsia="한컴 말랑말랑 Bold" w:hAnsi="한컴 말랑말랑 Bold"/>
                 <w:b/>
                 <w:bCs/>
                 <w:i w:val="false"/>
@@ -3397,7 +3415,7 @@
             </w:r>
             <w:r>
               <w:rPr>
-                <w:rFonts w:ascii="맑은 고딕" w:cs="맑은 고딕" w:eastAsia="맑은 고딕" w:hAnsi="맑은 고딕"/>
+                <w:rFonts w:ascii="한컴 말랑말랑 Bold" w:cs="한컴 말랑말랑 Bold" w:eastAsia="한컴 말랑말랑 Bold" w:hAnsi="한컴 말랑말랑 Bold"/>
                 <w:b/>
                 <w:bCs/>
                 <w:i w:val="false"/>
@@ -3406,7 +3424,7 @@
                 <w:sz w:val="20"/>
                 <w:szCs w:val="20"/>
               </w:rPr>
-              <w:t xml:space="preserve">이 방법을 함께할 사람은 누구인가요? (✓ 표시, 여러 개 가능)</w:t>
+              <w:t xml:space="preserve">🤝 누구와 함께하면 좋을까요? (✓ 여러 개 가능)</w:t>
             </w:r>
           </w:p>
         </w:tc>
@@ -3458,7 +3476,7 @@
             </w:pPr>
             <w:r>
               <w:rPr>
-                <w:rFonts w:ascii="맑은 고딕" w:cs="맑은 고딕" w:eastAsia="맑은 고딕" w:hAnsi="맑은 고딕"/>
+                <w:rFonts w:ascii="한컴 말랑말랑 Regular" w:cs="한컴 말랑말랑 Regular" w:eastAsia="한컴 말랑말랑 Regular" w:hAnsi="한컴 말랑말랑 Regular"/>
                 <w:b w:val="false"/>
                 <w:bCs w:val="false"/>
                 <w:i w:val="false"/>
@@ -3486,7 +3504,7 @@
               <w:bottom w:val="single" w:color="D7E3EA" w:sz="8"/>
               <w:right w:val="single" w:color="D7E3EA" w:sz="8"/>
             </w:tcBorders>
-            <w:shd w:fill="FFF4CF" w:color="auto" w:val="clear"/>
+            <w:shd w:fill="E3F1FA" w:color="auto" w:val="clear"/>
             <w:tcMar>
               <w:top w:type="dxa" w:w="60"/>
               <w:left w:type="dxa" w:w="100"/>
@@ -3502,7 +3520,7 @@
             </w:pPr>
             <w:r>
               <w:rPr>
-                <w:rFonts w:ascii="맑은 고딕" w:cs="맑은 고딕" w:eastAsia="맑은 고딕" w:hAnsi="맑은 고딕"/>
+                <w:rFonts w:ascii="한컴 말랑말랑 Bold" w:cs="한컴 말랑말랑 Bold" w:eastAsia="한컴 말랑말랑 Bold" w:hAnsi="한컴 말랑말랑 Bold"/>
                 <w:b/>
                 <w:bCs/>
                 <w:i w:val="false"/>
@@ -3511,7 +3529,7 @@
                 <w:sz w:val="17"/>
                 <w:szCs w:val="17"/>
               </w:rPr>
-              <w:t xml:space="preserve">왜 그 사람인가요?</w:t>
+              <w:t xml:space="preserve">왜 그렇게 생각했나요?</w:t>
             </w:r>
           </w:p>
         </w:tc>
@@ -3539,7 +3557,7 @@
             </w:pPr>
             <w:r>
               <w:rPr>
-                <w:rFonts w:ascii="맑은 고딕" w:cs="맑은 고딕" w:eastAsia="맑은 고딕" w:hAnsi="맑은 고딕"/>
+                <w:rFonts w:ascii="한컴 말랑말랑 Regular" w:cs="한컴 말랑말랑 Regular" w:eastAsia="한컴 말랑말랑 Regular" w:hAnsi="한컴 말랑말랑 Regular"/>
                 <w:b w:val="false"/>
                 <w:bCs w:val="false"/>
                 <w:i w:val="false"/>
@@ -3560,7 +3578,7 @@
       </w:pPr>
       <w:r>
         <w:rPr>
-          <w:rFonts w:ascii="맑은 고딕" w:cs="맑은 고딕" w:eastAsia="맑은 고딕" w:hAnsi="맑은 고딕"/>
+          <w:rFonts w:ascii="한컴 말랑말랑 Regular" w:cs="한컴 말랑말랑 Regular" w:eastAsia="한컴 말랑말랑 Regular" w:hAnsi="한컴 말랑말랑 Regular"/>
           <w:b w:val="false"/>
           <w:bCs w:val="false"/>
           <w:i w:val="false"/>
@@ -3618,7 +3636,7 @@
             </w:pPr>
             <w:r>
               <w:rPr>
-                <w:rFonts w:ascii="맑은 고딕" w:cs="맑은 고딕" w:eastAsia="맑은 고딕" w:hAnsi="맑은 고딕"/>
+                <w:rFonts w:ascii="한컴 말랑말랑 Bold" w:cs="한컴 말랑말랑 Bold" w:eastAsia="한컴 말랑말랑 Bold" w:hAnsi="한컴 말랑말랑 Bold"/>
                 <w:b/>
                 <w:bCs/>
                 <w:i w:val="false"/>
@@ -3631,7 +3649,7 @@
             </w:r>
             <w:r>
               <w:rPr>
-                <w:rFonts w:ascii="맑은 고딕" w:cs="맑은 고딕" w:eastAsia="맑은 고딕" w:hAnsi="맑은 고딕"/>
+                <w:rFonts w:ascii="한컴 말랑말랑 Bold" w:cs="한컴 말랑말랑 Bold" w:eastAsia="한컴 말랑말랑 Bold" w:hAnsi="한컴 말랑말랑 Bold"/>
                 <w:b/>
                 <w:bCs/>
                 <w:i w:val="false"/>
@@ -3640,7 +3658,7 @@
                 <w:sz w:val="20"/>
                 <w:szCs w:val="20"/>
               </w:rPr>
-              <w:t xml:space="preserve">공감 한 줄</w:t>
+              <w:t xml:space="preserve">💬 내가 테아(이)라면… (마음속 한 줄)</w:t>
             </w:r>
           </w:p>
         </w:tc>
@@ -3692,7 +3710,7 @@
             </w:pPr>
             <w:r>
               <w:rPr>
-                <w:rFonts w:ascii="맑은 고딕" w:cs="맑은 고딕" w:eastAsia="맑은 고딕" w:hAnsi="맑은 고딕"/>
+                <w:rFonts w:ascii="한컴 말랑말랑 Bold" w:cs="한컴 말랑말랑 Bold" w:eastAsia="한컴 말랑말랑 Bold" w:hAnsi="한컴 말랑말랑 Bold"/>
                 <w:b/>
                 <w:bCs/>
                 <w:i w:val="false"/>
@@ -3705,7 +3723,7 @@
             </w:r>
             <w:r>
               <w:rPr>
-                <w:rFonts w:ascii="맑은 고딕" w:cs="맑은 고딕" w:eastAsia="맑은 고딕" w:hAnsi="맑은 고딕"/>
+                <w:rFonts w:ascii="한컴 말랑말랑 Regular" w:cs="한컴 말랑말랑 Regular" w:eastAsia="한컴 말랑말랑 Regular" w:hAnsi="한컴 말랑말랑 Regular"/>
                 <w:b w:val="false"/>
                 <w:bCs w:val="false"/>
                 <w:i w:val="false"/>
@@ -3724,7 +3742,7 @@
             </w:pPr>
             <w:r>
               <w:rPr>
-                <w:rFonts w:ascii="맑은 고딕" w:cs="맑은 고딕" w:eastAsia="맑은 고딕" w:hAnsi="맑은 고딕"/>
+                <w:rFonts w:ascii="한컴 말랑말랑 Regular" w:cs="한컴 말랑말랑 Regular" w:eastAsia="한컴 말랑말랑 Regular" w:hAnsi="한컴 말랑말랑 Regular"/>
                 <w:b w:val="false"/>
                 <w:bCs w:val="false"/>
                 <w:i w:val="false"/>
@@ -3761,7 +3779,7 @@
             </w:pPr>
             <w:r>
               <w:rPr>
-                <w:rFonts w:ascii="맑은 고딕" w:cs="맑은 고딕" w:eastAsia="맑은 고딕" w:hAnsi="맑은 고딕"/>
+                <w:rFonts w:ascii="한컴 말랑말랑 Bold" w:cs="한컴 말랑말랑 Bold" w:eastAsia="한컴 말랑말랑 Bold" w:hAnsi="한컴 말랑말랑 Bold"/>
                 <w:b/>
                 <w:bCs/>
                 <w:i w:val="false"/>
@@ -3780,7 +3798,7 @@
             </w:pPr>
             <w:r>
               <w:rPr>
-                <w:rFonts w:ascii="맑은 고딕" w:cs="맑은 고딕" w:eastAsia="맑은 고딕" w:hAnsi="맑은 고딕"/>
+                <w:rFonts w:ascii="한컴 말랑말랑 Regular" w:cs="한컴 말랑말랑 Regular" w:eastAsia="한컴 말랑말랑 Regular" w:hAnsi="한컴 말랑말랑 Regular"/>
                 <w:b w:val="false"/>
                 <w:bCs w:val="false"/>
                 <w:i w:val="false"/>
@@ -3799,7 +3817,7 @@
             </w:pPr>
             <w:r>
               <w:rPr>
-                <w:rFonts w:ascii="맑은 고딕" w:cs="맑은 고딕" w:eastAsia="맑은 고딕" w:hAnsi="맑은 고딕"/>
+                <w:rFonts w:ascii="한컴 말랑말랑 Regular" w:cs="한컴 말랑말랑 Regular" w:eastAsia="한컴 말랑말랑 Regular" w:hAnsi="한컴 말랑말랑 Regular"/>
                 <w:b w:val="false"/>
                 <w:bCs w:val="false"/>
                 <w:i w:val="false"/>
@@ -3821,7 +3839,7 @@
       </w:pPr>
       <w:r>
         <w:rPr>
-          <w:rFonts w:ascii="맑은 고딕" w:cs="맑은 고딕" w:eastAsia="맑은 고딕" w:hAnsi="맑은 고딕"/>
+          <w:rFonts w:ascii="한컴 말랑말랑 Regular" w:cs="한컴 말랑말랑 Regular" w:eastAsia="한컴 말랑말랑 Regular" w:hAnsi="한컴 말랑말랑 Regular"/>
           <w:b w:val="false"/>
           <w:bCs w:val="false"/>
           <w:i w:val="false"/>
@@ -3943,12 +3961,12 @@
             </w:pPr>
             <w:r>
               <w:rPr>
-                <w:rFonts w:ascii="맑은 고딕" w:cs="맑은 고딕" w:eastAsia="맑은 고딕" w:hAnsi="맑은 고딕"/>
-                <w:b/>
-                <w:bCs/>
-                <w:i w:val="false"/>
-                <w:iCs w:val="false"/>
-                <w:color w:val="225F88"/>
+                <w:rFonts w:ascii="한컴 말랑말랑 Bold" w:cs="한컴 말랑말랑 Bold" w:eastAsia="한컴 말랑말랑 Bold" w:hAnsi="한컴 말랑말랑 Bold"/>
+                <w:b/>
+                <w:bCs/>
+                <w:i w:val="false"/>
+                <w:iCs w:val="false"/>
+                <w:color w:val="9A5A12"/>
                 <w:sz w:val="26"/>
                 <w:szCs w:val="26"/>
               </w:rPr>
@@ -3962,7 +3980,7 @@
             </w:pPr>
             <w:r>
               <w:rPr>
-                <w:rFonts w:ascii="맑은 고딕" w:cs="맑은 고딕" w:eastAsia="맑은 고딕" w:hAnsi="맑은 고딕"/>
+                <w:rFonts w:ascii="한컴 말랑말랑 Regular" w:cs="한컴 말랑말랑 Regular" w:eastAsia="한컴 말랑말랑 Regular" w:hAnsi="한컴 말랑말랑 Regular"/>
                 <w:b w:val="false"/>
                 <w:bCs w:val="false"/>
                 <w:i w:val="false"/>
@@ -3971,7 +3989,26 @@
                 <w:sz w:val="15"/>
                 <w:szCs w:val="15"/>
               </w:rPr>
-              <w:t xml:space="preserve">말리 농부 · 주제: 가뭄 · 식량 부족 · 가난 · 대화 끝의 [학습 정리]를 보고 적어요.</w:t>
+              <w:t xml:space="preserve">말리 농부 · 가뭄 · 식량 부족 · 가난 · 대화 끝에 나오는 [학습 정리]를 보고 적어요.</w:t>
+            </w:r>
+          </w:p>
+          <w:p>
+            <w:pPr>
+              <w:spacing w:before="0" w:after="0" w:line="260"/>
+              <w:jc w:val="left"/>
+            </w:pPr>
+            <w:r>
+              <w:rPr>
+                <w:rFonts w:ascii="한컴 말랑말랑 Bold" w:cs="한컴 말랑말랑 Bold" w:eastAsia="한컴 말랑말랑 Bold" w:hAnsi="한컴 말랑말랑 Bold"/>
+                <w:b/>
+                <w:bCs/>
+                <w:i w:val="false"/>
+                <w:iCs w:val="false"/>
+                <w:color w:val="9A5A12"/>
+                <w:sz w:val="15"/>
+                <w:szCs w:val="15"/>
+              </w:rPr>
+              <w:t xml:space="preserve"> 우리 마을 이야기를 잘 들어 주었구나 🌾 </w:t>
             </w:r>
           </w:p>
         </w:tc>
@@ -3999,7 +4036,7 @@
             </w:pPr>
             <w:r>
               <w:rPr>
-                <w:rFonts w:ascii="맑은 고딕" w:cs="맑은 고딕" w:eastAsia="맑은 고딕" w:hAnsi="맑은 고딕"/>
+                <w:rFonts w:ascii="한컴 말랑말랑 Regular" w:cs="한컴 말랑말랑 Regular" w:eastAsia="한컴 말랑말랑 Regular" w:hAnsi="한컴 말랑말랑 Regular"/>
                 <w:b w:val="false"/>
                 <w:bCs w:val="false"/>
                 <w:i w:val="false"/>
@@ -4018,7 +4055,7 @@
             </w:pPr>
             <w:r>
               <w:rPr>
-                <w:rFonts w:ascii="맑은 고딕" w:cs="맑은 고딕" w:eastAsia="맑은 고딕" w:hAnsi="맑은 고딕"/>
+                <w:rFonts w:ascii="한컴 말랑말랑 Regular" w:cs="한컴 말랑말랑 Regular" w:eastAsia="한컴 말랑말랑 Regular" w:hAnsi="한컴 말랑말랑 Regular"/>
                 <w:b w:val="false"/>
                 <w:bCs w:val="false"/>
                 <w:i w:val="false"/>
@@ -4036,7 +4073,7 @@
     <w:p>
       <w:pPr>
         <w:pBdr>
-          <w:bottom w:val="single" w:color="FFC93C" w:sz="12" w:space="1"/>
+          <w:bottom w:val="single" w:color="D9822B" w:sz="12" w:space="1"/>
         </w:pBdr>
         <w:spacing w:after="60"/>
       </w:pPr>
@@ -4066,12 +4103,12 @@
           <w:tcPr>
             <w:tcW w:type="dxa" w:w="10506"/>
             <w:tcBorders>
-              <w:top w:val="single" w:color="2F7FB5" w:sz="8"/>
-              <w:left w:val="single" w:color="2F7FB5" w:sz="8"/>
-              <w:bottom w:val="single" w:color="2F7FB5" w:sz="8"/>
-              <w:right w:val="single" w:color="2F7FB5" w:sz="8"/>
-            </w:tcBorders>
-            <w:shd w:fill="2F7FB5" w:color="auto" w:val="clear"/>
+              <w:top w:val="single" w:color="D9822B" w:sz="8"/>
+              <w:left w:val="single" w:color="D9822B" w:sz="8"/>
+              <w:bottom w:val="single" w:color="D9822B" w:sz="8"/>
+              <w:right w:val="single" w:color="D9822B" w:sz="8"/>
+            </w:tcBorders>
+            <w:shd w:fill="D9822B" w:color="auto" w:val="clear"/>
             <w:tcMar>
               <w:top w:type="dxa" w:w="60"/>
               <w:left w:type="dxa" w:w="100"/>
@@ -4087,7 +4124,7 @@
             </w:pPr>
             <w:r>
               <w:rPr>
-                <w:rFonts w:ascii="맑은 고딕" w:cs="맑은 고딕" w:eastAsia="맑은 고딕" w:hAnsi="맑은 고딕"/>
+                <w:rFonts w:ascii="한컴 말랑말랑 Bold" w:cs="한컴 말랑말랑 Bold" w:eastAsia="한컴 말랑말랑 Bold" w:hAnsi="한컴 말랑말랑 Bold"/>
                 <w:b/>
                 <w:bCs/>
                 <w:i w:val="false"/>
@@ -4100,7 +4137,7 @@
             </w:r>
             <w:r>
               <w:rPr>
-                <w:rFonts w:ascii="맑은 고딕" w:cs="맑은 고딕" w:eastAsia="맑은 고딕" w:hAnsi="맑은 고딕"/>
+                <w:rFonts w:ascii="한컴 말랑말랑 Bold" w:cs="한컴 말랑말랑 Bold" w:eastAsia="한컴 말랑말랑 Bold" w:hAnsi="한컴 말랑말랑 Bold"/>
                 <w:b/>
                 <w:bCs/>
                 <w:i w:val="false"/>
@@ -4109,7 +4146,7 @@
                 <w:sz w:val="20"/>
                 <w:szCs w:val="20"/>
               </w:rPr>
-              <w:t xml:space="preserve">만난 사람</w:t>
+              <w:t xml:space="preserve">👋 내가 만난 사람</w:t>
             </w:r>
           </w:p>
         </w:tc>
@@ -4150,7 +4187,7 @@
               <w:bottom w:val="single" w:color="D7E3EA" w:sz="8"/>
               <w:right w:val="single" w:color="D7E3EA" w:sz="8"/>
             </w:tcBorders>
-            <w:shd w:fill="FFF4CF" w:color="auto" w:val="clear"/>
+            <w:shd w:fill="FDEEDC" w:color="auto" w:val="clear"/>
             <w:tcMar>
               <w:top w:type="dxa" w:w="60"/>
               <w:left w:type="dxa" w:w="100"/>
@@ -4166,7 +4203,7 @@
             </w:pPr>
             <w:r>
               <w:rPr>
-                <w:rFonts w:ascii="맑은 고딕" w:cs="맑은 고딕" w:eastAsia="맑은 고딕" w:hAnsi="맑은 고딕"/>
+                <w:rFonts w:ascii="한컴 말랑말랑 Bold" w:cs="한컴 말랑말랑 Bold" w:eastAsia="한컴 말랑말랑 Bold" w:hAnsi="한컴 말랑말랑 Bold"/>
                 <w:b/>
                 <w:bCs/>
                 <w:i w:val="false"/>
@@ -4203,7 +4240,7 @@
             </w:pPr>
             <w:r>
               <w:rPr>
-                <w:rFonts w:ascii="맑은 고딕" w:cs="맑은 고딕" w:eastAsia="맑은 고딕" w:hAnsi="맑은 고딕"/>
+                <w:rFonts w:ascii="한컴 말랑말랑 Regular" w:cs="한컴 말랑말랑 Regular" w:eastAsia="한컴 말랑말랑 Regular" w:hAnsi="한컴 말랑말랑 Regular"/>
                 <w:b w:val="false"/>
                 <w:bCs w:val="false"/>
                 <w:i w:val="false"/>
@@ -4225,7 +4262,7 @@
               <w:bottom w:val="single" w:color="D7E3EA" w:sz="8"/>
               <w:right w:val="single" w:color="D7E3EA" w:sz="8"/>
             </w:tcBorders>
-            <w:shd w:fill="FFF4CF" w:color="auto" w:val="clear"/>
+            <w:shd w:fill="FDEEDC" w:color="auto" w:val="clear"/>
             <w:tcMar>
               <w:top w:type="dxa" w:w="60"/>
               <w:left w:type="dxa" w:w="100"/>
@@ -4241,7 +4278,7 @@
             </w:pPr>
             <w:r>
               <w:rPr>
-                <w:rFonts w:ascii="맑은 고딕" w:cs="맑은 고딕" w:eastAsia="맑은 고딕" w:hAnsi="맑은 고딕"/>
+                <w:rFonts w:ascii="한컴 말랑말랑 Bold" w:cs="한컴 말랑말랑 Bold" w:eastAsia="한컴 말랑말랑 Bold" w:hAnsi="한컴 말랑말랑 Bold"/>
                 <w:b/>
                 <w:bCs/>
                 <w:i w:val="false"/>
@@ -4278,7 +4315,7 @@
             </w:pPr>
             <w:r>
               <w:rPr>
-                <w:rFonts w:ascii="맑은 고딕" w:cs="맑은 고딕" w:eastAsia="맑은 고딕" w:hAnsi="맑은 고딕"/>
+                <w:rFonts w:ascii="한컴 말랑말랑 Regular" w:cs="한컴 말랑말랑 Regular" w:eastAsia="한컴 말랑말랑 Regular" w:hAnsi="한컴 말랑말랑 Regular"/>
                 <w:b w:val="false"/>
                 <w:bCs w:val="false"/>
                 <w:i w:val="false"/>
@@ -4300,7 +4337,7 @@
               <w:bottom w:val="single" w:color="D7E3EA" w:sz="8"/>
               <w:right w:val="single" w:color="D7E3EA" w:sz="8"/>
             </w:tcBorders>
-            <w:shd w:fill="FFF4CF" w:color="auto" w:val="clear"/>
+            <w:shd w:fill="FDEEDC" w:color="auto" w:val="clear"/>
             <w:tcMar>
               <w:top w:type="dxa" w:w="60"/>
               <w:left w:type="dxa" w:w="100"/>
@@ -4316,7 +4353,7 @@
             </w:pPr>
             <w:r>
               <w:rPr>
-                <w:rFonts w:ascii="맑은 고딕" w:cs="맑은 고딕" w:eastAsia="맑은 고딕" w:hAnsi="맑은 고딕"/>
+                <w:rFonts w:ascii="한컴 말랑말랑 Bold" w:cs="한컴 말랑말랑 Bold" w:eastAsia="한컴 말랑말랑 Bold" w:hAnsi="한컴 말랑말랑 Bold"/>
                 <w:b/>
                 <w:bCs/>
                 <w:i w:val="false"/>
@@ -4353,7 +4390,7 @@
             </w:pPr>
             <w:r>
               <w:rPr>
-                <w:rFonts w:ascii="맑은 고딕" w:cs="맑은 고딕" w:eastAsia="맑은 고딕" w:hAnsi="맑은 고딕"/>
+                <w:rFonts w:ascii="한컴 말랑말랑 Regular" w:cs="한컴 말랑말랑 Regular" w:eastAsia="한컴 말랑말랑 Regular" w:hAnsi="한컴 말랑말랑 Regular"/>
                 <w:b w:val="false"/>
                 <w:bCs w:val="false"/>
                 <w:i w:val="false"/>
@@ -4374,7 +4411,7 @@
       </w:pPr>
       <w:r>
         <w:rPr>
-          <w:rFonts w:ascii="맑은 고딕" w:cs="맑은 고딕" w:eastAsia="맑은 고딕" w:hAnsi="맑은 고딕"/>
+          <w:rFonts w:ascii="한컴 말랑말랑 Regular" w:cs="한컴 말랑말랑 Regular" w:eastAsia="한컴 말랑말랑 Regular" w:hAnsi="한컴 말랑말랑 Regular"/>
           <w:b w:val="false"/>
           <w:bCs w:val="false"/>
           <w:i w:val="false"/>
@@ -4411,12 +4448,12 @@
           <w:tcPr>
             <w:tcW w:type="dxa" w:w="10506"/>
             <w:tcBorders>
-              <w:top w:val="single" w:color="2F7FB5" w:sz="8"/>
-              <w:left w:val="single" w:color="2F7FB5" w:sz="8"/>
-              <w:bottom w:val="single" w:color="2F7FB5" w:sz="8"/>
-              <w:right w:val="single" w:color="2F7FB5" w:sz="8"/>
-            </w:tcBorders>
-            <w:shd w:fill="2F7FB5" w:color="auto" w:val="clear"/>
+              <w:top w:val="single" w:color="D9822B" w:sz="8"/>
+              <w:left w:val="single" w:color="D9822B" w:sz="8"/>
+              <w:bottom w:val="single" w:color="D9822B" w:sz="8"/>
+              <w:right w:val="single" w:color="D9822B" w:sz="8"/>
+            </w:tcBorders>
+            <w:shd w:fill="D9822B" w:color="auto" w:val="clear"/>
             <w:tcMar>
               <w:top w:type="dxa" w:w="60"/>
               <w:left w:type="dxa" w:w="100"/>
@@ -4432,7 +4469,7 @@
             </w:pPr>
             <w:r>
               <w:rPr>
-                <w:rFonts w:ascii="맑은 고딕" w:cs="맑은 고딕" w:eastAsia="맑은 고딕" w:hAnsi="맑은 고딕"/>
+                <w:rFonts w:ascii="한컴 말랑말랑 Bold" w:cs="한컴 말랑말랑 Bold" w:eastAsia="한컴 말랑말랑 Bold" w:hAnsi="한컴 말랑말랑 Bold"/>
                 <w:b/>
                 <w:bCs/>
                 <w:i w:val="false"/>
@@ -4445,7 +4482,7 @@
             </w:r>
             <w:r>
               <w:rPr>
-                <w:rFonts w:ascii="맑은 고딕" w:cs="맑은 고딕" w:eastAsia="맑은 고딕" w:hAnsi="맑은 고딕"/>
+                <w:rFonts w:ascii="한컴 말랑말랑 Bold" w:cs="한컴 말랑말랑 Bold" w:eastAsia="한컴 말랑말랑 Bold" w:hAnsi="한컴 말랑말랑 Bold"/>
                 <w:b/>
                 <w:bCs/>
                 <w:i w:val="false"/>
@@ -4454,7 +4491,7 @@
                 <w:sz w:val="20"/>
                 <w:szCs w:val="20"/>
               </w:rPr>
-              <w:t xml:space="preserve">이 사람이 겪는 지구촌 문제는 무엇인가요? (한 문장)</w:t>
+              <w:t xml:space="preserve">😮 세이두에게 어떤 어려움이 있나요? (한 문장으로)</w:t>
             </w:r>
           </w:p>
         </w:tc>
@@ -4505,7 +4542,7 @@
             </w:pPr>
             <w:r>
               <w:rPr>
-                <w:rFonts w:ascii="맑은 고딕" w:cs="맑은 고딕" w:eastAsia="맑은 고딕" w:hAnsi="맑은 고딕"/>
+                <w:rFonts w:ascii="한컴 말랑말랑 Regular" w:cs="한컴 말랑말랑 Regular" w:eastAsia="한컴 말랑말랑 Regular" w:hAnsi="한컴 말랑말랑 Regular"/>
                 <w:b w:val="false"/>
                 <w:bCs w:val="false"/>
                 <w:i w:val="false"/>
@@ -4526,7 +4563,7 @@
       </w:pPr>
       <w:r>
         <w:rPr>
-          <w:rFonts w:ascii="맑은 고딕" w:cs="맑은 고딕" w:eastAsia="맑은 고딕" w:hAnsi="맑은 고딕"/>
+          <w:rFonts w:ascii="한컴 말랑말랑 Regular" w:cs="한컴 말랑말랑 Regular" w:eastAsia="한컴 말랑말랑 Regular" w:hAnsi="한컴 말랑말랑 Regular"/>
           <w:b w:val="false"/>
           <w:bCs w:val="false"/>
           <w:i w:val="false"/>
@@ -4563,12 +4600,12 @@
           <w:tcPr>
             <w:tcW w:type="dxa" w:w="10506"/>
             <w:tcBorders>
-              <w:top w:val="single" w:color="2F7FB5" w:sz="8"/>
-              <w:left w:val="single" w:color="2F7FB5" w:sz="8"/>
-              <w:bottom w:val="single" w:color="2F7FB5" w:sz="8"/>
-              <w:right w:val="single" w:color="2F7FB5" w:sz="8"/>
-            </w:tcBorders>
-            <w:shd w:fill="2F7FB5" w:color="auto" w:val="clear"/>
+              <w:top w:val="single" w:color="D9822B" w:sz="8"/>
+              <w:left w:val="single" w:color="D9822B" w:sz="8"/>
+              <w:bottom w:val="single" w:color="D9822B" w:sz="8"/>
+              <w:right w:val="single" w:color="D9822B" w:sz="8"/>
+            </w:tcBorders>
+            <w:shd w:fill="D9822B" w:color="auto" w:val="clear"/>
             <w:tcMar>
               <w:top w:type="dxa" w:w="60"/>
               <w:left w:type="dxa" w:w="100"/>
@@ -4584,7 +4621,7 @@
             </w:pPr>
             <w:r>
               <w:rPr>
-                <w:rFonts w:ascii="맑은 고딕" w:cs="맑은 고딕" w:eastAsia="맑은 고딕" w:hAnsi="맑은 고딕"/>
+                <w:rFonts w:ascii="한컴 말랑말랑 Bold" w:cs="한컴 말랑말랑 Bold" w:eastAsia="한컴 말랑말랑 Bold" w:hAnsi="한컴 말랑말랑 Bold"/>
                 <w:b/>
                 <w:bCs/>
                 <w:i w:val="false"/>
@@ -4597,7 +4634,7 @@
             </w:r>
             <w:r>
               <w:rPr>
-                <w:rFonts w:ascii="맑은 고딕" w:cs="맑은 고딕" w:eastAsia="맑은 고딕" w:hAnsi="맑은 고딕"/>
+                <w:rFonts w:ascii="한컴 말랑말랑 Bold" w:cs="한컴 말랑말랑 Bold" w:eastAsia="한컴 말랑말랑 Bold" w:hAnsi="한컴 말랑말랑 Bold"/>
                 <w:b/>
                 <w:bCs/>
                 <w:i w:val="false"/>
@@ -4606,7 +4643,7 @@
                 <w:sz w:val="20"/>
                 <w:szCs w:val="20"/>
               </w:rPr>
-              <w:t xml:space="preserve">왜 생겼고, 생활이 어떻게 달라지나요? (원인 → 변화)</w:t>
+              <w:t xml:space="preserve">🔍 왜 그런 일이 생겼고, 생활은 어떻게 달라질까요? (원인 → 변화)</w:t>
             </w:r>
           </w:p>
         </w:tc>
@@ -4661,7 +4698,7 @@
             </w:pPr>
             <w:r>
               <w:rPr>
-                <w:rFonts w:ascii="맑은 고딕" w:cs="맑은 고딕" w:eastAsia="맑은 고딕" w:hAnsi="맑은 고딕"/>
+                <w:rFonts w:ascii="한컴 말랑말랑 Bold" w:cs="한컴 말랑말랑 Bold" w:eastAsia="한컴 말랑말랑 Bold" w:hAnsi="한컴 말랑말랑 Bold"/>
                 <w:b/>
                 <w:bCs/>
                 <w:i w:val="false"/>
@@ -4698,7 +4735,7 @@
             </w:pPr>
             <w:r>
               <w:rPr>
-                <w:rFonts w:ascii="맑은 고딕" w:cs="맑은 고딕" w:eastAsia="맑은 고딕" w:hAnsi="맑은 고딕"/>
+                <w:rFonts w:ascii="한컴 말랑말랑 Bold" w:cs="한컴 말랑말랑 Bold" w:eastAsia="한컴 말랑말랑 Bold" w:hAnsi="한컴 말랑말랑 Bold"/>
                 <w:b/>
                 <w:bCs/>
                 <w:i w:val="false"/>
@@ -4735,7 +4772,7 @@
             </w:pPr>
             <w:r>
               <w:rPr>
-                <w:rFonts w:ascii="맑은 고딕" w:cs="맑은 고딕" w:eastAsia="맑은 고딕" w:hAnsi="맑은 고딕"/>
+                <w:rFonts w:ascii="한컴 말랑말랑 Bold" w:cs="한컴 말랑말랑 Bold" w:eastAsia="한컴 말랑말랑 Bold" w:hAnsi="한컴 말랑말랑 Bold"/>
                 <w:b/>
                 <w:bCs/>
                 <w:i w:val="false"/>
@@ -4772,7 +4809,7 @@
             </w:pPr>
             <w:r>
               <w:rPr>
-                <w:rFonts w:ascii="맑은 고딕" w:cs="맑은 고딕" w:eastAsia="맑은 고딕" w:hAnsi="맑은 고딕"/>
+                <w:rFonts w:ascii="한컴 말랑말랑 Bold" w:cs="한컴 말랑말랑 Bold" w:eastAsia="한컴 말랑말랑 Bold" w:hAnsi="한컴 말랑말랑 Bold"/>
                 <w:b/>
                 <w:bCs/>
                 <w:i w:val="false"/>
@@ -4809,7 +4846,7 @@
             </w:pPr>
             <w:r>
               <w:rPr>
-                <w:rFonts w:ascii="맑은 고딕" w:cs="맑은 고딕" w:eastAsia="맑은 고딕" w:hAnsi="맑은 고딕"/>
+                <w:rFonts w:ascii="한컴 말랑말랑 Bold" w:cs="한컴 말랑말랑 Bold" w:eastAsia="한컴 말랑말랑 Bold" w:hAnsi="한컴 말랑말랑 Bold"/>
                 <w:b/>
                 <w:bCs/>
                 <w:i w:val="false"/>
@@ -4831,7 +4868,7 @@
       </w:pPr>
       <w:r>
         <w:rPr>
-          <w:rFonts w:ascii="맑은 고딕" w:cs="맑은 고딕" w:eastAsia="맑은 고딕" w:hAnsi="맑은 고딕"/>
+          <w:rFonts w:ascii="한컴 말랑말랑 Regular" w:cs="한컴 말랑말랑 Regular" w:eastAsia="한컴 말랑말랑 Regular" w:hAnsi="한컴 말랑말랑 Regular"/>
           <w:b w:val="false"/>
           <w:bCs w:val="false"/>
           <w:i w:val="false"/>
@@ -4849,7 +4886,7 @@
       </w:pPr>
       <w:r>
         <w:rPr>
-          <w:rFonts w:ascii="맑은 고딕" w:cs="맑은 고딕" w:eastAsia="맑은 고딕" w:hAnsi="맑은 고딕"/>
+          <w:rFonts w:ascii="한컴 말랑말랑 Regular" w:cs="한컴 말랑말랑 Regular" w:eastAsia="한컴 말랑말랑 Regular" w:hAnsi="한컴 말랑말랑 Regular"/>
           <w:b w:val="false"/>
           <w:bCs w:val="false"/>
           <w:i w:val="false"/>
@@ -4886,12 +4923,12 @@
           <w:tcPr>
             <w:tcW w:type="dxa" w:w="10506"/>
             <w:tcBorders>
-              <w:top w:val="single" w:color="2F7FB5" w:sz="8"/>
-              <w:left w:val="single" w:color="2F7FB5" w:sz="8"/>
-              <w:bottom w:val="single" w:color="2F7FB5" w:sz="8"/>
-              <w:right w:val="single" w:color="2F7FB5" w:sz="8"/>
-            </w:tcBorders>
-            <w:shd w:fill="2F7FB5" w:color="auto" w:val="clear"/>
+              <w:top w:val="single" w:color="D9822B" w:sz="8"/>
+              <w:left w:val="single" w:color="D9822B" w:sz="8"/>
+              <w:bottom w:val="single" w:color="D9822B" w:sz="8"/>
+              <w:right w:val="single" w:color="D9822B" w:sz="8"/>
+            </w:tcBorders>
+            <w:shd w:fill="D9822B" w:color="auto" w:val="clear"/>
             <w:tcMar>
               <w:top w:type="dxa" w:w="60"/>
               <w:left w:type="dxa" w:w="100"/>
@@ -4907,7 +4944,7 @@
             </w:pPr>
             <w:r>
               <w:rPr>
-                <w:rFonts w:ascii="맑은 고딕" w:cs="맑은 고딕" w:eastAsia="맑은 고딕" w:hAnsi="맑은 고딕"/>
+                <w:rFonts w:ascii="한컴 말랑말랑 Bold" w:cs="한컴 말랑말랑 Bold" w:eastAsia="한컴 말랑말랑 Bold" w:hAnsi="한컴 말랑말랑 Bold"/>
                 <w:b/>
                 <w:bCs/>
                 <w:i w:val="false"/>
@@ -4920,7 +4957,7 @@
             </w:r>
             <w:r>
               <w:rPr>
-                <w:rFonts w:ascii="맑은 고딕" w:cs="맑은 고딕" w:eastAsia="맑은 고딕" w:hAnsi="맑은 고딕"/>
+                <w:rFonts w:ascii="한컴 말랑말랑 Bold" w:cs="한컴 말랑말랑 Bold" w:eastAsia="한컴 말랑말랑 Bold" w:hAnsi="한컴 말랑말랑 Bold"/>
                 <w:b/>
                 <w:bCs/>
                 <w:i w:val="false"/>
@@ -4929,7 +4966,7 @@
                 <w:sz w:val="20"/>
                 <w:szCs w:val="20"/>
               </w:rPr>
-              <w:t xml:space="preserve">세이두의 마음과 가장 필요한 것</w:t>
+              <w:t xml:space="preserve">💗 세이두의 마음과 가장 필요한 것</w:t>
             </w:r>
           </w:p>
         </w:tc>
@@ -4966,7 +5003,7 @@
               <w:bottom w:val="single" w:color="D7E3EA" w:sz="8"/>
               <w:right w:val="single" w:color="D7E3EA" w:sz="8"/>
             </w:tcBorders>
-            <w:shd w:fill="FFF4CF" w:color="auto" w:val="clear"/>
+            <w:shd w:fill="FDEEDC" w:color="auto" w:val="clear"/>
             <w:tcMar>
               <w:top w:type="dxa" w:w="60"/>
               <w:left w:type="dxa" w:w="100"/>
@@ -4982,7 +5019,7 @@
             </w:pPr>
             <w:r>
               <w:rPr>
-                <w:rFonts w:ascii="맑은 고딕" w:cs="맑은 고딕" w:eastAsia="맑은 고딕" w:hAnsi="맑은 고딕"/>
+                <w:rFonts w:ascii="한컴 말랑말랑 Bold" w:cs="한컴 말랑말랑 Bold" w:eastAsia="한컴 말랑말랑 Bold" w:hAnsi="한컴 말랑말랑 Bold"/>
                 <w:b/>
                 <w:bCs/>
                 <w:i w:val="false"/>
@@ -4991,7 +5028,7 @@
                 <w:sz w:val="17"/>
                 <w:szCs w:val="17"/>
               </w:rPr>
-              <w:t xml:space="preserve">마음 (○ 표시)</w:t>
+              <w:t xml:space="preserve">마음은? (○)</w:t>
             </w:r>
           </w:p>
         </w:tc>
@@ -5019,16 +5056,16 @@
             </w:pPr>
             <w:r>
               <w:rPr>
-                <w:rFonts w:ascii="맑은 고딕" w:cs="맑은 고딕" w:eastAsia="맑은 고딕" w:hAnsi="맑은 고딕"/>
-                <w:b w:val="false"/>
-                <w:bCs w:val="false"/>
-                <w:i w:val="false"/>
-                <w:iCs w:val="false"/>
-                <w:color w:val="1D2B36"/>
-                <w:sz w:val="17"/>
-                <w:szCs w:val="17"/>
-              </w:rPr>
-              <w:t xml:space="preserve">○ 걱정   ○ 속상함   ○ 두려움   ○ 답답함   ○ 희망   ○ 용기   ○ 자랑스러움   ○ 그리움</w:t>
+                <w:rFonts w:ascii="한컴 말랑말랑 Regular" w:cs="한컴 말랑말랑 Regular" w:eastAsia="한컴 말랑말랑 Regular" w:hAnsi="한컴 말랑말랑 Regular"/>
+                <w:b w:val="false"/>
+                <w:bCs w:val="false"/>
+                <w:i w:val="false"/>
+                <w:iCs w:val="false"/>
+                <w:color w:val="1D2B36"/>
+                <w:sz w:val="16"/>
+                <w:szCs w:val="16"/>
+              </w:rPr>
+              <w:t xml:space="preserve">😟 걱정   😢 속상함   😨 두려움   😤 답답함   🌱 희망   💪 용기   😊 자랑스러움   🥹 그리움</w:t>
             </w:r>
           </w:p>
         </w:tc>
@@ -5047,7 +5084,7 @@
               <w:bottom w:val="single" w:color="D7E3EA" w:sz="8"/>
               <w:right w:val="single" w:color="D7E3EA" w:sz="8"/>
             </w:tcBorders>
-            <w:shd w:fill="FFF4CF" w:color="auto" w:val="clear"/>
+            <w:shd w:fill="FDEEDC" w:color="auto" w:val="clear"/>
             <w:tcMar>
               <w:top w:type="dxa" w:w="60"/>
               <w:left w:type="dxa" w:w="100"/>
@@ -5063,7 +5100,7 @@
             </w:pPr>
             <w:r>
               <w:rPr>
-                <w:rFonts w:ascii="맑은 고딕" w:cs="맑은 고딕" w:eastAsia="맑은 고딕" w:hAnsi="맑은 고딕"/>
+                <w:rFonts w:ascii="한컴 말랑말랑 Bold" w:cs="한컴 말랑말랑 Bold" w:eastAsia="한컴 말랑말랑 Bold" w:hAnsi="한컴 말랑말랑 Bold"/>
                 <w:b/>
                 <w:bCs/>
                 <w:i w:val="false"/>
@@ -5072,7 +5109,7 @@
                 <w:sz w:val="17"/>
                 <w:szCs w:val="17"/>
               </w:rPr>
-              <w:t xml:space="preserve">가장 필요한 것</w:t>
+              <w:t xml:space="preserve">가장 필요한 것은?</w:t>
             </w:r>
           </w:p>
         </w:tc>
@@ -5100,7 +5137,7 @@
             </w:pPr>
             <w:r>
               <w:rPr>
-                <w:rFonts w:ascii="맑은 고딕" w:cs="맑은 고딕" w:eastAsia="맑은 고딕" w:hAnsi="맑은 고딕"/>
+                <w:rFonts w:ascii="한컴 말랑말랑 Regular" w:cs="한컴 말랑말랑 Regular" w:eastAsia="한컴 말랑말랑 Regular" w:hAnsi="한컴 말랑말랑 Regular"/>
                 <w:b w:val="false"/>
                 <w:bCs w:val="false"/>
                 <w:i w:val="false"/>
@@ -5121,7 +5158,7 @@
       </w:pPr>
       <w:r>
         <w:rPr>
-          <w:rFonts w:ascii="맑은 고딕" w:cs="맑은 고딕" w:eastAsia="맑은 고딕" w:hAnsi="맑은 고딕"/>
+          <w:rFonts w:ascii="한컴 말랑말랑 Regular" w:cs="한컴 말랑말랑 Regular" w:eastAsia="한컴 말랑말랑 Regular" w:hAnsi="한컴 말랑말랑 Regular"/>
           <w:b w:val="false"/>
           <w:bCs w:val="false"/>
           <w:i w:val="false"/>
@@ -5158,12 +5195,12 @@
           <w:tcPr>
             <w:tcW w:type="dxa" w:w="10506"/>
             <w:tcBorders>
-              <w:top w:val="single" w:color="2F7FB5" w:sz="8"/>
-              <w:left w:val="single" w:color="2F7FB5" w:sz="8"/>
-              <w:bottom w:val="single" w:color="2F7FB5" w:sz="8"/>
-              <w:right w:val="single" w:color="2F7FB5" w:sz="8"/>
-            </w:tcBorders>
-            <w:shd w:fill="2F7FB5" w:color="auto" w:val="clear"/>
+              <w:top w:val="single" w:color="D9822B" w:sz="8"/>
+              <w:left w:val="single" w:color="D9822B" w:sz="8"/>
+              <w:bottom w:val="single" w:color="D9822B" w:sz="8"/>
+              <w:right w:val="single" w:color="D9822B" w:sz="8"/>
+            </w:tcBorders>
+            <w:shd w:fill="D9822B" w:color="auto" w:val="clear"/>
             <w:tcMar>
               <w:top w:type="dxa" w:w="60"/>
               <w:left w:type="dxa" w:w="100"/>
@@ -5179,7 +5216,7 @@
             </w:pPr>
             <w:r>
               <w:rPr>
-                <w:rFonts w:ascii="맑은 고딕" w:cs="맑은 고딕" w:eastAsia="맑은 고딕" w:hAnsi="맑은 고딕"/>
+                <w:rFonts w:ascii="한컴 말랑말랑 Bold" w:cs="한컴 말랑말랑 Bold" w:eastAsia="한컴 말랑말랑 Bold" w:hAnsi="한컴 말랑말랑 Bold"/>
                 <w:b/>
                 <w:bCs/>
                 <w:i w:val="false"/>
@@ -5192,7 +5229,7 @@
             </w:r>
             <w:r>
               <w:rPr>
-                <w:rFonts w:ascii="맑은 고딕" w:cs="맑은 고딕" w:eastAsia="맑은 고딕" w:hAnsi="맑은 고딕"/>
+                <w:rFonts w:ascii="한컴 말랑말랑 Bold" w:cs="한컴 말랑말랑 Bold" w:eastAsia="한컴 말랑말랑 Bold" w:hAnsi="한컴 말랑말랑 Bold"/>
                 <w:b/>
                 <w:bCs/>
                 <w:i w:val="false"/>
@@ -5201,7 +5238,7 @@
                 <w:sz w:val="20"/>
                 <w:szCs w:val="20"/>
               </w:rPr>
-              <w:t xml:space="preserve">내가 고른 방법 (하나에 ○ 하고 까닭을 써요)</w:t>
+              <w:t xml:space="preserve">🛠️ 내가 고른 방법은? (하나에 ○ 하고 까닭을 써요)</w:t>
             </w:r>
           </w:p>
         </w:tc>
@@ -5221,11 +5258,10 @@
         <w:tblLayout w:type="fixed"/>
       </w:tblPr>
       <w:tblGrid>
-        <w:gridCol w:w="600"/>
-        <w:gridCol w:w="1200"/>
-        <w:gridCol w:w="3303"/>
-        <w:gridCol w:w="1800"/>
-        <w:gridCol w:w="3303"/>
+        <w:gridCol w:w="2200"/>
+        <w:gridCol w:w="2903"/>
+        <w:gridCol w:w="2200"/>
+        <w:gridCol w:w="2903"/>
       </w:tblGrid>
       <w:tr>
         <w:trPr>
@@ -5257,7 +5293,7 @@
             </w:pPr>
             <w:r>
               <w:rPr>
-                <w:rFonts w:ascii="맑은 고딕" w:cs="맑은 고딕" w:eastAsia="맑은 고딕" w:hAnsi="맑은 고딕"/>
+                <w:rFonts w:ascii="한컴 말랑말랑 Bold" w:cs="한컴 말랑말랑 Bold" w:eastAsia="한컴 말랑말랑 Bold" w:hAnsi="한컴 말랑말랑 Bold"/>
                 <w:b/>
                 <w:bCs/>
                 <w:i w:val="false"/>
@@ -5294,7 +5330,7 @@
             </w:pPr>
             <w:r>
               <w:rPr>
-                <w:rFonts w:ascii="맑은 고딕" w:cs="맑은 고딕" w:eastAsia="맑은 고딕" w:hAnsi="맑은 고딕"/>
+                <w:rFonts w:ascii="한컴 말랑말랑 Regular" w:cs="한컴 말랑말랑 Regular" w:eastAsia="한컴 말랑말랑 Regular" w:hAnsi="한컴 말랑말랑 Regular"/>
                 <w:b w:val="false"/>
                 <w:bCs w:val="false"/>
                 <w:i w:val="false"/>
@@ -5338,7 +5374,7 @@
             </w:pPr>
             <w:r>
               <w:rPr>
-                <w:rFonts w:ascii="맑은 고딕" w:cs="맑은 고딕" w:eastAsia="맑은 고딕" w:hAnsi="맑은 고딕"/>
+                <w:rFonts w:ascii="한컴 말랑말랑 Bold" w:cs="한컴 말랑말랑 Bold" w:eastAsia="한컴 말랑말랑 Bold" w:hAnsi="한컴 말랑말랑 Bold"/>
                 <w:b/>
                 <w:bCs/>
                 <w:i w:val="false"/>
@@ -5375,7 +5411,7 @@
             </w:pPr>
             <w:r>
               <w:rPr>
-                <w:rFonts w:ascii="맑은 고딕" w:cs="맑은 고딕" w:eastAsia="맑은 고딕" w:hAnsi="맑은 고딕"/>
+                <w:rFonts w:ascii="한컴 말랑말랑 Regular" w:cs="한컴 말랑말랑 Regular" w:eastAsia="한컴 말랑말랑 Regular" w:hAnsi="한컴 말랑말랑 Regular"/>
                 <w:b w:val="false"/>
                 <w:bCs w:val="false"/>
                 <w:i w:val="false"/>
@@ -5419,7 +5455,7 @@
             </w:pPr>
             <w:r>
               <w:rPr>
-                <w:rFonts w:ascii="맑은 고딕" w:cs="맑은 고딕" w:eastAsia="맑은 고딕" w:hAnsi="맑은 고딕"/>
+                <w:rFonts w:ascii="한컴 말랑말랑 Bold" w:cs="한컴 말랑말랑 Bold" w:eastAsia="한컴 말랑말랑 Bold" w:hAnsi="한컴 말랑말랑 Bold"/>
                 <w:b/>
                 <w:bCs/>
                 <w:i w:val="false"/>
@@ -5456,7 +5492,7 @@
             </w:pPr>
             <w:r>
               <w:rPr>
-                <w:rFonts w:ascii="맑은 고딕" w:cs="맑은 고딕" w:eastAsia="맑은 고딕" w:hAnsi="맑은 고딕"/>
+                <w:rFonts w:ascii="한컴 말랑말랑 Regular" w:cs="한컴 말랑말랑 Regular" w:eastAsia="한컴 말랑말랑 Regular" w:hAnsi="한컴 말랑말랑 Regular"/>
                 <w:b w:val="false"/>
                 <w:bCs w:val="false"/>
                 <w:i w:val="false"/>
@@ -5477,14 +5513,14 @@
         </w:trPr>
         <w:tc>
           <w:tcPr>
-            <w:tcW w:type="dxa" w:w="1800"/>
-            <w:tcBorders>
-              <w:top w:val="single" w:color="D7E3EA" w:sz="8"/>
-              <w:left w:val="single" w:color="D7E3EA" w:sz="8"/>
-              <w:bottom w:val="single" w:color="D7E3EA" w:sz="8"/>
-              <w:right w:val="single" w:color="D7E3EA" w:sz="8"/>
-            </w:tcBorders>
-            <w:shd w:fill="FFF4CF" w:color="auto" w:val="clear"/>
+            <w:tcW w:type="dxa" w:w="2200"/>
+            <w:tcBorders>
+              <w:top w:val="single" w:color="D7E3EA" w:sz="8"/>
+              <w:left w:val="single" w:color="D7E3EA" w:sz="8"/>
+              <w:bottom w:val="single" w:color="D7E3EA" w:sz="8"/>
+              <w:right w:val="single" w:color="D7E3EA" w:sz="8"/>
+            </w:tcBorders>
+            <w:shd w:fill="FDEEDC" w:color="auto" w:val="clear"/>
             <w:tcMar>
               <w:top w:type="dxa" w:w="60"/>
               <w:left w:type="dxa" w:w="100"/>
@@ -5500,7 +5536,7 @@
             </w:pPr>
             <w:r>
               <w:rPr>
-                <w:rFonts w:ascii="맑은 고딕" w:cs="맑은 고딕" w:eastAsia="맑은 고딕" w:hAnsi="맑은 고딕"/>
+                <w:rFonts w:ascii="한컴 말랑말랑 Bold" w:cs="한컴 말랑말랑 Bold" w:eastAsia="한컴 말랑말랑 Bold" w:hAnsi="한컴 말랑말랑 Bold"/>
                 <w:b/>
                 <w:bCs/>
                 <w:i w:val="false"/>
@@ -5509,13 +5545,13 @@
                 <w:sz w:val="17"/>
                 <w:szCs w:val="17"/>
               </w:rPr>
-              <w:t xml:space="preserve">고른 까닭</w:t>
-            </w:r>
-          </w:p>
-        </w:tc>
-        <w:tc>
-          <w:tcPr>
-            <w:tcW w:type="dxa" w:w="8406"/>
+              <w:t xml:space="preserve">왜 골랐나요?</w:t>
+            </w:r>
+          </w:p>
+        </w:tc>
+        <w:tc>
+          <w:tcPr>
+            <w:tcW w:type="dxa" w:w="8006"/>
             <w:tcBorders>
               <w:top w:val="single" w:color="D7E3EA" w:sz="8"/>
               <w:left w:val="single" w:color="D7E3EA" w:sz="8"/>
@@ -5537,7 +5573,7 @@
             </w:pPr>
             <w:r>
               <w:rPr>
-                <w:rFonts w:ascii="맑은 고딕" w:cs="맑은 고딕" w:eastAsia="맑은 고딕" w:hAnsi="맑은 고딕"/>
+                <w:rFonts w:ascii="한컴 말랑말랑 Regular" w:cs="한컴 말랑말랑 Regular" w:eastAsia="한컴 말랑말랑 Regular" w:hAnsi="한컴 말랑말랑 Regular"/>
                 <w:b w:val="false"/>
                 <w:bCs w:val="false"/>
                 <w:i w:val="false"/>
@@ -5558,14 +5594,14 @@
         </w:trPr>
         <w:tc>
           <w:tcPr>
-            <w:tcW w:type="dxa" w:w="1800"/>
-            <w:tcBorders>
-              <w:top w:val="single" w:color="D7E3EA" w:sz="8"/>
-              <w:left w:val="single" w:color="D7E3EA" w:sz="8"/>
-              <w:bottom w:val="single" w:color="D7E3EA" w:sz="8"/>
-              <w:right w:val="single" w:color="D7E3EA" w:sz="8"/>
-            </w:tcBorders>
-            <w:shd w:fill="FFF4CF" w:color="auto" w:val="clear"/>
+            <w:tcW w:type="dxa" w:w="2200"/>
+            <w:tcBorders>
+              <w:top w:val="single" w:color="D7E3EA" w:sz="8"/>
+              <w:left w:val="single" w:color="D7E3EA" w:sz="8"/>
+              <w:bottom w:val="single" w:color="D7E3EA" w:sz="8"/>
+              <w:right w:val="single" w:color="D7E3EA" w:sz="8"/>
+            </w:tcBorders>
+            <w:shd w:fill="FDEEDC" w:color="auto" w:val="clear"/>
             <w:tcMar>
               <w:top w:type="dxa" w:w="60"/>
               <w:left w:type="dxa" w:w="100"/>
@@ -5581,7 +5617,7 @@
             </w:pPr>
             <w:r>
               <w:rPr>
-                <w:rFonts w:ascii="맑은 고딕" w:cs="맑은 고딕" w:eastAsia="맑은 고딕" w:hAnsi="맑은 고딕"/>
+                <w:rFonts w:ascii="한컴 말랑말랑 Bold" w:cs="한컴 말랑말랑 Bold" w:eastAsia="한컴 말랑말랑 Bold" w:hAnsi="한컴 말랑말랑 Bold"/>
                 <w:b/>
                 <w:bCs/>
                 <w:i w:val="false"/>
@@ -5590,13 +5626,13 @@
                 <w:sz w:val="17"/>
                 <w:szCs w:val="17"/>
               </w:rPr>
-              <w:t xml:space="preserve">좋은 점</w:t>
-            </w:r>
-          </w:p>
-        </w:tc>
-        <w:tc>
-          <w:tcPr>
-            <w:tcW w:type="dxa" w:w="3303"/>
+              <w:t xml:space="preserve">좋은 점 👍</w:t>
+            </w:r>
+          </w:p>
+        </w:tc>
+        <w:tc>
+          <w:tcPr>
+            <w:tcW w:type="dxa" w:w="2903"/>
             <w:tcBorders>
               <w:top w:val="single" w:color="D7E3EA" w:sz="8"/>
               <w:left w:val="single" w:color="D7E3EA" w:sz="8"/>
@@ -5618,7 +5654,7 @@
             </w:pPr>
             <w:r>
               <w:rPr>
-                <w:rFonts w:ascii="맑은 고딕" w:cs="맑은 고딕" w:eastAsia="맑은 고딕" w:hAnsi="맑은 고딕"/>
+                <w:rFonts w:ascii="한컴 말랑말랑 Regular" w:cs="한컴 말랑말랑 Regular" w:eastAsia="한컴 말랑말랑 Regular" w:hAnsi="한컴 말랑말랑 Regular"/>
                 <w:b w:val="false"/>
                 <w:bCs w:val="false"/>
                 <w:i w:val="false"/>
@@ -5633,14 +5669,14 @@
         </w:tc>
         <w:tc>
           <w:tcPr>
-            <w:tcW w:type="dxa" w:w="1800"/>
-            <w:tcBorders>
-              <w:top w:val="single" w:color="D7E3EA" w:sz="8"/>
-              <w:left w:val="single" w:color="D7E3EA" w:sz="8"/>
-              <w:bottom w:val="single" w:color="D7E3EA" w:sz="8"/>
-              <w:right w:val="single" w:color="D7E3EA" w:sz="8"/>
-            </w:tcBorders>
-            <w:shd w:fill="FFF4CF" w:color="auto" w:val="clear"/>
+            <w:tcW w:type="dxa" w:w="2200"/>
+            <w:tcBorders>
+              <w:top w:val="single" w:color="D7E3EA" w:sz="8"/>
+              <w:left w:val="single" w:color="D7E3EA" w:sz="8"/>
+              <w:bottom w:val="single" w:color="D7E3EA" w:sz="8"/>
+              <w:right w:val="single" w:color="D7E3EA" w:sz="8"/>
+            </w:tcBorders>
+            <w:shd w:fill="FDEEDC" w:color="auto" w:val="clear"/>
             <w:tcMar>
               <w:top w:type="dxa" w:w="60"/>
               <w:left w:type="dxa" w:w="100"/>
@@ -5656,7 +5692,7 @@
             </w:pPr>
             <w:r>
               <w:rPr>
-                <w:rFonts w:ascii="맑은 고딕" w:cs="맑은 고딕" w:eastAsia="맑은 고딕" w:hAnsi="맑은 고딕"/>
+                <w:rFonts w:ascii="한컴 말랑말랑 Bold" w:cs="한컴 말랑말랑 Bold" w:eastAsia="한컴 말랑말랑 Bold" w:hAnsi="한컴 말랑말랑 Bold"/>
                 <w:b/>
                 <w:bCs/>
                 <w:i w:val="false"/>
@@ -5665,13 +5701,13 @@
                 <w:sz w:val="17"/>
                 <w:szCs w:val="17"/>
               </w:rPr>
-              <w:t xml:space="preserve">어려운 점</w:t>
-            </w:r>
-          </w:p>
-        </w:tc>
-        <w:tc>
-          <w:tcPr>
-            <w:tcW w:type="dxa" w:w="3303"/>
+              <w:t xml:space="preserve">어려운 점 🤔</w:t>
+            </w:r>
+          </w:p>
+        </w:tc>
+        <w:tc>
+          <w:tcPr>
+            <w:tcW w:type="dxa" w:w="2903"/>
             <w:tcBorders>
               <w:top w:val="single" w:color="D7E3EA" w:sz="8"/>
               <w:left w:val="single" w:color="D7E3EA" w:sz="8"/>
@@ -5693,7 +5729,7 @@
             </w:pPr>
             <w:r>
               <w:rPr>
-                <w:rFonts w:ascii="맑은 고딕" w:cs="맑은 고딕" w:eastAsia="맑은 고딕" w:hAnsi="맑은 고딕"/>
+                <w:rFonts w:ascii="한컴 말랑말랑 Regular" w:cs="한컴 말랑말랑 Regular" w:eastAsia="한컴 말랑말랑 Regular" w:hAnsi="한컴 말랑말랑 Regular"/>
                 <w:b w:val="false"/>
                 <w:bCs w:val="false"/>
                 <w:i w:val="false"/>
@@ -5714,7 +5750,7 @@
       </w:pPr>
       <w:r>
         <w:rPr>
-          <w:rFonts w:ascii="맑은 고딕" w:cs="맑은 고딕" w:eastAsia="맑은 고딕" w:hAnsi="맑은 고딕"/>
+          <w:rFonts w:ascii="한컴 말랑말랑 Regular" w:cs="한컴 말랑말랑 Regular" w:eastAsia="한컴 말랑말랑 Regular" w:hAnsi="한컴 말랑말랑 Regular"/>
           <w:b w:val="false"/>
           <w:bCs w:val="false"/>
           <w:i w:val="false"/>
@@ -5751,12 +5787,12 @@
           <w:tcPr>
             <w:tcW w:type="dxa" w:w="10506"/>
             <w:tcBorders>
-              <w:top w:val="single" w:color="2F7FB5" w:sz="8"/>
-              <w:left w:val="single" w:color="2F7FB5" w:sz="8"/>
-              <w:bottom w:val="single" w:color="2F7FB5" w:sz="8"/>
-              <w:right w:val="single" w:color="2F7FB5" w:sz="8"/>
-            </w:tcBorders>
-            <w:shd w:fill="2F7FB5" w:color="auto" w:val="clear"/>
+              <w:top w:val="single" w:color="D9822B" w:sz="8"/>
+              <w:left w:val="single" w:color="D9822B" w:sz="8"/>
+              <w:bottom w:val="single" w:color="D9822B" w:sz="8"/>
+              <w:right w:val="single" w:color="D9822B" w:sz="8"/>
+            </w:tcBorders>
+            <w:shd w:fill="D9822B" w:color="auto" w:val="clear"/>
             <w:tcMar>
               <w:top w:type="dxa" w:w="60"/>
               <w:left w:type="dxa" w:w="100"/>
@@ -5772,7 +5808,7 @@
             </w:pPr>
             <w:r>
               <w:rPr>
-                <w:rFonts w:ascii="맑은 고딕" w:cs="맑은 고딕" w:eastAsia="맑은 고딕" w:hAnsi="맑은 고딕"/>
+                <w:rFonts w:ascii="한컴 말랑말랑 Bold" w:cs="한컴 말랑말랑 Bold" w:eastAsia="한컴 말랑말랑 Bold" w:hAnsi="한컴 말랑말랑 Bold"/>
                 <w:b/>
                 <w:bCs/>
                 <w:i w:val="false"/>
@@ -5785,7 +5821,7 @@
             </w:r>
             <w:r>
               <w:rPr>
-                <w:rFonts w:ascii="맑은 고딕" w:cs="맑은 고딕" w:eastAsia="맑은 고딕" w:hAnsi="맑은 고딕"/>
+                <w:rFonts w:ascii="한컴 말랑말랑 Bold" w:cs="한컴 말랑말랑 Bold" w:eastAsia="한컴 말랑말랑 Bold" w:hAnsi="한컴 말랑말랑 Bold"/>
                 <w:b/>
                 <w:bCs/>
                 <w:i w:val="false"/>
@@ -5794,7 +5830,7 @@
                 <w:sz w:val="20"/>
                 <w:szCs w:val="20"/>
               </w:rPr>
-              <w:t xml:space="preserve">이 방법을 함께할 사람은 누구인가요? (✓ 표시, 여러 개 가능)</w:t>
+              <w:t xml:space="preserve">🤝 누구와 함께하면 좋을까요? (✓ 여러 개 가능)</w:t>
             </w:r>
           </w:p>
         </w:tc>
@@ -5846,7 +5882,7 @@
             </w:pPr>
             <w:r>
               <w:rPr>
-                <w:rFonts w:ascii="맑은 고딕" w:cs="맑은 고딕" w:eastAsia="맑은 고딕" w:hAnsi="맑은 고딕"/>
+                <w:rFonts w:ascii="한컴 말랑말랑 Regular" w:cs="한컴 말랑말랑 Regular" w:eastAsia="한컴 말랑말랑 Regular" w:hAnsi="한컴 말랑말랑 Regular"/>
                 <w:b w:val="false"/>
                 <w:bCs w:val="false"/>
                 <w:i w:val="false"/>
@@ -5874,7 +5910,7 @@
               <w:bottom w:val="single" w:color="D7E3EA" w:sz="8"/>
               <w:right w:val="single" w:color="D7E3EA" w:sz="8"/>
             </w:tcBorders>
-            <w:shd w:fill="FFF4CF" w:color="auto" w:val="clear"/>
+            <w:shd w:fill="FDEEDC" w:color="auto" w:val="clear"/>
             <w:tcMar>
               <w:top w:type="dxa" w:w="60"/>
               <w:left w:type="dxa" w:w="100"/>
@@ -5890,7 +5926,7 @@
             </w:pPr>
             <w:r>
               <w:rPr>
-                <w:rFonts w:ascii="맑은 고딕" w:cs="맑은 고딕" w:eastAsia="맑은 고딕" w:hAnsi="맑은 고딕"/>
+                <w:rFonts w:ascii="한컴 말랑말랑 Bold" w:cs="한컴 말랑말랑 Bold" w:eastAsia="한컴 말랑말랑 Bold" w:hAnsi="한컴 말랑말랑 Bold"/>
                 <w:b/>
                 <w:bCs/>
                 <w:i w:val="false"/>
@@ -5899,7 +5935,7 @@
                 <w:sz w:val="17"/>
                 <w:szCs w:val="17"/>
               </w:rPr>
-              <w:t xml:space="preserve">왜 그 사람인가요?</w:t>
+              <w:t xml:space="preserve">왜 그렇게 생각했나요?</w:t>
             </w:r>
           </w:p>
         </w:tc>
@@ -5927,7 +5963,7 @@
             </w:pPr>
             <w:r>
               <w:rPr>
-                <w:rFonts w:ascii="맑은 고딕" w:cs="맑은 고딕" w:eastAsia="맑은 고딕" w:hAnsi="맑은 고딕"/>
+                <w:rFonts w:ascii="한컴 말랑말랑 Regular" w:cs="한컴 말랑말랑 Regular" w:eastAsia="한컴 말랑말랑 Regular" w:hAnsi="한컴 말랑말랑 Regular"/>
                 <w:b w:val="false"/>
                 <w:bCs w:val="false"/>
                 <w:i w:val="false"/>
@@ -5948,7 +5984,7 @@
       </w:pPr>
       <w:r>
         <w:rPr>
-          <w:rFonts w:ascii="맑은 고딕" w:cs="맑은 고딕" w:eastAsia="맑은 고딕" w:hAnsi="맑은 고딕"/>
+          <w:rFonts w:ascii="한컴 말랑말랑 Regular" w:cs="한컴 말랑말랑 Regular" w:eastAsia="한컴 말랑말랑 Regular" w:hAnsi="한컴 말랑말랑 Regular"/>
           <w:b w:val="false"/>
           <w:bCs w:val="false"/>
           <w:i w:val="false"/>
@@ -6006,7 +6042,7 @@
             </w:pPr>
             <w:r>
               <w:rPr>
-                <w:rFonts w:ascii="맑은 고딕" w:cs="맑은 고딕" w:eastAsia="맑은 고딕" w:hAnsi="맑은 고딕"/>
+                <w:rFonts w:ascii="한컴 말랑말랑 Bold" w:cs="한컴 말랑말랑 Bold" w:eastAsia="한컴 말랑말랑 Bold" w:hAnsi="한컴 말랑말랑 Bold"/>
                 <w:b/>
                 <w:bCs/>
                 <w:i w:val="false"/>
@@ -6019,7 +6055,7 @@
             </w:r>
             <w:r>
               <w:rPr>
-                <w:rFonts w:ascii="맑은 고딕" w:cs="맑은 고딕" w:eastAsia="맑은 고딕" w:hAnsi="맑은 고딕"/>
+                <w:rFonts w:ascii="한컴 말랑말랑 Bold" w:cs="한컴 말랑말랑 Bold" w:eastAsia="한컴 말랑말랑 Bold" w:hAnsi="한컴 말랑말랑 Bold"/>
                 <w:b/>
                 <w:bCs/>
                 <w:i w:val="false"/>
@@ -6028,7 +6064,7 @@
                 <w:sz w:val="20"/>
                 <w:szCs w:val="20"/>
               </w:rPr>
-              <w:t xml:space="preserve">공감 한 줄</w:t>
+              <w:t xml:space="preserve">💬 내가 세이두(이)라면… (마음속 한 줄)</w:t>
             </w:r>
           </w:p>
         </w:tc>
@@ -6080,7 +6116,7 @@
             </w:pPr>
             <w:r>
               <w:rPr>
-                <w:rFonts w:ascii="맑은 고딕" w:cs="맑은 고딕" w:eastAsia="맑은 고딕" w:hAnsi="맑은 고딕"/>
+                <w:rFonts w:ascii="한컴 말랑말랑 Bold" w:cs="한컴 말랑말랑 Bold" w:eastAsia="한컴 말랑말랑 Bold" w:hAnsi="한컴 말랑말랑 Bold"/>
                 <w:b/>
                 <w:bCs/>
                 <w:i w:val="false"/>
@@ -6093,7 +6129,7 @@
             </w:r>
             <w:r>
               <w:rPr>
-                <w:rFonts w:ascii="맑은 고딕" w:cs="맑은 고딕" w:eastAsia="맑은 고딕" w:hAnsi="맑은 고딕"/>
+                <w:rFonts w:ascii="한컴 말랑말랑 Regular" w:cs="한컴 말랑말랑 Regular" w:eastAsia="한컴 말랑말랑 Regular" w:hAnsi="한컴 말랑말랑 Regular"/>
                 <w:b w:val="false"/>
                 <w:bCs w:val="false"/>
                 <w:i w:val="false"/>
@@ -6112,7 +6148,7 @@
             </w:pPr>
             <w:r>
               <w:rPr>
-                <w:rFonts w:ascii="맑은 고딕" w:cs="맑은 고딕" w:eastAsia="맑은 고딕" w:hAnsi="맑은 고딕"/>
+                <w:rFonts w:ascii="한컴 말랑말랑 Regular" w:cs="한컴 말랑말랑 Regular" w:eastAsia="한컴 말랑말랑 Regular" w:hAnsi="한컴 말랑말랑 Regular"/>
                 <w:b w:val="false"/>
                 <w:bCs w:val="false"/>
                 <w:i w:val="false"/>
@@ -6149,7 +6185,7 @@
             </w:pPr>
             <w:r>
               <w:rPr>
-                <w:rFonts w:ascii="맑은 고딕" w:cs="맑은 고딕" w:eastAsia="맑은 고딕" w:hAnsi="맑은 고딕"/>
+                <w:rFonts w:ascii="한컴 말랑말랑 Bold" w:cs="한컴 말랑말랑 Bold" w:eastAsia="한컴 말랑말랑 Bold" w:hAnsi="한컴 말랑말랑 Bold"/>
                 <w:b/>
                 <w:bCs/>
                 <w:i w:val="false"/>
@@ -6168,7 +6204,7 @@
             </w:pPr>
             <w:r>
               <w:rPr>
-                <w:rFonts w:ascii="맑은 고딕" w:cs="맑은 고딕" w:eastAsia="맑은 고딕" w:hAnsi="맑은 고딕"/>
+                <w:rFonts w:ascii="한컴 말랑말랑 Regular" w:cs="한컴 말랑말랑 Regular" w:eastAsia="한컴 말랑말랑 Regular" w:hAnsi="한컴 말랑말랑 Regular"/>
                 <w:b w:val="false"/>
                 <w:bCs w:val="false"/>
                 <w:i w:val="false"/>
@@ -6187,7 +6223,7 @@
             </w:pPr>
             <w:r>
               <w:rPr>
-                <w:rFonts w:ascii="맑은 고딕" w:cs="맑은 고딕" w:eastAsia="맑은 고딕" w:hAnsi="맑은 고딕"/>
+                <w:rFonts w:ascii="한컴 말랑말랑 Regular" w:cs="한컴 말랑말랑 Regular" w:eastAsia="한컴 말랑말랑 Regular" w:hAnsi="한컴 말랑말랑 Regular"/>
                 <w:b w:val="false"/>
                 <w:bCs w:val="false"/>
                 <w:i w:val="false"/>
@@ -6209,7 +6245,7 @@
       </w:pPr>
       <w:r>
         <w:rPr>
-          <w:rFonts w:ascii="맑은 고딕" w:cs="맑은 고딕" w:eastAsia="맑은 고딕" w:hAnsi="맑은 고딕"/>
+          <w:rFonts w:ascii="한컴 말랑말랑 Regular" w:cs="한컴 말랑말랑 Regular" w:eastAsia="한컴 말랑말랑 Regular" w:hAnsi="한컴 말랑말랑 Regular"/>
           <w:b w:val="false"/>
           <w:bCs w:val="false"/>
           <w:i w:val="false"/>
@@ -6331,12 +6367,12 @@
             </w:pPr>
             <w:r>
               <w:rPr>
-                <w:rFonts w:ascii="맑은 고딕" w:cs="맑은 고딕" w:eastAsia="맑은 고딕" w:hAnsi="맑은 고딕"/>
-                <w:b/>
-                <w:bCs/>
-                <w:i w:val="false"/>
-                <w:iCs w:val="false"/>
-                <w:color w:val="225F88"/>
+                <w:rFonts w:ascii="한컴 말랑말랑 Bold" w:cs="한컴 말랑말랑 Bold" w:eastAsia="한컴 말랑말랑 Bold" w:hAnsi="한컴 말랑말랑 Bold"/>
+                <w:b/>
+                <w:bCs/>
+                <w:i w:val="false"/>
+                <w:iCs w:val="false"/>
+                <w:color w:val="1D7A50"/>
                 <w:sz w:val="26"/>
                 <w:szCs w:val="26"/>
               </w:rPr>
@@ -6350,7 +6386,7 @@
             </w:pPr>
             <w:r>
               <w:rPr>
-                <w:rFonts w:ascii="맑은 고딕" w:cs="맑은 고딕" w:eastAsia="맑은 고딕" w:hAnsi="맑은 고딕"/>
+                <w:rFonts w:ascii="한컴 말랑말랑 Regular" w:cs="한컴 말랑말랑 Regular" w:eastAsia="한컴 말랑말랑 Regular" w:hAnsi="한컴 말랑말랑 Regular"/>
                 <w:b w:val="false"/>
                 <w:bCs w:val="false"/>
                 <w:i w:val="false"/>
@@ -6359,7 +6395,26 @@
                 <w:sz w:val="15"/>
                 <w:szCs w:val="15"/>
               </w:rPr>
-              <w:t xml:space="preserve">미얀마 청소년 · 주제: 분쟁 · 평화 · 인권 · 대화 끝의 [학습 정리]를 보고 적어요.</w:t>
+              <w:t xml:space="preserve">미얀마 청소년 · 분쟁 · 평화 · 인권 · 대화 끝에 나오는 [학습 정리]를 보고 적어요.</w:t>
+            </w:r>
+          </w:p>
+          <w:p>
+            <w:pPr>
+              <w:spacing w:before="0" w:after="0" w:line="260"/>
+              <w:jc w:val="left"/>
+            </w:pPr>
+            <w:r>
+              <w:rPr>
+                <w:rFonts w:ascii="한컴 말랑말랑 Bold" w:cs="한컴 말랑말랑 Bold" w:eastAsia="한컴 말랑말랑 Bold" w:hAnsi="한컴 말랑말랑 Bold"/>
+                <w:b/>
+                <w:bCs/>
+                <w:i w:val="false"/>
+                <w:iCs w:val="false"/>
+                <w:color w:val="1D7A50"/>
+                <w:sz w:val="15"/>
+                <w:szCs w:val="15"/>
+              </w:rPr>
+              <w:t xml:space="preserve"> 내 이야기를 들어 줘서 고마워 📚 </w:t>
             </w:r>
           </w:p>
         </w:tc>
@@ -6387,7 +6442,7 @@
             </w:pPr>
             <w:r>
               <w:rPr>
-                <w:rFonts w:ascii="맑은 고딕" w:cs="맑은 고딕" w:eastAsia="맑은 고딕" w:hAnsi="맑은 고딕"/>
+                <w:rFonts w:ascii="한컴 말랑말랑 Regular" w:cs="한컴 말랑말랑 Regular" w:eastAsia="한컴 말랑말랑 Regular" w:hAnsi="한컴 말랑말랑 Regular"/>
                 <w:b w:val="false"/>
                 <w:bCs w:val="false"/>
                 <w:i w:val="false"/>
@@ -6406,7 +6461,7 @@
             </w:pPr>
             <w:r>
               <w:rPr>
-                <w:rFonts w:ascii="맑은 고딕" w:cs="맑은 고딕" w:eastAsia="맑은 고딕" w:hAnsi="맑은 고딕"/>
+                <w:rFonts w:ascii="한컴 말랑말랑 Regular" w:cs="한컴 말랑말랑 Regular" w:eastAsia="한컴 말랑말랑 Regular" w:hAnsi="한컴 말랑말랑 Regular"/>
                 <w:b w:val="false"/>
                 <w:bCs w:val="false"/>
                 <w:i w:val="false"/>
@@ -6424,7 +6479,7 @@
     <w:p>
       <w:pPr>
         <w:pBdr>
-          <w:bottom w:val="single" w:color="FFC93C" w:sz="12" w:space="1"/>
+          <w:bottom w:val="single" w:color="2FAE74" w:sz="12" w:space="1"/>
         </w:pBdr>
         <w:spacing w:after="60"/>
       </w:pPr>
@@ -6454,12 +6509,12 @@
           <w:tcPr>
             <w:tcW w:type="dxa" w:w="10506"/>
             <w:tcBorders>
-              <w:top w:val="single" w:color="2F7FB5" w:sz="8"/>
-              <w:left w:val="single" w:color="2F7FB5" w:sz="8"/>
-              <w:bottom w:val="single" w:color="2F7FB5" w:sz="8"/>
-              <w:right w:val="single" w:color="2F7FB5" w:sz="8"/>
-            </w:tcBorders>
-            <w:shd w:fill="2F7FB5" w:color="auto" w:val="clear"/>
+              <w:top w:val="single" w:color="2FAE74" w:sz="8"/>
+              <w:left w:val="single" w:color="2FAE74" w:sz="8"/>
+              <w:bottom w:val="single" w:color="2FAE74" w:sz="8"/>
+              <w:right w:val="single" w:color="2FAE74" w:sz="8"/>
+            </w:tcBorders>
+            <w:shd w:fill="2FAE74" w:color="auto" w:val="clear"/>
             <w:tcMar>
               <w:top w:type="dxa" w:w="60"/>
               <w:left w:type="dxa" w:w="100"/>
@@ -6475,7 +6530,7 @@
             </w:pPr>
             <w:r>
               <w:rPr>
-                <w:rFonts w:ascii="맑은 고딕" w:cs="맑은 고딕" w:eastAsia="맑은 고딕" w:hAnsi="맑은 고딕"/>
+                <w:rFonts w:ascii="한컴 말랑말랑 Bold" w:cs="한컴 말랑말랑 Bold" w:eastAsia="한컴 말랑말랑 Bold" w:hAnsi="한컴 말랑말랑 Bold"/>
                 <w:b/>
                 <w:bCs/>
                 <w:i w:val="false"/>
@@ -6488,7 +6543,7 @@
             </w:r>
             <w:r>
               <w:rPr>
-                <w:rFonts w:ascii="맑은 고딕" w:cs="맑은 고딕" w:eastAsia="맑은 고딕" w:hAnsi="맑은 고딕"/>
+                <w:rFonts w:ascii="한컴 말랑말랑 Bold" w:cs="한컴 말랑말랑 Bold" w:eastAsia="한컴 말랑말랑 Bold" w:hAnsi="한컴 말랑말랑 Bold"/>
                 <w:b/>
                 <w:bCs/>
                 <w:i w:val="false"/>
@@ -6497,7 +6552,7 @@
                 <w:sz w:val="20"/>
                 <w:szCs w:val="20"/>
               </w:rPr>
-              <w:t xml:space="preserve">만난 사람</w:t>
+              <w:t xml:space="preserve">👋 내가 만난 사람</w:t>
             </w:r>
           </w:p>
         </w:tc>
@@ -6538,7 +6593,7 @@
               <w:bottom w:val="single" w:color="D7E3EA" w:sz="8"/>
               <w:right w:val="single" w:color="D7E3EA" w:sz="8"/>
             </w:tcBorders>
-            <w:shd w:fill="FFF4CF" w:color="auto" w:val="clear"/>
+            <w:shd w:fill="E3F6EC" w:color="auto" w:val="clear"/>
             <w:tcMar>
               <w:top w:type="dxa" w:w="60"/>
               <w:left w:type="dxa" w:w="100"/>
@@ -6554,7 +6609,7 @@
             </w:pPr>
             <w:r>
               <w:rPr>
-                <w:rFonts w:ascii="맑은 고딕" w:cs="맑은 고딕" w:eastAsia="맑은 고딕" w:hAnsi="맑은 고딕"/>
+                <w:rFonts w:ascii="한컴 말랑말랑 Bold" w:cs="한컴 말랑말랑 Bold" w:eastAsia="한컴 말랑말랑 Bold" w:hAnsi="한컴 말랑말랑 Bold"/>
                 <w:b/>
                 <w:bCs/>
                 <w:i w:val="false"/>
@@ -6591,7 +6646,7 @@
             </w:pPr>
             <w:r>
               <w:rPr>
-                <w:rFonts w:ascii="맑은 고딕" w:cs="맑은 고딕" w:eastAsia="맑은 고딕" w:hAnsi="맑은 고딕"/>
+                <w:rFonts w:ascii="한컴 말랑말랑 Regular" w:cs="한컴 말랑말랑 Regular" w:eastAsia="한컴 말랑말랑 Regular" w:hAnsi="한컴 말랑말랑 Regular"/>
                 <w:b w:val="false"/>
                 <w:bCs w:val="false"/>
                 <w:i w:val="false"/>
@@ -6613,7 +6668,7 @@
               <w:bottom w:val="single" w:color="D7E3EA" w:sz="8"/>
               <w:right w:val="single" w:color="D7E3EA" w:sz="8"/>
             </w:tcBorders>
-            <w:shd w:fill="FFF4CF" w:color="auto" w:val="clear"/>
+            <w:shd w:fill="E3F6EC" w:color="auto" w:val="clear"/>
             <w:tcMar>
               <w:top w:type="dxa" w:w="60"/>
               <w:left w:type="dxa" w:w="100"/>
@@ -6629,7 +6684,7 @@
             </w:pPr>
             <w:r>
               <w:rPr>
-                <w:rFonts w:ascii="맑은 고딕" w:cs="맑은 고딕" w:eastAsia="맑은 고딕" w:hAnsi="맑은 고딕"/>
+                <w:rFonts w:ascii="한컴 말랑말랑 Bold" w:cs="한컴 말랑말랑 Bold" w:eastAsia="한컴 말랑말랑 Bold" w:hAnsi="한컴 말랑말랑 Bold"/>
                 <w:b/>
                 <w:bCs/>
                 <w:i w:val="false"/>
@@ -6666,7 +6721,7 @@
             </w:pPr>
             <w:r>
               <w:rPr>
-                <w:rFonts w:ascii="맑은 고딕" w:cs="맑은 고딕" w:eastAsia="맑은 고딕" w:hAnsi="맑은 고딕"/>
+                <w:rFonts w:ascii="한컴 말랑말랑 Regular" w:cs="한컴 말랑말랑 Regular" w:eastAsia="한컴 말랑말랑 Regular" w:hAnsi="한컴 말랑말랑 Regular"/>
                 <w:b w:val="false"/>
                 <w:bCs w:val="false"/>
                 <w:i w:val="false"/>
@@ -6688,7 +6743,7 @@
               <w:bottom w:val="single" w:color="D7E3EA" w:sz="8"/>
               <w:right w:val="single" w:color="D7E3EA" w:sz="8"/>
             </w:tcBorders>
-            <w:shd w:fill="FFF4CF" w:color="auto" w:val="clear"/>
+            <w:shd w:fill="E3F6EC" w:color="auto" w:val="clear"/>
             <w:tcMar>
               <w:top w:type="dxa" w:w="60"/>
               <w:left w:type="dxa" w:w="100"/>
@@ -6704,7 +6759,7 @@
             </w:pPr>
             <w:r>
               <w:rPr>
-                <w:rFonts w:ascii="맑은 고딕" w:cs="맑은 고딕" w:eastAsia="맑은 고딕" w:hAnsi="맑은 고딕"/>
+                <w:rFonts w:ascii="한컴 말랑말랑 Bold" w:cs="한컴 말랑말랑 Bold" w:eastAsia="한컴 말랑말랑 Bold" w:hAnsi="한컴 말랑말랑 Bold"/>
                 <w:b/>
                 <w:bCs/>
                 <w:i w:val="false"/>
@@ -6741,7 +6796,7 @@
             </w:pPr>
             <w:r>
               <w:rPr>
-                <w:rFonts w:ascii="맑은 고딕" w:cs="맑은 고딕" w:eastAsia="맑은 고딕" w:hAnsi="맑은 고딕"/>
+                <w:rFonts w:ascii="한컴 말랑말랑 Regular" w:cs="한컴 말랑말랑 Regular" w:eastAsia="한컴 말랑말랑 Regular" w:hAnsi="한컴 말랑말랑 Regular"/>
                 <w:b w:val="false"/>
                 <w:bCs w:val="false"/>
                 <w:i w:val="false"/>
@@ -6762,7 +6817,7 @@
       </w:pPr>
       <w:r>
         <w:rPr>
-          <w:rFonts w:ascii="맑은 고딕" w:cs="맑은 고딕" w:eastAsia="맑은 고딕" w:hAnsi="맑은 고딕"/>
+          <w:rFonts w:ascii="한컴 말랑말랑 Regular" w:cs="한컴 말랑말랑 Regular" w:eastAsia="한컴 말랑말랑 Regular" w:hAnsi="한컴 말랑말랑 Regular"/>
           <w:b w:val="false"/>
           <w:bCs w:val="false"/>
           <w:i w:val="false"/>
@@ -6799,12 +6854,12 @@
           <w:tcPr>
             <w:tcW w:type="dxa" w:w="10506"/>
             <w:tcBorders>
-              <w:top w:val="single" w:color="2F7FB5" w:sz="8"/>
-              <w:left w:val="single" w:color="2F7FB5" w:sz="8"/>
-              <w:bottom w:val="single" w:color="2F7FB5" w:sz="8"/>
-              <w:right w:val="single" w:color="2F7FB5" w:sz="8"/>
-            </w:tcBorders>
-            <w:shd w:fill="2F7FB5" w:color="auto" w:val="clear"/>
+              <w:top w:val="single" w:color="2FAE74" w:sz="8"/>
+              <w:left w:val="single" w:color="2FAE74" w:sz="8"/>
+              <w:bottom w:val="single" w:color="2FAE74" w:sz="8"/>
+              <w:right w:val="single" w:color="2FAE74" w:sz="8"/>
+            </w:tcBorders>
+            <w:shd w:fill="2FAE74" w:color="auto" w:val="clear"/>
             <w:tcMar>
               <w:top w:type="dxa" w:w="60"/>
               <w:left w:type="dxa" w:w="100"/>
@@ -6820,7 +6875,7 @@
             </w:pPr>
             <w:r>
               <w:rPr>
-                <w:rFonts w:ascii="맑은 고딕" w:cs="맑은 고딕" w:eastAsia="맑은 고딕" w:hAnsi="맑은 고딕"/>
+                <w:rFonts w:ascii="한컴 말랑말랑 Bold" w:cs="한컴 말랑말랑 Bold" w:eastAsia="한컴 말랑말랑 Bold" w:hAnsi="한컴 말랑말랑 Bold"/>
                 <w:b/>
                 <w:bCs/>
                 <w:i w:val="false"/>
@@ -6833,7 +6888,7 @@
             </w:r>
             <w:r>
               <w:rPr>
-                <w:rFonts w:ascii="맑은 고딕" w:cs="맑은 고딕" w:eastAsia="맑은 고딕" w:hAnsi="맑은 고딕"/>
+                <w:rFonts w:ascii="한컴 말랑말랑 Bold" w:cs="한컴 말랑말랑 Bold" w:eastAsia="한컴 말랑말랑 Bold" w:hAnsi="한컴 말랑말랑 Bold"/>
                 <w:b/>
                 <w:bCs/>
                 <w:i w:val="false"/>
@@ -6842,7 +6897,7 @@
                 <w:sz w:val="20"/>
                 <w:szCs w:val="20"/>
               </w:rPr>
-              <w:t xml:space="preserve">이 사람이 겪는 지구촌 문제는 무엇인가요? (한 문장)</w:t>
+              <w:t xml:space="preserve">😮 민에게 어떤 어려움이 있나요? (한 문장으로)</w:t>
             </w:r>
           </w:p>
         </w:tc>
@@ -6893,7 +6948,7 @@
             </w:pPr>
             <w:r>
               <w:rPr>
-                <w:rFonts w:ascii="맑은 고딕" w:cs="맑은 고딕" w:eastAsia="맑은 고딕" w:hAnsi="맑은 고딕"/>
+                <w:rFonts w:ascii="한컴 말랑말랑 Regular" w:cs="한컴 말랑말랑 Regular" w:eastAsia="한컴 말랑말랑 Regular" w:hAnsi="한컴 말랑말랑 Regular"/>
                 <w:b w:val="false"/>
                 <w:bCs w:val="false"/>
                 <w:i w:val="false"/>
@@ -6914,7 +6969,7 @@
       </w:pPr>
       <w:r>
         <w:rPr>
-          <w:rFonts w:ascii="맑은 고딕" w:cs="맑은 고딕" w:eastAsia="맑은 고딕" w:hAnsi="맑은 고딕"/>
+          <w:rFonts w:ascii="한컴 말랑말랑 Regular" w:cs="한컴 말랑말랑 Regular" w:eastAsia="한컴 말랑말랑 Regular" w:hAnsi="한컴 말랑말랑 Regular"/>
           <w:b w:val="false"/>
           <w:bCs w:val="false"/>
           <w:i w:val="false"/>
@@ -6951,12 +7006,12 @@
           <w:tcPr>
             <w:tcW w:type="dxa" w:w="10506"/>
             <w:tcBorders>
-              <w:top w:val="single" w:color="2F7FB5" w:sz="8"/>
-              <w:left w:val="single" w:color="2F7FB5" w:sz="8"/>
-              <w:bottom w:val="single" w:color="2F7FB5" w:sz="8"/>
-              <w:right w:val="single" w:color="2F7FB5" w:sz="8"/>
-            </w:tcBorders>
-            <w:shd w:fill="2F7FB5" w:color="auto" w:val="clear"/>
+              <w:top w:val="single" w:color="2FAE74" w:sz="8"/>
+              <w:left w:val="single" w:color="2FAE74" w:sz="8"/>
+              <w:bottom w:val="single" w:color="2FAE74" w:sz="8"/>
+              <w:right w:val="single" w:color="2FAE74" w:sz="8"/>
+            </w:tcBorders>
+            <w:shd w:fill="2FAE74" w:color="auto" w:val="clear"/>
             <w:tcMar>
               <w:top w:type="dxa" w:w="60"/>
               <w:left w:type="dxa" w:w="100"/>
@@ -6972,7 +7027,7 @@
             </w:pPr>
             <w:r>
               <w:rPr>
-                <w:rFonts w:ascii="맑은 고딕" w:cs="맑은 고딕" w:eastAsia="맑은 고딕" w:hAnsi="맑은 고딕"/>
+                <w:rFonts w:ascii="한컴 말랑말랑 Bold" w:cs="한컴 말랑말랑 Bold" w:eastAsia="한컴 말랑말랑 Bold" w:hAnsi="한컴 말랑말랑 Bold"/>
                 <w:b/>
                 <w:bCs/>
                 <w:i w:val="false"/>
@@ -6985,7 +7040,7 @@
             </w:r>
             <w:r>
               <w:rPr>
-                <w:rFonts w:ascii="맑은 고딕" w:cs="맑은 고딕" w:eastAsia="맑은 고딕" w:hAnsi="맑은 고딕"/>
+                <w:rFonts w:ascii="한컴 말랑말랑 Bold" w:cs="한컴 말랑말랑 Bold" w:eastAsia="한컴 말랑말랑 Bold" w:hAnsi="한컴 말랑말랑 Bold"/>
                 <w:b/>
                 <w:bCs/>
                 <w:i w:val="false"/>
@@ -6994,7 +7049,7 @@
                 <w:sz w:val="20"/>
                 <w:szCs w:val="20"/>
               </w:rPr>
-              <w:t xml:space="preserve">왜 생겼고, 생활이 어떻게 달라지나요? (원인 → 변화)</w:t>
+              <w:t xml:space="preserve">🔍 왜 그런 일이 생겼고, 생활은 어떻게 달라질까요? (원인 → 변화)</w:t>
             </w:r>
           </w:p>
         </w:tc>
@@ -7049,7 +7104,7 @@
             </w:pPr>
             <w:r>
               <w:rPr>
-                <w:rFonts w:ascii="맑은 고딕" w:cs="맑은 고딕" w:eastAsia="맑은 고딕" w:hAnsi="맑은 고딕"/>
+                <w:rFonts w:ascii="한컴 말랑말랑 Bold" w:cs="한컴 말랑말랑 Bold" w:eastAsia="한컴 말랑말랑 Bold" w:hAnsi="한컴 말랑말랑 Bold"/>
                 <w:b/>
                 <w:bCs/>
                 <w:i w:val="false"/>
@@ -7086,7 +7141,7 @@
             </w:pPr>
             <w:r>
               <w:rPr>
-                <w:rFonts w:ascii="맑은 고딕" w:cs="맑은 고딕" w:eastAsia="맑은 고딕" w:hAnsi="맑은 고딕"/>
+                <w:rFonts w:ascii="한컴 말랑말랑 Bold" w:cs="한컴 말랑말랑 Bold" w:eastAsia="한컴 말랑말랑 Bold" w:hAnsi="한컴 말랑말랑 Bold"/>
                 <w:b/>
                 <w:bCs/>
                 <w:i w:val="false"/>
@@ -7123,7 +7178,7 @@
             </w:pPr>
             <w:r>
               <w:rPr>
-                <w:rFonts w:ascii="맑은 고딕" w:cs="맑은 고딕" w:eastAsia="맑은 고딕" w:hAnsi="맑은 고딕"/>
+                <w:rFonts w:ascii="한컴 말랑말랑 Bold" w:cs="한컴 말랑말랑 Bold" w:eastAsia="한컴 말랑말랑 Bold" w:hAnsi="한컴 말랑말랑 Bold"/>
                 <w:b/>
                 <w:bCs/>
                 <w:i w:val="false"/>
@@ -7160,7 +7215,7 @@
             </w:pPr>
             <w:r>
               <w:rPr>
-                <w:rFonts w:ascii="맑은 고딕" w:cs="맑은 고딕" w:eastAsia="맑은 고딕" w:hAnsi="맑은 고딕"/>
+                <w:rFonts w:ascii="한컴 말랑말랑 Bold" w:cs="한컴 말랑말랑 Bold" w:eastAsia="한컴 말랑말랑 Bold" w:hAnsi="한컴 말랑말랑 Bold"/>
                 <w:b/>
                 <w:bCs/>
                 <w:i w:val="false"/>
@@ -7197,7 +7252,7 @@
             </w:pPr>
             <w:r>
               <w:rPr>
-                <w:rFonts w:ascii="맑은 고딕" w:cs="맑은 고딕" w:eastAsia="맑은 고딕" w:hAnsi="맑은 고딕"/>
+                <w:rFonts w:ascii="한컴 말랑말랑 Bold" w:cs="한컴 말랑말랑 Bold" w:eastAsia="한컴 말랑말랑 Bold" w:hAnsi="한컴 말랑말랑 Bold"/>
                 <w:b/>
                 <w:bCs/>
                 <w:i w:val="false"/>
@@ -7219,7 +7274,7 @@
       </w:pPr>
       <w:r>
         <w:rPr>
-          <w:rFonts w:ascii="맑은 고딕" w:cs="맑은 고딕" w:eastAsia="맑은 고딕" w:hAnsi="맑은 고딕"/>
+          <w:rFonts w:ascii="한컴 말랑말랑 Regular" w:cs="한컴 말랑말랑 Regular" w:eastAsia="한컴 말랑말랑 Regular" w:hAnsi="한컴 말랑말랑 Regular"/>
           <w:b w:val="false"/>
           <w:bCs w:val="false"/>
           <w:i w:val="false"/>
@@ -7237,7 +7292,7 @@
       </w:pPr>
       <w:r>
         <w:rPr>
-          <w:rFonts w:ascii="맑은 고딕" w:cs="맑은 고딕" w:eastAsia="맑은 고딕" w:hAnsi="맑은 고딕"/>
+          <w:rFonts w:ascii="한컴 말랑말랑 Regular" w:cs="한컴 말랑말랑 Regular" w:eastAsia="한컴 말랑말랑 Regular" w:hAnsi="한컴 말랑말랑 Regular"/>
           <w:b w:val="false"/>
           <w:bCs w:val="false"/>
           <w:i w:val="false"/>
@@ -7274,12 +7329,12 @@
           <w:tcPr>
             <w:tcW w:type="dxa" w:w="10506"/>
             <w:tcBorders>
-              <w:top w:val="single" w:color="2F7FB5" w:sz="8"/>
-              <w:left w:val="single" w:color="2F7FB5" w:sz="8"/>
-              <w:bottom w:val="single" w:color="2F7FB5" w:sz="8"/>
-              <w:right w:val="single" w:color="2F7FB5" w:sz="8"/>
-            </w:tcBorders>
-            <w:shd w:fill="2F7FB5" w:color="auto" w:val="clear"/>
+              <w:top w:val="single" w:color="2FAE74" w:sz="8"/>
+              <w:left w:val="single" w:color="2FAE74" w:sz="8"/>
+              <w:bottom w:val="single" w:color="2FAE74" w:sz="8"/>
+              <w:right w:val="single" w:color="2FAE74" w:sz="8"/>
+            </w:tcBorders>
+            <w:shd w:fill="2FAE74" w:color="auto" w:val="clear"/>
             <w:tcMar>
               <w:top w:type="dxa" w:w="60"/>
               <w:left w:type="dxa" w:w="100"/>
@@ -7295,7 +7350,7 @@
             </w:pPr>
             <w:r>
               <w:rPr>
-                <w:rFonts w:ascii="맑은 고딕" w:cs="맑은 고딕" w:eastAsia="맑은 고딕" w:hAnsi="맑은 고딕"/>
+                <w:rFonts w:ascii="한컴 말랑말랑 Bold" w:cs="한컴 말랑말랑 Bold" w:eastAsia="한컴 말랑말랑 Bold" w:hAnsi="한컴 말랑말랑 Bold"/>
                 <w:b/>
                 <w:bCs/>
                 <w:i w:val="false"/>
@@ -7308,7 +7363,7 @@
             </w:r>
             <w:r>
               <w:rPr>
-                <w:rFonts w:ascii="맑은 고딕" w:cs="맑은 고딕" w:eastAsia="맑은 고딕" w:hAnsi="맑은 고딕"/>
+                <w:rFonts w:ascii="한컴 말랑말랑 Bold" w:cs="한컴 말랑말랑 Bold" w:eastAsia="한컴 말랑말랑 Bold" w:hAnsi="한컴 말랑말랑 Bold"/>
                 <w:b/>
                 <w:bCs/>
                 <w:i w:val="false"/>
@@ -7317,7 +7372,7 @@
                 <w:sz w:val="20"/>
                 <w:szCs w:val="20"/>
               </w:rPr>
-              <w:t xml:space="preserve">민의 마음과 가장 필요한 것</w:t>
+              <w:t xml:space="preserve">💗 민의 마음과 가장 필요한 것</w:t>
             </w:r>
           </w:p>
         </w:tc>
@@ -7354,7 +7409,7 @@
               <w:bottom w:val="single" w:color="D7E3EA" w:sz="8"/>
               <w:right w:val="single" w:color="D7E3EA" w:sz="8"/>
             </w:tcBorders>
-            <w:shd w:fill="FFF4CF" w:color="auto" w:val="clear"/>
+            <w:shd w:fill="E3F6EC" w:color="auto" w:val="clear"/>
             <w:tcMar>
               <w:top w:type="dxa" w:w="60"/>
               <w:left w:type="dxa" w:w="100"/>
@@ -7370,7 +7425,7 @@
             </w:pPr>
             <w:r>
               <w:rPr>
-                <w:rFonts w:ascii="맑은 고딕" w:cs="맑은 고딕" w:eastAsia="맑은 고딕" w:hAnsi="맑은 고딕"/>
+                <w:rFonts w:ascii="한컴 말랑말랑 Bold" w:cs="한컴 말랑말랑 Bold" w:eastAsia="한컴 말랑말랑 Bold" w:hAnsi="한컴 말랑말랑 Bold"/>
                 <w:b/>
                 <w:bCs/>
                 <w:i w:val="false"/>
@@ -7379,7 +7434,7 @@
                 <w:sz w:val="17"/>
                 <w:szCs w:val="17"/>
               </w:rPr>
-              <w:t xml:space="preserve">마음 (○ 표시)</w:t>
+              <w:t xml:space="preserve">마음은? (○)</w:t>
             </w:r>
           </w:p>
         </w:tc>
@@ -7407,16 +7462,16 @@
             </w:pPr>
             <w:r>
               <w:rPr>
-                <w:rFonts w:ascii="맑은 고딕" w:cs="맑은 고딕" w:eastAsia="맑은 고딕" w:hAnsi="맑은 고딕"/>
-                <w:b w:val="false"/>
-                <w:bCs w:val="false"/>
-                <w:i w:val="false"/>
-                <w:iCs w:val="false"/>
-                <w:color w:val="1D2B36"/>
-                <w:sz w:val="17"/>
-                <w:szCs w:val="17"/>
-              </w:rPr>
-              <w:t xml:space="preserve">○ 걱정   ○ 속상함   ○ 두려움   ○ 답답함   ○ 희망   ○ 용기   ○ 자랑스러움   ○ 그리움</w:t>
+                <w:rFonts w:ascii="한컴 말랑말랑 Regular" w:cs="한컴 말랑말랑 Regular" w:eastAsia="한컴 말랑말랑 Regular" w:hAnsi="한컴 말랑말랑 Regular"/>
+                <w:b w:val="false"/>
+                <w:bCs w:val="false"/>
+                <w:i w:val="false"/>
+                <w:iCs w:val="false"/>
+                <w:color w:val="1D2B36"/>
+                <w:sz w:val="16"/>
+                <w:szCs w:val="16"/>
+              </w:rPr>
+              <w:t xml:space="preserve">😟 걱정   😢 속상함   😨 두려움   😤 답답함   🌱 희망   💪 용기   😊 자랑스러움   🥹 그리움</w:t>
             </w:r>
           </w:p>
         </w:tc>
@@ -7435,7 +7490,7 @@
               <w:bottom w:val="single" w:color="D7E3EA" w:sz="8"/>
               <w:right w:val="single" w:color="D7E3EA" w:sz="8"/>
             </w:tcBorders>
-            <w:shd w:fill="FFF4CF" w:color="auto" w:val="clear"/>
+            <w:shd w:fill="E3F6EC" w:color="auto" w:val="clear"/>
             <w:tcMar>
               <w:top w:type="dxa" w:w="60"/>
               <w:left w:type="dxa" w:w="100"/>
@@ -7451,7 +7506,7 @@
             </w:pPr>
             <w:r>
               <w:rPr>
-                <w:rFonts w:ascii="맑은 고딕" w:cs="맑은 고딕" w:eastAsia="맑은 고딕" w:hAnsi="맑은 고딕"/>
+                <w:rFonts w:ascii="한컴 말랑말랑 Bold" w:cs="한컴 말랑말랑 Bold" w:eastAsia="한컴 말랑말랑 Bold" w:hAnsi="한컴 말랑말랑 Bold"/>
                 <w:b/>
                 <w:bCs/>
                 <w:i w:val="false"/>
@@ -7460,7 +7515,7 @@
                 <w:sz w:val="17"/>
                 <w:szCs w:val="17"/>
               </w:rPr>
-              <w:t xml:space="preserve">가장 필요한 것</w:t>
+              <w:t xml:space="preserve">가장 필요한 것은?</w:t>
             </w:r>
           </w:p>
         </w:tc>
@@ -7488,7 +7543,7 @@
             </w:pPr>
             <w:r>
               <w:rPr>
-                <w:rFonts w:ascii="맑은 고딕" w:cs="맑은 고딕" w:eastAsia="맑은 고딕" w:hAnsi="맑은 고딕"/>
+                <w:rFonts w:ascii="한컴 말랑말랑 Regular" w:cs="한컴 말랑말랑 Regular" w:eastAsia="한컴 말랑말랑 Regular" w:hAnsi="한컴 말랑말랑 Regular"/>
                 <w:b w:val="false"/>
                 <w:bCs w:val="false"/>
                 <w:i w:val="false"/>
@@ -7509,7 +7564,7 @@
       </w:pPr>
       <w:r>
         <w:rPr>
-          <w:rFonts w:ascii="맑은 고딕" w:cs="맑은 고딕" w:eastAsia="맑은 고딕" w:hAnsi="맑은 고딕"/>
+          <w:rFonts w:ascii="한컴 말랑말랑 Regular" w:cs="한컴 말랑말랑 Regular" w:eastAsia="한컴 말랑말랑 Regular" w:hAnsi="한컴 말랑말랑 Regular"/>
           <w:b w:val="false"/>
           <w:bCs w:val="false"/>
           <w:i w:val="false"/>
@@ -7546,12 +7601,12 @@
           <w:tcPr>
             <w:tcW w:type="dxa" w:w="10506"/>
             <w:tcBorders>
-              <w:top w:val="single" w:color="2F7FB5" w:sz="8"/>
-              <w:left w:val="single" w:color="2F7FB5" w:sz="8"/>
-              <w:bottom w:val="single" w:color="2F7FB5" w:sz="8"/>
-              <w:right w:val="single" w:color="2F7FB5" w:sz="8"/>
-            </w:tcBorders>
-            <w:shd w:fill="2F7FB5" w:color="auto" w:val="clear"/>
+              <w:top w:val="single" w:color="2FAE74" w:sz="8"/>
+              <w:left w:val="single" w:color="2FAE74" w:sz="8"/>
+              <w:bottom w:val="single" w:color="2FAE74" w:sz="8"/>
+              <w:right w:val="single" w:color="2FAE74" w:sz="8"/>
+            </w:tcBorders>
+            <w:shd w:fill="2FAE74" w:color="auto" w:val="clear"/>
             <w:tcMar>
               <w:top w:type="dxa" w:w="60"/>
               <w:left w:type="dxa" w:w="100"/>
@@ -7567,7 +7622,7 @@
             </w:pPr>
             <w:r>
               <w:rPr>
-                <w:rFonts w:ascii="맑은 고딕" w:cs="맑은 고딕" w:eastAsia="맑은 고딕" w:hAnsi="맑은 고딕"/>
+                <w:rFonts w:ascii="한컴 말랑말랑 Bold" w:cs="한컴 말랑말랑 Bold" w:eastAsia="한컴 말랑말랑 Bold" w:hAnsi="한컴 말랑말랑 Bold"/>
                 <w:b/>
                 <w:bCs/>
                 <w:i w:val="false"/>
@@ -7580,7 +7635,7 @@
             </w:r>
             <w:r>
               <w:rPr>
-                <w:rFonts w:ascii="맑은 고딕" w:cs="맑은 고딕" w:eastAsia="맑은 고딕" w:hAnsi="맑은 고딕"/>
+                <w:rFonts w:ascii="한컴 말랑말랑 Bold" w:cs="한컴 말랑말랑 Bold" w:eastAsia="한컴 말랑말랑 Bold" w:hAnsi="한컴 말랑말랑 Bold"/>
                 <w:b/>
                 <w:bCs/>
                 <w:i w:val="false"/>
@@ -7589,7 +7644,7 @@
                 <w:sz w:val="20"/>
                 <w:szCs w:val="20"/>
               </w:rPr>
-              <w:t xml:space="preserve">내가 고른 방법 (하나에 ○ 하고 까닭을 써요)</w:t>
+              <w:t xml:space="preserve">🛠️ 내가 고른 방법은? (하나에 ○ 하고 까닭을 써요)</w:t>
             </w:r>
           </w:p>
         </w:tc>
@@ -7609,11 +7664,10 @@
         <w:tblLayout w:type="fixed"/>
       </w:tblPr>
       <w:tblGrid>
-        <w:gridCol w:w="600"/>
-        <w:gridCol w:w="1200"/>
-        <w:gridCol w:w="3303"/>
-        <w:gridCol w:w="1800"/>
-        <w:gridCol w:w="3303"/>
+        <w:gridCol w:w="2200"/>
+        <w:gridCol w:w="2903"/>
+        <w:gridCol w:w="2200"/>
+        <w:gridCol w:w="2903"/>
       </w:tblGrid>
       <w:tr>
         <w:trPr>
@@ -7645,7 +7699,7 @@
             </w:pPr>
             <w:r>
               <w:rPr>
-                <w:rFonts w:ascii="맑은 고딕" w:cs="맑은 고딕" w:eastAsia="맑은 고딕" w:hAnsi="맑은 고딕"/>
+                <w:rFonts w:ascii="한컴 말랑말랑 Bold" w:cs="한컴 말랑말랑 Bold" w:eastAsia="한컴 말랑말랑 Bold" w:hAnsi="한컴 말랑말랑 Bold"/>
                 <w:b/>
                 <w:bCs/>
                 <w:i w:val="false"/>
@@ -7682,7 +7736,7 @@
             </w:pPr>
             <w:r>
               <w:rPr>
-                <w:rFonts w:ascii="맑은 고딕" w:cs="맑은 고딕" w:eastAsia="맑은 고딕" w:hAnsi="맑은 고딕"/>
+                <w:rFonts w:ascii="한컴 말랑말랑 Regular" w:cs="한컴 말랑말랑 Regular" w:eastAsia="한컴 말랑말랑 Regular" w:hAnsi="한컴 말랑말랑 Regular"/>
                 <w:b w:val="false"/>
                 <w:bCs w:val="false"/>
                 <w:i w:val="false"/>
@@ -7726,7 +7780,7 @@
             </w:pPr>
             <w:r>
               <w:rPr>
-                <w:rFonts w:ascii="맑은 고딕" w:cs="맑은 고딕" w:eastAsia="맑은 고딕" w:hAnsi="맑은 고딕"/>
+                <w:rFonts w:ascii="한컴 말랑말랑 Bold" w:cs="한컴 말랑말랑 Bold" w:eastAsia="한컴 말랑말랑 Bold" w:hAnsi="한컴 말랑말랑 Bold"/>
                 <w:b/>
                 <w:bCs/>
                 <w:i w:val="false"/>
@@ -7763,7 +7817,7 @@
             </w:pPr>
             <w:r>
               <w:rPr>
-                <w:rFonts w:ascii="맑은 고딕" w:cs="맑은 고딕" w:eastAsia="맑은 고딕" w:hAnsi="맑은 고딕"/>
+                <w:rFonts w:ascii="한컴 말랑말랑 Regular" w:cs="한컴 말랑말랑 Regular" w:eastAsia="한컴 말랑말랑 Regular" w:hAnsi="한컴 말랑말랑 Regular"/>
                 <w:b w:val="false"/>
                 <w:bCs w:val="false"/>
                 <w:i w:val="false"/>
@@ -7807,7 +7861,7 @@
             </w:pPr>
             <w:r>
               <w:rPr>
-                <w:rFonts w:ascii="맑은 고딕" w:cs="맑은 고딕" w:eastAsia="맑은 고딕" w:hAnsi="맑은 고딕"/>
+                <w:rFonts w:ascii="한컴 말랑말랑 Bold" w:cs="한컴 말랑말랑 Bold" w:eastAsia="한컴 말랑말랑 Bold" w:hAnsi="한컴 말랑말랑 Bold"/>
                 <w:b/>
                 <w:bCs/>
                 <w:i w:val="false"/>
@@ -7844,7 +7898,7 @@
             </w:pPr>
             <w:r>
               <w:rPr>
-                <w:rFonts w:ascii="맑은 고딕" w:cs="맑은 고딕" w:eastAsia="맑은 고딕" w:hAnsi="맑은 고딕"/>
+                <w:rFonts w:ascii="한컴 말랑말랑 Regular" w:cs="한컴 말랑말랑 Regular" w:eastAsia="한컴 말랑말랑 Regular" w:hAnsi="한컴 말랑말랑 Regular"/>
                 <w:b w:val="false"/>
                 <w:bCs w:val="false"/>
                 <w:i w:val="false"/>
@@ -7865,14 +7919,14 @@
         </w:trPr>
         <w:tc>
           <w:tcPr>
-            <w:tcW w:type="dxa" w:w="1800"/>
-            <w:tcBorders>
-              <w:top w:val="single" w:color="D7E3EA" w:sz="8"/>
-              <w:left w:val="single" w:color="D7E3EA" w:sz="8"/>
-              <w:bottom w:val="single" w:color="D7E3EA" w:sz="8"/>
-              <w:right w:val="single" w:color="D7E3EA" w:sz="8"/>
-            </w:tcBorders>
-            <w:shd w:fill="FFF4CF" w:color="auto" w:val="clear"/>
+            <w:tcW w:type="dxa" w:w="2200"/>
+            <w:tcBorders>
+              <w:top w:val="single" w:color="D7E3EA" w:sz="8"/>
+              <w:left w:val="single" w:color="D7E3EA" w:sz="8"/>
+              <w:bottom w:val="single" w:color="D7E3EA" w:sz="8"/>
+              <w:right w:val="single" w:color="D7E3EA" w:sz="8"/>
+            </w:tcBorders>
+            <w:shd w:fill="E3F6EC" w:color="auto" w:val="clear"/>
             <w:tcMar>
               <w:top w:type="dxa" w:w="60"/>
               <w:left w:type="dxa" w:w="100"/>
@@ -7888,7 +7942,7 @@
             </w:pPr>
             <w:r>
               <w:rPr>
-                <w:rFonts w:ascii="맑은 고딕" w:cs="맑은 고딕" w:eastAsia="맑은 고딕" w:hAnsi="맑은 고딕"/>
+                <w:rFonts w:ascii="한컴 말랑말랑 Bold" w:cs="한컴 말랑말랑 Bold" w:eastAsia="한컴 말랑말랑 Bold" w:hAnsi="한컴 말랑말랑 Bold"/>
                 <w:b/>
                 <w:bCs/>
                 <w:i w:val="false"/>
@@ -7897,13 +7951,13 @@
                 <w:sz w:val="17"/>
                 <w:szCs w:val="17"/>
               </w:rPr>
-              <w:t xml:space="preserve">고른 까닭</w:t>
-            </w:r>
-          </w:p>
-        </w:tc>
-        <w:tc>
-          <w:tcPr>
-            <w:tcW w:type="dxa" w:w="8406"/>
+              <w:t xml:space="preserve">왜 골랐나요?</w:t>
+            </w:r>
+          </w:p>
+        </w:tc>
+        <w:tc>
+          <w:tcPr>
+            <w:tcW w:type="dxa" w:w="8006"/>
             <w:tcBorders>
               <w:top w:val="single" w:color="D7E3EA" w:sz="8"/>
               <w:left w:val="single" w:color="D7E3EA" w:sz="8"/>
@@ -7925,7 +7979,7 @@
             </w:pPr>
             <w:r>
               <w:rPr>
-                <w:rFonts w:ascii="맑은 고딕" w:cs="맑은 고딕" w:eastAsia="맑은 고딕" w:hAnsi="맑은 고딕"/>
+                <w:rFonts w:ascii="한컴 말랑말랑 Regular" w:cs="한컴 말랑말랑 Regular" w:eastAsia="한컴 말랑말랑 Regular" w:hAnsi="한컴 말랑말랑 Regular"/>
                 <w:b w:val="false"/>
                 <w:bCs w:val="false"/>
                 <w:i w:val="false"/>
@@ -7946,14 +8000,14 @@
         </w:trPr>
         <w:tc>
           <w:tcPr>
-            <w:tcW w:type="dxa" w:w="1800"/>
-            <w:tcBorders>
-              <w:top w:val="single" w:color="D7E3EA" w:sz="8"/>
-              <w:left w:val="single" w:color="D7E3EA" w:sz="8"/>
-              <w:bottom w:val="single" w:color="D7E3EA" w:sz="8"/>
-              <w:right w:val="single" w:color="D7E3EA" w:sz="8"/>
-            </w:tcBorders>
-            <w:shd w:fill="FFF4CF" w:color="auto" w:val="clear"/>
+            <w:tcW w:type="dxa" w:w="2200"/>
+            <w:tcBorders>
+              <w:top w:val="single" w:color="D7E3EA" w:sz="8"/>
+              <w:left w:val="single" w:color="D7E3EA" w:sz="8"/>
+              <w:bottom w:val="single" w:color="D7E3EA" w:sz="8"/>
+              <w:right w:val="single" w:color="D7E3EA" w:sz="8"/>
+            </w:tcBorders>
+            <w:shd w:fill="E3F6EC" w:color="auto" w:val="clear"/>
             <w:tcMar>
               <w:top w:type="dxa" w:w="60"/>
               <w:left w:type="dxa" w:w="100"/>
@@ -7969,7 +8023,7 @@
             </w:pPr>
             <w:r>
               <w:rPr>
-                <w:rFonts w:ascii="맑은 고딕" w:cs="맑은 고딕" w:eastAsia="맑은 고딕" w:hAnsi="맑은 고딕"/>
+                <w:rFonts w:ascii="한컴 말랑말랑 Bold" w:cs="한컴 말랑말랑 Bold" w:eastAsia="한컴 말랑말랑 Bold" w:hAnsi="한컴 말랑말랑 Bold"/>
                 <w:b/>
                 <w:bCs/>
                 <w:i w:val="false"/>
@@ -7978,13 +8032,13 @@
                 <w:sz w:val="17"/>
                 <w:szCs w:val="17"/>
               </w:rPr>
-              <w:t xml:space="preserve">좋은 점</w:t>
-            </w:r>
-          </w:p>
-        </w:tc>
-        <w:tc>
-          <w:tcPr>
-            <w:tcW w:type="dxa" w:w="3303"/>
+              <w:t xml:space="preserve">좋은 점 👍</w:t>
+            </w:r>
+          </w:p>
+        </w:tc>
+        <w:tc>
+          <w:tcPr>
+            <w:tcW w:type="dxa" w:w="2903"/>
             <w:tcBorders>
               <w:top w:val="single" w:color="D7E3EA" w:sz="8"/>
               <w:left w:val="single" w:color="D7E3EA" w:sz="8"/>
@@ -8006,7 +8060,7 @@
             </w:pPr>
             <w:r>
               <w:rPr>
-                <w:rFonts w:ascii="맑은 고딕" w:cs="맑은 고딕" w:eastAsia="맑은 고딕" w:hAnsi="맑은 고딕"/>
+                <w:rFonts w:ascii="한컴 말랑말랑 Regular" w:cs="한컴 말랑말랑 Regular" w:eastAsia="한컴 말랑말랑 Regular" w:hAnsi="한컴 말랑말랑 Regular"/>
                 <w:b w:val="false"/>
                 <w:bCs w:val="false"/>
                 <w:i w:val="false"/>
@@ -8021,14 +8075,14 @@
         </w:tc>
         <w:tc>
           <w:tcPr>
-            <w:tcW w:type="dxa" w:w="1800"/>
-            <w:tcBorders>
-              <w:top w:val="single" w:color="D7E3EA" w:sz="8"/>
-              <w:left w:val="single" w:color="D7E3EA" w:sz="8"/>
-              <w:bottom w:val="single" w:color="D7E3EA" w:sz="8"/>
-              <w:right w:val="single" w:color="D7E3EA" w:sz="8"/>
-            </w:tcBorders>
-            <w:shd w:fill="FFF4CF" w:color="auto" w:val="clear"/>
+            <w:tcW w:type="dxa" w:w="2200"/>
+            <w:tcBorders>
+              <w:top w:val="single" w:color="D7E3EA" w:sz="8"/>
+              <w:left w:val="single" w:color="D7E3EA" w:sz="8"/>
+              <w:bottom w:val="single" w:color="D7E3EA" w:sz="8"/>
+              <w:right w:val="single" w:color="D7E3EA" w:sz="8"/>
+            </w:tcBorders>
+            <w:shd w:fill="E3F6EC" w:color="auto" w:val="clear"/>
             <w:tcMar>
               <w:top w:type="dxa" w:w="60"/>
               <w:left w:type="dxa" w:w="100"/>
@@ -8044,7 +8098,7 @@
             </w:pPr>
             <w:r>
               <w:rPr>
-                <w:rFonts w:ascii="맑은 고딕" w:cs="맑은 고딕" w:eastAsia="맑은 고딕" w:hAnsi="맑은 고딕"/>
+                <w:rFonts w:ascii="한컴 말랑말랑 Bold" w:cs="한컴 말랑말랑 Bold" w:eastAsia="한컴 말랑말랑 Bold" w:hAnsi="한컴 말랑말랑 Bold"/>
                 <w:b/>
                 <w:bCs/>
                 <w:i w:val="false"/>
@@ -8053,13 +8107,13 @@
                 <w:sz w:val="17"/>
                 <w:szCs w:val="17"/>
               </w:rPr>
-              <w:t xml:space="preserve">어려운 점</w:t>
-            </w:r>
-          </w:p>
-        </w:tc>
-        <w:tc>
-          <w:tcPr>
-            <w:tcW w:type="dxa" w:w="3303"/>
+              <w:t xml:space="preserve">어려운 점 🤔</w:t>
+            </w:r>
+          </w:p>
+        </w:tc>
+        <w:tc>
+          <w:tcPr>
+            <w:tcW w:type="dxa" w:w="2903"/>
             <w:tcBorders>
               <w:top w:val="single" w:color="D7E3EA" w:sz="8"/>
               <w:left w:val="single" w:color="D7E3EA" w:sz="8"/>
@@ -8081,7 +8135,7 @@
             </w:pPr>
             <w:r>
               <w:rPr>
-                <w:rFonts w:ascii="맑은 고딕" w:cs="맑은 고딕" w:eastAsia="맑은 고딕" w:hAnsi="맑은 고딕"/>
+                <w:rFonts w:ascii="한컴 말랑말랑 Regular" w:cs="한컴 말랑말랑 Regular" w:eastAsia="한컴 말랑말랑 Regular" w:hAnsi="한컴 말랑말랑 Regular"/>
                 <w:b w:val="false"/>
                 <w:bCs w:val="false"/>
                 <w:i w:val="false"/>
@@ -8102,7 +8156,7 @@
       </w:pPr>
       <w:r>
         <w:rPr>
-          <w:rFonts w:ascii="맑은 고딕" w:cs="맑은 고딕" w:eastAsia="맑은 고딕" w:hAnsi="맑은 고딕"/>
+          <w:rFonts w:ascii="한컴 말랑말랑 Regular" w:cs="한컴 말랑말랑 Regular" w:eastAsia="한컴 말랑말랑 Regular" w:hAnsi="한컴 말랑말랑 Regular"/>
           <w:b w:val="false"/>
           <w:bCs w:val="false"/>
           <w:i w:val="false"/>
@@ -8139,12 +8193,12 @@
           <w:tcPr>
             <w:tcW w:type="dxa" w:w="10506"/>
             <w:tcBorders>
-              <w:top w:val="single" w:color="2F7FB5" w:sz="8"/>
-              <w:left w:val="single" w:color="2F7FB5" w:sz="8"/>
-              <w:bottom w:val="single" w:color="2F7FB5" w:sz="8"/>
-              <w:right w:val="single" w:color="2F7FB5" w:sz="8"/>
-            </w:tcBorders>
-            <w:shd w:fill="2F7FB5" w:color="auto" w:val="clear"/>
+              <w:top w:val="single" w:color="2FAE74" w:sz="8"/>
+              <w:left w:val="single" w:color="2FAE74" w:sz="8"/>
+              <w:bottom w:val="single" w:color="2FAE74" w:sz="8"/>
+              <w:right w:val="single" w:color="2FAE74" w:sz="8"/>
+            </w:tcBorders>
+            <w:shd w:fill="2FAE74" w:color="auto" w:val="clear"/>
             <w:tcMar>
               <w:top w:type="dxa" w:w="60"/>
               <w:left w:type="dxa" w:w="100"/>
@@ -8160,7 +8214,7 @@
             </w:pPr>
             <w:r>
               <w:rPr>
-                <w:rFonts w:ascii="맑은 고딕" w:cs="맑은 고딕" w:eastAsia="맑은 고딕" w:hAnsi="맑은 고딕"/>
+                <w:rFonts w:ascii="한컴 말랑말랑 Bold" w:cs="한컴 말랑말랑 Bold" w:eastAsia="한컴 말랑말랑 Bold" w:hAnsi="한컴 말랑말랑 Bold"/>
                 <w:b/>
                 <w:bCs/>
                 <w:i w:val="false"/>
@@ -8173,7 +8227,7 @@
             </w:r>
             <w:r>
               <w:rPr>
-                <w:rFonts w:ascii="맑은 고딕" w:cs="맑은 고딕" w:eastAsia="맑은 고딕" w:hAnsi="맑은 고딕"/>
+                <w:rFonts w:ascii="한컴 말랑말랑 Bold" w:cs="한컴 말랑말랑 Bold" w:eastAsia="한컴 말랑말랑 Bold" w:hAnsi="한컴 말랑말랑 Bold"/>
                 <w:b/>
                 <w:bCs/>
                 <w:i w:val="false"/>
@@ -8182,7 +8236,7 @@
                 <w:sz w:val="20"/>
                 <w:szCs w:val="20"/>
               </w:rPr>
-              <w:t xml:space="preserve">이 방법을 함께할 사람은 누구인가요? (✓ 표시, 여러 개 가능)</w:t>
+              <w:t xml:space="preserve">🤝 누구와 함께하면 좋을까요? (✓ 여러 개 가능)</w:t>
             </w:r>
           </w:p>
         </w:tc>
@@ -8234,7 +8288,7 @@
             </w:pPr>
             <w:r>
               <w:rPr>
-                <w:rFonts w:ascii="맑은 고딕" w:cs="맑은 고딕" w:eastAsia="맑은 고딕" w:hAnsi="맑은 고딕"/>
+                <w:rFonts w:ascii="한컴 말랑말랑 Regular" w:cs="한컴 말랑말랑 Regular" w:eastAsia="한컴 말랑말랑 Regular" w:hAnsi="한컴 말랑말랑 Regular"/>
                 <w:b w:val="false"/>
                 <w:bCs w:val="false"/>
                 <w:i w:val="false"/>
@@ -8262,7 +8316,7 @@
               <w:bottom w:val="single" w:color="D7E3EA" w:sz="8"/>
               <w:right w:val="single" w:color="D7E3EA" w:sz="8"/>
             </w:tcBorders>
-            <w:shd w:fill="FFF4CF" w:color="auto" w:val="clear"/>
+            <w:shd w:fill="E3F6EC" w:color="auto" w:val="clear"/>
             <w:tcMar>
               <w:top w:type="dxa" w:w="60"/>
               <w:left w:type="dxa" w:w="100"/>
@@ -8278,7 +8332,7 @@
             </w:pPr>
             <w:r>
               <w:rPr>
-                <w:rFonts w:ascii="맑은 고딕" w:cs="맑은 고딕" w:eastAsia="맑은 고딕" w:hAnsi="맑은 고딕"/>
+                <w:rFonts w:ascii="한컴 말랑말랑 Bold" w:cs="한컴 말랑말랑 Bold" w:eastAsia="한컴 말랑말랑 Bold" w:hAnsi="한컴 말랑말랑 Bold"/>
                 <w:b/>
                 <w:bCs/>
                 <w:i w:val="false"/>
@@ -8287,7 +8341,7 @@
                 <w:sz w:val="17"/>
                 <w:szCs w:val="17"/>
               </w:rPr>
-              <w:t xml:space="preserve">왜 그 사람인가요?</w:t>
+              <w:t xml:space="preserve">왜 그렇게 생각했나요?</w:t>
             </w:r>
           </w:p>
         </w:tc>
@@ -8315,7 +8369,7 @@
             </w:pPr>
             <w:r>
               <w:rPr>
-                <w:rFonts w:ascii="맑은 고딕" w:cs="맑은 고딕" w:eastAsia="맑은 고딕" w:hAnsi="맑은 고딕"/>
+                <w:rFonts w:ascii="한컴 말랑말랑 Regular" w:cs="한컴 말랑말랑 Regular" w:eastAsia="한컴 말랑말랑 Regular" w:hAnsi="한컴 말랑말랑 Regular"/>
                 <w:b w:val="false"/>
                 <w:bCs w:val="false"/>
                 <w:i w:val="false"/>
@@ -8336,7 +8390,7 @@
       </w:pPr>
       <w:r>
         <w:rPr>
-          <w:rFonts w:ascii="맑은 고딕" w:cs="맑은 고딕" w:eastAsia="맑은 고딕" w:hAnsi="맑은 고딕"/>
+          <w:rFonts w:ascii="한컴 말랑말랑 Regular" w:cs="한컴 말랑말랑 Regular" w:eastAsia="한컴 말랑말랑 Regular" w:hAnsi="한컴 말랑말랑 Regular"/>
           <w:b w:val="false"/>
           <w:bCs w:val="false"/>
           <w:i w:val="false"/>
@@ -8394,7 +8448,7 @@
             </w:pPr>
             <w:r>
               <w:rPr>
-                <w:rFonts w:ascii="맑은 고딕" w:cs="맑은 고딕" w:eastAsia="맑은 고딕" w:hAnsi="맑은 고딕"/>
+                <w:rFonts w:ascii="한컴 말랑말랑 Bold" w:cs="한컴 말랑말랑 Bold" w:eastAsia="한컴 말랑말랑 Bold" w:hAnsi="한컴 말랑말랑 Bold"/>
                 <w:b/>
                 <w:bCs/>
                 <w:i w:val="false"/>
@@ -8407,7 +8461,7 @@
             </w:r>
             <w:r>
               <w:rPr>
-                <w:rFonts w:ascii="맑은 고딕" w:cs="맑은 고딕" w:eastAsia="맑은 고딕" w:hAnsi="맑은 고딕"/>
+                <w:rFonts w:ascii="한컴 말랑말랑 Bold" w:cs="한컴 말랑말랑 Bold" w:eastAsia="한컴 말랑말랑 Bold" w:hAnsi="한컴 말랑말랑 Bold"/>
                 <w:b/>
                 <w:bCs/>
                 <w:i w:val="false"/>
@@ -8416,7 +8470,7 @@
                 <w:sz w:val="20"/>
                 <w:szCs w:val="20"/>
               </w:rPr>
-              <w:t xml:space="preserve">공감 한 줄</w:t>
+              <w:t xml:space="preserve">💬 내가 민(이)라면… (마음속 한 줄)</w:t>
             </w:r>
           </w:p>
         </w:tc>
@@ -8468,7 +8522,7 @@
             </w:pPr>
             <w:r>
               <w:rPr>
-                <w:rFonts w:ascii="맑은 고딕" w:cs="맑은 고딕" w:eastAsia="맑은 고딕" w:hAnsi="맑은 고딕"/>
+                <w:rFonts w:ascii="한컴 말랑말랑 Bold" w:cs="한컴 말랑말랑 Bold" w:eastAsia="한컴 말랑말랑 Bold" w:hAnsi="한컴 말랑말랑 Bold"/>
                 <w:b/>
                 <w:bCs/>
                 <w:i w:val="false"/>
@@ -8481,7 +8535,7 @@
             </w:r>
             <w:r>
               <w:rPr>
-                <w:rFonts w:ascii="맑은 고딕" w:cs="맑은 고딕" w:eastAsia="맑은 고딕" w:hAnsi="맑은 고딕"/>
+                <w:rFonts w:ascii="한컴 말랑말랑 Regular" w:cs="한컴 말랑말랑 Regular" w:eastAsia="한컴 말랑말랑 Regular" w:hAnsi="한컴 말랑말랑 Regular"/>
                 <w:b w:val="false"/>
                 <w:bCs w:val="false"/>
                 <w:i w:val="false"/>
@@ -8500,7 +8554,7 @@
             </w:pPr>
             <w:r>
               <w:rPr>
-                <w:rFonts w:ascii="맑은 고딕" w:cs="맑은 고딕" w:eastAsia="맑은 고딕" w:hAnsi="맑은 고딕"/>
+                <w:rFonts w:ascii="한컴 말랑말랑 Regular" w:cs="한컴 말랑말랑 Regular" w:eastAsia="한컴 말랑말랑 Regular" w:hAnsi="한컴 말랑말랑 Regular"/>
                 <w:b w:val="false"/>
                 <w:bCs w:val="false"/>
                 <w:i w:val="false"/>
@@ -8537,7 +8591,7 @@
             </w:pPr>
             <w:r>
               <w:rPr>
-                <w:rFonts w:ascii="맑은 고딕" w:cs="맑은 고딕" w:eastAsia="맑은 고딕" w:hAnsi="맑은 고딕"/>
+                <w:rFonts w:ascii="한컴 말랑말랑 Bold" w:cs="한컴 말랑말랑 Bold" w:eastAsia="한컴 말랑말랑 Bold" w:hAnsi="한컴 말랑말랑 Bold"/>
                 <w:b/>
                 <w:bCs/>
                 <w:i w:val="false"/>
@@ -8556,7 +8610,7 @@
             </w:pPr>
             <w:r>
               <w:rPr>
-                <w:rFonts w:ascii="맑은 고딕" w:cs="맑은 고딕" w:eastAsia="맑은 고딕" w:hAnsi="맑은 고딕"/>
+                <w:rFonts w:ascii="한컴 말랑말랑 Regular" w:cs="한컴 말랑말랑 Regular" w:eastAsia="한컴 말랑말랑 Regular" w:hAnsi="한컴 말랑말랑 Regular"/>
                 <w:b w:val="false"/>
                 <w:bCs w:val="false"/>
                 <w:i w:val="false"/>
@@ -8575,7 +8629,7 @@
             </w:pPr>
             <w:r>
               <w:rPr>
-                <w:rFonts w:ascii="맑은 고딕" w:cs="맑은 고딕" w:eastAsia="맑은 고딕" w:hAnsi="맑은 고딕"/>
+                <w:rFonts w:ascii="한컴 말랑말랑 Regular" w:cs="한컴 말랑말랑 Regular" w:eastAsia="한컴 말랑말랑 Regular" w:hAnsi="한컴 말랑말랑 Regular"/>
                 <w:b w:val="false"/>
                 <w:bCs w:val="false"/>
                 <w:i w:val="false"/>
@@ -8597,7 +8651,7 @@
       </w:pPr>
       <w:r>
         <w:rPr>
-          <w:rFonts w:ascii="맑은 고딕" w:cs="맑은 고딕" w:eastAsia="맑은 고딕" w:hAnsi="맑은 고딕"/>
+          <w:rFonts w:ascii="한컴 말랑말랑 Regular" w:cs="한컴 말랑말랑 Regular" w:eastAsia="한컴 말랑말랑 Regular" w:hAnsi="한컴 말랑말랑 Regular"/>
           <w:b w:val="false"/>
           <w:bCs w:val="false"/>
           <w:i w:val="false"/>
@@ -8719,12 +8773,12 @@
             </w:pPr>
             <w:r>
               <w:rPr>
-                <w:rFonts w:ascii="맑은 고딕" w:cs="맑은 고딕" w:eastAsia="맑은 고딕" w:hAnsi="맑은 고딕"/>
-                <w:b/>
-                <w:bCs/>
-                <w:i w:val="false"/>
-                <w:iCs w:val="false"/>
-                <w:color w:val="225F88"/>
+                <w:rFonts w:ascii="한컴 말랑말랑 Bold" w:cs="한컴 말랑말랑 Bold" w:eastAsia="한컴 말랑말랑 Bold" w:hAnsi="한컴 말랑말랑 Bold"/>
+                <w:b/>
+                <w:bCs/>
+                <w:i w:val="false"/>
+                <w:iCs w:val="false"/>
+                <w:color w:val="146E71"/>
                 <w:sz w:val="26"/>
                 <w:szCs w:val="26"/>
               </w:rPr>
@@ -8738,7 +8792,7 @@
             </w:pPr>
             <w:r>
               <w:rPr>
-                <w:rFonts w:ascii="맑은 고딕" w:cs="맑은 고딕" w:eastAsia="맑은 고딕" w:hAnsi="맑은 고딕"/>
+                <w:rFonts w:ascii="한컴 말랑말랑 Regular" w:cs="한컴 말랑말랑 Regular" w:eastAsia="한컴 말랑말랑 Regular" w:hAnsi="한컴 말랑말랑 Regular"/>
                 <w:b w:val="false"/>
                 <w:bCs w:val="false"/>
                 <w:i w:val="false"/>
@@ -8747,7 +8801,26 @@
                 <w:sz w:val="15"/>
                 <w:szCs w:val="15"/>
               </w:rPr>
-              <w:t xml:space="preserve">방글라데시 마을 주민 · 주제: 홍수 · 살던 곳을 떠나는 사람들 · 대화 끝의 [학습 정리]를 보고 적어요.</w:t>
+              <w:t xml:space="preserve">방글라데시 마을 주민 · 홍수 · 살던 곳을 떠나는 사람들 · 대화 끝에 나오는 [학습 정리]를 보고 적어요.</w:t>
+            </w:r>
+          </w:p>
+          <w:p>
+            <w:pPr>
+              <w:spacing w:before="0" w:after="0" w:line="260"/>
+              <w:jc w:val="left"/>
+            </w:pPr>
+            <w:r>
+              <w:rPr>
+                <w:rFonts w:ascii="한컴 말랑말랑 Bold" w:cs="한컴 말랑말랑 Bold" w:eastAsia="한컴 말랑말랑 Bold" w:hAnsi="한컴 말랑말랑 Bold"/>
+                <w:b/>
+                <w:bCs/>
+                <w:i w:val="false"/>
+                <w:iCs w:val="false"/>
+                <w:color w:val="146E71"/>
+                <w:sz w:val="15"/>
+                <w:szCs w:val="15"/>
+              </w:rPr>
+              <w:t xml:space="preserve"> 같이 고민해 줘서 고마워 🏠 </w:t>
             </w:r>
           </w:p>
         </w:tc>
@@ -8775,7 +8848,7 @@
             </w:pPr>
             <w:r>
               <w:rPr>
-                <w:rFonts w:ascii="맑은 고딕" w:cs="맑은 고딕" w:eastAsia="맑은 고딕" w:hAnsi="맑은 고딕"/>
+                <w:rFonts w:ascii="한컴 말랑말랑 Regular" w:cs="한컴 말랑말랑 Regular" w:eastAsia="한컴 말랑말랑 Regular" w:hAnsi="한컴 말랑말랑 Regular"/>
                 <w:b w:val="false"/>
                 <w:bCs w:val="false"/>
                 <w:i w:val="false"/>
@@ -8794,7 +8867,7 @@
             </w:pPr>
             <w:r>
               <w:rPr>
-                <w:rFonts w:ascii="맑은 고딕" w:cs="맑은 고딕" w:eastAsia="맑은 고딕" w:hAnsi="맑은 고딕"/>
+                <w:rFonts w:ascii="한컴 말랑말랑 Regular" w:cs="한컴 말랑말랑 Regular" w:eastAsia="한컴 말랑말랑 Regular" w:hAnsi="한컴 말랑말랑 Regular"/>
                 <w:b w:val="false"/>
                 <w:bCs w:val="false"/>
                 <w:i w:val="false"/>
@@ -8812,7 +8885,7 @@
     <w:p>
       <w:pPr>
         <w:pBdr>
-          <w:bottom w:val="single" w:color="FFC93C" w:sz="12" w:space="1"/>
+          <w:bottom w:val="single" w:color="1FA2A6" w:sz="12" w:space="1"/>
         </w:pBdr>
         <w:spacing w:after="60"/>
       </w:pPr>
@@ -8842,12 +8915,12 @@
           <w:tcPr>
             <w:tcW w:type="dxa" w:w="10506"/>
             <w:tcBorders>
-              <w:top w:val="single" w:color="2F7FB5" w:sz="8"/>
-              <w:left w:val="single" w:color="2F7FB5" w:sz="8"/>
-              <w:bottom w:val="single" w:color="2F7FB5" w:sz="8"/>
-              <w:right w:val="single" w:color="2F7FB5" w:sz="8"/>
-            </w:tcBorders>
-            <w:shd w:fill="2F7FB5" w:color="auto" w:val="clear"/>
+              <w:top w:val="single" w:color="1FA2A6" w:sz="8"/>
+              <w:left w:val="single" w:color="1FA2A6" w:sz="8"/>
+              <w:bottom w:val="single" w:color="1FA2A6" w:sz="8"/>
+              <w:right w:val="single" w:color="1FA2A6" w:sz="8"/>
+            </w:tcBorders>
+            <w:shd w:fill="1FA2A6" w:color="auto" w:val="clear"/>
             <w:tcMar>
               <w:top w:type="dxa" w:w="60"/>
               <w:left w:type="dxa" w:w="100"/>
@@ -8863,7 +8936,7 @@
             </w:pPr>
             <w:r>
               <w:rPr>
-                <w:rFonts w:ascii="맑은 고딕" w:cs="맑은 고딕" w:eastAsia="맑은 고딕" w:hAnsi="맑은 고딕"/>
+                <w:rFonts w:ascii="한컴 말랑말랑 Bold" w:cs="한컴 말랑말랑 Bold" w:eastAsia="한컴 말랑말랑 Bold" w:hAnsi="한컴 말랑말랑 Bold"/>
                 <w:b/>
                 <w:bCs/>
                 <w:i w:val="false"/>
@@ -8876,7 +8949,7 @@
             </w:r>
             <w:r>
               <w:rPr>
-                <w:rFonts w:ascii="맑은 고딕" w:cs="맑은 고딕" w:eastAsia="맑은 고딕" w:hAnsi="맑은 고딕"/>
+                <w:rFonts w:ascii="한컴 말랑말랑 Bold" w:cs="한컴 말랑말랑 Bold" w:eastAsia="한컴 말랑말랑 Bold" w:hAnsi="한컴 말랑말랑 Bold"/>
                 <w:b/>
                 <w:bCs/>
                 <w:i w:val="false"/>
@@ -8885,7 +8958,7 @@
                 <w:sz w:val="20"/>
                 <w:szCs w:val="20"/>
               </w:rPr>
-              <w:t xml:space="preserve">만난 사람</w:t>
+              <w:t xml:space="preserve">👋 내가 만난 사람</w:t>
             </w:r>
           </w:p>
         </w:tc>
@@ -8926,7 +8999,7 @@
               <w:bottom w:val="single" w:color="D7E3EA" w:sz="8"/>
               <w:right w:val="single" w:color="D7E3EA" w:sz="8"/>
             </w:tcBorders>
-            <w:shd w:fill="FFF4CF" w:color="auto" w:val="clear"/>
+            <w:shd w:fill="DFF4F4" w:color="auto" w:val="clear"/>
             <w:tcMar>
               <w:top w:type="dxa" w:w="60"/>
               <w:left w:type="dxa" w:w="100"/>
@@ -8942,7 +9015,7 @@
             </w:pPr>
             <w:r>
               <w:rPr>
-                <w:rFonts w:ascii="맑은 고딕" w:cs="맑은 고딕" w:eastAsia="맑은 고딕" w:hAnsi="맑은 고딕"/>
+                <w:rFonts w:ascii="한컴 말랑말랑 Bold" w:cs="한컴 말랑말랑 Bold" w:eastAsia="한컴 말랑말랑 Bold" w:hAnsi="한컴 말랑말랑 Bold"/>
                 <w:b/>
                 <w:bCs/>
                 <w:i w:val="false"/>
@@ -8979,7 +9052,7 @@
             </w:pPr>
             <w:r>
               <w:rPr>
-                <w:rFonts w:ascii="맑은 고딕" w:cs="맑은 고딕" w:eastAsia="맑은 고딕" w:hAnsi="맑은 고딕"/>
+                <w:rFonts w:ascii="한컴 말랑말랑 Regular" w:cs="한컴 말랑말랑 Regular" w:eastAsia="한컴 말랑말랑 Regular" w:hAnsi="한컴 말랑말랑 Regular"/>
                 <w:b w:val="false"/>
                 <w:bCs w:val="false"/>
                 <w:i w:val="false"/>
@@ -9001,7 +9074,7 @@
               <w:bottom w:val="single" w:color="D7E3EA" w:sz="8"/>
               <w:right w:val="single" w:color="D7E3EA" w:sz="8"/>
             </w:tcBorders>
-            <w:shd w:fill="FFF4CF" w:color="auto" w:val="clear"/>
+            <w:shd w:fill="DFF4F4" w:color="auto" w:val="clear"/>
             <w:tcMar>
               <w:top w:type="dxa" w:w="60"/>
               <w:left w:type="dxa" w:w="100"/>
@@ -9017,7 +9090,7 @@
             </w:pPr>
             <w:r>
               <w:rPr>
-                <w:rFonts w:ascii="맑은 고딕" w:cs="맑은 고딕" w:eastAsia="맑은 고딕" w:hAnsi="맑은 고딕"/>
+                <w:rFonts w:ascii="한컴 말랑말랑 Bold" w:cs="한컴 말랑말랑 Bold" w:eastAsia="한컴 말랑말랑 Bold" w:hAnsi="한컴 말랑말랑 Bold"/>
                 <w:b/>
                 <w:bCs/>
                 <w:i w:val="false"/>
@@ -9054,7 +9127,7 @@
             </w:pPr>
             <w:r>
               <w:rPr>
-                <w:rFonts w:ascii="맑은 고딕" w:cs="맑은 고딕" w:eastAsia="맑은 고딕" w:hAnsi="맑은 고딕"/>
+                <w:rFonts w:ascii="한컴 말랑말랑 Regular" w:cs="한컴 말랑말랑 Regular" w:eastAsia="한컴 말랑말랑 Regular" w:hAnsi="한컴 말랑말랑 Regular"/>
                 <w:b w:val="false"/>
                 <w:bCs w:val="false"/>
                 <w:i w:val="false"/>
@@ -9076,7 +9149,7 @@
               <w:bottom w:val="single" w:color="D7E3EA" w:sz="8"/>
               <w:right w:val="single" w:color="D7E3EA" w:sz="8"/>
             </w:tcBorders>
-            <w:shd w:fill="FFF4CF" w:color="auto" w:val="clear"/>
+            <w:shd w:fill="DFF4F4" w:color="auto" w:val="clear"/>
             <w:tcMar>
               <w:top w:type="dxa" w:w="60"/>
               <w:left w:type="dxa" w:w="100"/>
@@ -9092,7 +9165,7 @@
             </w:pPr>
             <w:r>
               <w:rPr>
-                <w:rFonts w:ascii="맑은 고딕" w:cs="맑은 고딕" w:eastAsia="맑은 고딕" w:hAnsi="맑은 고딕"/>
+                <w:rFonts w:ascii="한컴 말랑말랑 Bold" w:cs="한컴 말랑말랑 Bold" w:eastAsia="한컴 말랑말랑 Bold" w:hAnsi="한컴 말랑말랑 Bold"/>
                 <w:b/>
                 <w:bCs/>
                 <w:i w:val="false"/>
@@ -9129,7 +9202,7 @@
             </w:pPr>
             <w:r>
               <w:rPr>
-                <w:rFonts w:ascii="맑은 고딕" w:cs="맑은 고딕" w:eastAsia="맑은 고딕" w:hAnsi="맑은 고딕"/>
+                <w:rFonts w:ascii="한컴 말랑말랑 Regular" w:cs="한컴 말랑말랑 Regular" w:eastAsia="한컴 말랑말랑 Regular" w:hAnsi="한컴 말랑말랑 Regular"/>
                 <w:b w:val="false"/>
                 <w:bCs w:val="false"/>
                 <w:i w:val="false"/>
@@ -9150,7 +9223,7 @@
       </w:pPr>
       <w:r>
         <w:rPr>
-          <w:rFonts w:ascii="맑은 고딕" w:cs="맑은 고딕" w:eastAsia="맑은 고딕" w:hAnsi="맑은 고딕"/>
+          <w:rFonts w:ascii="한컴 말랑말랑 Regular" w:cs="한컴 말랑말랑 Regular" w:eastAsia="한컴 말랑말랑 Regular" w:hAnsi="한컴 말랑말랑 Regular"/>
           <w:b w:val="false"/>
           <w:bCs w:val="false"/>
           <w:i w:val="false"/>
@@ -9187,12 +9260,12 @@
           <w:tcPr>
             <w:tcW w:type="dxa" w:w="10506"/>
             <w:tcBorders>
-              <w:top w:val="single" w:color="2F7FB5" w:sz="8"/>
-              <w:left w:val="single" w:color="2F7FB5" w:sz="8"/>
-              <w:bottom w:val="single" w:color="2F7FB5" w:sz="8"/>
-              <w:right w:val="single" w:color="2F7FB5" w:sz="8"/>
-            </w:tcBorders>
-            <w:shd w:fill="2F7FB5" w:color="auto" w:val="clear"/>
+              <w:top w:val="single" w:color="1FA2A6" w:sz="8"/>
+              <w:left w:val="single" w:color="1FA2A6" w:sz="8"/>
+              <w:bottom w:val="single" w:color="1FA2A6" w:sz="8"/>
+              <w:right w:val="single" w:color="1FA2A6" w:sz="8"/>
+            </w:tcBorders>
+            <w:shd w:fill="1FA2A6" w:color="auto" w:val="clear"/>
             <w:tcMar>
               <w:top w:type="dxa" w:w="60"/>
               <w:left w:type="dxa" w:w="100"/>
@@ -9208,7 +9281,7 @@
             </w:pPr>
             <w:r>
               <w:rPr>
-                <w:rFonts w:ascii="맑은 고딕" w:cs="맑은 고딕" w:eastAsia="맑은 고딕" w:hAnsi="맑은 고딕"/>
+                <w:rFonts w:ascii="한컴 말랑말랑 Bold" w:cs="한컴 말랑말랑 Bold" w:eastAsia="한컴 말랑말랑 Bold" w:hAnsi="한컴 말랑말랑 Bold"/>
                 <w:b/>
                 <w:bCs/>
                 <w:i w:val="false"/>
@@ -9221,7 +9294,7 @@
             </w:r>
             <w:r>
               <w:rPr>
-                <w:rFonts w:ascii="맑은 고딕" w:cs="맑은 고딕" w:eastAsia="맑은 고딕" w:hAnsi="맑은 고딕"/>
+                <w:rFonts w:ascii="한컴 말랑말랑 Bold" w:cs="한컴 말랑말랑 Bold" w:eastAsia="한컴 말랑말랑 Bold" w:hAnsi="한컴 말랑말랑 Bold"/>
                 <w:b/>
                 <w:bCs/>
                 <w:i w:val="false"/>
@@ -9230,7 +9303,7 @@
                 <w:sz w:val="20"/>
                 <w:szCs w:val="20"/>
               </w:rPr>
-              <w:t xml:space="preserve">이 사람이 겪는 지구촌 문제는 무엇인가요? (한 문장)</w:t>
+              <w:t xml:space="preserve">😮 리마에게 어떤 어려움이 있나요? (한 문장으로)</w:t>
             </w:r>
           </w:p>
         </w:tc>
@@ -9281,7 +9354,7 @@
             </w:pPr>
             <w:r>
               <w:rPr>
-                <w:rFonts w:ascii="맑은 고딕" w:cs="맑은 고딕" w:eastAsia="맑은 고딕" w:hAnsi="맑은 고딕"/>
+                <w:rFonts w:ascii="한컴 말랑말랑 Regular" w:cs="한컴 말랑말랑 Regular" w:eastAsia="한컴 말랑말랑 Regular" w:hAnsi="한컴 말랑말랑 Regular"/>
                 <w:b w:val="false"/>
                 <w:bCs w:val="false"/>
                 <w:i w:val="false"/>
@@ -9302,7 +9375,7 @@
       </w:pPr>
       <w:r>
         <w:rPr>
-          <w:rFonts w:ascii="맑은 고딕" w:cs="맑은 고딕" w:eastAsia="맑은 고딕" w:hAnsi="맑은 고딕"/>
+          <w:rFonts w:ascii="한컴 말랑말랑 Regular" w:cs="한컴 말랑말랑 Regular" w:eastAsia="한컴 말랑말랑 Regular" w:hAnsi="한컴 말랑말랑 Regular"/>
           <w:b w:val="false"/>
           <w:bCs w:val="false"/>
           <w:i w:val="false"/>
@@ -9339,12 +9412,12 @@
           <w:tcPr>
             <w:tcW w:type="dxa" w:w="10506"/>
             <w:tcBorders>
-              <w:top w:val="single" w:color="2F7FB5" w:sz="8"/>
-              <w:left w:val="single" w:color="2F7FB5" w:sz="8"/>
-              <w:bottom w:val="single" w:color="2F7FB5" w:sz="8"/>
-              <w:right w:val="single" w:color="2F7FB5" w:sz="8"/>
-            </w:tcBorders>
-            <w:shd w:fill="2F7FB5" w:color="auto" w:val="clear"/>
+              <w:top w:val="single" w:color="1FA2A6" w:sz="8"/>
+              <w:left w:val="single" w:color="1FA2A6" w:sz="8"/>
+              <w:bottom w:val="single" w:color="1FA2A6" w:sz="8"/>
+              <w:right w:val="single" w:color="1FA2A6" w:sz="8"/>
+            </w:tcBorders>
+            <w:shd w:fill="1FA2A6" w:color="auto" w:val="clear"/>
             <w:tcMar>
               <w:top w:type="dxa" w:w="60"/>
               <w:left w:type="dxa" w:w="100"/>
@@ -9360,7 +9433,7 @@
             </w:pPr>
             <w:r>
               <w:rPr>
-                <w:rFonts w:ascii="맑은 고딕" w:cs="맑은 고딕" w:eastAsia="맑은 고딕" w:hAnsi="맑은 고딕"/>
+                <w:rFonts w:ascii="한컴 말랑말랑 Bold" w:cs="한컴 말랑말랑 Bold" w:eastAsia="한컴 말랑말랑 Bold" w:hAnsi="한컴 말랑말랑 Bold"/>
                 <w:b/>
                 <w:bCs/>
                 <w:i w:val="false"/>
@@ -9373,7 +9446,7 @@
             </w:r>
             <w:r>
               <w:rPr>
-                <w:rFonts w:ascii="맑은 고딕" w:cs="맑은 고딕" w:eastAsia="맑은 고딕" w:hAnsi="맑은 고딕"/>
+                <w:rFonts w:ascii="한컴 말랑말랑 Bold" w:cs="한컴 말랑말랑 Bold" w:eastAsia="한컴 말랑말랑 Bold" w:hAnsi="한컴 말랑말랑 Bold"/>
                 <w:b/>
                 <w:bCs/>
                 <w:i w:val="false"/>
@@ -9382,7 +9455,7 @@
                 <w:sz w:val="20"/>
                 <w:szCs w:val="20"/>
               </w:rPr>
-              <w:t xml:space="preserve">왜 생겼고, 생활이 어떻게 달라지나요? (원인 → 변화)</w:t>
+              <w:t xml:space="preserve">🔍 왜 그런 일이 생겼고, 생활은 어떻게 달라질까요? (원인 → 변화)</w:t>
             </w:r>
           </w:p>
         </w:tc>
@@ -9437,7 +9510,7 @@
             </w:pPr>
             <w:r>
               <w:rPr>
-                <w:rFonts w:ascii="맑은 고딕" w:cs="맑은 고딕" w:eastAsia="맑은 고딕" w:hAnsi="맑은 고딕"/>
+                <w:rFonts w:ascii="한컴 말랑말랑 Bold" w:cs="한컴 말랑말랑 Bold" w:eastAsia="한컴 말랑말랑 Bold" w:hAnsi="한컴 말랑말랑 Bold"/>
                 <w:b/>
                 <w:bCs/>
                 <w:i w:val="false"/>
@@ -9474,7 +9547,7 @@
             </w:pPr>
             <w:r>
               <w:rPr>
-                <w:rFonts w:ascii="맑은 고딕" w:cs="맑은 고딕" w:eastAsia="맑은 고딕" w:hAnsi="맑은 고딕"/>
+                <w:rFonts w:ascii="한컴 말랑말랑 Bold" w:cs="한컴 말랑말랑 Bold" w:eastAsia="한컴 말랑말랑 Bold" w:hAnsi="한컴 말랑말랑 Bold"/>
                 <w:b/>
                 <w:bCs/>
                 <w:i w:val="false"/>
@@ -9511,7 +9584,7 @@
             </w:pPr>
             <w:r>
               <w:rPr>
-                <w:rFonts w:ascii="맑은 고딕" w:cs="맑은 고딕" w:eastAsia="맑은 고딕" w:hAnsi="맑은 고딕"/>
+                <w:rFonts w:ascii="한컴 말랑말랑 Bold" w:cs="한컴 말랑말랑 Bold" w:eastAsia="한컴 말랑말랑 Bold" w:hAnsi="한컴 말랑말랑 Bold"/>
                 <w:b/>
                 <w:bCs/>
                 <w:i w:val="false"/>
@@ -9548,7 +9621,7 @@
             </w:pPr>
             <w:r>
               <w:rPr>
-                <w:rFonts w:ascii="맑은 고딕" w:cs="맑은 고딕" w:eastAsia="맑은 고딕" w:hAnsi="맑은 고딕"/>
+                <w:rFonts w:ascii="한컴 말랑말랑 Bold" w:cs="한컴 말랑말랑 Bold" w:eastAsia="한컴 말랑말랑 Bold" w:hAnsi="한컴 말랑말랑 Bold"/>
                 <w:b/>
                 <w:bCs/>
                 <w:i w:val="false"/>
@@ -9585,7 +9658,7 @@
             </w:pPr>
             <w:r>
               <w:rPr>
-                <w:rFonts w:ascii="맑은 고딕" w:cs="맑은 고딕" w:eastAsia="맑은 고딕" w:hAnsi="맑은 고딕"/>
+                <w:rFonts w:ascii="한컴 말랑말랑 Bold" w:cs="한컴 말랑말랑 Bold" w:eastAsia="한컴 말랑말랑 Bold" w:hAnsi="한컴 말랑말랑 Bold"/>
                 <w:b/>
                 <w:bCs/>
                 <w:i w:val="false"/>
@@ -9607,7 +9680,7 @@
       </w:pPr>
       <w:r>
         <w:rPr>
-          <w:rFonts w:ascii="맑은 고딕" w:cs="맑은 고딕" w:eastAsia="맑은 고딕" w:hAnsi="맑은 고딕"/>
+          <w:rFonts w:ascii="한컴 말랑말랑 Regular" w:cs="한컴 말랑말랑 Regular" w:eastAsia="한컴 말랑말랑 Regular" w:hAnsi="한컴 말랑말랑 Regular"/>
           <w:b w:val="false"/>
           <w:bCs w:val="false"/>
           <w:i w:val="false"/>
@@ -9625,7 +9698,7 @@
       </w:pPr>
       <w:r>
         <w:rPr>
-          <w:rFonts w:ascii="맑은 고딕" w:cs="맑은 고딕" w:eastAsia="맑은 고딕" w:hAnsi="맑은 고딕"/>
+          <w:rFonts w:ascii="한컴 말랑말랑 Regular" w:cs="한컴 말랑말랑 Regular" w:eastAsia="한컴 말랑말랑 Regular" w:hAnsi="한컴 말랑말랑 Regular"/>
           <w:b w:val="false"/>
           <w:bCs w:val="false"/>
           <w:i w:val="false"/>
@@ -9662,12 +9735,12 @@
           <w:tcPr>
             <w:tcW w:type="dxa" w:w="10506"/>
             <w:tcBorders>
-              <w:top w:val="single" w:color="2F7FB5" w:sz="8"/>
-              <w:left w:val="single" w:color="2F7FB5" w:sz="8"/>
-              <w:bottom w:val="single" w:color="2F7FB5" w:sz="8"/>
-              <w:right w:val="single" w:color="2F7FB5" w:sz="8"/>
-            </w:tcBorders>
-            <w:shd w:fill="2F7FB5" w:color="auto" w:val="clear"/>
+              <w:top w:val="single" w:color="1FA2A6" w:sz="8"/>
+              <w:left w:val="single" w:color="1FA2A6" w:sz="8"/>
+              <w:bottom w:val="single" w:color="1FA2A6" w:sz="8"/>
+              <w:right w:val="single" w:color="1FA2A6" w:sz="8"/>
+            </w:tcBorders>
+            <w:shd w:fill="1FA2A6" w:color="auto" w:val="clear"/>
             <w:tcMar>
               <w:top w:type="dxa" w:w="60"/>
               <w:left w:type="dxa" w:w="100"/>
@@ -9683,7 +9756,7 @@
             </w:pPr>
             <w:r>
               <w:rPr>
-                <w:rFonts w:ascii="맑은 고딕" w:cs="맑은 고딕" w:eastAsia="맑은 고딕" w:hAnsi="맑은 고딕"/>
+                <w:rFonts w:ascii="한컴 말랑말랑 Bold" w:cs="한컴 말랑말랑 Bold" w:eastAsia="한컴 말랑말랑 Bold" w:hAnsi="한컴 말랑말랑 Bold"/>
                 <w:b/>
                 <w:bCs/>
                 <w:i w:val="false"/>
@@ -9696,7 +9769,7 @@
             </w:r>
             <w:r>
               <w:rPr>
-                <w:rFonts w:ascii="맑은 고딕" w:cs="맑은 고딕" w:eastAsia="맑은 고딕" w:hAnsi="맑은 고딕"/>
+                <w:rFonts w:ascii="한컴 말랑말랑 Bold" w:cs="한컴 말랑말랑 Bold" w:eastAsia="한컴 말랑말랑 Bold" w:hAnsi="한컴 말랑말랑 Bold"/>
                 <w:b/>
                 <w:bCs/>
                 <w:i w:val="false"/>
@@ -9705,7 +9778,7 @@
                 <w:sz w:val="20"/>
                 <w:szCs w:val="20"/>
               </w:rPr>
-              <w:t xml:space="preserve">리마의 마음과 가장 필요한 것</w:t>
+              <w:t xml:space="preserve">💗 리마의 마음과 가장 필요한 것</w:t>
             </w:r>
           </w:p>
         </w:tc>
@@ -9742,7 +9815,7 @@
               <w:bottom w:val="single" w:color="D7E3EA" w:sz="8"/>
               <w:right w:val="single" w:color="D7E3EA" w:sz="8"/>
             </w:tcBorders>
-            <w:shd w:fill="FFF4CF" w:color="auto" w:val="clear"/>
+            <w:shd w:fill="DFF4F4" w:color="auto" w:val="clear"/>
             <w:tcMar>
               <w:top w:type="dxa" w:w="60"/>
               <w:left w:type="dxa" w:w="100"/>
@@ -9758,7 +9831,7 @@
             </w:pPr>
             <w:r>
               <w:rPr>
-                <w:rFonts w:ascii="맑은 고딕" w:cs="맑은 고딕" w:eastAsia="맑은 고딕" w:hAnsi="맑은 고딕"/>
+                <w:rFonts w:ascii="한컴 말랑말랑 Bold" w:cs="한컴 말랑말랑 Bold" w:eastAsia="한컴 말랑말랑 Bold" w:hAnsi="한컴 말랑말랑 Bold"/>
                 <w:b/>
                 <w:bCs/>
                 <w:i w:val="false"/>
@@ -9767,7 +9840,7 @@
                 <w:sz w:val="17"/>
                 <w:szCs w:val="17"/>
               </w:rPr>
-              <w:t xml:space="preserve">마음 (○ 표시)</w:t>
+              <w:t xml:space="preserve">마음은? (○)</w:t>
             </w:r>
           </w:p>
         </w:tc>
@@ -9795,16 +9868,16 @@
             </w:pPr>
             <w:r>
               <w:rPr>
-                <w:rFonts w:ascii="맑은 고딕" w:cs="맑은 고딕" w:eastAsia="맑은 고딕" w:hAnsi="맑은 고딕"/>
-                <w:b w:val="false"/>
-                <w:bCs w:val="false"/>
-                <w:i w:val="false"/>
-                <w:iCs w:val="false"/>
-                <w:color w:val="1D2B36"/>
-                <w:sz w:val="17"/>
-                <w:szCs w:val="17"/>
-              </w:rPr>
-              <w:t xml:space="preserve">○ 걱정   ○ 속상함   ○ 두려움   ○ 답답함   ○ 희망   ○ 용기   ○ 자랑스러움   ○ 그리움</w:t>
+                <w:rFonts w:ascii="한컴 말랑말랑 Regular" w:cs="한컴 말랑말랑 Regular" w:eastAsia="한컴 말랑말랑 Regular" w:hAnsi="한컴 말랑말랑 Regular"/>
+                <w:b w:val="false"/>
+                <w:bCs w:val="false"/>
+                <w:i w:val="false"/>
+                <w:iCs w:val="false"/>
+                <w:color w:val="1D2B36"/>
+                <w:sz w:val="16"/>
+                <w:szCs w:val="16"/>
+              </w:rPr>
+              <w:t xml:space="preserve">😟 걱정   😢 속상함   😨 두려움   😤 답답함   🌱 희망   💪 용기   😊 자랑스러움   🥹 그리움</w:t>
             </w:r>
           </w:p>
         </w:tc>
@@ -9823,7 +9896,7 @@
               <w:bottom w:val="single" w:color="D7E3EA" w:sz="8"/>
               <w:right w:val="single" w:color="D7E3EA" w:sz="8"/>
             </w:tcBorders>
-            <w:shd w:fill="FFF4CF" w:color="auto" w:val="clear"/>
+            <w:shd w:fill="DFF4F4" w:color="auto" w:val="clear"/>
             <w:tcMar>
               <w:top w:type="dxa" w:w="60"/>
               <w:left w:type="dxa" w:w="100"/>
@@ -9839,7 +9912,7 @@
             </w:pPr>
             <w:r>
               <w:rPr>
-                <w:rFonts w:ascii="맑은 고딕" w:cs="맑은 고딕" w:eastAsia="맑은 고딕" w:hAnsi="맑은 고딕"/>
+                <w:rFonts w:ascii="한컴 말랑말랑 Bold" w:cs="한컴 말랑말랑 Bold" w:eastAsia="한컴 말랑말랑 Bold" w:hAnsi="한컴 말랑말랑 Bold"/>
                 <w:b/>
                 <w:bCs/>
                 <w:i w:val="false"/>
@@ -9848,7 +9921,7 @@
                 <w:sz w:val="17"/>
                 <w:szCs w:val="17"/>
               </w:rPr>
-              <w:t xml:space="preserve">가장 필요한 것</w:t>
+              <w:t xml:space="preserve">가장 필요한 것은?</w:t>
             </w:r>
           </w:p>
         </w:tc>
@@ -9876,7 +9949,7 @@
             </w:pPr>
             <w:r>
               <w:rPr>
-                <w:rFonts w:ascii="맑은 고딕" w:cs="맑은 고딕" w:eastAsia="맑은 고딕" w:hAnsi="맑은 고딕"/>
+                <w:rFonts w:ascii="한컴 말랑말랑 Regular" w:cs="한컴 말랑말랑 Regular" w:eastAsia="한컴 말랑말랑 Regular" w:hAnsi="한컴 말랑말랑 Regular"/>
                 <w:b w:val="false"/>
                 <w:bCs w:val="false"/>
                 <w:i w:val="false"/>
@@ -9897,7 +9970,7 @@
       </w:pPr>
       <w:r>
         <w:rPr>
-          <w:rFonts w:ascii="맑은 고딕" w:cs="맑은 고딕" w:eastAsia="맑은 고딕" w:hAnsi="맑은 고딕"/>
+          <w:rFonts w:ascii="한컴 말랑말랑 Regular" w:cs="한컴 말랑말랑 Regular" w:eastAsia="한컴 말랑말랑 Regular" w:hAnsi="한컴 말랑말랑 Regular"/>
           <w:b w:val="false"/>
           <w:bCs w:val="false"/>
           <w:i w:val="false"/>
@@ -9934,12 +10007,12 @@
           <w:tcPr>
             <w:tcW w:type="dxa" w:w="10506"/>
             <w:tcBorders>
-              <w:top w:val="single" w:color="2F7FB5" w:sz="8"/>
-              <w:left w:val="single" w:color="2F7FB5" w:sz="8"/>
-              <w:bottom w:val="single" w:color="2F7FB5" w:sz="8"/>
-              <w:right w:val="single" w:color="2F7FB5" w:sz="8"/>
-            </w:tcBorders>
-            <w:shd w:fill="2F7FB5" w:color="auto" w:val="clear"/>
+              <w:top w:val="single" w:color="1FA2A6" w:sz="8"/>
+              <w:left w:val="single" w:color="1FA2A6" w:sz="8"/>
+              <w:bottom w:val="single" w:color="1FA2A6" w:sz="8"/>
+              <w:right w:val="single" w:color="1FA2A6" w:sz="8"/>
+            </w:tcBorders>
+            <w:shd w:fill="1FA2A6" w:color="auto" w:val="clear"/>
             <w:tcMar>
               <w:top w:type="dxa" w:w="60"/>
               <w:left w:type="dxa" w:w="100"/>
@@ -9955,7 +10028,7 @@
             </w:pPr>
             <w:r>
               <w:rPr>
-                <w:rFonts w:ascii="맑은 고딕" w:cs="맑은 고딕" w:eastAsia="맑은 고딕" w:hAnsi="맑은 고딕"/>
+                <w:rFonts w:ascii="한컴 말랑말랑 Bold" w:cs="한컴 말랑말랑 Bold" w:eastAsia="한컴 말랑말랑 Bold" w:hAnsi="한컴 말랑말랑 Bold"/>
                 <w:b/>
                 <w:bCs/>
                 <w:i w:val="false"/>
@@ -9968,7 +10041,7 @@
             </w:r>
             <w:r>
               <w:rPr>
-                <w:rFonts w:ascii="맑은 고딕" w:cs="맑은 고딕" w:eastAsia="맑은 고딕" w:hAnsi="맑은 고딕"/>
+                <w:rFonts w:ascii="한컴 말랑말랑 Bold" w:cs="한컴 말랑말랑 Bold" w:eastAsia="한컴 말랑말랑 Bold" w:hAnsi="한컴 말랑말랑 Bold"/>
                 <w:b/>
                 <w:bCs/>
                 <w:i w:val="false"/>
@@ -9977,7 +10050,7 @@
                 <w:sz w:val="20"/>
                 <w:szCs w:val="20"/>
               </w:rPr>
-              <w:t xml:space="preserve">내가 고른 방법 (하나에 ○ 하고 까닭을 써요)</w:t>
+              <w:t xml:space="preserve">🛠️ 내가 고른 방법은? (하나에 ○ 하고 까닭을 써요)</w:t>
             </w:r>
           </w:p>
         </w:tc>
@@ -9997,11 +10070,10 @@
         <w:tblLayout w:type="fixed"/>
       </w:tblPr>
       <w:tblGrid>
-        <w:gridCol w:w="600"/>
-        <w:gridCol w:w="1200"/>
-        <w:gridCol w:w="3303"/>
-        <w:gridCol w:w="1800"/>
-        <w:gridCol w:w="3303"/>
+        <w:gridCol w:w="2200"/>
+        <w:gridCol w:w="2903"/>
+        <w:gridCol w:w="2200"/>
+        <w:gridCol w:w="2903"/>
       </w:tblGrid>
       <w:tr>
         <w:trPr>
@@ -10033,7 +10105,7 @@
             </w:pPr>
             <w:r>
               <w:rPr>
-                <w:rFonts w:ascii="맑은 고딕" w:cs="맑은 고딕" w:eastAsia="맑은 고딕" w:hAnsi="맑은 고딕"/>
+                <w:rFonts w:ascii="한컴 말랑말랑 Bold" w:cs="한컴 말랑말랑 Bold" w:eastAsia="한컴 말랑말랑 Bold" w:hAnsi="한컴 말랑말랑 Bold"/>
                 <w:b/>
                 <w:bCs/>
                 <w:i w:val="false"/>
@@ -10070,7 +10142,7 @@
             </w:pPr>
             <w:r>
               <w:rPr>
-                <w:rFonts w:ascii="맑은 고딕" w:cs="맑은 고딕" w:eastAsia="맑은 고딕" w:hAnsi="맑은 고딕"/>
+                <w:rFonts w:ascii="한컴 말랑말랑 Regular" w:cs="한컴 말랑말랑 Regular" w:eastAsia="한컴 말랑말랑 Regular" w:hAnsi="한컴 말랑말랑 Regular"/>
                 <w:b w:val="false"/>
                 <w:bCs w:val="false"/>
                 <w:i w:val="false"/>
@@ -10114,7 +10186,7 @@
             </w:pPr>
             <w:r>
               <w:rPr>
-                <w:rFonts w:ascii="맑은 고딕" w:cs="맑은 고딕" w:eastAsia="맑은 고딕" w:hAnsi="맑은 고딕"/>
+                <w:rFonts w:ascii="한컴 말랑말랑 Bold" w:cs="한컴 말랑말랑 Bold" w:eastAsia="한컴 말랑말랑 Bold" w:hAnsi="한컴 말랑말랑 Bold"/>
                 <w:b/>
                 <w:bCs/>
                 <w:i w:val="false"/>
@@ -10151,7 +10223,7 @@
             </w:pPr>
             <w:r>
               <w:rPr>
-                <w:rFonts w:ascii="맑은 고딕" w:cs="맑은 고딕" w:eastAsia="맑은 고딕" w:hAnsi="맑은 고딕"/>
+                <w:rFonts w:ascii="한컴 말랑말랑 Regular" w:cs="한컴 말랑말랑 Regular" w:eastAsia="한컴 말랑말랑 Regular" w:hAnsi="한컴 말랑말랑 Regular"/>
                 <w:b w:val="false"/>
                 <w:bCs w:val="false"/>
                 <w:i w:val="false"/>
@@ -10195,7 +10267,7 @@
             </w:pPr>
             <w:r>
               <w:rPr>
-                <w:rFonts w:ascii="맑은 고딕" w:cs="맑은 고딕" w:eastAsia="맑은 고딕" w:hAnsi="맑은 고딕"/>
+                <w:rFonts w:ascii="한컴 말랑말랑 Bold" w:cs="한컴 말랑말랑 Bold" w:eastAsia="한컴 말랑말랑 Bold" w:hAnsi="한컴 말랑말랑 Bold"/>
                 <w:b/>
                 <w:bCs/>
                 <w:i w:val="false"/>
@@ -10232,7 +10304,7 @@
             </w:pPr>
             <w:r>
               <w:rPr>
-                <w:rFonts w:ascii="맑은 고딕" w:cs="맑은 고딕" w:eastAsia="맑은 고딕" w:hAnsi="맑은 고딕"/>
+                <w:rFonts w:ascii="한컴 말랑말랑 Regular" w:cs="한컴 말랑말랑 Regular" w:eastAsia="한컴 말랑말랑 Regular" w:hAnsi="한컴 말랑말랑 Regular"/>
                 <w:b w:val="false"/>
                 <w:bCs w:val="false"/>
                 <w:i w:val="false"/>
@@ -10253,14 +10325,14 @@
         </w:trPr>
         <w:tc>
           <w:tcPr>
-            <w:tcW w:type="dxa" w:w="1800"/>
-            <w:tcBorders>
-              <w:top w:val="single" w:color="D7E3EA" w:sz="8"/>
-              <w:left w:val="single" w:color="D7E3EA" w:sz="8"/>
-              <w:bottom w:val="single" w:color="D7E3EA" w:sz="8"/>
-              <w:right w:val="single" w:color="D7E3EA" w:sz="8"/>
-            </w:tcBorders>
-            <w:shd w:fill="FFF4CF" w:color="auto" w:val="clear"/>
+            <w:tcW w:type="dxa" w:w="2200"/>
+            <w:tcBorders>
+              <w:top w:val="single" w:color="D7E3EA" w:sz="8"/>
+              <w:left w:val="single" w:color="D7E3EA" w:sz="8"/>
+              <w:bottom w:val="single" w:color="D7E3EA" w:sz="8"/>
+              <w:right w:val="single" w:color="D7E3EA" w:sz="8"/>
+            </w:tcBorders>
+            <w:shd w:fill="DFF4F4" w:color="auto" w:val="clear"/>
             <w:tcMar>
               <w:top w:type="dxa" w:w="60"/>
               <w:left w:type="dxa" w:w="100"/>
@@ -10276,7 +10348,7 @@
             </w:pPr>
             <w:r>
               <w:rPr>
-                <w:rFonts w:ascii="맑은 고딕" w:cs="맑은 고딕" w:eastAsia="맑은 고딕" w:hAnsi="맑은 고딕"/>
+                <w:rFonts w:ascii="한컴 말랑말랑 Bold" w:cs="한컴 말랑말랑 Bold" w:eastAsia="한컴 말랑말랑 Bold" w:hAnsi="한컴 말랑말랑 Bold"/>
                 <w:b/>
                 <w:bCs/>
                 <w:i w:val="false"/>
@@ -10285,13 +10357,13 @@
                 <w:sz w:val="17"/>
                 <w:szCs w:val="17"/>
               </w:rPr>
-              <w:t xml:space="preserve">고른 까닭</w:t>
-            </w:r>
-          </w:p>
-        </w:tc>
-        <w:tc>
-          <w:tcPr>
-            <w:tcW w:type="dxa" w:w="8406"/>
+              <w:t xml:space="preserve">왜 골랐나요?</w:t>
+            </w:r>
+          </w:p>
+        </w:tc>
+        <w:tc>
+          <w:tcPr>
+            <w:tcW w:type="dxa" w:w="8006"/>
             <w:tcBorders>
               <w:top w:val="single" w:color="D7E3EA" w:sz="8"/>
               <w:left w:val="single" w:color="D7E3EA" w:sz="8"/>
@@ -10313,7 +10385,7 @@
             </w:pPr>
             <w:r>
               <w:rPr>
-                <w:rFonts w:ascii="맑은 고딕" w:cs="맑은 고딕" w:eastAsia="맑은 고딕" w:hAnsi="맑은 고딕"/>
+                <w:rFonts w:ascii="한컴 말랑말랑 Regular" w:cs="한컴 말랑말랑 Regular" w:eastAsia="한컴 말랑말랑 Regular" w:hAnsi="한컴 말랑말랑 Regular"/>
                 <w:b w:val="false"/>
                 <w:bCs w:val="false"/>
                 <w:i w:val="false"/>
@@ -10334,14 +10406,14 @@
         </w:trPr>
         <w:tc>
           <w:tcPr>
-            <w:tcW w:type="dxa" w:w="1800"/>
-            <w:tcBorders>
-              <w:top w:val="single" w:color="D7E3EA" w:sz="8"/>
-              <w:left w:val="single" w:color="D7E3EA" w:sz="8"/>
-              <w:bottom w:val="single" w:color="D7E3EA" w:sz="8"/>
-              <w:right w:val="single" w:color="D7E3EA" w:sz="8"/>
-            </w:tcBorders>
-            <w:shd w:fill="FFF4CF" w:color="auto" w:val="clear"/>
+            <w:tcW w:type="dxa" w:w="2200"/>
+            <w:tcBorders>
+              <w:top w:val="single" w:color="D7E3EA" w:sz="8"/>
+              <w:left w:val="single" w:color="D7E3EA" w:sz="8"/>
+              <w:bottom w:val="single" w:color="D7E3EA" w:sz="8"/>
+              <w:right w:val="single" w:color="D7E3EA" w:sz="8"/>
+            </w:tcBorders>
+            <w:shd w:fill="DFF4F4" w:color="auto" w:val="clear"/>
             <w:tcMar>
               <w:top w:type="dxa" w:w="60"/>
               <w:left w:type="dxa" w:w="100"/>
@@ -10357,7 +10429,7 @@
             </w:pPr>
             <w:r>
               <w:rPr>
-                <w:rFonts w:ascii="맑은 고딕" w:cs="맑은 고딕" w:eastAsia="맑은 고딕" w:hAnsi="맑은 고딕"/>
+                <w:rFonts w:ascii="한컴 말랑말랑 Bold" w:cs="한컴 말랑말랑 Bold" w:eastAsia="한컴 말랑말랑 Bold" w:hAnsi="한컴 말랑말랑 Bold"/>
                 <w:b/>
                 <w:bCs/>
                 <w:i w:val="false"/>
@@ -10366,13 +10438,13 @@
                 <w:sz w:val="17"/>
                 <w:szCs w:val="17"/>
               </w:rPr>
-              <w:t xml:space="preserve">좋은 점</w:t>
-            </w:r>
-          </w:p>
-        </w:tc>
-        <w:tc>
-          <w:tcPr>
-            <w:tcW w:type="dxa" w:w="3303"/>
+              <w:t xml:space="preserve">좋은 점 👍</w:t>
+            </w:r>
+          </w:p>
+        </w:tc>
+        <w:tc>
+          <w:tcPr>
+            <w:tcW w:type="dxa" w:w="2903"/>
             <w:tcBorders>
               <w:top w:val="single" w:color="D7E3EA" w:sz="8"/>
               <w:left w:val="single" w:color="D7E3EA" w:sz="8"/>
@@ -10394,7 +10466,7 @@
             </w:pPr>
             <w:r>
               <w:rPr>
-                <w:rFonts w:ascii="맑은 고딕" w:cs="맑은 고딕" w:eastAsia="맑은 고딕" w:hAnsi="맑은 고딕"/>
+                <w:rFonts w:ascii="한컴 말랑말랑 Regular" w:cs="한컴 말랑말랑 Regular" w:eastAsia="한컴 말랑말랑 Regular" w:hAnsi="한컴 말랑말랑 Regular"/>
                 <w:b w:val="false"/>
                 <w:bCs w:val="false"/>
                 <w:i w:val="false"/>
@@ -10409,14 +10481,14 @@
         </w:tc>
         <w:tc>
           <w:tcPr>
-            <w:tcW w:type="dxa" w:w="1800"/>
-            <w:tcBorders>
-              <w:top w:val="single" w:color="D7E3EA" w:sz="8"/>
-              <w:left w:val="single" w:color="D7E3EA" w:sz="8"/>
-              <w:bottom w:val="single" w:color="D7E3EA" w:sz="8"/>
-              <w:right w:val="single" w:color="D7E3EA" w:sz="8"/>
-            </w:tcBorders>
-            <w:shd w:fill="FFF4CF" w:color="auto" w:val="clear"/>
+            <w:tcW w:type="dxa" w:w="2200"/>
+            <w:tcBorders>
+              <w:top w:val="single" w:color="D7E3EA" w:sz="8"/>
+              <w:left w:val="single" w:color="D7E3EA" w:sz="8"/>
+              <w:bottom w:val="single" w:color="D7E3EA" w:sz="8"/>
+              <w:right w:val="single" w:color="D7E3EA" w:sz="8"/>
+            </w:tcBorders>
+            <w:shd w:fill="DFF4F4" w:color="auto" w:val="clear"/>
             <w:tcMar>
               <w:top w:type="dxa" w:w="60"/>
               <w:left w:type="dxa" w:w="100"/>
@@ -10432,7 +10504,7 @@
             </w:pPr>
             <w:r>
               <w:rPr>
-                <w:rFonts w:ascii="맑은 고딕" w:cs="맑은 고딕" w:eastAsia="맑은 고딕" w:hAnsi="맑은 고딕"/>
+                <w:rFonts w:ascii="한컴 말랑말랑 Bold" w:cs="한컴 말랑말랑 Bold" w:eastAsia="한컴 말랑말랑 Bold" w:hAnsi="한컴 말랑말랑 Bold"/>
                 <w:b/>
                 <w:bCs/>
                 <w:i w:val="false"/>
@@ -10441,13 +10513,13 @@
                 <w:sz w:val="17"/>
                 <w:szCs w:val="17"/>
               </w:rPr>
-              <w:t xml:space="preserve">어려운 점</w:t>
-            </w:r>
-          </w:p>
-        </w:tc>
-        <w:tc>
-          <w:tcPr>
-            <w:tcW w:type="dxa" w:w="3303"/>
+              <w:t xml:space="preserve">어려운 점 🤔</w:t>
+            </w:r>
+          </w:p>
+        </w:tc>
+        <w:tc>
+          <w:tcPr>
+            <w:tcW w:type="dxa" w:w="2903"/>
             <w:tcBorders>
               <w:top w:val="single" w:color="D7E3EA" w:sz="8"/>
               <w:left w:val="single" w:color="D7E3EA" w:sz="8"/>
@@ -10469,7 +10541,7 @@
             </w:pPr>
             <w:r>
               <w:rPr>
-                <w:rFonts w:ascii="맑은 고딕" w:cs="맑은 고딕" w:eastAsia="맑은 고딕" w:hAnsi="맑은 고딕"/>
+                <w:rFonts w:ascii="한컴 말랑말랑 Regular" w:cs="한컴 말랑말랑 Regular" w:eastAsia="한컴 말랑말랑 Regular" w:hAnsi="한컴 말랑말랑 Regular"/>
                 <w:b w:val="false"/>
                 <w:bCs w:val="false"/>
                 <w:i w:val="false"/>
@@ -10490,7 +10562,7 @@
       </w:pPr>
       <w:r>
         <w:rPr>
-          <w:rFonts w:ascii="맑은 고딕" w:cs="맑은 고딕" w:eastAsia="맑은 고딕" w:hAnsi="맑은 고딕"/>
+          <w:rFonts w:ascii="한컴 말랑말랑 Regular" w:cs="한컴 말랑말랑 Regular" w:eastAsia="한컴 말랑말랑 Regular" w:hAnsi="한컴 말랑말랑 Regular"/>
           <w:b w:val="false"/>
           <w:bCs w:val="false"/>
           <w:i w:val="false"/>
@@ -10527,12 +10599,12 @@
           <w:tcPr>
             <w:tcW w:type="dxa" w:w="10506"/>
             <w:tcBorders>
-              <w:top w:val="single" w:color="2F7FB5" w:sz="8"/>
-              <w:left w:val="single" w:color="2F7FB5" w:sz="8"/>
-              <w:bottom w:val="single" w:color="2F7FB5" w:sz="8"/>
-              <w:right w:val="single" w:color="2F7FB5" w:sz="8"/>
-            </w:tcBorders>
-            <w:shd w:fill="2F7FB5" w:color="auto" w:val="clear"/>
+              <w:top w:val="single" w:color="1FA2A6" w:sz="8"/>
+              <w:left w:val="single" w:color="1FA2A6" w:sz="8"/>
+              <w:bottom w:val="single" w:color="1FA2A6" w:sz="8"/>
+              <w:right w:val="single" w:color="1FA2A6" w:sz="8"/>
+            </w:tcBorders>
+            <w:shd w:fill="1FA2A6" w:color="auto" w:val="clear"/>
             <w:tcMar>
               <w:top w:type="dxa" w:w="60"/>
               <w:left w:type="dxa" w:w="100"/>
@@ -10548,7 +10620,7 @@
             </w:pPr>
             <w:r>
               <w:rPr>
-                <w:rFonts w:ascii="맑은 고딕" w:cs="맑은 고딕" w:eastAsia="맑은 고딕" w:hAnsi="맑은 고딕"/>
+                <w:rFonts w:ascii="한컴 말랑말랑 Bold" w:cs="한컴 말랑말랑 Bold" w:eastAsia="한컴 말랑말랑 Bold" w:hAnsi="한컴 말랑말랑 Bold"/>
                 <w:b/>
                 <w:bCs/>
                 <w:i w:val="false"/>
@@ -10561,7 +10633,7 @@
             </w:r>
             <w:r>
               <w:rPr>
-                <w:rFonts w:ascii="맑은 고딕" w:cs="맑은 고딕" w:eastAsia="맑은 고딕" w:hAnsi="맑은 고딕"/>
+                <w:rFonts w:ascii="한컴 말랑말랑 Bold" w:cs="한컴 말랑말랑 Bold" w:eastAsia="한컴 말랑말랑 Bold" w:hAnsi="한컴 말랑말랑 Bold"/>
                 <w:b/>
                 <w:bCs/>
                 <w:i w:val="false"/>
@@ -10570,7 +10642,7 @@
                 <w:sz w:val="20"/>
                 <w:szCs w:val="20"/>
               </w:rPr>
-              <w:t xml:space="preserve">이 방법을 함께할 사람은 누구인가요? (✓ 표시, 여러 개 가능)</w:t>
+              <w:t xml:space="preserve">🤝 누구와 함께하면 좋을까요? (✓ 여러 개 가능)</w:t>
             </w:r>
           </w:p>
         </w:tc>
@@ -10622,7 +10694,7 @@
             </w:pPr>
             <w:r>
               <w:rPr>
-                <w:rFonts w:ascii="맑은 고딕" w:cs="맑은 고딕" w:eastAsia="맑은 고딕" w:hAnsi="맑은 고딕"/>
+                <w:rFonts w:ascii="한컴 말랑말랑 Regular" w:cs="한컴 말랑말랑 Regular" w:eastAsia="한컴 말랑말랑 Regular" w:hAnsi="한컴 말랑말랑 Regular"/>
                 <w:b w:val="false"/>
                 <w:bCs w:val="false"/>
                 <w:i w:val="false"/>
@@ -10650,7 +10722,7 @@
               <w:bottom w:val="single" w:color="D7E3EA" w:sz="8"/>
               <w:right w:val="single" w:color="D7E3EA" w:sz="8"/>
             </w:tcBorders>
-            <w:shd w:fill="FFF4CF" w:color="auto" w:val="clear"/>
+            <w:shd w:fill="DFF4F4" w:color="auto" w:val="clear"/>
             <w:tcMar>
               <w:top w:type="dxa" w:w="60"/>
               <w:left w:type="dxa" w:w="100"/>
@@ -10666,7 +10738,7 @@
             </w:pPr>
             <w:r>
               <w:rPr>
-                <w:rFonts w:ascii="맑은 고딕" w:cs="맑은 고딕" w:eastAsia="맑은 고딕" w:hAnsi="맑은 고딕"/>
+                <w:rFonts w:ascii="한컴 말랑말랑 Bold" w:cs="한컴 말랑말랑 Bold" w:eastAsia="한컴 말랑말랑 Bold" w:hAnsi="한컴 말랑말랑 Bold"/>
                 <w:b/>
                 <w:bCs/>
                 <w:i w:val="false"/>
@@ -10675,7 +10747,7 @@
                 <w:sz w:val="17"/>
                 <w:szCs w:val="17"/>
               </w:rPr>
-              <w:t xml:space="preserve">왜 그 사람인가요?</w:t>
+              <w:t xml:space="preserve">왜 그렇게 생각했나요?</w:t>
             </w:r>
           </w:p>
         </w:tc>
@@ -10703,7 +10775,7 @@
             </w:pPr>
             <w:r>
               <w:rPr>
-                <w:rFonts w:ascii="맑은 고딕" w:cs="맑은 고딕" w:eastAsia="맑은 고딕" w:hAnsi="맑은 고딕"/>
+                <w:rFonts w:ascii="한컴 말랑말랑 Regular" w:cs="한컴 말랑말랑 Regular" w:eastAsia="한컴 말랑말랑 Regular" w:hAnsi="한컴 말랑말랑 Regular"/>
                 <w:b w:val="false"/>
                 <w:bCs w:val="false"/>
                 <w:i w:val="false"/>
@@ -10724,7 +10796,7 @@
       </w:pPr>
       <w:r>
         <w:rPr>
-          <w:rFonts w:ascii="맑은 고딕" w:cs="맑은 고딕" w:eastAsia="맑은 고딕" w:hAnsi="맑은 고딕"/>
+          <w:rFonts w:ascii="한컴 말랑말랑 Regular" w:cs="한컴 말랑말랑 Regular" w:eastAsia="한컴 말랑말랑 Regular" w:hAnsi="한컴 말랑말랑 Regular"/>
           <w:b w:val="false"/>
           <w:bCs w:val="false"/>
           <w:i w:val="false"/>
@@ -10782,7 +10854,7 @@
             </w:pPr>
             <w:r>
               <w:rPr>
-                <w:rFonts w:ascii="맑은 고딕" w:cs="맑은 고딕" w:eastAsia="맑은 고딕" w:hAnsi="맑은 고딕"/>
+                <w:rFonts w:ascii="한컴 말랑말랑 Bold" w:cs="한컴 말랑말랑 Bold" w:eastAsia="한컴 말랑말랑 Bold" w:hAnsi="한컴 말랑말랑 Bold"/>
                 <w:b/>
                 <w:bCs/>
                 <w:i w:val="false"/>
@@ -10795,7 +10867,7 @@
             </w:r>
             <w:r>
               <w:rPr>
-                <w:rFonts w:ascii="맑은 고딕" w:cs="맑은 고딕" w:eastAsia="맑은 고딕" w:hAnsi="맑은 고딕"/>
+                <w:rFonts w:ascii="한컴 말랑말랑 Bold" w:cs="한컴 말랑말랑 Bold" w:eastAsia="한컴 말랑말랑 Bold" w:hAnsi="한컴 말랑말랑 Bold"/>
                 <w:b/>
                 <w:bCs/>
                 <w:i w:val="false"/>
@@ -10804,7 +10876,7 @@
                 <w:sz w:val="20"/>
                 <w:szCs w:val="20"/>
               </w:rPr>
-              <w:t xml:space="preserve">공감 한 줄</w:t>
+              <w:t xml:space="preserve">💬 내가 리마(이)라면… (마음속 한 줄)</w:t>
             </w:r>
           </w:p>
         </w:tc>
@@ -10856,7 +10928,7 @@
             </w:pPr>
             <w:r>
               <w:rPr>
-                <w:rFonts w:ascii="맑은 고딕" w:cs="맑은 고딕" w:eastAsia="맑은 고딕" w:hAnsi="맑은 고딕"/>
+                <w:rFonts w:ascii="한컴 말랑말랑 Bold" w:cs="한컴 말랑말랑 Bold" w:eastAsia="한컴 말랑말랑 Bold" w:hAnsi="한컴 말랑말랑 Bold"/>
                 <w:b/>
                 <w:bCs/>
                 <w:i w:val="false"/>
@@ -10869,7 +10941,7 @@
             </w:r>
             <w:r>
               <w:rPr>
-                <w:rFonts w:ascii="맑은 고딕" w:cs="맑은 고딕" w:eastAsia="맑은 고딕" w:hAnsi="맑은 고딕"/>
+                <w:rFonts w:ascii="한컴 말랑말랑 Regular" w:cs="한컴 말랑말랑 Regular" w:eastAsia="한컴 말랑말랑 Regular" w:hAnsi="한컴 말랑말랑 Regular"/>
                 <w:b w:val="false"/>
                 <w:bCs w:val="false"/>
                 <w:i w:val="false"/>
@@ -10888,7 +10960,7 @@
             </w:pPr>
             <w:r>
               <w:rPr>
-                <w:rFonts w:ascii="맑은 고딕" w:cs="맑은 고딕" w:eastAsia="맑은 고딕" w:hAnsi="맑은 고딕"/>
+                <w:rFonts w:ascii="한컴 말랑말랑 Regular" w:cs="한컴 말랑말랑 Regular" w:eastAsia="한컴 말랑말랑 Regular" w:hAnsi="한컴 말랑말랑 Regular"/>
                 <w:b w:val="false"/>
                 <w:bCs w:val="false"/>
                 <w:i w:val="false"/>
@@ -10925,7 +10997,7 @@
             </w:pPr>
             <w:r>
               <w:rPr>
-                <w:rFonts w:ascii="맑은 고딕" w:cs="맑은 고딕" w:eastAsia="맑은 고딕" w:hAnsi="맑은 고딕"/>
+                <w:rFonts w:ascii="한컴 말랑말랑 Bold" w:cs="한컴 말랑말랑 Bold" w:eastAsia="한컴 말랑말랑 Bold" w:hAnsi="한컴 말랑말랑 Bold"/>
                 <w:b/>
                 <w:bCs/>
                 <w:i w:val="false"/>
@@ -10944,7 +11016,7 @@
             </w:pPr>
             <w:r>
               <w:rPr>
-                <w:rFonts w:ascii="맑은 고딕" w:cs="맑은 고딕" w:eastAsia="맑은 고딕" w:hAnsi="맑은 고딕"/>
+                <w:rFonts w:ascii="한컴 말랑말랑 Regular" w:cs="한컴 말랑말랑 Regular" w:eastAsia="한컴 말랑말랑 Regular" w:hAnsi="한컴 말랑말랑 Regular"/>
                 <w:b w:val="false"/>
                 <w:bCs w:val="false"/>
                 <w:i w:val="false"/>
@@ -10963,7 +11035,7 @@
             </w:pPr>
             <w:r>
               <w:rPr>
-                <w:rFonts w:ascii="맑은 고딕" w:cs="맑은 고딕" w:eastAsia="맑은 고딕" w:hAnsi="맑은 고딕"/>
+                <w:rFonts w:ascii="한컴 말랑말랑 Regular" w:cs="한컴 말랑말랑 Regular" w:eastAsia="한컴 말랑말랑 Regular" w:hAnsi="한컴 말랑말랑 Regular"/>
                 <w:b w:val="false"/>
                 <w:bCs w:val="false"/>
                 <w:i w:val="false"/>
@@ -10985,7 +11057,7 @@
       </w:pPr>
       <w:r>
         <w:rPr>
-          <w:rFonts w:ascii="맑은 고딕" w:cs="맑은 고딕" w:eastAsia="맑은 고딕" w:hAnsi="맑은 고딕"/>
+          <w:rFonts w:ascii="한컴 말랑말랑 Regular" w:cs="한컴 말랑말랑 Regular" w:eastAsia="한컴 말랑말랑 Regular" w:hAnsi="한컴 말랑말랑 Regular"/>
           <w:b w:val="false"/>
           <w:bCs w:val="false"/>
           <w:i w:val="false"/>
@@ -11107,12 +11179,12 @@
             </w:pPr>
             <w:r>
               <w:rPr>
-                <w:rFonts w:ascii="맑은 고딕" w:cs="맑은 고딕" w:eastAsia="맑은 고딕" w:hAnsi="맑은 고딕"/>
-                <w:b/>
-                <w:bCs/>
-                <w:i w:val="false"/>
-                <w:iCs w:val="false"/>
-                <w:color w:val="225F88"/>
+                <w:rFonts w:ascii="한컴 말랑말랑 Bold" w:cs="한컴 말랑말랑 Bold" w:eastAsia="한컴 말랑말랑 Bold" w:hAnsi="한컴 말랑말랑 Bold"/>
+                <w:b/>
+                <w:bCs/>
+                <w:i w:val="false"/>
+                <w:iCs w:val="false"/>
+                <w:color w:val="5F3BA0"/>
                 <w:sz w:val="26"/>
                 <w:szCs w:val="26"/>
               </w:rPr>
@@ -11126,7 +11198,7 @@
             </w:pPr>
             <w:r>
               <w:rPr>
-                <w:rFonts w:ascii="맑은 고딕" w:cs="맑은 고딕" w:eastAsia="맑은 고딕" w:hAnsi="맑은 고딕"/>
+                <w:rFonts w:ascii="한컴 말랑말랑 Regular" w:cs="한컴 말랑말랑 Regular" w:eastAsia="한컴 말랑말랑 Regular" w:hAnsi="한컴 말랑말랑 Regular"/>
                 <w:b w:val="false"/>
                 <w:bCs w:val="false"/>
                 <w:i w:val="false"/>
@@ -11135,7 +11207,26 @@
                 <w:sz w:val="15"/>
                 <w:szCs w:val="15"/>
               </w:rPr>
-              <w:t xml:space="preserve">국제구호 활동가 · 주제: 국제 협력 · 공평하게 나누기 · 예산은 10점뿐이에요.</w:t>
+              <w:t xml:space="preserve">국제구호 활동가 · 국제 협력 · 공평하게 나누기 · 예산은 10점뿐이에요.</w:t>
+            </w:r>
+          </w:p>
+          <w:p>
+            <w:pPr>
+              <w:spacing w:before="0" w:after="0" w:line="260"/>
+              <w:jc w:val="left"/>
+            </w:pPr>
+            <w:r>
+              <w:rPr>
+                <w:rFonts w:ascii="한컴 말랑말랑 Bold" w:cs="한컴 말랑말랑 Bold" w:eastAsia="한컴 말랑말랑 Bold" w:hAnsi="한컴 말랑말랑 Bold"/>
+                <w:b/>
+                <w:bCs/>
+                <w:i w:val="false"/>
+                <w:iCs w:val="false"/>
+                <w:color w:val="5F3BA0"/>
+                <w:sz w:val="15"/>
+                <w:szCs w:val="15"/>
+              </w:rPr>
+              <w:t xml:space="preserve"> 회의 결과를 함께 기록해 보자 🤝 </w:t>
             </w:r>
           </w:p>
         </w:tc>
@@ -11163,7 +11254,7 @@
             </w:pPr>
             <w:r>
               <w:rPr>
-                <w:rFonts w:ascii="맑은 고딕" w:cs="맑은 고딕" w:eastAsia="맑은 고딕" w:hAnsi="맑은 고딕"/>
+                <w:rFonts w:ascii="한컴 말랑말랑 Regular" w:cs="한컴 말랑말랑 Regular" w:eastAsia="한컴 말랑말랑 Regular" w:hAnsi="한컴 말랑말랑 Regular"/>
                 <w:b w:val="false"/>
                 <w:bCs w:val="false"/>
                 <w:i w:val="false"/>
@@ -11182,7 +11273,7 @@
             </w:pPr>
             <w:r>
               <w:rPr>
-                <w:rFonts w:ascii="맑은 고딕" w:cs="맑은 고딕" w:eastAsia="맑은 고딕" w:hAnsi="맑은 고딕"/>
+                <w:rFonts w:ascii="한컴 말랑말랑 Regular" w:cs="한컴 말랑말랑 Regular" w:eastAsia="한컴 말랑말랑 Regular" w:hAnsi="한컴 말랑말랑 Regular"/>
                 <w:b w:val="false"/>
                 <w:bCs w:val="false"/>
                 <w:i w:val="false"/>
@@ -11200,7 +11291,7 @@
     <w:p>
       <w:pPr>
         <w:pBdr>
-          <w:bottom w:val="single" w:color="FFC93C" w:sz="12" w:space="1"/>
+          <w:bottom w:val="single" w:color="8E5BD6" w:sz="12" w:space="1"/>
         </w:pBdr>
         <w:spacing w:after="60"/>
       </w:pPr>
@@ -11230,12 +11321,12 @@
           <w:tcPr>
             <w:tcW w:type="dxa" w:w="10506"/>
             <w:tcBorders>
-              <w:top w:val="single" w:color="2F7FB5" w:sz="8"/>
-              <w:left w:val="single" w:color="2F7FB5" w:sz="8"/>
-              <w:bottom w:val="single" w:color="2F7FB5" w:sz="8"/>
-              <w:right w:val="single" w:color="2F7FB5" w:sz="8"/>
-            </w:tcBorders>
-            <w:shd w:fill="2F7FB5" w:color="auto" w:val="clear"/>
+              <w:top w:val="single" w:color="8E5BD6" w:sz="8"/>
+              <w:left w:val="single" w:color="8E5BD6" w:sz="8"/>
+              <w:bottom w:val="single" w:color="8E5BD6" w:sz="8"/>
+              <w:right w:val="single" w:color="8E5BD6" w:sz="8"/>
+            </w:tcBorders>
+            <w:shd w:fill="8E5BD6" w:color="auto" w:val="clear"/>
             <w:tcMar>
               <w:top w:type="dxa" w:w="60"/>
               <w:left w:type="dxa" w:w="100"/>
@@ -11251,7 +11342,7 @@
             </w:pPr>
             <w:r>
               <w:rPr>
-                <w:rFonts w:ascii="맑은 고딕" w:cs="맑은 고딕" w:eastAsia="맑은 고딕" w:hAnsi="맑은 고딕"/>
+                <w:rFonts w:ascii="한컴 말랑말랑 Bold" w:cs="한컴 말랑말랑 Bold" w:eastAsia="한컴 말랑말랑 Bold" w:hAnsi="한컴 말랑말랑 Bold"/>
                 <w:b/>
                 <w:bCs/>
                 <w:i w:val="false"/>
@@ -11264,7 +11355,7 @@
             </w:r>
             <w:r>
               <w:rPr>
-                <w:rFonts w:ascii="맑은 고딕" w:cs="맑은 고딕" w:eastAsia="맑은 고딕" w:hAnsi="맑은 고딕"/>
+                <w:rFonts w:ascii="한컴 말랑말랑 Bold" w:cs="한컴 말랑말랑 Bold" w:eastAsia="한컴 말랑말랑 Bold" w:hAnsi="한컴 말랑말랑 Bold"/>
                 <w:b/>
                 <w:bCs/>
                 <w:i w:val="false"/>
@@ -11273,7 +11364,7 @@
                 <w:sz w:val="20"/>
                 <w:szCs w:val="20"/>
               </w:rPr>
-              <w:t xml:space="preserve">가장 기억에 남는 사람과 그 까닭 · 그 사람에게 필요한 도움</w:t>
+              <w:t xml:space="preserve">⭐ 가장 기억에 남는 사람은? 그 사람에게 필요한 도움은?</w:t>
             </w:r>
           </w:p>
         </w:tc>
@@ -11293,10 +11384,10 @@
         <w:tblLayout w:type="fixed"/>
       </w:tblPr>
       <w:tblGrid>
-        <w:gridCol w:w="2200"/>
-        <w:gridCol w:w="2903"/>
-        <w:gridCol w:w="2200"/>
-        <w:gridCol w:w="2903"/>
+        <w:gridCol w:w="2600"/>
+        <w:gridCol w:w="2503"/>
+        <w:gridCol w:w="2600"/>
+        <w:gridCol w:w="2503"/>
       </w:tblGrid>
       <w:tr>
         <w:trPr>
@@ -11312,7 +11403,7 @@
               <w:bottom w:val="single" w:color="D7E3EA" w:sz="8"/>
               <w:right w:val="single" w:color="D7E3EA" w:sz="8"/>
             </w:tcBorders>
-            <w:shd w:fill="FFF4CF" w:color="auto" w:val="clear"/>
+            <w:shd w:fill="F3ECFD" w:color="auto" w:val="clear"/>
             <w:tcMar>
               <w:top w:type="dxa" w:w="60"/>
               <w:left w:type="dxa" w:w="100"/>
@@ -11328,7 +11419,7 @@
             </w:pPr>
             <w:r>
               <w:rPr>
-                <w:rFonts w:ascii="맑은 고딕" w:cs="맑은 고딕" w:eastAsia="맑은 고딕" w:hAnsi="맑은 고딕"/>
+                <w:rFonts w:ascii="한컴 말랑말랑 Bold" w:cs="한컴 말랑말랑 Bold" w:eastAsia="한컴 말랑말랑 Bold" w:hAnsi="한컴 말랑말랑 Bold"/>
                 <w:b/>
                 <w:bCs/>
                 <w:i w:val="false"/>
@@ -11365,7 +11456,7 @@
             </w:pPr>
             <w:r>
               <w:rPr>
-                <w:rFonts w:ascii="맑은 고딕" w:cs="맑은 고딕" w:eastAsia="맑은 고딕" w:hAnsi="맑은 고딕"/>
+                <w:rFonts w:ascii="한컴 말랑말랑 Regular" w:cs="한컴 말랑말랑 Regular" w:eastAsia="한컴 말랑말랑 Regular" w:hAnsi="한컴 말랑말랑 Regular"/>
                 <w:b w:val="false"/>
                 <w:bCs w:val="false"/>
                 <w:i w:val="false"/>
@@ -11393,7 +11484,7 @@
               <w:bottom w:val="single" w:color="D7E3EA" w:sz="8"/>
               <w:right w:val="single" w:color="D7E3EA" w:sz="8"/>
             </w:tcBorders>
-            <w:shd w:fill="FFF4CF" w:color="auto" w:val="clear"/>
+            <w:shd w:fill="F3ECFD" w:color="auto" w:val="clear"/>
             <w:tcMar>
               <w:top w:type="dxa" w:w="60"/>
               <w:left w:type="dxa" w:w="100"/>
@@ -11409,7 +11500,7 @@
             </w:pPr>
             <w:r>
               <w:rPr>
-                <w:rFonts w:ascii="맑은 고딕" w:cs="맑은 고딕" w:eastAsia="맑은 고딕" w:hAnsi="맑은 고딕"/>
+                <w:rFonts w:ascii="한컴 말랑말랑 Bold" w:cs="한컴 말랑말랑 Bold" w:eastAsia="한컴 말랑말랑 Bold" w:hAnsi="한컴 말랑말랑 Bold"/>
                 <w:b/>
                 <w:bCs/>
                 <w:i w:val="false"/>
@@ -11446,7 +11537,7 @@
             </w:pPr>
             <w:r>
               <w:rPr>
-                <w:rFonts w:ascii="맑은 고딕" w:cs="맑은 고딕" w:eastAsia="맑은 고딕" w:hAnsi="맑은 고딕"/>
+                <w:rFonts w:ascii="한컴 말랑말랑 Regular" w:cs="한컴 말랑말랑 Regular" w:eastAsia="한컴 말랑말랑 Regular" w:hAnsi="한컴 말랑말랑 Regular"/>
                 <w:b w:val="false"/>
                 <w:bCs w:val="false"/>
                 <w:i w:val="false"/>
@@ -11467,14 +11558,14 @@
         </w:trPr>
         <w:tc>
           <w:tcPr>
-            <w:tcW w:type="dxa" w:w="2200"/>
-            <w:tcBorders>
-              <w:top w:val="single" w:color="D7E3EA" w:sz="8"/>
-              <w:left w:val="single" w:color="D7E3EA" w:sz="8"/>
-              <w:bottom w:val="single" w:color="D7E3EA" w:sz="8"/>
-              <w:right w:val="single" w:color="D7E3EA" w:sz="8"/>
-            </w:tcBorders>
-            <w:shd w:fill="FFF4CF" w:color="auto" w:val="clear"/>
+            <w:tcW w:type="dxa" w:w="2600"/>
+            <w:tcBorders>
+              <w:top w:val="single" w:color="D7E3EA" w:sz="8"/>
+              <w:left w:val="single" w:color="D7E3EA" w:sz="8"/>
+              <w:bottom w:val="single" w:color="D7E3EA" w:sz="8"/>
+              <w:right w:val="single" w:color="D7E3EA" w:sz="8"/>
+            </w:tcBorders>
+            <w:shd w:fill="F3ECFD" w:color="auto" w:val="clear"/>
             <w:tcMar>
               <w:top w:type="dxa" w:w="60"/>
               <w:left w:type="dxa" w:w="100"/>
@@ -11490,7 +11581,7 @@
             </w:pPr>
             <w:r>
               <w:rPr>
-                <w:rFonts w:ascii="맑은 고딕" w:cs="맑은 고딕" w:eastAsia="맑은 고딕" w:hAnsi="맑은 고딕"/>
+                <w:rFonts w:ascii="한컴 말랑말랑 Bold" w:cs="한컴 말랑말랑 Bold" w:eastAsia="한컴 말랑말랑 Bold" w:hAnsi="한컴 말랑말랑 Bold"/>
                 <w:b/>
                 <w:bCs/>
                 <w:i w:val="false"/>
@@ -11505,7 +11596,7 @@
         </w:tc>
         <w:tc>
           <w:tcPr>
-            <w:tcW w:type="dxa" w:w="2903"/>
+            <w:tcW w:type="dxa" w:w="2503"/>
             <w:tcBorders>
               <w:top w:val="single" w:color="D7E3EA" w:sz="8"/>
               <w:left w:val="single" w:color="D7E3EA" w:sz="8"/>
@@ -11527,7 +11618,7 @@
             </w:pPr>
             <w:r>
               <w:rPr>
-                <w:rFonts w:ascii="맑은 고딕" w:cs="맑은 고딕" w:eastAsia="맑은 고딕" w:hAnsi="맑은 고딕"/>
+                <w:rFonts w:ascii="한컴 말랑말랑 Regular" w:cs="한컴 말랑말랑 Regular" w:eastAsia="한컴 말랑말랑 Regular" w:hAnsi="한컴 말랑말랑 Regular"/>
                 <w:b w:val="false"/>
                 <w:bCs w:val="false"/>
                 <w:i w:val="false"/>
@@ -11542,14 +11633,14 @@
         </w:tc>
         <w:tc>
           <w:tcPr>
-            <w:tcW w:type="dxa" w:w="2200"/>
-            <w:tcBorders>
-              <w:top w:val="single" w:color="D7E3EA" w:sz="8"/>
-              <w:left w:val="single" w:color="D7E3EA" w:sz="8"/>
-              <w:bottom w:val="single" w:color="D7E3EA" w:sz="8"/>
-              <w:right w:val="single" w:color="D7E3EA" w:sz="8"/>
-            </w:tcBorders>
-            <w:shd w:fill="FFF4CF" w:color="auto" w:val="clear"/>
+            <w:tcW w:type="dxa" w:w="2600"/>
+            <w:tcBorders>
+              <w:top w:val="single" w:color="D7E3EA" w:sz="8"/>
+              <w:left w:val="single" w:color="D7E3EA" w:sz="8"/>
+              <w:bottom w:val="single" w:color="D7E3EA" w:sz="8"/>
+              <w:right w:val="single" w:color="D7E3EA" w:sz="8"/>
+            </w:tcBorders>
+            <w:shd w:fill="F3ECFD" w:color="auto" w:val="clear"/>
             <w:tcMar>
               <w:top w:type="dxa" w:w="60"/>
               <w:left w:type="dxa" w:w="100"/>
@@ -11565,7 +11656,7 @@
             </w:pPr>
             <w:r>
               <w:rPr>
-                <w:rFonts w:ascii="맑은 고딕" w:cs="맑은 고딕" w:eastAsia="맑은 고딕" w:hAnsi="맑은 고딕"/>
+                <w:rFonts w:ascii="한컴 말랑말랑 Bold" w:cs="한컴 말랑말랑 Bold" w:eastAsia="한컴 말랑말랑 Bold" w:hAnsi="한컴 말랑말랑 Bold"/>
                 <w:b/>
                 <w:bCs/>
                 <w:i w:val="false"/>
@@ -11580,7 +11671,7 @@
         </w:tc>
         <w:tc>
           <w:tcPr>
-            <w:tcW w:type="dxa" w:w="2903"/>
+            <w:tcW w:type="dxa" w:w="2503"/>
             <w:tcBorders>
               <w:top w:val="single" w:color="D7E3EA" w:sz="8"/>
               <w:left w:val="single" w:color="D7E3EA" w:sz="8"/>
@@ -11602,7 +11693,7 @@
             </w:pPr>
             <w:r>
               <w:rPr>
-                <w:rFonts w:ascii="맑은 고딕" w:cs="맑은 고딕" w:eastAsia="맑은 고딕" w:hAnsi="맑은 고딕"/>
+                <w:rFonts w:ascii="한컴 말랑말랑 Regular" w:cs="한컴 말랑말랑 Regular" w:eastAsia="한컴 말랑말랑 Regular" w:hAnsi="한컴 말랑말랑 Regular"/>
                 <w:b w:val="false"/>
                 <w:bCs w:val="false"/>
                 <w:i w:val="false"/>
@@ -11623,7 +11714,7 @@
       </w:pPr>
       <w:r>
         <w:rPr>
-          <w:rFonts w:ascii="맑은 고딕" w:cs="맑은 고딕" w:eastAsia="맑은 고딕" w:hAnsi="맑은 고딕"/>
+          <w:rFonts w:ascii="한컴 말랑말랑 Regular" w:cs="한컴 말랑말랑 Regular" w:eastAsia="한컴 말랑말랑 Regular" w:hAnsi="한컴 말랑말랑 Regular"/>
           <w:b w:val="false"/>
           <w:bCs w:val="false"/>
           <w:i w:val="false"/>
@@ -11660,12 +11751,12 @@
           <w:tcPr>
             <w:tcW w:type="dxa" w:w="10506"/>
             <w:tcBorders>
-              <w:top w:val="single" w:color="2F7FB5" w:sz="8"/>
-              <w:left w:val="single" w:color="2F7FB5" w:sz="8"/>
-              <w:bottom w:val="single" w:color="2F7FB5" w:sz="8"/>
-              <w:right w:val="single" w:color="2F7FB5" w:sz="8"/>
-            </w:tcBorders>
-            <w:shd w:fill="2F7FB5" w:color="auto" w:val="clear"/>
+              <w:top w:val="single" w:color="8E5BD6" w:sz="8"/>
+              <w:left w:val="single" w:color="8E5BD6" w:sz="8"/>
+              <w:bottom w:val="single" w:color="8E5BD6" w:sz="8"/>
+              <w:right w:val="single" w:color="8E5BD6" w:sz="8"/>
+            </w:tcBorders>
+            <w:shd w:fill="8E5BD6" w:color="auto" w:val="clear"/>
             <w:tcMar>
               <w:top w:type="dxa" w:w="60"/>
               <w:left w:type="dxa" w:w="100"/>
@@ -11681,7 +11772,7 @@
             </w:pPr>
             <w:r>
               <w:rPr>
-                <w:rFonts w:ascii="맑은 고딕" w:cs="맑은 고딕" w:eastAsia="맑은 고딕" w:hAnsi="맑은 고딕"/>
+                <w:rFonts w:ascii="한컴 말랑말랑 Bold" w:cs="한컴 말랑말랑 Bold" w:eastAsia="한컴 말랑말랑 Bold" w:hAnsi="한컴 말랑말랑 Bold"/>
                 <w:b/>
                 <w:bCs/>
                 <w:i w:val="false"/>
@@ -11694,7 +11785,7 @@
             </w:r>
             <w:r>
               <w:rPr>
-                <w:rFonts w:ascii="맑은 고딕" w:cs="맑은 고딕" w:eastAsia="맑은 고딕" w:hAnsi="맑은 고딕"/>
+                <w:rFonts w:ascii="한컴 말랑말랑 Bold" w:cs="한컴 말랑말랑 Bold" w:eastAsia="한컴 말랑말랑 Bold" w:hAnsi="한컴 말랑말랑 Bold"/>
                 <w:b/>
                 <w:bCs/>
                 <w:i w:val="false"/>
@@ -11703,7 +11794,7 @@
                 <w:sz w:val="20"/>
                 <w:szCs w:val="20"/>
               </w:rPr>
-              <w:t xml:space="preserve">예산 10점 나누기 (합계가 꼭 10점이 되어야 해요)</w:t>
+              <w:t xml:space="preserve">💰 예산 10점 나누기 (합계는 꼭 10점!)</w:t>
             </w:r>
           </w:p>
         </w:tc>
@@ -11745,7 +11836,7 @@
               <w:bottom w:val="single" w:color="D7E3EA" w:sz="8"/>
               <w:right w:val="single" w:color="D7E3EA" w:sz="8"/>
             </w:tcBorders>
-            <w:shd w:fill="FFF4CF" w:color="auto" w:val="clear"/>
+            <w:shd w:fill="F3ECFD" w:color="auto" w:val="clear"/>
             <w:tcMar>
               <w:top w:type="dxa" w:w="60"/>
               <w:left w:type="dxa" w:w="100"/>
@@ -11761,7 +11852,7 @@
             </w:pPr>
             <w:r>
               <w:rPr>
-                <w:rFonts w:ascii="맑은 고딕" w:cs="맑은 고딕" w:eastAsia="맑은 고딕" w:hAnsi="맑은 고딕"/>
+                <w:rFonts w:ascii="한컴 말랑말랑 Bold" w:cs="한컴 말랑말랑 Bold" w:eastAsia="한컴 말랑말랑 Bold" w:hAnsi="한컴 말랑말랑 Bold"/>
                 <w:b/>
                 <w:bCs/>
                 <w:i w:val="false"/>
@@ -11799,7 +11890,7 @@
             </w:pPr>
             <w:r>
               <w:rPr>
-                <w:rFonts w:ascii="맑은 고딕" w:cs="맑은 고딕" w:eastAsia="맑은 고딕" w:hAnsi="맑은 고딕"/>
+                <w:rFonts w:ascii="한컴 말랑말랑 Bold" w:cs="한컴 말랑말랑 Bold" w:eastAsia="한컴 말랑말랑 Bold" w:hAnsi="한컴 말랑말랑 Bold"/>
                 <w:b/>
                 <w:bCs/>
                 <w:i w:val="false"/>
@@ -11818,7 +11909,7 @@
             </w:pPr>
             <w:r>
               <w:rPr>
-                <w:rFonts w:ascii="맑은 고딕" w:cs="맑은 고딕" w:eastAsia="맑은 고딕" w:hAnsi="맑은 고딕"/>
+                <w:rFonts w:ascii="한컴 말랑말랑 Regular" w:cs="한컴 말랑말랑 Regular" w:eastAsia="한컴 말랑말랑 Regular" w:hAnsi="한컴 말랑말랑 Regular"/>
                 <w:b w:val="false"/>
                 <w:bCs w:val="false"/>
                 <w:i w:val="false"/>
@@ -11856,7 +11947,7 @@
             </w:pPr>
             <w:r>
               <w:rPr>
-                <w:rFonts w:ascii="맑은 고딕" w:cs="맑은 고딕" w:eastAsia="맑은 고딕" w:hAnsi="맑은 고딕"/>
+                <w:rFonts w:ascii="한컴 말랑말랑 Bold" w:cs="한컴 말랑말랑 Bold" w:eastAsia="한컴 말랑말랑 Bold" w:hAnsi="한컴 말랑말랑 Bold"/>
                 <w:b/>
                 <w:bCs/>
                 <w:i w:val="false"/>
@@ -11875,7 +11966,7 @@
             </w:pPr>
             <w:r>
               <w:rPr>
-                <w:rFonts w:ascii="맑은 고딕" w:cs="맑은 고딕" w:eastAsia="맑은 고딕" w:hAnsi="맑은 고딕"/>
+                <w:rFonts w:ascii="한컴 말랑말랑 Regular" w:cs="한컴 말랑말랑 Regular" w:eastAsia="한컴 말랑말랑 Regular" w:hAnsi="한컴 말랑말랑 Regular"/>
                 <w:b w:val="false"/>
                 <w:bCs w:val="false"/>
                 <w:i w:val="false"/>
@@ -11913,7 +12004,7 @@
             </w:pPr>
             <w:r>
               <w:rPr>
-                <w:rFonts w:ascii="맑은 고딕" w:cs="맑은 고딕" w:eastAsia="맑은 고딕" w:hAnsi="맑은 고딕"/>
+                <w:rFonts w:ascii="한컴 말랑말랑 Bold" w:cs="한컴 말랑말랑 Bold" w:eastAsia="한컴 말랑말랑 Bold" w:hAnsi="한컴 말랑말랑 Bold"/>
                 <w:b/>
                 <w:bCs/>
                 <w:i w:val="false"/>
@@ -11932,7 +12023,7 @@
             </w:pPr>
             <w:r>
               <w:rPr>
-                <w:rFonts w:ascii="맑은 고딕" w:cs="맑은 고딕" w:eastAsia="맑은 고딕" w:hAnsi="맑은 고딕"/>
+                <w:rFonts w:ascii="한컴 말랑말랑 Regular" w:cs="한컴 말랑말랑 Regular" w:eastAsia="한컴 말랑말랑 Regular" w:hAnsi="한컴 말랑말랑 Regular"/>
                 <w:b w:val="false"/>
                 <w:bCs w:val="false"/>
                 <w:i w:val="false"/>
@@ -11970,7 +12061,7 @@
             </w:pPr>
             <w:r>
               <w:rPr>
-                <w:rFonts w:ascii="맑은 고딕" w:cs="맑은 고딕" w:eastAsia="맑은 고딕" w:hAnsi="맑은 고딕"/>
+                <w:rFonts w:ascii="한컴 말랑말랑 Bold" w:cs="한컴 말랑말랑 Bold" w:eastAsia="한컴 말랑말랑 Bold" w:hAnsi="한컴 말랑말랑 Bold"/>
                 <w:b/>
                 <w:bCs/>
                 <w:i w:val="false"/>
@@ -11989,7 +12080,7 @@
             </w:pPr>
             <w:r>
               <w:rPr>
-                <w:rFonts w:ascii="맑은 고딕" w:cs="맑은 고딕" w:eastAsia="맑은 고딕" w:hAnsi="맑은 고딕"/>
+                <w:rFonts w:ascii="한컴 말랑말랑 Regular" w:cs="한컴 말랑말랑 Regular" w:eastAsia="한컴 말랑말랑 Regular" w:hAnsi="한컴 말랑말랑 Regular"/>
                 <w:b w:val="false"/>
                 <w:bCs w:val="false"/>
                 <w:i w:val="false"/>
@@ -12027,7 +12118,7 @@
             </w:pPr>
             <w:r>
               <w:rPr>
-                <w:rFonts w:ascii="맑은 고딕" w:cs="맑은 고딕" w:eastAsia="맑은 고딕" w:hAnsi="맑은 고딕"/>
+                <w:rFonts w:ascii="한컴 말랑말랑 Bold" w:cs="한컴 말랑말랑 Bold" w:eastAsia="한컴 말랑말랑 Bold" w:hAnsi="한컴 말랑말랑 Bold"/>
                 <w:b/>
                 <w:bCs/>
                 <w:i w:val="false"/>
@@ -12046,7 +12137,7 @@
             </w:pPr>
             <w:r>
               <w:rPr>
-                <w:rFonts w:ascii="맑은 고딕" w:cs="맑은 고딕" w:eastAsia="맑은 고딕" w:hAnsi="맑은 고딕"/>
+                <w:rFonts w:ascii="한컴 말랑말랑 Regular" w:cs="한컴 말랑말랑 Regular" w:eastAsia="한컴 말랑말랑 Regular" w:hAnsi="한컴 말랑말랑 Regular"/>
                 <w:b w:val="false"/>
                 <w:bCs w:val="false"/>
                 <w:i w:val="false"/>
@@ -12068,7 +12159,7 @@
               <w:bottom w:val="single" w:color="D7E3EA" w:sz="8"/>
               <w:right w:val="single" w:color="D7E3EA" w:sz="8"/>
             </w:tcBorders>
-            <w:shd w:fill="FFF4CF" w:color="auto" w:val="clear"/>
+            <w:shd w:fill="F3ECFD" w:color="auto" w:val="clear"/>
             <w:tcMar>
               <w:top w:type="dxa" w:w="60"/>
               <w:left w:type="dxa" w:w="100"/>
@@ -12084,7 +12175,7 @@
             </w:pPr>
             <w:r>
               <w:rPr>
-                <w:rFonts w:ascii="맑은 고딕" w:cs="맑은 고딕" w:eastAsia="맑은 고딕" w:hAnsi="맑은 고딕"/>
+                <w:rFonts w:ascii="한컴 말랑말랑 Bold" w:cs="한컴 말랑말랑 Bold" w:eastAsia="한컴 말랑말랑 Bold" w:hAnsi="한컴 말랑말랑 Bold"/>
                 <w:b/>
                 <w:bCs/>
                 <w:i w:val="false"/>
@@ -12112,7 +12203,7 @@
               <w:bottom w:val="single" w:color="D7E3EA" w:sz="8"/>
               <w:right w:val="single" w:color="D7E3EA" w:sz="8"/>
             </w:tcBorders>
-            <w:shd w:fill="FFF4CF" w:color="auto" w:val="clear"/>
+            <w:shd w:fill="F3ECFD" w:color="auto" w:val="clear"/>
             <w:tcMar>
               <w:top w:type="dxa" w:w="60"/>
               <w:left w:type="dxa" w:w="100"/>
@@ -12128,7 +12219,7 @@
             </w:pPr>
             <w:r>
               <w:rPr>
-                <w:rFonts w:ascii="맑은 고딕" w:cs="맑은 고딕" w:eastAsia="맑은 고딕" w:hAnsi="맑은 고딕"/>
+                <w:rFonts w:ascii="한컴 말랑말랑 Bold" w:cs="한컴 말랑말랑 Bold" w:eastAsia="한컴 말랑말랑 Bold" w:hAnsi="한컴 말랑말랑 Bold"/>
                 <w:b/>
                 <w:bCs/>
                 <w:i w:val="false"/>
@@ -12165,7 +12256,7 @@
             </w:pPr>
             <w:r>
               <w:rPr>
-                <w:rFonts w:ascii="맑은 고딕" w:cs="맑은 고딕" w:eastAsia="맑은 고딕" w:hAnsi="맑은 고딕"/>
+                <w:rFonts w:ascii="한컴 말랑말랑 Regular" w:cs="한컴 말랑말랑 Regular" w:eastAsia="한컴 말랑말랑 Regular" w:hAnsi="한컴 말랑말랑 Regular"/>
                 <w:b w:val="false"/>
                 <w:bCs w:val="false"/>
                 <w:i w:val="false"/>
@@ -12202,7 +12293,7 @@
             </w:pPr>
             <w:r>
               <w:rPr>
-                <w:rFonts w:ascii="맑은 고딕" w:cs="맑은 고딕" w:eastAsia="맑은 고딕" w:hAnsi="맑은 고딕"/>
+                <w:rFonts w:ascii="한컴 말랑말랑 Regular" w:cs="한컴 말랑말랑 Regular" w:eastAsia="한컴 말랑말랑 Regular" w:hAnsi="한컴 말랑말랑 Regular"/>
                 <w:b w:val="false"/>
                 <w:bCs w:val="false"/>
                 <w:i w:val="false"/>
@@ -12239,7 +12330,7 @@
             </w:pPr>
             <w:r>
               <w:rPr>
-                <w:rFonts w:ascii="맑은 고딕" w:cs="맑은 고딕" w:eastAsia="맑은 고딕" w:hAnsi="맑은 고딕"/>
+                <w:rFonts w:ascii="한컴 말랑말랑 Regular" w:cs="한컴 말랑말랑 Regular" w:eastAsia="한컴 말랑말랑 Regular" w:hAnsi="한컴 말랑말랑 Regular"/>
                 <w:b w:val="false"/>
                 <w:bCs w:val="false"/>
                 <w:i w:val="false"/>
@@ -12276,7 +12367,7 @@
             </w:pPr>
             <w:r>
               <w:rPr>
-                <w:rFonts w:ascii="맑은 고딕" w:cs="맑은 고딕" w:eastAsia="맑은 고딕" w:hAnsi="맑은 고딕"/>
+                <w:rFonts w:ascii="한컴 말랑말랑 Regular" w:cs="한컴 말랑말랑 Regular" w:eastAsia="한컴 말랑말랑 Regular" w:hAnsi="한컴 말랑말랑 Regular"/>
                 <w:b w:val="false"/>
                 <w:bCs w:val="false"/>
                 <w:i w:val="false"/>
@@ -12313,7 +12404,7 @@
             </w:pPr>
             <w:r>
               <w:rPr>
-                <w:rFonts w:ascii="맑은 고딕" w:cs="맑은 고딕" w:eastAsia="맑은 고딕" w:hAnsi="맑은 고딕"/>
+                <w:rFonts w:ascii="한컴 말랑말랑 Regular" w:cs="한컴 말랑말랑 Regular" w:eastAsia="한컴 말랑말랑 Regular" w:hAnsi="한컴 말랑말랑 Regular"/>
                 <w:b w:val="false"/>
                 <w:bCs w:val="false"/>
                 <w:i w:val="false"/>
@@ -12350,7 +12441,7 @@
             </w:pPr>
             <w:r>
               <w:rPr>
-                <w:rFonts w:ascii="맑은 고딕" w:cs="맑은 고딕" w:eastAsia="맑은 고딕" w:hAnsi="맑은 고딕"/>
+                <w:rFonts w:ascii="한컴 말랑말랑 Regular" w:cs="한컴 말랑말랑 Regular" w:eastAsia="한컴 말랑말랑 Regular" w:hAnsi="한컴 말랑말랑 Regular"/>
                 <w:b w:val="false"/>
                 <w:bCs w:val="false"/>
                 <w:i w:val="false"/>
@@ -12378,7 +12469,7 @@
               <w:bottom w:val="single" w:color="D7E3EA" w:sz="8"/>
               <w:right w:val="single" w:color="D7E3EA" w:sz="8"/>
             </w:tcBorders>
-            <w:shd w:fill="FFF4CF" w:color="auto" w:val="clear"/>
+            <w:shd w:fill="F3ECFD" w:color="auto" w:val="clear"/>
             <w:tcMar>
               <w:top w:type="dxa" w:w="60"/>
               <w:left w:type="dxa" w:w="100"/>
@@ -12394,7 +12485,7 @@
             </w:pPr>
             <w:r>
               <w:rPr>
-                <w:rFonts w:ascii="맑은 고딕" w:cs="맑은 고딕" w:eastAsia="맑은 고딕" w:hAnsi="맑은 고딕"/>
+                <w:rFonts w:ascii="한컴 말랑말랑 Bold" w:cs="한컴 말랑말랑 Bold" w:eastAsia="한컴 말랑말랑 Bold" w:hAnsi="한컴 말랑말랑 Bold"/>
                 <w:b/>
                 <w:bCs/>
                 <w:i w:val="false"/>
@@ -12431,7 +12522,7 @@
             </w:pPr>
             <w:r>
               <w:rPr>
-                <w:rFonts w:ascii="맑은 고딕" w:cs="맑은 고딕" w:eastAsia="맑은 고딕" w:hAnsi="맑은 고딕"/>
+                <w:rFonts w:ascii="한컴 말랑말랑 Regular" w:cs="한컴 말랑말랑 Regular" w:eastAsia="한컴 말랑말랑 Regular" w:hAnsi="한컴 말랑말랑 Regular"/>
                 <w:b w:val="false"/>
                 <w:bCs w:val="false"/>
                 <w:i w:val="false"/>
@@ -12468,7 +12559,7 @@
             </w:pPr>
             <w:r>
               <w:rPr>
-                <w:rFonts w:ascii="맑은 고딕" w:cs="맑은 고딕" w:eastAsia="맑은 고딕" w:hAnsi="맑은 고딕"/>
+                <w:rFonts w:ascii="한컴 말랑말랑 Regular" w:cs="한컴 말랑말랑 Regular" w:eastAsia="한컴 말랑말랑 Regular" w:hAnsi="한컴 말랑말랑 Regular"/>
                 <w:b w:val="false"/>
                 <w:bCs w:val="false"/>
                 <w:i w:val="false"/>
@@ -12505,7 +12596,7 @@
             </w:pPr>
             <w:r>
               <w:rPr>
-                <w:rFonts w:ascii="맑은 고딕" w:cs="맑은 고딕" w:eastAsia="맑은 고딕" w:hAnsi="맑은 고딕"/>
+                <w:rFonts w:ascii="한컴 말랑말랑 Regular" w:cs="한컴 말랑말랑 Regular" w:eastAsia="한컴 말랑말랑 Regular" w:hAnsi="한컴 말랑말랑 Regular"/>
                 <w:b w:val="false"/>
                 <w:bCs w:val="false"/>
                 <w:i w:val="false"/>
@@ -12542,7 +12633,7 @@
             </w:pPr>
             <w:r>
               <w:rPr>
-                <w:rFonts w:ascii="맑은 고딕" w:cs="맑은 고딕" w:eastAsia="맑은 고딕" w:hAnsi="맑은 고딕"/>
+                <w:rFonts w:ascii="한컴 말랑말랑 Regular" w:cs="한컴 말랑말랑 Regular" w:eastAsia="한컴 말랑말랑 Regular" w:hAnsi="한컴 말랑말랑 Regular"/>
                 <w:b w:val="false"/>
                 <w:bCs w:val="false"/>
                 <w:i w:val="false"/>
@@ -12579,7 +12670,7 @@
             </w:pPr>
             <w:r>
               <w:rPr>
-                <w:rFonts w:ascii="맑은 고딕" w:cs="맑은 고딕" w:eastAsia="맑은 고딕" w:hAnsi="맑은 고딕"/>
+                <w:rFonts w:ascii="한컴 말랑말랑 Regular" w:cs="한컴 말랑말랑 Regular" w:eastAsia="한컴 말랑말랑 Regular" w:hAnsi="한컴 말랑말랑 Regular"/>
                 <w:b w:val="false"/>
                 <w:bCs w:val="false"/>
                 <w:i w:val="false"/>
@@ -12616,7 +12707,7 @@
             </w:pPr>
             <w:r>
               <w:rPr>
-                <w:rFonts w:ascii="맑은 고딕" w:cs="맑은 고딕" w:eastAsia="맑은 고딕" w:hAnsi="맑은 고딕"/>
+                <w:rFonts w:ascii="한컴 말랑말랑 Regular" w:cs="한컴 말랑말랑 Regular" w:eastAsia="한컴 말랑말랑 Regular" w:hAnsi="한컴 말랑말랑 Regular"/>
                 <w:b w:val="false"/>
                 <w:bCs w:val="false"/>
                 <w:i w:val="false"/>
@@ -12638,7 +12729,7 @@
       </w:pPr>
       <w:r>
         <w:rPr>
-          <w:rFonts w:ascii="맑은 고딕" w:cs="맑은 고딕" w:eastAsia="맑은 고딕" w:hAnsi="맑은 고딕"/>
+          <w:rFonts w:ascii="한컴 말랑말랑 Regular" w:cs="한컴 말랑말랑 Regular" w:eastAsia="한컴 말랑말랑 Regular" w:hAnsi="한컴 말랑말랑 Regular"/>
           <w:b w:val="false"/>
           <w:bCs w:val="false"/>
           <w:i w:val="false"/>
@@ -12656,7 +12747,7 @@
       </w:pPr>
       <w:r>
         <w:rPr>
-          <w:rFonts w:ascii="맑은 고딕" w:cs="맑은 고딕" w:eastAsia="맑은 고딕" w:hAnsi="맑은 고딕"/>
+          <w:rFonts w:ascii="한컴 말랑말랑 Regular" w:cs="한컴 말랑말랑 Regular" w:eastAsia="한컴 말랑말랑 Regular" w:hAnsi="한컴 말랑말랑 Regular"/>
           <w:b w:val="false"/>
           <w:bCs w:val="false"/>
           <w:i w:val="false"/>
@@ -12693,12 +12784,12 @@
           <w:tcPr>
             <w:tcW w:type="dxa" w:w="10506"/>
             <w:tcBorders>
-              <w:top w:val="single" w:color="2F7FB5" w:sz="8"/>
-              <w:left w:val="single" w:color="2F7FB5" w:sz="8"/>
-              <w:bottom w:val="single" w:color="2F7FB5" w:sz="8"/>
-              <w:right w:val="single" w:color="2F7FB5" w:sz="8"/>
-            </w:tcBorders>
-            <w:shd w:fill="2F7FB5" w:color="auto" w:val="clear"/>
+              <w:top w:val="single" w:color="8E5BD6" w:sz="8"/>
+              <w:left w:val="single" w:color="8E5BD6" w:sz="8"/>
+              <w:bottom w:val="single" w:color="8E5BD6" w:sz="8"/>
+              <w:right w:val="single" w:color="8E5BD6" w:sz="8"/>
+            </w:tcBorders>
+            <w:shd w:fill="8E5BD6" w:color="auto" w:val="clear"/>
             <w:tcMar>
               <w:top w:type="dxa" w:w="60"/>
               <w:left w:type="dxa" w:w="100"/>
@@ -12714,7 +12805,7 @@
             </w:pPr>
             <w:r>
               <w:rPr>
-                <w:rFonts w:ascii="맑은 고딕" w:cs="맑은 고딕" w:eastAsia="맑은 고딕" w:hAnsi="맑은 고딕"/>
+                <w:rFonts w:ascii="한컴 말랑말랑 Bold" w:cs="한컴 말랑말랑 Bold" w:eastAsia="한컴 말랑말랑 Bold" w:hAnsi="한컴 말랑말랑 Bold"/>
                 <w:b/>
                 <w:bCs/>
                 <w:i w:val="false"/>
@@ -12727,7 +12818,7 @@
             </w:r>
             <w:r>
               <w:rPr>
-                <w:rFonts w:ascii="맑은 고딕" w:cs="맑은 고딕" w:eastAsia="맑은 고딕" w:hAnsi="맑은 고딕"/>
+                <w:rFonts w:ascii="한컴 말랑말랑 Bold" w:cs="한컴 말랑말랑 Bold" w:eastAsia="한컴 말랑말랑 Bold" w:hAnsi="한컴 말랑말랑 Bold"/>
                 <w:b/>
                 <w:bCs/>
                 <w:i w:val="false"/>
@@ -12736,7 +12827,7 @@
                 <w:sz w:val="20"/>
                 <w:szCs w:val="20"/>
               </w:rPr>
-              <w:t xml:space="preserve">가장 많이 준 영역과 까닭 · 이렇게 나누면 도움을 받기 어려워지는 사람은?</w:t>
+              <w:t xml:space="preserve">🤔 어디에 가장 많이 주었나요? 도움을 받기 어려워지는 사람은?</w:t>
             </w:r>
           </w:p>
         </w:tc>
@@ -12775,7 +12866,7 @@
               <w:bottom w:val="single" w:color="D7E3EA" w:sz="8"/>
               <w:right w:val="single" w:color="D7E3EA" w:sz="8"/>
             </w:tcBorders>
-            <w:shd w:fill="FFF4CF" w:color="auto" w:val="clear"/>
+            <w:shd w:fill="F3ECFD" w:color="auto" w:val="clear"/>
             <w:tcMar>
               <w:top w:type="dxa" w:w="60"/>
               <w:left w:type="dxa" w:w="100"/>
@@ -12791,7 +12882,7 @@
             </w:pPr>
             <w:r>
               <w:rPr>
-                <w:rFonts w:ascii="맑은 고딕" w:cs="맑은 고딕" w:eastAsia="맑은 고딕" w:hAnsi="맑은 고딕"/>
+                <w:rFonts w:ascii="한컴 말랑말랑 Bold" w:cs="한컴 말랑말랑 Bold" w:eastAsia="한컴 말랑말랑 Bold" w:hAnsi="한컴 말랑말랑 Bold"/>
                 <w:b/>
                 <w:bCs/>
                 <w:i w:val="false"/>
@@ -12828,7 +12919,7 @@
             </w:pPr>
             <w:r>
               <w:rPr>
-                <w:rFonts w:ascii="맑은 고딕" w:cs="맑은 고딕" w:eastAsia="맑은 고딕" w:hAnsi="맑은 고딕"/>
+                <w:rFonts w:ascii="한컴 말랑말랑 Regular" w:cs="한컴 말랑말랑 Regular" w:eastAsia="한컴 말랑말랑 Regular" w:hAnsi="한컴 말랑말랑 Regular"/>
                 <w:b w:val="false"/>
                 <w:bCs w:val="false"/>
                 <w:i w:val="false"/>
@@ -12850,7 +12941,7 @@
               <w:bottom w:val="single" w:color="D7E3EA" w:sz="8"/>
               <w:right w:val="single" w:color="D7E3EA" w:sz="8"/>
             </w:tcBorders>
-            <w:shd w:fill="FFF4CF" w:color="auto" w:val="clear"/>
+            <w:shd w:fill="F3ECFD" w:color="auto" w:val="clear"/>
             <w:tcMar>
               <w:top w:type="dxa" w:w="60"/>
               <w:left w:type="dxa" w:w="100"/>
@@ -12866,7 +12957,7 @@
             </w:pPr>
             <w:r>
               <w:rPr>
-                <w:rFonts w:ascii="맑은 고딕" w:cs="맑은 고딕" w:eastAsia="맑은 고딕" w:hAnsi="맑은 고딕"/>
+                <w:rFonts w:ascii="한컴 말랑말랑 Bold" w:cs="한컴 말랑말랑 Bold" w:eastAsia="한컴 말랑말랑 Bold" w:hAnsi="한컴 말랑말랑 Bold"/>
                 <w:b/>
                 <w:bCs/>
                 <w:i w:val="false"/>
@@ -12903,7 +12994,7 @@
             </w:pPr>
             <w:r>
               <w:rPr>
-                <w:rFonts w:ascii="맑은 고딕" w:cs="맑은 고딕" w:eastAsia="맑은 고딕" w:hAnsi="맑은 고딕"/>
+                <w:rFonts w:ascii="한컴 말랑말랑 Regular" w:cs="한컴 말랑말랑 Regular" w:eastAsia="한컴 말랑말랑 Regular" w:hAnsi="한컴 말랑말랑 Regular"/>
                 <w:b w:val="false"/>
                 <w:bCs w:val="false"/>
                 <w:i w:val="false"/>
@@ -12931,7 +13022,7 @@
               <w:bottom w:val="single" w:color="D7E3EA" w:sz="8"/>
               <w:right w:val="single" w:color="D7E3EA" w:sz="8"/>
             </w:tcBorders>
-            <w:shd w:fill="FFF4CF" w:color="auto" w:val="clear"/>
+            <w:shd w:fill="F3ECFD" w:color="auto" w:val="clear"/>
             <w:tcMar>
               <w:top w:type="dxa" w:w="60"/>
               <w:left w:type="dxa" w:w="100"/>
@@ -12947,7 +13038,7 @@
             </w:pPr>
             <w:r>
               <w:rPr>
-                <w:rFonts w:ascii="맑은 고딕" w:cs="맑은 고딕" w:eastAsia="맑은 고딕" w:hAnsi="맑은 고딕"/>
+                <w:rFonts w:ascii="한컴 말랑말랑 Bold" w:cs="한컴 말랑말랑 Bold" w:eastAsia="한컴 말랑말랑 Bold" w:hAnsi="한컴 말랑말랑 Bold"/>
                 <w:b/>
                 <w:bCs/>
                 <w:i w:val="false"/>
@@ -12984,7 +13075,7 @@
             </w:pPr>
             <w:r>
               <w:rPr>
-                <w:rFonts w:ascii="맑은 고딕" w:cs="맑은 고딕" w:eastAsia="맑은 고딕" w:hAnsi="맑은 고딕"/>
+                <w:rFonts w:ascii="한컴 말랑말랑 Regular" w:cs="한컴 말랑말랑 Regular" w:eastAsia="한컴 말랑말랑 Regular" w:hAnsi="한컴 말랑말랑 Regular"/>
                 <w:b w:val="false"/>
                 <w:bCs w:val="false"/>
                 <w:i w:val="false"/>
@@ -13005,7 +13096,7 @@
       </w:pPr>
       <w:r>
         <w:rPr>
-          <w:rFonts w:ascii="맑은 고딕" w:cs="맑은 고딕" w:eastAsia="맑은 고딕" w:hAnsi="맑은 고딕"/>
+          <w:rFonts w:ascii="한컴 말랑말랑 Regular" w:cs="한컴 말랑말랑 Regular" w:eastAsia="한컴 말랑말랑 Regular" w:hAnsi="한컴 말랑말랑 Regular"/>
           <w:b w:val="false"/>
           <w:bCs w:val="false"/>
           <w:i w:val="false"/>
@@ -13042,12 +13133,12 @@
           <w:tcPr>
             <w:tcW w:type="dxa" w:w="10506"/>
             <w:tcBorders>
-              <w:top w:val="single" w:color="2F7FB5" w:sz="8"/>
-              <w:left w:val="single" w:color="2F7FB5" w:sz="8"/>
-              <w:bottom w:val="single" w:color="2F7FB5" w:sz="8"/>
-              <w:right w:val="single" w:color="2F7FB5" w:sz="8"/>
-            </w:tcBorders>
-            <w:shd w:fill="2F7FB5" w:color="auto" w:val="clear"/>
+              <w:top w:val="single" w:color="8E5BD6" w:sz="8"/>
+              <w:left w:val="single" w:color="8E5BD6" w:sz="8"/>
+              <w:bottom w:val="single" w:color="8E5BD6" w:sz="8"/>
+              <w:right w:val="single" w:color="8E5BD6" w:sz="8"/>
+            </w:tcBorders>
+            <w:shd w:fill="8E5BD6" w:color="auto" w:val="clear"/>
             <w:tcMar>
               <w:top w:type="dxa" w:w="60"/>
               <w:left w:type="dxa" w:w="100"/>
@@ -13063,7 +13154,7 @@
             </w:pPr>
             <w:r>
               <w:rPr>
-                <w:rFonts w:ascii="맑은 고딕" w:cs="맑은 고딕" w:eastAsia="맑은 고딕" w:hAnsi="맑은 고딕"/>
+                <w:rFonts w:ascii="한컴 말랑말랑 Bold" w:cs="한컴 말랑말랑 Bold" w:eastAsia="한컴 말랑말랑 Bold" w:hAnsi="한컴 말랑말랑 Bold"/>
                 <w:b/>
                 <w:bCs/>
                 <w:i w:val="false"/>
@@ -13076,7 +13167,7 @@
             </w:r>
             <w:r>
               <w:rPr>
-                <w:rFonts w:ascii="맑은 고딕" w:cs="맑은 고딕" w:eastAsia="맑은 고딕" w:hAnsi="맑은 고딕"/>
+                <w:rFonts w:ascii="한컴 말랑말랑 Bold" w:cs="한컴 말랑말랑 Bold" w:eastAsia="한컴 말랑말랑 Bold" w:hAnsi="한컴 말랑말랑 Bold"/>
                 <w:b/>
                 <w:bCs/>
                 <w:i w:val="false"/>
@@ -13085,7 +13176,7 @@
                 <w:sz w:val="20"/>
                 <w:szCs w:val="20"/>
               </w:rPr>
-              <w:t xml:space="preserve">누가 무엇을 할까요? (세 곳 이상 ✓ 하고 할 일을 써요)</w:t>
+              <w:t xml:space="preserve">🤝 누가 무엇을 할까요? (세 곳 이상 ✓ 하고 할 일을 써요)</w:t>
             </w:r>
           </w:p>
         </w:tc>
@@ -13122,7 +13213,7 @@
               <w:bottom w:val="single" w:color="D7E3EA" w:sz="8"/>
               <w:right w:val="single" w:color="D7E3EA" w:sz="8"/>
             </w:tcBorders>
-            <w:shd w:fill="FFF4CF" w:color="auto" w:val="clear"/>
+            <w:shd w:fill="F3ECFD" w:color="auto" w:val="clear"/>
             <w:tcMar>
               <w:top w:type="dxa" w:w="60"/>
               <w:left w:type="dxa" w:w="100"/>
@@ -13138,7 +13229,7 @@
             </w:pPr>
             <w:r>
               <w:rPr>
-                <w:rFonts w:ascii="맑은 고딕" w:cs="맑은 고딕" w:eastAsia="맑은 고딕" w:hAnsi="맑은 고딕"/>
+                <w:rFonts w:ascii="한컴 말랑말랑 Bold" w:cs="한컴 말랑말랑 Bold" w:eastAsia="한컴 말랑말랑 Bold" w:hAnsi="한컴 말랑말랑 Bold"/>
                 <w:b/>
                 <w:bCs/>
                 <w:i w:val="false"/>
@@ -13160,7 +13251,7 @@
               <w:bottom w:val="single" w:color="D7E3EA" w:sz="8"/>
               <w:right w:val="single" w:color="D7E3EA" w:sz="8"/>
             </w:tcBorders>
-            <w:shd w:fill="FFF4CF" w:color="auto" w:val="clear"/>
+            <w:shd w:fill="F3ECFD" w:color="auto" w:val="clear"/>
             <w:tcMar>
               <w:top w:type="dxa" w:w="60"/>
               <w:left w:type="dxa" w:w="100"/>
@@ -13176,7 +13267,7 @@
             </w:pPr>
             <w:r>
               <w:rPr>
-                <w:rFonts w:ascii="맑은 고딕" w:cs="맑은 고딕" w:eastAsia="맑은 고딕" w:hAnsi="맑은 고딕"/>
+                <w:rFonts w:ascii="한컴 말랑말랑 Bold" w:cs="한컴 말랑말랑 Bold" w:eastAsia="한컴 말랑말랑 Bold" w:hAnsi="한컴 말랑말랑 Bold"/>
                 <w:b/>
                 <w:bCs/>
                 <w:i w:val="false"/>
@@ -13219,7 +13310,7 @@
             </w:pPr>
             <w:r>
               <w:rPr>
-                <w:rFonts w:ascii="맑은 고딕" w:cs="맑은 고딕" w:eastAsia="맑은 고딕" w:hAnsi="맑은 고딕"/>
+                <w:rFonts w:ascii="한컴 말랑말랑 Bold" w:cs="한컴 말랑말랑 Bold" w:eastAsia="한컴 말랑말랑 Bold" w:hAnsi="한컴 말랑말랑 Bold"/>
                 <w:b/>
                 <w:bCs/>
                 <w:i w:val="false"/>
@@ -13256,7 +13347,7 @@
             </w:pPr>
             <w:r>
               <w:rPr>
-                <w:rFonts w:ascii="맑은 고딕" w:cs="맑은 고딕" w:eastAsia="맑은 고딕" w:hAnsi="맑은 고딕"/>
+                <w:rFonts w:ascii="한컴 말랑말랑 Regular" w:cs="한컴 말랑말랑 Regular" w:eastAsia="한컴 말랑말랑 Regular" w:hAnsi="한컴 말랑말랑 Regular"/>
                 <w:b w:val="false"/>
                 <w:bCs w:val="false"/>
                 <w:i w:val="false"/>
@@ -13299,7 +13390,7 @@
             </w:pPr>
             <w:r>
               <w:rPr>
-                <w:rFonts w:ascii="맑은 고딕" w:cs="맑은 고딕" w:eastAsia="맑은 고딕" w:hAnsi="맑은 고딕"/>
+                <w:rFonts w:ascii="한컴 말랑말랑 Bold" w:cs="한컴 말랑말랑 Bold" w:eastAsia="한컴 말랑말랑 Bold" w:hAnsi="한컴 말랑말랑 Bold"/>
                 <w:b/>
                 <w:bCs/>
                 <w:i w:val="false"/>
@@ -13336,7 +13427,7 @@
             </w:pPr>
             <w:r>
               <w:rPr>
-                <w:rFonts w:ascii="맑은 고딕" w:cs="맑은 고딕" w:eastAsia="맑은 고딕" w:hAnsi="맑은 고딕"/>
+                <w:rFonts w:ascii="한컴 말랑말랑 Regular" w:cs="한컴 말랑말랑 Regular" w:eastAsia="한컴 말랑말랑 Regular" w:hAnsi="한컴 말랑말랑 Regular"/>
                 <w:b w:val="false"/>
                 <w:bCs w:val="false"/>
                 <w:i w:val="false"/>
@@ -13379,7 +13470,7 @@
             </w:pPr>
             <w:r>
               <w:rPr>
-                <w:rFonts w:ascii="맑은 고딕" w:cs="맑은 고딕" w:eastAsia="맑은 고딕" w:hAnsi="맑은 고딕"/>
+                <w:rFonts w:ascii="한컴 말랑말랑 Bold" w:cs="한컴 말랑말랑 Bold" w:eastAsia="한컴 말랑말랑 Bold" w:hAnsi="한컴 말랑말랑 Bold"/>
                 <w:b/>
                 <w:bCs/>
                 <w:i w:val="false"/>
@@ -13416,7 +13507,7 @@
             </w:pPr>
             <w:r>
               <w:rPr>
-                <w:rFonts w:ascii="맑은 고딕" w:cs="맑은 고딕" w:eastAsia="맑은 고딕" w:hAnsi="맑은 고딕"/>
+                <w:rFonts w:ascii="한컴 말랑말랑 Regular" w:cs="한컴 말랑말랑 Regular" w:eastAsia="한컴 말랑말랑 Regular" w:hAnsi="한컴 말랑말랑 Regular"/>
                 <w:b w:val="false"/>
                 <w:bCs w:val="false"/>
                 <w:i w:val="false"/>
@@ -13459,7 +13550,7 @@
             </w:pPr>
             <w:r>
               <w:rPr>
-                <w:rFonts w:ascii="맑은 고딕" w:cs="맑은 고딕" w:eastAsia="맑은 고딕" w:hAnsi="맑은 고딕"/>
+                <w:rFonts w:ascii="한컴 말랑말랑 Bold" w:cs="한컴 말랑말랑 Bold" w:eastAsia="한컴 말랑말랑 Bold" w:hAnsi="한컴 말랑말랑 Bold"/>
                 <w:b/>
                 <w:bCs/>
                 <w:i w:val="false"/>
@@ -13496,7 +13587,7 @@
             </w:pPr>
             <w:r>
               <w:rPr>
-                <w:rFonts w:ascii="맑은 고딕" w:cs="맑은 고딕" w:eastAsia="맑은 고딕" w:hAnsi="맑은 고딕"/>
+                <w:rFonts w:ascii="한컴 말랑말랑 Regular" w:cs="한컴 말랑말랑 Regular" w:eastAsia="한컴 말랑말랑 Regular" w:hAnsi="한컴 말랑말랑 Regular"/>
                 <w:b w:val="false"/>
                 <w:bCs w:val="false"/>
                 <w:i w:val="false"/>
@@ -13539,7 +13630,7 @@
             </w:pPr>
             <w:r>
               <w:rPr>
-                <w:rFonts w:ascii="맑은 고딕" w:cs="맑은 고딕" w:eastAsia="맑은 고딕" w:hAnsi="맑은 고딕"/>
+                <w:rFonts w:ascii="한컴 말랑말랑 Bold" w:cs="한컴 말랑말랑 Bold" w:eastAsia="한컴 말랑말랑 Bold" w:hAnsi="한컴 말랑말랑 Bold"/>
                 <w:b/>
                 <w:bCs/>
                 <w:i w:val="false"/>
@@ -13576,7 +13667,7 @@
             </w:pPr>
             <w:r>
               <w:rPr>
-                <w:rFonts w:ascii="맑은 고딕" w:cs="맑은 고딕" w:eastAsia="맑은 고딕" w:hAnsi="맑은 고딕"/>
+                <w:rFonts w:ascii="한컴 말랑말랑 Regular" w:cs="한컴 말랑말랑 Regular" w:eastAsia="한컴 말랑말랑 Regular" w:hAnsi="한컴 말랑말랑 Regular"/>
                 <w:b w:val="false"/>
                 <w:bCs w:val="false"/>
                 <w:i w:val="false"/>
@@ -13597,7 +13688,7 @@
       </w:pPr>
       <w:r>
         <w:rPr>
-          <w:rFonts w:ascii="맑은 고딕" w:cs="맑은 고딕" w:eastAsia="맑은 고딕" w:hAnsi="맑은 고딕"/>
+          <w:rFonts w:ascii="한컴 말랑말랑 Regular" w:cs="한컴 말랑말랑 Regular" w:eastAsia="한컴 말랑말랑 Regular" w:hAnsi="한컴 말랑말랑 Regular"/>
           <w:b w:val="false"/>
           <w:bCs w:val="false"/>
           <w:i w:val="false"/>
@@ -13655,7 +13746,7 @@
             </w:pPr>
             <w:r>
               <w:rPr>
-                <w:rFonts w:ascii="맑은 고딕" w:cs="맑은 고딕" w:eastAsia="맑은 고딕" w:hAnsi="맑은 고딕"/>
+                <w:rFonts w:ascii="한컴 말랑말랑 Bold" w:cs="한컴 말랑말랑 Bold" w:eastAsia="한컴 말랑말랑 Bold" w:hAnsi="한컴 말랑말랑 Bold"/>
                 <w:b/>
                 <w:bCs/>
                 <w:i w:val="false"/>
@@ -13668,7 +13759,7 @@
             </w:r>
             <w:r>
               <w:rPr>
-                <w:rFonts w:ascii="맑은 고딕" w:cs="맑은 고딕" w:eastAsia="맑은 고딕" w:hAnsi="맑은 고딕"/>
+                <w:rFonts w:ascii="한컴 말랑말랑 Bold" w:cs="한컴 말랑말랑 Bold" w:eastAsia="한컴 말랑말랑 Bold" w:hAnsi="한컴 말랑말랑 Bold"/>
                 <w:b/>
                 <w:bCs/>
                 <w:i w:val="false"/>
@@ -13677,7 +13768,7 @@
                 <w:sz w:val="20"/>
                 <w:szCs w:val="20"/>
               </w:rPr>
-              <w:t xml:space="preserve">우리 모둠이 실천할 수 있는 일 한 가지</w:t>
+              <w:t xml:space="preserve">🌍 우리 모둠이 실천할 수 있는 일 한 가지</w:t>
             </w:r>
           </w:p>
         </w:tc>
@@ -13729,7 +13820,7 @@
             </w:pPr>
             <w:r>
               <w:rPr>
-                <w:rFonts w:ascii="맑은 고딕" w:cs="맑은 고딕" w:eastAsia="맑은 고딕" w:hAnsi="맑은 고딕"/>
+                <w:rFonts w:ascii="한컴 말랑말랑 Regular" w:cs="한컴 말랑말랑 Regular" w:eastAsia="한컴 말랑말랑 Regular" w:hAnsi="한컴 말랑말랑 Regular"/>
                 <w:b w:val="false"/>
                 <w:bCs w:val="false"/>
                 <w:i w:val="false"/>
@@ -13748,7 +13839,7 @@
             </w:pPr>
             <w:r>
               <w:rPr>
-                <w:rFonts w:ascii="맑은 고딕" w:cs="맑은 고딕" w:eastAsia="맑은 고딕" w:hAnsi="맑은 고딕"/>
+                <w:rFonts w:ascii="한컴 말랑말랑 Regular" w:cs="한컴 말랑말랑 Regular" w:eastAsia="한컴 말랑말랑 Regular" w:hAnsi="한컴 말랑말랑 Regular"/>
                 <w:b w:val="false"/>
                 <w:bCs w:val="false"/>
                 <w:i w:val="false"/>
@@ -13785,7 +13876,7 @@
             </w:pPr>
             <w:r>
               <w:rPr>
-                <w:rFonts w:ascii="맑은 고딕" w:cs="맑은 고딕" w:eastAsia="맑은 고딕" w:hAnsi="맑은 고딕"/>
+                <w:rFonts w:ascii="한컴 말랑말랑 Bold" w:cs="한컴 말랑말랑 Bold" w:eastAsia="한컴 말랑말랑 Bold" w:hAnsi="한컴 말랑말랑 Bold"/>
                 <w:b/>
                 <w:bCs/>
                 <w:i w:val="false"/>
@@ -13804,7 +13895,7 @@
             </w:pPr>
             <w:r>
               <w:rPr>
-                <w:rFonts w:ascii="맑은 고딕" w:cs="맑은 고딕" w:eastAsia="맑은 고딕" w:hAnsi="맑은 고딕"/>
+                <w:rFonts w:ascii="한컴 말랑말랑 Regular" w:cs="한컴 말랑말랑 Regular" w:eastAsia="한컴 말랑말랑 Regular" w:hAnsi="한컴 말랑말랑 Regular"/>
                 <w:b w:val="false"/>
                 <w:bCs w:val="false"/>
                 <w:i w:val="false"/>
@@ -13823,7 +13914,7 @@
             </w:pPr>
             <w:r>
               <w:rPr>
-                <w:rFonts w:ascii="맑은 고딕" w:cs="맑은 고딕" w:eastAsia="맑은 고딕" w:hAnsi="맑은 고딕"/>
+                <w:rFonts w:ascii="한컴 말랑말랑 Regular" w:cs="한컴 말랑말랑 Regular" w:eastAsia="한컴 말랑말랑 Regular" w:hAnsi="한컴 말랑말랑 Regular"/>
                 <w:b w:val="false"/>
                 <w:bCs w:val="false"/>
                 <w:i w:val="false"/>
@@ -13845,7 +13936,7 @@
       </w:pPr>
       <w:r>
         <w:rPr>
-          <w:rFonts w:ascii="맑은 고딕" w:cs="맑은 고딕" w:eastAsia="맑은 고딕" w:hAnsi="맑은 고딕"/>
+          <w:rFonts w:ascii="한컴 말랑말랑 Regular" w:cs="한컴 말랑말랑 Regular" w:eastAsia="한컴 말랑말랑 Regular" w:hAnsi="한컴 말랑말랑 Regular"/>
           <w:b w:val="false"/>
           <w:bCs w:val="false"/>
           <w:i w:val="false"/>
@@ -13864,7 +13955,7 @@
       </w:pPr>
       <w:r>
         <w:rPr>
-          <w:rFonts w:ascii="맑은 고딕" w:cs="맑은 고딕" w:eastAsia="맑은 고딕" w:hAnsi="맑은 고딕"/>
+          <w:rFonts w:ascii="한컴 말랑말랑 Regular" w:cs="한컴 말랑말랑 Regular" w:eastAsia="한컴 말랑말랑 Regular" w:hAnsi="한컴 말랑말랑 Regular"/>
           <w:b w:val="false"/>
           <w:bCs w:val="false"/>
           <w:i w:val="false"/>
@@ -13921,12 +14012,12 @@
             </w:pPr>
             <w:r>
               <w:rPr>
-                <w:rFonts w:ascii="맑은 고딕" w:cs="맑은 고딕" w:eastAsia="맑은 고딕" w:hAnsi="맑은 고딕"/>
-                <w:b/>
-                <w:bCs/>
-                <w:i w:val="false"/>
-                <w:iCs w:val="false"/>
-                <w:color w:val="225F88"/>
+                <w:rFonts w:ascii="한컴 말랑말랑 Bold" w:cs="한컴 말랑말랑 Bold" w:eastAsia="한컴 말랑말랑 Bold" w:hAnsi="한컴 말랑말랑 Bold"/>
+                <w:b/>
+                <w:bCs/>
+                <w:i w:val="false"/>
+                <w:iCs w:val="false"/>
+                <w:color w:val="5F3BA0"/>
                 <w:sz w:val="26"/>
                 <w:szCs w:val="26"/>
               </w:rPr>
@@ -13940,7 +14031,7 @@
             </w:pPr>
             <w:r>
               <w:rPr>
-                <w:rFonts w:ascii="맑은 고딕" w:cs="맑은 고딕" w:eastAsia="맑은 고딕" w:hAnsi="맑은 고딕"/>
+                <w:rFonts w:ascii="한컴 말랑말랑 Regular" w:cs="한컴 말랑말랑 Regular" w:eastAsia="한컴 말랑말랑 Regular" w:hAnsi="한컴 말랑말랑 Regular"/>
                 <w:b w:val="false"/>
                 <w:bCs w:val="false"/>
                 <w:i w:val="false"/>
@@ -13949,7 +14040,26 @@
                 <w:sz w:val="15"/>
                 <w:szCs w:val="15"/>
               </w:rPr>
-              <w:t xml:space="preserve">지도의 '우리 모둠' 자리에서 만든 NPC 카드를 붙이고, 이 인물이 등장하는 대화를 설계해요.</w:t>
+              <w:t xml:space="preserve">지도의 '우리 모둠' 자리에서 만든 NPC 카드를 붙이고, 이 인물이 나오는 대화를 설계해요.</w:t>
+            </w:r>
+          </w:p>
+          <w:p>
+            <w:pPr>
+              <w:spacing w:before="0" w:after="0" w:line="260"/>
+              <w:jc w:val="left"/>
+            </w:pPr>
+            <w:r>
+              <w:rPr>
+                <w:rFonts w:ascii="한컴 말랑말랑 Bold" w:cs="한컴 말랑말랑 Bold" w:eastAsia="한컴 말랑말랑 Bold" w:hAnsi="한컴 말랑말랑 Bold"/>
+                <w:b/>
+                <w:bCs/>
+                <w:i w:val="false"/>
+                <w:iCs w:val="false"/>
+                <w:color w:val="5F3BA0"/>
+                <w:sz w:val="15"/>
+                <w:szCs w:val="15"/>
+              </w:rPr>
+              <w:t xml:space="preserve"> 이번엔 우리가 NPC를 만들 차례! ✨ </w:t>
             </w:r>
           </w:p>
         </w:tc>
@@ -13977,7 +14087,7 @@
             </w:pPr>
             <w:r>
               <w:rPr>
-                <w:rFonts w:ascii="맑은 고딕" w:cs="맑은 고딕" w:eastAsia="맑은 고딕" w:hAnsi="맑은 고딕"/>
+                <w:rFonts w:ascii="한컴 말랑말랑 Regular" w:cs="한컴 말랑말랑 Regular" w:eastAsia="한컴 말랑말랑 Regular" w:hAnsi="한컴 말랑말랑 Regular"/>
                 <w:b w:val="false"/>
                 <w:bCs w:val="false"/>
                 <w:i w:val="false"/>
@@ -13996,7 +14106,7 @@
             </w:pPr>
             <w:r>
               <w:rPr>
-                <w:rFonts w:ascii="맑은 고딕" w:cs="맑은 고딕" w:eastAsia="맑은 고딕" w:hAnsi="맑은 고딕"/>
+                <w:rFonts w:ascii="한컴 말랑말랑 Regular" w:cs="한컴 말랑말랑 Regular" w:eastAsia="한컴 말랑말랑 Regular" w:hAnsi="한컴 말랑말랑 Regular"/>
                 <w:b w:val="false"/>
                 <w:bCs w:val="false"/>
                 <w:i w:val="false"/>
@@ -14014,7 +14124,7 @@
     <w:p>
       <w:pPr>
         <w:pBdr>
-          <w:bottom w:val="single" w:color="FFC93C" w:sz="12" w:space="1"/>
+          <w:bottom w:val="single" w:color="8E5BD6" w:sz="12" w:space="1"/>
         </w:pBdr>
         <w:spacing w:after="60"/>
       </w:pPr>
@@ -14065,7 +14175,7 @@
             </w:pPr>
             <w:r>
               <w:rPr>
-                <w:rFonts w:ascii="맑은 고딕" w:cs="맑은 고딕" w:eastAsia="맑은 고딕" w:hAnsi="맑은 고딕"/>
+                <w:rFonts w:ascii="한컴 말랑말랑 Bold" w:cs="한컴 말랑말랑 Bold" w:eastAsia="한컴 말랑말랑 Bold" w:hAnsi="한컴 말랑말랑 Bold"/>
                 <w:b/>
                 <w:bCs/>
                 <w:i w:val="false"/>
@@ -14078,7 +14188,7 @@
             </w:r>
             <w:r>
               <w:rPr>
-                <w:rFonts w:ascii="맑은 고딕" w:cs="맑은 고딕" w:eastAsia="맑은 고딕" w:hAnsi="맑은 고딕"/>
+                <w:rFonts w:ascii="한컴 말랑말랑 Bold" w:cs="한컴 말랑말랑 Bold" w:eastAsia="한컴 말랑말랑 Bold" w:hAnsi="한컴 말랑말랑 Bold"/>
                 <w:b/>
                 <w:bCs/>
                 <w:i w:val="false"/>
@@ -14087,7 +14197,7 @@
                 <w:sz w:val="20"/>
                 <w:szCs w:val="20"/>
               </w:rPr>
-              <w:t xml:space="preserve">우리 NPC 소개</w:t>
+              <w:t xml:space="preserve">✨ 우리 NPC 소개</w:t>
             </w:r>
           </w:p>
         </w:tc>
@@ -14140,7 +14250,7 @@
             </w:pPr>
             <w:r>
               <w:rPr>
-                <w:rFonts w:ascii="맑은 고딕" w:cs="맑은 고딕" w:eastAsia="맑은 고딕" w:hAnsi="맑은 고딕"/>
+                <w:rFonts w:ascii="한컴 말랑말랑 Regular" w:cs="한컴 말랑말랑 Regular" w:eastAsia="한컴 말랑말랑 Regular" w:hAnsi="한컴 말랑말랑 Regular"/>
                 <w:b w:val="false"/>
                 <w:bCs w:val="false"/>
                 <w:i w:val="false"/>
@@ -14158,7 +14268,7 @@
             </w:pPr>
             <w:r>
               <w:rPr>
-                <w:rFonts w:ascii="맑은 고딕" w:cs="맑은 고딕" w:eastAsia="맑은 고딕" w:hAnsi="맑은 고딕"/>
+                <w:rFonts w:ascii="한컴 말랑말랑 Regular" w:cs="한컴 말랑말랑 Regular" w:eastAsia="한컴 말랑말랑 Regular" w:hAnsi="한컴 말랑말랑 Regular"/>
                 <w:b w:val="false"/>
                 <w:bCs w:val="false"/>
                 <w:i w:val="false"/>
@@ -14176,7 +14286,7 @@
             </w:pPr>
             <w:r>
               <w:rPr>
-                <w:rFonts w:ascii="맑은 고딕" w:cs="맑은 고딕" w:eastAsia="맑은 고딕" w:hAnsi="맑은 고딕"/>
+                <w:rFonts w:ascii="한컴 말랑말랑 Regular" w:cs="한컴 말랑말랑 Regular" w:eastAsia="한컴 말랑말랑 Regular" w:hAnsi="한컴 말랑말랑 Regular"/>
                 <w:b w:val="false"/>
                 <w:bCs w:val="false"/>
                 <w:i w:val="false"/>
@@ -14194,7 +14304,7 @@
             </w:pPr>
             <w:r>
               <w:rPr>
-                <w:rFonts w:ascii="맑은 고딕" w:cs="맑은 고딕" w:eastAsia="맑은 고딕" w:hAnsi="맑은 고딕"/>
+                <w:rFonts w:ascii="한컴 말랑말랑 Regular" w:cs="한컴 말랑말랑 Regular" w:eastAsia="한컴 말랑말랑 Regular" w:hAnsi="한컴 말랑말랑 Regular"/>
                 <w:b w:val="false"/>
                 <w:bCs w:val="false"/>
                 <w:i w:val="false"/>
@@ -14212,7 +14322,7 @@
             </w:pPr>
             <w:r>
               <w:rPr>
-                <w:rFonts w:ascii="맑은 고딕" w:cs="맑은 고딕" w:eastAsia="맑은 고딕" w:hAnsi="맑은 고딕"/>
+                <w:rFonts w:ascii="한컴 말랑말랑 Regular" w:cs="한컴 말랑말랑 Regular" w:eastAsia="한컴 말랑말랑 Regular" w:hAnsi="한컴 말랑말랑 Regular"/>
                 <w:b w:val="false"/>
                 <w:bCs w:val="false"/>
                 <w:i w:val="false"/>
@@ -14230,7 +14340,7 @@
             </w:pPr>
             <w:r>
               <w:rPr>
-                <w:rFonts w:ascii="맑은 고딕" w:cs="맑은 고딕" w:eastAsia="맑은 고딕" w:hAnsi="맑은 고딕"/>
+                <w:rFonts w:ascii="한컴 말랑말랑 Regular" w:cs="한컴 말랑말랑 Regular" w:eastAsia="한컴 말랑말랑 Regular" w:hAnsi="한컴 말랑말랑 Regular"/>
                 <w:b w:val="false"/>
                 <w:bCs w:val="false"/>
                 <w:i w:val="false"/>
@@ -14248,7 +14358,7 @@
             </w:pPr>
             <w:r>
               <w:rPr>
-                <w:rFonts w:ascii="맑은 고딕" w:cs="맑은 고딕" w:eastAsia="맑은 고딕" w:hAnsi="맑은 고딕"/>
+                <w:rFonts w:ascii="한컴 말랑말랑 Regular" w:cs="한컴 말랑말랑 Regular" w:eastAsia="한컴 말랑말랑 Regular" w:hAnsi="한컴 말랑말랑 Regular"/>
                 <w:b w:val="false"/>
                 <w:bCs w:val="false"/>
                 <w:i w:val="false"/>
@@ -14266,7 +14376,7 @@
             </w:pPr>
             <w:r>
               <w:rPr>
-                <w:rFonts w:ascii="맑은 고딕" w:cs="맑은 고딕" w:eastAsia="맑은 고딕" w:hAnsi="맑은 고딕"/>
+                <w:rFonts w:ascii="한컴 말랑말랑 Regular" w:cs="한컴 말랑말랑 Regular" w:eastAsia="한컴 말랑말랑 Regular" w:hAnsi="한컴 말랑말랑 Regular"/>
                 <w:b w:val="false"/>
                 <w:bCs w:val="false"/>
                 <w:i w:val="false"/>
@@ -14285,7 +14395,7 @@
             </w:pPr>
             <w:r>
               <w:rPr>
-                <w:rFonts w:ascii="맑은 고딕" w:cs="맑은 고딕" w:eastAsia="맑은 고딕" w:hAnsi="맑은 고딕"/>
+                <w:rFonts w:ascii="한컴 말랑말랑 Regular" w:cs="한컴 말랑말랑 Regular" w:eastAsia="한컴 말랑말랑 Regular" w:hAnsi="한컴 말랑말랑 Regular"/>
                 <w:b w:val="false"/>
                 <w:bCs w:val="false"/>
                 <w:i w:val="false"/>
@@ -14362,7 +14472,7 @@
                   </w:pPr>
                   <w:r>
                     <w:rPr>
-                      <w:rFonts w:ascii="맑은 고딕" w:cs="맑은 고딕" w:eastAsia="맑은 고딕" w:hAnsi="맑은 고딕"/>
+                      <w:rFonts w:ascii="한컴 말랑말랑 Bold" w:cs="한컴 말랑말랑 Bold" w:eastAsia="한컴 말랑말랑 Bold" w:hAnsi="한컴 말랑말랑 Bold"/>
                       <w:b/>
                       <w:bCs/>
                       <w:i w:val="false"/>
@@ -14399,7 +14509,7 @@
                   </w:pPr>
                   <w:r>
                     <w:rPr>
-                      <w:rFonts w:ascii="맑은 고딕" w:cs="맑은 고딕" w:eastAsia="맑은 고딕" w:hAnsi="맑은 고딕"/>
+                      <w:rFonts w:ascii="한컴 말랑말랑 Regular" w:cs="한컴 말랑말랑 Regular" w:eastAsia="한컴 말랑말랑 Regular" w:hAnsi="한컴 말랑말랑 Regular"/>
                       <w:b w:val="false"/>
                       <w:bCs w:val="false"/>
                       <w:i w:val="false"/>
@@ -14443,7 +14553,7 @@
                   </w:pPr>
                   <w:r>
                     <w:rPr>
-                      <w:rFonts w:ascii="맑은 고딕" w:cs="맑은 고딕" w:eastAsia="맑은 고딕" w:hAnsi="맑은 고딕"/>
+                      <w:rFonts w:ascii="한컴 말랑말랑 Bold" w:cs="한컴 말랑말랑 Bold" w:eastAsia="한컴 말랑말랑 Bold" w:hAnsi="한컴 말랑말랑 Bold"/>
                       <w:b/>
                       <w:bCs/>
                       <w:i w:val="false"/>
@@ -14480,7 +14590,7 @@
                   </w:pPr>
                   <w:r>
                     <w:rPr>
-                      <w:rFonts w:ascii="맑은 고딕" w:cs="맑은 고딕" w:eastAsia="맑은 고딕" w:hAnsi="맑은 고딕"/>
+                      <w:rFonts w:ascii="한컴 말랑말랑 Regular" w:cs="한컴 말랑말랑 Regular" w:eastAsia="한컴 말랑말랑 Regular" w:hAnsi="한컴 말랑말랑 Regular"/>
                       <w:b w:val="false"/>
                       <w:bCs w:val="false"/>
                       <w:i w:val="false"/>
@@ -14524,7 +14634,7 @@
                   </w:pPr>
                   <w:r>
                     <w:rPr>
-                      <w:rFonts w:ascii="맑은 고딕" w:cs="맑은 고딕" w:eastAsia="맑은 고딕" w:hAnsi="맑은 고딕"/>
+                      <w:rFonts w:ascii="한컴 말랑말랑 Bold" w:cs="한컴 말랑말랑 Bold" w:eastAsia="한컴 말랑말랑 Bold" w:hAnsi="한컴 말랑말랑 Bold"/>
                       <w:b/>
                       <w:bCs/>
                       <w:i w:val="false"/>
@@ -14561,7 +14671,7 @@
                   </w:pPr>
                   <w:r>
                     <w:rPr>
-                      <w:rFonts w:ascii="맑은 고딕" w:cs="맑은 고딕" w:eastAsia="맑은 고딕" w:hAnsi="맑은 고딕"/>
+                      <w:rFonts w:ascii="한컴 말랑말랑 Regular" w:cs="한컴 말랑말랑 Regular" w:eastAsia="한컴 말랑말랑 Regular" w:hAnsi="한컴 말랑말랑 Regular"/>
                       <w:b w:val="false"/>
                       <w:bCs w:val="false"/>
                       <w:i w:val="false"/>
@@ -14605,7 +14715,7 @@
                   </w:pPr>
                   <w:r>
                     <w:rPr>
-                      <w:rFonts w:ascii="맑은 고딕" w:cs="맑은 고딕" w:eastAsia="맑은 고딕" w:hAnsi="맑은 고딕"/>
+                      <w:rFonts w:ascii="한컴 말랑말랑 Bold" w:cs="한컴 말랑말랑 Bold" w:eastAsia="한컴 말랑말랑 Bold" w:hAnsi="한컴 말랑말랑 Bold"/>
                       <w:b/>
                       <w:bCs/>
                       <w:i w:val="false"/>
@@ -14642,7 +14752,7 @@
                   </w:pPr>
                   <w:r>
                     <w:rPr>
-                      <w:rFonts w:ascii="맑은 고딕" w:cs="맑은 고딕" w:eastAsia="맑은 고딕" w:hAnsi="맑은 고딕"/>
+                      <w:rFonts w:ascii="한컴 말랑말랑 Regular" w:cs="한컴 말랑말랑 Regular" w:eastAsia="한컴 말랑말랑 Regular" w:hAnsi="한컴 말랑말랑 Regular"/>
                       <w:b w:val="false"/>
                       <w:bCs w:val="false"/>
                       <w:i w:val="false"/>
@@ -14686,7 +14796,7 @@
                   </w:pPr>
                   <w:r>
                     <w:rPr>
-                      <w:rFonts w:ascii="맑은 고딕" w:cs="맑은 고딕" w:eastAsia="맑은 고딕" w:hAnsi="맑은 고딕"/>
+                      <w:rFonts w:ascii="한컴 말랑말랑 Bold" w:cs="한컴 말랑말랑 Bold" w:eastAsia="한컴 말랑말랑 Bold" w:hAnsi="한컴 말랑말랑 Bold"/>
                       <w:b/>
                       <w:bCs/>
                       <w:i w:val="false"/>
@@ -14723,7 +14833,7 @@
                   </w:pPr>
                   <w:r>
                     <w:rPr>
-                      <w:rFonts w:ascii="맑은 고딕" w:cs="맑은 고딕" w:eastAsia="맑은 고딕" w:hAnsi="맑은 고딕"/>
+                      <w:rFonts w:ascii="한컴 말랑말랑 Regular" w:cs="한컴 말랑말랑 Regular" w:eastAsia="한컴 말랑말랑 Regular" w:hAnsi="한컴 말랑말랑 Regular"/>
                       <w:b w:val="false"/>
                       <w:bCs w:val="false"/>
                       <w:i w:val="false"/>
@@ -14748,7 +14858,7 @@
       </w:pPr>
       <w:r>
         <w:rPr>
-          <w:rFonts w:ascii="맑은 고딕" w:cs="맑은 고딕" w:eastAsia="맑은 고딕" w:hAnsi="맑은 고딕"/>
+          <w:rFonts w:ascii="한컴 말랑말랑 Regular" w:cs="한컴 말랑말랑 Regular" w:eastAsia="한컴 말랑말랑 Regular" w:hAnsi="한컴 말랑말랑 Regular"/>
           <w:b w:val="false"/>
           <w:bCs w:val="false"/>
           <w:i w:val="false"/>
@@ -14785,12 +14895,12 @@
           <w:tcPr>
             <w:tcW w:type="dxa" w:w="10506"/>
             <w:tcBorders>
-              <w:top w:val="single" w:color="2F7FB5" w:sz="8"/>
-              <w:left w:val="single" w:color="2F7FB5" w:sz="8"/>
-              <w:bottom w:val="single" w:color="2F7FB5" w:sz="8"/>
-              <w:right w:val="single" w:color="2F7FB5" w:sz="8"/>
-            </w:tcBorders>
-            <w:shd w:fill="2F7FB5" w:color="auto" w:val="clear"/>
+              <w:top w:val="single" w:color="8E5BD6" w:sz="8"/>
+              <w:left w:val="single" w:color="8E5BD6" w:sz="8"/>
+              <w:bottom w:val="single" w:color="8E5BD6" w:sz="8"/>
+              <w:right w:val="single" w:color="8E5BD6" w:sz="8"/>
+            </w:tcBorders>
+            <w:shd w:fill="8E5BD6" w:color="auto" w:val="clear"/>
             <w:tcMar>
               <w:top w:type="dxa" w:w="60"/>
               <w:left w:type="dxa" w:w="100"/>
@@ -14806,7 +14916,7 @@
             </w:pPr>
             <w:r>
               <w:rPr>
-                <w:rFonts w:ascii="맑은 고딕" w:cs="맑은 고딕" w:eastAsia="맑은 고딕" w:hAnsi="맑은 고딕"/>
+                <w:rFonts w:ascii="한컴 말랑말랑 Bold" w:cs="한컴 말랑말랑 Bold" w:eastAsia="한컴 말랑말랑 Bold" w:hAnsi="한컴 말랑말랑 Bold"/>
                 <w:b/>
                 <w:bCs/>
                 <w:i w:val="false"/>
@@ -14819,7 +14929,7 @@
             </w:r>
             <w:r>
               <w:rPr>
-                <w:rFonts w:ascii="맑은 고딕" w:cs="맑은 고딕" w:eastAsia="맑은 고딕" w:hAnsi="맑은 고딕"/>
+                <w:rFonts w:ascii="한컴 말랑말랑 Bold" w:cs="한컴 말랑말랑 Bold" w:eastAsia="한컴 말랑말랑 Bold" w:hAnsi="한컴 말랑말랑 Bold"/>
                 <w:b/>
                 <w:bCs/>
                 <w:i w:val="false"/>
@@ -14828,7 +14938,7 @@
                 <w:sz w:val="20"/>
                 <w:szCs w:val="20"/>
               </w:rPr>
-              <w:t xml:space="preserve">인물의 상황과 마음 (대화 첫 장면을 2~3문장으로)</w:t>
+              <w:t xml:space="preserve">📖 인물의 상황과 마음 (첫 장면을 2~3문장으로)</w:t>
             </w:r>
           </w:p>
         </w:tc>
@@ -14879,7 +14989,7 @@
             </w:pPr>
             <w:r>
               <w:rPr>
-                <w:rFonts w:ascii="맑은 고딕" w:cs="맑은 고딕" w:eastAsia="맑은 고딕" w:hAnsi="맑은 고딕"/>
+                <w:rFonts w:ascii="한컴 말랑말랑 Regular" w:cs="한컴 말랑말랑 Regular" w:eastAsia="한컴 말랑말랑 Regular" w:hAnsi="한컴 말랑말랑 Regular"/>
                 <w:b w:val="false"/>
                 <w:bCs w:val="false"/>
                 <w:i w:val="false"/>
@@ -14927,7 +15037,7 @@
               <w:bottom w:val="single" w:color="D7E3EA" w:sz="8"/>
               <w:right w:val="single" w:color="D7E3EA" w:sz="8"/>
             </w:tcBorders>
-            <w:shd w:fill="FFF4CF" w:color="auto" w:val="clear"/>
+            <w:shd w:fill="F3ECFD" w:color="auto" w:val="clear"/>
             <w:tcMar>
               <w:top w:type="dxa" w:w="60"/>
               <w:left w:type="dxa" w:w="100"/>
@@ -14943,7 +15053,7 @@
             </w:pPr>
             <w:r>
               <w:rPr>
-                <w:rFonts w:ascii="맑은 고딕" w:cs="맑은 고딕" w:eastAsia="맑은 고딕" w:hAnsi="맑은 고딕"/>
+                <w:rFonts w:ascii="한컴 말랑말랑 Bold" w:cs="한컴 말랑말랑 Bold" w:eastAsia="한컴 말랑말랑 Bold" w:hAnsi="한컴 말랑말랑 Bold"/>
                 <w:b/>
                 <w:bCs/>
                 <w:i w:val="false"/>
@@ -14980,7 +15090,7 @@
             </w:pPr>
             <w:r>
               <w:rPr>
-                <w:rFonts w:ascii="맑은 고딕" w:cs="맑은 고딕" w:eastAsia="맑은 고딕" w:hAnsi="맑은 고딕"/>
+                <w:rFonts w:ascii="한컴 말랑말랑 Regular" w:cs="한컴 말랑말랑 Regular" w:eastAsia="한컴 말랑말랑 Regular" w:hAnsi="한컴 말랑말랑 Regular"/>
                 <w:b w:val="false"/>
                 <w:bCs w:val="false"/>
                 <w:i w:val="false"/>
@@ -15002,7 +15112,7 @@
               <w:bottom w:val="single" w:color="D7E3EA" w:sz="8"/>
               <w:right w:val="single" w:color="D7E3EA" w:sz="8"/>
             </w:tcBorders>
-            <w:shd w:fill="FFF4CF" w:color="auto" w:val="clear"/>
+            <w:shd w:fill="F3ECFD" w:color="auto" w:val="clear"/>
             <w:tcMar>
               <w:top w:type="dxa" w:w="60"/>
               <w:left w:type="dxa" w:w="100"/>
@@ -15018,7 +15128,7 @@
             </w:pPr>
             <w:r>
               <w:rPr>
-                <w:rFonts w:ascii="맑은 고딕" w:cs="맑은 고딕" w:eastAsia="맑은 고딕" w:hAnsi="맑은 고딕"/>
+                <w:rFonts w:ascii="한컴 말랑말랑 Bold" w:cs="한컴 말랑말랑 Bold" w:eastAsia="한컴 말랑말랑 Bold" w:hAnsi="한컴 말랑말랑 Bold"/>
                 <w:b/>
                 <w:bCs/>
                 <w:i w:val="false"/>
@@ -15055,7 +15165,7 @@
             </w:pPr>
             <w:r>
               <w:rPr>
-                <w:rFonts w:ascii="맑은 고딕" w:cs="맑은 고딕" w:eastAsia="맑은 고딕" w:hAnsi="맑은 고딕"/>
+                <w:rFonts w:ascii="한컴 말랑말랑 Regular" w:cs="한컴 말랑말랑 Regular" w:eastAsia="한컴 말랑말랑 Regular" w:hAnsi="한컴 말랑말랑 Regular"/>
                 <w:b w:val="false"/>
                 <w:bCs w:val="false"/>
                 <w:i w:val="false"/>
@@ -15076,7 +15186,7 @@
       </w:pPr>
       <w:r>
         <w:rPr>
-          <w:rFonts w:ascii="맑은 고딕" w:cs="맑은 고딕" w:eastAsia="맑은 고딕" w:hAnsi="맑은 고딕"/>
+          <w:rFonts w:ascii="한컴 말랑말랑 Regular" w:cs="한컴 말랑말랑 Regular" w:eastAsia="한컴 말랑말랑 Regular" w:hAnsi="한컴 말랑말랑 Regular"/>
           <w:b w:val="false"/>
           <w:bCs w:val="false"/>
           <w:i w:val="false"/>
@@ -15113,12 +15223,12 @@
           <w:tcPr>
             <w:tcW w:type="dxa" w:w="10506"/>
             <w:tcBorders>
-              <w:top w:val="single" w:color="2F7FB5" w:sz="8"/>
-              <w:left w:val="single" w:color="2F7FB5" w:sz="8"/>
-              <w:bottom w:val="single" w:color="2F7FB5" w:sz="8"/>
-              <w:right w:val="single" w:color="2F7FB5" w:sz="8"/>
-            </w:tcBorders>
-            <w:shd w:fill="2F7FB5" w:color="auto" w:val="clear"/>
+              <w:top w:val="single" w:color="8E5BD6" w:sz="8"/>
+              <w:left w:val="single" w:color="8E5BD6" w:sz="8"/>
+              <w:bottom w:val="single" w:color="8E5BD6" w:sz="8"/>
+              <w:right w:val="single" w:color="8E5BD6" w:sz="8"/>
+            </w:tcBorders>
+            <w:shd w:fill="8E5BD6" w:color="auto" w:val="clear"/>
             <w:tcMar>
               <w:top w:type="dxa" w:w="60"/>
               <w:left w:type="dxa" w:w="100"/>
@@ -15134,7 +15244,7 @@
             </w:pPr>
             <w:r>
               <w:rPr>
-                <w:rFonts w:ascii="맑은 고딕" w:cs="맑은 고딕" w:eastAsia="맑은 고딕" w:hAnsi="맑은 고딕"/>
+                <w:rFonts w:ascii="한컴 말랑말랑 Bold" w:cs="한컴 말랑말랑 Bold" w:eastAsia="한컴 말랑말랑 Bold" w:hAnsi="한컴 말랑말랑 Bold"/>
                 <w:b/>
                 <w:bCs/>
                 <w:i w:val="false"/>
@@ -15147,7 +15257,7 @@
             </w:r>
             <w:r>
               <w:rPr>
-                <w:rFonts w:ascii="맑은 고딕" w:cs="맑은 고딕" w:eastAsia="맑은 고딕" w:hAnsi="맑은 고딕"/>
+                <w:rFonts w:ascii="한컴 말랑말랑 Bold" w:cs="한컴 말랑말랑 Bold" w:eastAsia="한컴 말랑말랑 Bold" w:hAnsi="한컴 말랑말랑 Bold"/>
                 <w:b/>
                 <w:bCs/>
                 <w:i w:val="false"/>
@@ -15156,7 +15266,7 @@
                 <w:sz w:val="20"/>
                 <w:szCs w:val="20"/>
               </w:rPr>
-              <w:t xml:space="preserve">첫인사 한마디 (인물이 친구에게 하는 말)</w:t>
+              <w:t xml:space="preserve">💬 첫인사 한마디 (인물이 친구에게 하는 말)</w:t>
             </w:r>
           </w:p>
         </w:tc>
@@ -15207,7 +15317,7 @@
             </w:pPr>
             <w:r>
               <w:rPr>
-                <w:rFonts w:ascii="맑은 고딕" w:cs="맑은 고딕" w:eastAsia="맑은 고딕" w:hAnsi="맑은 고딕"/>
+                <w:rFonts w:ascii="한컴 말랑말랑 Regular" w:cs="한컴 말랑말랑 Regular" w:eastAsia="한컴 말랑말랑 Regular" w:hAnsi="한컴 말랑말랑 Regular"/>
                 <w:b w:val="false"/>
                 <w:bCs w:val="false"/>
                 <w:i w:val="false"/>
@@ -15228,7 +15338,7 @@
       </w:pPr>
       <w:r>
         <w:rPr>
-          <w:rFonts w:ascii="맑은 고딕" w:cs="맑은 고딕" w:eastAsia="맑은 고딕" w:hAnsi="맑은 고딕"/>
+          <w:rFonts w:ascii="한컴 말랑말랑 Regular" w:cs="한컴 말랑말랑 Regular" w:eastAsia="한컴 말랑말랑 Regular" w:hAnsi="한컴 말랑말랑 Regular"/>
           <w:b w:val="false"/>
           <w:bCs w:val="false"/>
           <w:i w:val="false"/>
@@ -15265,12 +15375,12 @@
           <w:tcPr>
             <w:tcW w:type="dxa" w:w="10506"/>
             <w:tcBorders>
-              <w:top w:val="single" w:color="2F7FB5" w:sz="8"/>
-              <w:left w:val="single" w:color="2F7FB5" w:sz="8"/>
-              <w:bottom w:val="single" w:color="2F7FB5" w:sz="8"/>
-              <w:right w:val="single" w:color="2F7FB5" w:sz="8"/>
-            </w:tcBorders>
-            <w:shd w:fill="2F7FB5" w:color="auto" w:val="clear"/>
+              <w:top w:val="single" w:color="8E5BD6" w:sz="8"/>
+              <w:left w:val="single" w:color="8E5BD6" w:sz="8"/>
+              <w:bottom w:val="single" w:color="8E5BD6" w:sz="8"/>
+              <w:right w:val="single" w:color="8E5BD6" w:sz="8"/>
+            </w:tcBorders>
+            <w:shd w:fill="8E5BD6" w:color="auto" w:val="clear"/>
             <w:tcMar>
               <w:top w:type="dxa" w:w="60"/>
               <w:left w:type="dxa" w:w="100"/>
@@ -15286,7 +15396,7 @@
             </w:pPr>
             <w:r>
               <w:rPr>
-                <w:rFonts w:ascii="맑은 고딕" w:cs="맑은 고딕" w:eastAsia="맑은 고딕" w:hAnsi="맑은 고딕"/>
+                <w:rFonts w:ascii="한컴 말랑말랑 Bold" w:cs="한컴 말랑말랑 Bold" w:eastAsia="한컴 말랑말랑 Bold" w:hAnsi="한컴 말랑말랑 Bold"/>
                 <w:b/>
                 <w:bCs/>
                 <w:i w:val="false"/>
@@ -15299,7 +15409,7 @@
             </w:r>
             <w:r>
               <w:rPr>
-                <w:rFonts w:ascii="맑은 고딕" w:cs="맑은 고딕" w:eastAsia="맑은 고딕" w:hAnsi="맑은 고딕"/>
+                <w:rFonts w:ascii="한컴 말랑말랑 Bold" w:cs="한컴 말랑말랑 Bold" w:eastAsia="한컴 말랑말랑 Bold" w:hAnsi="한컴 말랑말랑 Bold"/>
                 <w:b/>
                 <w:bCs/>
                 <w:i w:val="false"/>
@@ -15308,7 +15418,7 @@
                 <w:sz w:val="20"/>
                 <w:szCs w:val="20"/>
               </w:rPr>
-              <w:t xml:space="preserve">미션 (친구가 이 인물을 만나서 할 일 한 문장)</w:t>
+              <w:t xml:space="preserve">🎯 미션 (친구가 이 인물을 만나서 할 일 한 문장)</w:t>
             </w:r>
           </w:p>
         </w:tc>
@@ -15359,7 +15469,7 @@
             </w:pPr>
             <w:r>
               <w:rPr>
-                <w:rFonts w:ascii="맑은 고딕" w:cs="맑은 고딕" w:eastAsia="맑은 고딕" w:hAnsi="맑은 고딕"/>
+                <w:rFonts w:ascii="한컴 말랑말랑 Regular" w:cs="한컴 말랑말랑 Regular" w:eastAsia="한컴 말랑말랑 Regular" w:hAnsi="한컴 말랑말랑 Regular"/>
                 <w:b w:val="false"/>
                 <w:bCs w:val="false"/>
                 <w:i w:val="false"/>
@@ -15380,7 +15490,7 @@
       </w:pPr>
       <w:r>
         <w:rPr>
-          <w:rFonts w:ascii="맑은 고딕" w:cs="맑은 고딕" w:eastAsia="맑은 고딕" w:hAnsi="맑은 고딕"/>
+          <w:rFonts w:ascii="한컴 말랑말랑 Regular" w:cs="한컴 말랑말랑 Regular" w:eastAsia="한컴 말랑말랑 Regular" w:hAnsi="한컴 말랑말랑 Regular"/>
           <w:b w:val="false"/>
           <w:bCs w:val="false"/>
           <w:i w:val="false"/>
@@ -15417,12 +15527,12 @@
           <w:tcPr>
             <w:tcW w:type="dxa" w:w="10506"/>
             <w:tcBorders>
-              <w:top w:val="single" w:color="2F7FB5" w:sz="8"/>
-              <w:left w:val="single" w:color="2F7FB5" w:sz="8"/>
-              <w:bottom w:val="single" w:color="2F7FB5" w:sz="8"/>
-              <w:right w:val="single" w:color="2F7FB5" w:sz="8"/>
-            </w:tcBorders>
-            <w:shd w:fill="2F7FB5" w:color="auto" w:val="clear"/>
+              <w:top w:val="single" w:color="8E5BD6" w:sz="8"/>
+              <w:left w:val="single" w:color="8E5BD6" w:sz="8"/>
+              <w:bottom w:val="single" w:color="8E5BD6" w:sz="8"/>
+              <w:right w:val="single" w:color="8E5BD6" w:sz="8"/>
+            </w:tcBorders>
+            <w:shd w:fill="8E5BD6" w:color="auto" w:val="clear"/>
             <w:tcMar>
               <w:top w:type="dxa" w:w="60"/>
               <w:left w:type="dxa" w:w="100"/>
@@ -15438,7 +15548,7 @@
             </w:pPr>
             <w:r>
               <w:rPr>
-                <w:rFonts w:ascii="맑은 고딕" w:cs="맑은 고딕" w:eastAsia="맑은 고딕" w:hAnsi="맑은 고딕"/>
+                <w:rFonts w:ascii="한컴 말랑말랑 Bold" w:cs="한컴 말랑말랑 Bold" w:eastAsia="한컴 말랑말랑 Bold" w:hAnsi="한컴 말랑말랑 Bold"/>
                 <w:b/>
                 <w:bCs/>
                 <w:i w:val="false"/>
@@ -15451,7 +15561,7 @@
             </w:r>
             <w:r>
               <w:rPr>
-                <w:rFonts w:ascii="맑은 고딕" w:cs="맑은 고딕" w:eastAsia="맑은 고딕" w:hAnsi="맑은 고딕"/>
+                <w:rFonts w:ascii="한컴 말랑말랑 Bold" w:cs="한컴 말랑말랑 Bold" w:eastAsia="한컴 말랑말랑 Bold" w:hAnsi="한컴 말랑말랑 Bold"/>
                 <w:b/>
                 <w:bCs/>
                 <w:i w:val="false"/>
@@ -15460,7 +15570,7 @@
                 <w:sz w:val="20"/>
                 <w:szCs w:val="20"/>
               </w:rPr>
-              <w:t xml:space="preserve">선택지와 피드백 (정답은 없어요. 좋은 점과 어려운 점을 함께 써요)</w:t>
+              <w:t xml:space="preserve">🔀 선택지와 피드백 (정답은 없어요! 좋은 점과 어려운 점을 함께 써요)</w:t>
             </w:r>
           </w:p>
         </w:tc>
@@ -15499,7 +15609,7 @@
               <w:bottom w:val="single" w:color="D7E3EA" w:sz="8"/>
               <w:right w:val="single" w:color="D7E3EA" w:sz="8"/>
             </w:tcBorders>
-            <w:shd w:fill="FFF4CF" w:color="auto" w:val="clear"/>
+            <w:shd w:fill="F3ECFD" w:color="auto" w:val="clear"/>
             <w:tcMar>
               <w:top w:type="dxa" w:w="60"/>
               <w:left w:type="dxa" w:w="100"/>
@@ -15515,7 +15625,7 @@
             </w:pPr>
             <w:r>
               <w:rPr>
-                <w:rFonts w:ascii="맑은 고딕" w:cs="맑은 고딕" w:eastAsia="맑은 고딕" w:hAnsi="맑은 고딕"/>
+                <w:rFonts w:ascii="한컴 말랑말랑 Bold" w:cs="한컴 말랑말랑 Bold" w:eastAsia="한컴 말랑말랑 Bold" w:hAnsi="한컴 말랑말랑 Bold"/>
                 <w:b/>
                 <w:bCs/>
                 <w:i w:val="false"/>
@@ -15537,7 +15647,7 @@
               <w:bottom w:val="single" w:color="D7E3EA" w:sz="8"/>
               <w:right w:val="single" w:color="D7E3EA" w:sz="8"/>
             </w:tcBorders>
-            <w:shd w:fill="FFF4CF" w:color="auto" w:val="clear"/>
+            <w:shd w:fill="F3ECFD" w:color="auto" w:val="clear"/>
             <w:tcMar>
               <w:top w:type="dxa" w:w="60"/>
               <w:left w:type="dxa" w:w="100"/>
@@ -15553,7 +15663,7 @@
             </w:pPr>
             <w:r>
               <w:rPr>
-                <w:rFonts w:ascii="맑은 고딕" w:cs="맑은 고딕" w:eastAsia="맑은 고딕" w:hAnsi="맑은 고딕"/>
+                <w:rFonts w:ascii="한컴 말랑말랑 Bold" w:cs="한컴 말랑말랑 Bold" w:eastAsia="한컴 말랑말랑 Bold" w:hAnsi="한컴 말랑말랑 Bold"/>
                 <w:b/>
                 <w:bCs/>
                 <w:i w:val="false"/>
@@ -15575,7 +15685,7 @@
               <w:bottom w:val="single" w:color="D7E3EA" w:sz="8"/>
               <w:right w:val="single" w:color="D7E3EA" w:sz="8"/>
             </w:tcBorders>
-            <w:shd w:fill="FFF4CF" w:color="auto" w:val="clear"/>
+            <w:shd w:fill="F3ECFD" w:color="auto" w:val="clear"/>
             <w:tcMar>
               <w:top w:type="dxa" w:w="60"/>
               <w:left w:type="dxa" w:w="100"/>
@@ -15591,7 +15701,7 @@
             </w:pPr>
             <w:r>
               <w:rPr>
-                <w:rFonts w:ascii="맑은 고딕" w:cs="맑은 고딕" w:eastAsia="맑은 고딕" w:hAnsi="맑은 고딕"/>
+                <w:rFonts w:ascii="한컴 말랑말랑 Bold" w:cs="한컴 말랑말랑 Bold" w:eastAsia="한컴 말랑말랑 Bold" w:hAnsi="한컴 말랑말랑 Bold"/>
                 <w:b/>
                 <w:bCs/>
                 <w:i w:val="false"/>
@@ -15613,7 +15723,7 @@
               <w:bottom w:val="single" w:color="D7E3EA" w:sz="8"/>
               <w:right w:val="single" w:color="D7E3EA" w:sz="8"/>
             </w:tcBorders>
-            <w:shd w:fill="FFF4CF" w:color="auto" w:val="clear"/>
+            <w:shd w:fill="F3ECFD" w:color="auto" w:val="clear"/>
             <w:tcMar>
               <w:top w:type="dxa" w:w="60"/>
               <w:left w:type="dxa" w:w="100"/>
@@ -15629,7 +15739,7 @@
             </w:pPr>
             <w:r>
               <w:rPr>
-                <w:rFonts w:ascii="맑은 고딕" w:cs="맑은 고딕" w:eastAsia="맑은 고딕" w:hAnsi="맑은 고딕"/>
+                <w:rFonts w:ascii="한컴 말랑말랑 Bold" w:cs="한컴 말랑말랑 Bold" w:eastAsia="한컴 말랑말랑 Bold" w:hAnsi="한컴 말랑말랑 Bold"/>
                 <w:b/>
                 <w:bCs/>
                 <w:i w:val="false"/>
@@ -15673,7 +15783,7 @@
             </w:pPr>
             <w:r>
               <w:rPr>
-                <w:rFonts w:ascii="맑은 고딕" w:cs="맑은 고딕" w:eastAsia="맑은 고딕" w:hAnsi="맑은 고딕"/>
+                <w:rFonts w:ascii="한컴 말랑말랑 Bold" w:cs="한컴 말랑말랑 Bold" w:eastAsia="한컴 말랑말랑 Bold" w:hAnsi="한컴 말랑말랑 Bold"/>
                 <w:b/>
                 <w:bCs/>
                 <w:i w:val="false"/>
@@ -15710,7 +15820,7 @@
             </w:pPr>
             <w:r>
               <w:rPr>
-                <w:rFonts w:ascii="맑은 고딕" w:cs="맑은 고딕" w:eastAsia="맑은 고딕" w:hAnsi="맑은 고딕"/>
+                <w:rFonts w:ascii="한컴 말랑말랑 Regular" w:cs="한컴 말랑말랑 Regular" w:eastAsia="한컴 말랑말랑 Regular" w:hAnsi="한컴 말랑말랑 Regular"/>
                 <w:b w:val="false"/>
                 <w:bCs w:val="false"/>
                 <w:i w:val="false"/>
@@ -15747,7 +15857,7 @@
             </w:pPr>
             <w:r>
               <w:rPr>
-                <w:rFonts w:ascii="맑은 고딕" w:cs="맑은 고딕" w:eastAsia="맑은 고딕" w:hAnsi="맑은 고딕"/>
+                <w:rFonts w:ascii="한컴 말랑말랑 Regular" w:cs="한컴 말랑말랑 Regular" w:eastAsia="한컴 말랑말랑 Regular" w:hAnsi="한컴 말랑말랑 Regular"/>
                 <w:b w:val="false"/>
                 <w:bCs w:val="false"/>
                 <w:i w:val="false"/>
@@ -15784,7 +15894,7 @@
             </w:pPr>
             <w:r>
               <w:rPr>
-                <w:rFonts w:ascii="맑은 고딕" w:cs="맑은 고딕" w:eastAsia="맑은 고딕" w:hAnsi="맑은 고딕"/>
+                <w:rFonts w:ascii="한컴 말랑말랑 Regular" w:cs="한컴 말랑말랑 Regular" w:eastAsia="한컴 말랑말랑 Regular" w:hAnsi="한컴 말랑말랑 Regular"/>
                 <w:b w:val="false"/>
                 <w:bCs w:val="false"/>
                 <w:i w:val="false"/>
@@ -15828,7 +15938,7 @@
             </w:pPr>
             <w:r>
               <w:rPr>
-                <w:rFonts w:ascii="맑은 고딕" w:cs="맑은 고딕" w:eastAsia="맑은 고딕" w:hAnsi="맑은 고딕"/>
+                <w:rFonts w:ascii="한컴 말랑말랑 Bold" w:cs="한컴 말랑말랑 Bold" w:eastAsia="한컴 말랑말랑 Bold" w:hAnsi="한컴 말랑말랑 Bold"/>
                 <w:b/>
                 <w:bCs/>
                 <w:i w:val="false"/>
@@ -15865,7 +15975,7 @@
             </w:pPr>
             <w:r>
               <w:rPr>
-                <w:rFonts w:ascii="맑은 고딕" w:cs="맑은 고딕" w:eastAsia="맑은 고딕" w:hAnsi="맑은 고딕"/>
+                <w:rFonts w:ascii="한컴 말랑말랑 Regular" w:cs="한컴 말랑말랑 Regular" w:eastAsia="한컴 말랑말랑 Regular" w:hAnsi="한컴 말랑말랑 Regular"/>
                 <w:b w:val="false"/>
                 <w:bCs w:val="false"/>
                 <w:i w:val="false"/>
@@ -15902,7 +16012,7 @@
             </w:pPr>
             <w:r>
               <w:rPr>
-                <w:rFonts w:ascii="맑은 고딕" w:cs="맑은 고딕" w:eastAsia="맑은 고딕" w:hAnsi="맑은 고딕"/>
+                <w:rFonts w:ascii="한컴 말랑말랑 Regular" w:cs="한컴 말랑말랑 Regular" w:eastAsia="한컴 말랑말랑 Regular" w:hAnsi="한컴 말랑말랑 Regular"/>
                 <w:b w:val="false"/>
                 <w:bCs w:val="false"/>
                 <w:i w:val="false"/>
@@ -15939,7 +16049,7 @@
             </w:pPr>
             <w:r>
               <w:rPr>
-                <w:rFonts w:ascii="맑은 고딕" w:cs="맑은 고딕" w:eastAsia="맑은 고딕" w:hAnsi="맑은 고딕"/>
+                <w:rFonts w:ascii="한컴 말랑말랑 Regular" w:cs="한컴 말랑말랑 Regular" w:eastAsia="한컴 말랑말랑 Regular" w:hAnsi="한컴 말랑말랑 Regular"/>
                 <w:b w:val="false"/>
                 <w:bCs w:val="false"/>
                 <w:i w:val="false"/>
@@ -15983,7 +16093,7 @@
             </w:pPr>
             <w:r>
               <w:rPr>
-                <w:rFonts w:ascii="맑은 고딕" w:cs="맑은 고딕" w:eastAsia="맑은 고딕" w:hAnsi="맑은 고딕"/>
+                <w:rFonts w:ascii="한컴 말랑말랑 Bold" w:cs="한컴 말랑말랑 Bold" w:eastAsia="한컴 말랑말랑 Bold" w:hAnsi="한컴 말랑말랑 Bold"/>
                 <w:b/>
                 <w:bCs/>
                 <w:i w:val="false"/>
@@ -16020,7 +16130,7 @@
             </w:pPr>
             <w:r>
               <w:rPr>
-                <w:rFonts w:ascii="맑은 고딕" w:cs="맑은 고딕" w:eastAsia="맑은 고딕" w:hAnsi="맑은 고딕"/>
+                <w:rFonts w:ascii="한컴 말랑말랑 Regular" w:cs="한컴 말랑말랑 Regular" w:eastAsia="한컴 말랑말랑 Regular" w:hAnsi="한컴 말랑말랑 Regular"/>
                 <w:b w:val="false"/>
                 <w:bCs w:val="false"/>
                 <w:i w:val="false"/>
@@ -16057,7 +16167,7 @@
             </w:pPr>
             <w:r>
               <w:rPr>
-                <w:rFonts w:ascii="맑은 고딕" w:cs="맑은 고딕" w:eastAsia="맑은 고딕" w:hAnsi="맑은 고딕"/>
+                <w:rFonts w:ascii="한컴 말랑말랑 Regular" w:cs="한컴 말랑말랑 Regular" w:eastAsia="한컴 말랑말랑 Regular" w:hAnsi="한컴 말랑말랑 Regular"/>
                 <w:b w:val="false"/>
                 <w:bCs w:val="false"/>
                 <w:i w:val="false"/>
@@ -16094,7 +16204,7 @@
             </w:pPr>
             <w:r>
               <w:rPr>
-                <w:rFonts w:ascii="맑은 고딕" w:cs="맑은 고딕" w:eastAsia="맑은 고딕" w:hAnsi="맑은 고딕"/>
+                <w:rFonts w:ascii="한컴 말랑말랑 Regular" w:cs="한컴 말랑말랑 Regular" w:eastAsia="한컴 말랑말랑 Regular" w:hAnsi="한컴 말랑말랑 Regular"/>
                 <w:b w:val="false"/>
                 <w:bCs w:val="false"/>
                 <w:i w:val="false"/>
@@ -16115,7 +16225,7 @@
       </w:pPr>
       <w:r>
         <w:rPr>
-          <w:rFonts w:ascii="맑은 고딕" w:cs="맑은 고딕" w:eastAsia="맑은 고딕" w:hAnsi="맑은 고딕"/>
+          <w:rFonts w:ascii="한컴 말랑말랑 Regular" w:cs="한컴 말랑말랑 Regular" w:eastAsia="한컴 말랑말랑 Regular" w:hAnsi="한컴 말랑말랑 Regular"/>
           <w:b w:val="false"/>
           <w:bCs w:val="false"/>
           <w:i w:val="false"/>
@@ -16152,12 +16262,12 @@
           <w:tcPr>
             <w:tcW w:type="dxa" w:w="10506"/>
             <w:tcBorders>
-              <w:top w:val="single" w:color="2F7FB5" w:sz="8"/>
-              <w:left w:val="single" w:color="2F7FB5" w:sz="8"/>
-              <w:bottom w:val="single" w:color="2F7FB5" w:sz="8"/>
-              <w:right w:val="single" w:color="2F7FB5" w:sz="8"/>
-            </w:tcBorders>
-            <w:shd w:fill="2F7FB5" w:color="auto" w:val="clear"/>
+              <w:top w:val="single" w:color="8E5BD6" w:sz="8"/>
+              <w:left w:val="single" w:color="8E5BD6" w:sz="8"/>
+              <w:bottom w:val="single" w:color="8E5BD6" w:sz="8"/>
+              <w:right w:val="single" w:color="8E5BD6" w:sz="8"/>
+            </w:tcBorders>
+            <w:shd w:fill="8E5BD6" w:color="auto" w:val="clear"/>
             <w:tcMar>
               <w:top w:type="dxa" w:w="60"/>
               <w:left w:type="dxa" w:w="100"/>
@@ -16173,7 +16283,7 @@
             </w:pPr>
             <w:r>
               <w:rPr>
-                <w:rFonts w:ascii="맑은 고딕" w:cs="맑은 고딕" w:eastAsia="맑은 고딕" w:hAnsi="맑은 고딕"/>
+                <w:rFonts w:ascii="한컴 말랑말랑 Bold" w:cs="한컴 말랑말랑 Bold" w:eastAsia="한컴 말랑말랑 Bold" w:hAnsi="한컴 말랑말랑 Bold"/>
                 <w:b/>
                 <w:bCs/>
                 <w:i w:val="false"/>
@@ -16186,7 +16296,7 @@
             </w:r>
             <w:r>
               <w:rPr>
-                <w:rFonts w:ascii="맑은 고딕" w:cs="맑은 고딕" w:eastAsia="맑은 고딕" w:hAnsi="맑은 고딕"/>
+                <w:rFonts w:ascii="한컴 말랑말랑 Bold" w:cs="한컴 말랑말랑 Bold" w:eastAsia="한컴 말랑말랑 Bold" w:hAnsi="한컴 말랑말랑 Bold"/>
                 <w:b/>
                 <w:bCs/>
                 <w:i w:val="false"/>
@@ -16195,7 +16305,7 @@
                 <w:sz w:val="20"/>
                 <w:szCs w:val="20"/>
               </w:rPr>
-              <w:t xml:space="preserve">함께할 해결 주체 (✓)</w:t>
+              <w:t xml:space="preserve">🤝 함께할 해결 주체 (✓)</w:t>
             </w:r>
           </w:p>
         </w:tc>
@@ -16246,7 +16356,7 @@
             </w:pPr>
             <w:r>
               <w:rPr>
-                <w:rFonts w:ascii="맑은 고딕" w:cs="맑은 고딕" w:eastAsia="맑은 고딕" w:hAnsi="맑은 고딕"/>
+                <w:rFonts w:ascii="한컴 말랑말랑 Regular" w:cs="한컴 말랑말랑 Regular" w:eastAsia="한컴 말랑말랑 Regular" w:hAnsi="한컴 말랑말랑 Regular"/>
                 <w:b w:val="false"/>
                 <w:bCs w:val="false"/>
                 <w:i w:val="false"/>
@@ -16267,7 +16377,7 @@
       </w:pPr>
       <w:r>
         <w:rPr>
-          <w:rFonts w:ascii="맑은 고딕" w:cs="맑은 고딕" w:eastAsia="맑은 고딕" w:hAnsi="맑은 고딕"/>
+          <w:rFonts w:ascii="한컴 말랑말랑 Regular" w:cs="한컴 말랑말랑 Regular" w:eastAsia="한컴 말랑말랑 Regular" w:hAnsi="한컴 말랑말랑 Regular"/>
           <w:b w:val="false"/>
           <w:bCs w:val="false"/>
           <w:i w:val="false"/>
@@ -16325,7 +16435,7 @@
             </w:pPr>
             <w:r>
               <w:rPr>
-                <w:rFonts w:ascii="맑은 고딕" w:cs="맑은 고딕" w:eastAsia="맑은 고딕" w:hAnsi="맑은 고딕"/>
+                <w:rFonts w:ascii="한컴 말랑말랑 Bold" w:cs="한컴 말랑말랑 Bold" w:eastAsia="한컴 말랑말랑 Bold" w:hAnsi="한컴 말랑말랑 Bold"/>
                 <w:b/>
                 <w:bCs/>
                 <w:i w:val="false"/>
@@ -16338,7 +16448,7 @@
             </w:r>
             <w:r>
               <w:rPr>
-                <w:rFonts w:ascii="맑은 고딕" w:cs="맑은 고딕" w:eastAsia="맑은 고딕" w:hAnsi="맑은 고딕"/>
+                <w:rFonts w:ascii="한컴 말랑말랑 Bold" w:cs="한컴 말랑말랑 Bold" w:eastAsia="한컴 말랑말랑 Bold" w:hAnsi="한컴 말랑말랑 Bold"/>
                 <w:b/>
                 <w:bCs/>
                 <w:i w:val="false"/>
@@ -16347,7 +16457,7 @@
                 <w:sz w:val="20"/>
                 <w:szCs w:val="20"/>
               </w:rPr>
-              <w:t xml:space="preserve">만들기 전 점검 (모둠이 함께 ✓)</w:t>
+              <w:t xml:space="preserve">✅ 만들기 전 점검 (모둠이 함께 ✓)</w:t>
             </w:r>
           </w:p>
         </w:tc>
@@ -16399,7 +16509,7 @@
             </w:pPr>
             <w:r>
               <w:rPr>
-                <w:rFonts w:ascii="맑은 고딕" w:cs="맑은 고딕" w:eastAsia="맑은 고딕" w:hAnsi="맑은 고딕"/>
+                <w:rFonts w:ascii="한컴 말랑말랑 Regular" w:cs="한컴 말랑말랑 Regular" w:eastAsia="한컴 말랑말랑 Regular" w:hAnsi="한컴 말랑말랑 Regular"/>
                 <w:b w:val="false"/>
                 <w:bCs w:val="false"/>
                 <w:i w:val="false"/>
@@ -16436,7 +16546,7 @@
             </w:pPr>
             <w:r>
               <w:rPr>
-                <w:rFonts w:ascii="맑은 고딕" w:cs="맑은 고딕" w:eastAsia="맑은 고딕" w:hAnsi="맑은 고딕"/>
+                <w:rFonts w:ascii="한컴 말랑말랑 Regular" w:cs="한컴 말랑말랑 Regular" w:eastAsia="한컴 말랑말랑 Regular" w:hAnsi="한컴 말랑말랑 Regular"/>
                 <w:b w:val="false"/>
                 <w:bCs w:val="false"/>
                 <w:i w:val="false"/>
@@ -16479,7 +16589,7 @@
             </w:pPr>
             <w:r>
               <w:rPr>
-                <w:rFonts w:ascii="맑은 고딕" w:cs="맑은 고딕" w:eastAsia="맑은 고딕" w:hAnsi="맑은 고딕"/>
+                <w:rFonts w:ascii="한컴 말랑말랑 Regular" w:cs="한컴 말랑말랑 Regular" w:eastAsia="한컴 말랑말랑 Regular" w:hAnsi="한컴 말랑말랑 Regular"/>
                 <w:b w:val="false"/>
                 <w:bCs w:val="false"/>
                 <w:i w:val="false"/>
@@ -16516,7 +16626,7 @@
             </w:pPr>
             <w:r>
               <w:rPr>
-                <w:rFonts w:ascii="맑은 고딕" w:cs="맑은 고딕" w:eastAsia="맑은 고딕" w:hAnsi="맑은 고딕"/>
+                <w:rFonts w:ascii="한컴 말랑말랑 Regular" w:cs="한컴 말랑말랑 Regular" w:eastAsia="한컴 말랑말랑 Regular" w:hAnsi="한컴 말랑말랑 Regular"/>
                 <w:b w:val="false"/>
                 <w:bCs w:val="false"/>
                 <w:i w:val="false"/>
@@ -16564,7 +16674,7 @@
               <w:bottom w:val="single" w:color="D7E3EA" w:sz="8"/>
               <w:right w:val="single" w:color="D7E3EA" w:sz="8"/>
             </w:tcBorders>
-            <w:shd w:fill="FFF4CF" w:color="auto" w:val="clear"/>
+            <w:shd w:fill="F3ECFD" w:color="auto" w:val="clear"/>
             <w:tcMar>
               <w:top w:type="dxa" w:w="60"/>
               <w:left w:type="dxa" w:w="100"/>
@@ -16580,7 +16690,7 @@
             </w:pPr>
             <w:r>
               <w:rPr>
-                <w:rFonts w:ascii="맑은 고딕" w:cs="맑은 고딕" w:eastAsia="맑은 고딕" w:hAnsi="맑은 고딕"/>
+                <w:rFonts w:ascii="한컴 말랑말랑 Bold" w:cs="한컴 말랑말랑 Bold" w:eastAsia="한컴 말랑말랑 Bold" w:hAnsi="한컴 말랑말랑 Bold"/>
                 <w:b/>
                 <w:bCs/>
                 <w:i w:val="false"/>
@@ -16617,7 +16727,7 @@
             </w:pPr>
             <w:r>
               <w:rPr>
-                <w:rFonts w:ascii="맑은 고딕" w:cs="맑은 고딕" w:eastAsia="맑은 고딕" w:hAnsi="맑은 고딕"/>
+                <w:rFonts w:ascii="한컴 말랑말랑 Regular" w:cs="한컴 말랑말랑 Regular" w:eastAsia="한컴 말랑말랑 Regular" w:hAnsi="한컴 말랑말랑 Regular"/>
                 <w:b w:val="false"/>
                 <w:bCs w:val="false"/>
                 <w:i w:val="false"/>
@@ -16639,7 +16749,7 @@
               <w:bottom w:val="single" w:color="D7E3EA" w:sz="8"/>
               <w:right w:val="single" w:color="D7E3EA" w:sz="8"/>
             </w:tcBorders>
-            <w:shd w:fill="FFF4CF" w:color="auto" w:val="clear"/>
+            <w:shd w:fill="F3ECFD" w:color="auto" w:val="clear"/>
             <w:tcMar>
               <w:top w:type="dxa" w:w="60"/>
               <w:left w:type="dxa" w:w="100"/>
@@ -16655,7 +16765,7 @@
             </w:pPr>
             <w:r>
               <w:rPr>
-                <w:rFonts w:ascii="맑은 고딕" w:cs="맑은 고딕" w:eastAsia="맑은 고딕" w:hAnsi="맑은 고딕"/>
+                <w:rFonts w:ascii="한컴 말랑말랑 Bold" w:cs="한컴 말랑말랑 Bold" w:eastAsia="한컴 말랑말랑 Bold" w:hAnsi="한컴 말랑말랑 Bold"/>
                 <w:b/>
                 <w:bCs/>
                 <w:i w:val="false"/>
@@ -16692,7 +16802,7 @@
             </w:pPr>
             <w:r>
               <w:rPr>
-                <w:rFonts w:ascii="맑은 고딕" w:cs="맑은 고딕" w:eastAsia="맑은 고딕" w:hAnsi="맑은 고딕"/>
+                <w:rFonts w:ascii="한컴 말랑말랑 Regular" w:cs="한컴 말랑말랑 Regular" w:eastAsia="한컴 말랑말랑 Regular" w:hAnsi="한컴 말랑말랑 Regular"/>
                 <w:b w:val="false"/>
                 <w:bCs w:val="false"/>
                 <w:i w:val="false"/>
@@ -16714,7 +16824,7 @@
       </w:pPr>
       <w:r>
         <w:rPr>
-          <w:rFonts w:ascii="맑은 고딕" w:cs="맑은 고딕" w:eastAsia="맑은 고딕" w:hAnsi="맑은 고딕"/>
+          <w:rFonts w:ascii="한컴 말랑말랑 Regular" w:cs="한컴 말랑말랑 Regular" w:eastAsia="한컴 말랑말랑 Regular" w:hAnsi="한컴 말랑말랑 Regular"/>
           <w:b w:val="false"/>
           <w:bCs w:val="false"/>
           <w:i w:val="false"/>
@@ -16771,7 +16881,7 @@
             </w:pPr>
             <w:r>
               <w:rPr>
-                <w:rFonts w:ascii="맑은 고딕" w:cs="맑은 고딕" w:eastAsia="맑은 고딕" w:hAnsi="맑은 고딕"/>
+                <w:rFonts w:ascii="한컴 말랑말랑 Bold" w:cs="한컴 말랑말랑 Bold" w:eastAsia="한컴 말랑말랑 Bold" w:hAnsi="한컴 말랑말랑 Bold"/>
                 <w:b/>
                 <w:bCs/>
                 <w:i w:val="false"/>
@@ -16790,7 +16900,7 @@
             </w:pPr>
             <w:r>
               <w:rPr>
-                <w:rFonts w:ascii="맑은 고딕" w:cs="맑은 고딕" w:eastAsia="맑은 고딕" w:hAnsi="맑은 고딕"/>
+                <w:rFonts w:ascii="한컴 말랑말랑 Regular" w:cs="한컴 말랑말랑 Regular" w:eastAsia="한컴 말랑말랑 Regular" w:hAnsi="한컴 말랑말랑 Regular"/>
                 <w:b w:val="false"/>
                 <w:bCs w:val="false"/>
                 <w:i w:val="false"/>
@@ -16827,7 +16937,7 @@
             </w:pPr>
             <w:r>
               <w:rPr>
-                <w:rFonts w:ascii="맑은 고딕" w:cs="맑은 고딕" w:eastAsia="맑은 고딕" w:hAnsi="맑은 고딕"/>
+                <w:rFonts w:ascii="한컴 말랑말랑 Regular" w:cs="한컴 말랑말랑 Regular" w:eastAsia="한컴 말랑말랑 Regular" w:hAnsi="한컴 말랑말랑 Regular"/>
                 <w:b w:val="false"/>
                 <w:bCs w:val="false"/>
                 <w:i w:val="false"/>
@@ -16846,7 +16956,7 @@
             </w:pPr>
             <w:r>
               <w:rPr>
-                <w:rFonts w:ascii="맑은 고딕" w:cs="맑은 고딕" w:eastAsia="맑은 고딕" w:hAnsi="맑은 고딕"/>
+                <w:rFonts w:ascii="한컴 말랑말랑 Regular" w:cs="한컴 말랑말랑 Regular" w:eastAsia="한컴 말랑말랑 Regular" w:hAnsi="한컴 말랑말랑 Regular"/>
                 <w:b w:val="false"/>
                 <w:bCs w:val="false"/>
                 <w:i w:val="false"/>
@@ -16864,7 +16974,7 @@
     <w:p>
       <w:pPr>
         <w:pBdr>
-          <w:bottom w:val="single" w:color="FFC93C" w:sz="12" w:space="1"/>
+          <w:bottom w:val="single" w:color="2F7FB5" w:sz="12" w:space="1"/>
         </w:pBdr>
         <w:spacing w:after="60"/>
       </w:pPr>
@@ -16919,7 +17029,7 @@
             </w:pPr>
             <w:r>
               <w:rPr>
-                <w:rFonts w:ascii="맑은 고딕" w:cs="맑은 고딕" w:eastAsia="맑은 고딕" w:hAnsi="맑은 고딕"/>
+                <w:rFonts w:ascii="한컴 말랑말랑 Bold" w:cs="한컴 말랑말랑 Bold" w:eastAsia="한컴 말랑말랑 Bold" w:hAnsi="한컴 말랑말랑 Bold"/>
                 <w:b/>
                 <w:bCs/>
                 <w:i w:val="false"/>
@@ -16957,7 +17067,7 @@
             </w:pPr>
             <w:r>
               <w:rPr>
-                <w:rFonts w:ascii="맑은 고딕" w:cs="맑은 고딕" w:eastAsia="맑은 고딕" w:hAnsi="맑은 고딕"/>
+                <w:rFonts w:ascii="한컴 말랑말랑 Bold" w:cs="한컴 말랑말랑 Bold" w:eastAsia="한컴 말랑말랑 Bold" w:hAnsi="한컴 말랑말랑 Bold"/>
                 <w:b/>
                 <w:bCs/>
                 <w:i w:val="false"/>
@@ -16995,7 +17105,7 @@
             </w:pPr>
             <w:r>
               <w:rPr>
-                <w:rFonts w:ascii="맑은 고딕" w:cs="맑은 고딕" w:eastAsia="맑은 고딕" w:hAnsi="맑은 고딕"/>
+                <w:rFonts w:ascii="한컴 말랑말랑 Bold" w:cs="한컴 말랑말랑 Bold" w:eastAsia="한컴 말랑말랑 Bold" w:hAnsi="한컴 말랑말랑 Bold"/>
                 <w:b/>
                 <w:bCs/>
                 <w:i w:val="false"/>
@@ -17033,7 +17143,7 @@
             </w:pPr>
             <w:r>
               <w:rPr>
-                <w:rFonts w:ascii="맑은 고딕" w:cs="맑은 고딕" w:eastAsia="맑은 고딕" w:hAnsi="맑은 고딕"/>
+                <w:rFonts w:ascii="한컴 말랑말랑 Bold" w:cs="한컴 말랑말랑 Bold" w:eastAsia="한컴 말랑말랑 Bold" w:hAnsi="한컴 말랑말랑 Bold"/>
                 <w:b/>
                 <w:bCs/>
                 <w:i w:val="false"/>
@@ -17071,7 +17181,7 @@
             </w:pPr>
             <w:r>
               <w:rPr>
-                <w:rFonts w:ascii="맑은 고딕" w:cs="맑은 고딕" w:eastAsia="맑은 고딕" w:hAnsi="맑은 고딕"/>
+                <w:rFonts w:ascii="한컴 말랑말랑 Bold" w:cs="한컴 말랑말랑 Bold" w:eastAsia="한컴 말랑말랑 Bold" w:hAnsi="한컴 말랑말랑 Bold"/>
                 <w:b/>
                 <w:bCs/>
                 <w:i w:val="false"/>
@@ -17114,7 +17224,7 @@
             </w:pPr>
             <w:r>
               <w:rPr>
-                <w:rFonts w:ascii="맑은 고딕" w:cs="맑은 고딕" w:eastAsia="맑은 고딕" w:hAnsi="맑은 고딕"/>
+                <w:rFonts w:ascii="한컴 말랑말랑 Bold" w:cs="한컴 말랑말랑 Bold" w:eastAsia="한컴 말랑말랑 Bold" w:hAnsi="한컴 말랑말랑 Bold"/>
                 <w:b/>
                 <w:bCs/>
                 <w:i w:val="false"/>
@@ -17151,7 +17261,7 @@
             </w:pPr>
             <w:r>
               <w:rPr>
-                <w:rFonts w:ascii="맑은 고딕" w:cs="맑은 고딕" w:eastAsia="맑은 고딕" w:hAnsi="맑은 고딕"/>
+                <w:rFonts w:ascii="한컴 말랑말랑 Regular" w:cs="한컴 말랑말랑 Regular" w:eastAsia="한컴 말랑말랑 Regular" w:hAnsi="한컴 말랑말랑 Regular"/>
                 <w:b w:val="false"/>
                 <w:bCs w:val="false"/>
                 <w:i w:val="false"/>
@@ -17188,7 +17298,7 @@
             </w:pPr>
             <w:r>
               <w:rPr>
-                <w:rFonts w:ascii="맑은 고딕" w:cs="맑은 고딕" w:eastAsia="맑은 고딕" w:hAnsi="맑은 고딕"/>
+                <w:rFonts w:ascii="한컴 말랑말랑 Regular" w:cs="한컴 말랑말랑 Regular" w:eastAsia="한컴 말랑말랑 Regular" w:hAnsi="한컴 말랑말랑 Regular"/>
                 <w:b w:val="false"/>
                 <w:bCs w:val="false"/>
                 <w:i w:val="false"/>
@@ -17225,7 +17335,7 @@
             </w:pPr>
             <w:r>
               <w:rPr>
-                <w:rFonts w:ascii="맑은 고딕" w:cs="맑은 고딕" w:eastAsia="맑은 고딕" w:hAnsi="맑은 고딕"/>
+                <w:rFonts w:ascii="한컴 말랑말랑 Regular" w:cs="한컴 말랑말랑 Regular" w:eastAsia="한컴 말랑말랑 Regular" w:hAnsi="한컴 말랑말랑 Regular"/>
                 <w:b w:val="false"/>
                 <w:bCs w:val="false"/>
                 <w:i w:val="false"/>
@@ -17262,7 +17372,7 @@
             </w:pPr>
             <w:r>
               <w:rPr>
-                <w:rFonts w:ascii="맑은 고딕" w:cs="맑은 고딕" w:eastAsia="맑은 고딕" w:hAnsi="맑은 고딕"/>
+                <w:rFonts w:ascii="한컴 말랑말랑 Regular" w:cs="한컴 말랑말랑 Regular" w:eastAsia="한컴 말랑말랑 Regular" w:hAnsi="한컴 말랑말랑 Regular"/>
                 <w:b w:val="false"/>
                 <w:bCs w:val="false"/>
                 <w:i w:val="false"/>
@@ -17305,7 +17415,7 @@
             </w:pPr>
             <w:r>
               <w:rPr>
-                <w:rFonts w:ascii="맑은 고딕" w:cs="맑은 고딕" w:eastAsia="맑은 고딕" w:hAnsi="맑은 고딕"/>
+                <w:rFonts w:ascii="한컴 말랑말랑 Bold" w:cs="한컴 말랑말랑 Bold" w:eastAsia="한컴 말랑말랑 Bold" w:hAnsi="한컴 말랑말랑 Bold"/>
                 <w:b/>
                 <w:bCs/>
                 <w:i w:val="false"/>
@@ -17342,7 +17452,7 @@
             </w:pPr>
             <w:r>
               <w:rPr>
-                <w:rFonts w:ascii="맑은 고딕" w:cs="맑은 고딕" w:eastAsia="맑은 고딕" w:hAnsi="맑은 고딕"/>
+                <w:rFonts w:ascii="한컴 말랑말랑 Regular" w:cs="한컴 말랑말랑 Regular" w:eastAsia="한컴 말랑말랑 Regular" w:hAnsi="한컴 말랑말랑 Regular"/>
                 <w:b w:val="false"/>
                 <w:bCs w:val="false"/>
                 <w:i w:val="false"/>
@@ -17379,7 +17489,7 @@
             </w:pPr>
             <w:r>
               <w:rPr>
-                <w:rFonts w:ascii="맑은 고딕" w:cs="맑은 고딕" w:eastAsia="맑은 고딕" w:hAnsi="맑은 고딕"/>
+                <w:rFonts w:ascii="한컴 말랑말랑 Regular" w:cs="한컴 말랑말랑 Regular" w:eastAsia="한컴 말랑말랑 Regular" w:hAnsi="한컴 말랑말랑 Regular"/>
                 <w:b w:val="false"/>
                 <w:bCs w:val="false"/>
                 <w:i w:val="false"/>
@@ -17416,7 +17526,7 @@
             </w:pPr>
             <w:r>
               <w:rPr>
-                <w:rFonts w:ascii="맑은 고딕" w:cs="맑은 고딕" w:eastAsia="맑은 고딕" w:hAnsi="맑은 고딕"/>
+                <w:rFonts w:ascii="한컴 말랑말랑 Regular" w:cs="한컴 말랑말랑 Regular" w:eastAsia="한컴 말랑말랑 Regular" w:hAnsi="한컴 말랑말랑 Regular"/>
                 <w:b w:val="false"/>
                 <w:bCs w:val="false"/>
                 <w:i w:val="false"/>
@@ -17453,7 +17563,7 @@
             </w:pPr>
             <w:r>
               <w:rPr>
-                <w:rFonts w:ascii="맑은 고딕" w:cs="맑은 고딕" w:eastAsia="맑은 고딕" w:hAnsi="맑은 고딕"/>
+                <w:rFonts w:ascii="한컴 말랑말랑 Regular" w:cs="한컴 말랑말랑 Regular" w:eastAsia="한컴 말랑말랑 Regular" w:hAnsi="한컴 말랑말랑 Regular"/>
                 <w:b w:val="false"/>
                 <w:bCs w:val="false"/>
                 <w:i w:val="false"/>
@@ -17496,7 +17606,7 @@
             </w:pPr>
             <w:r>
               <w:rPr>
-                <w:rFonts w:ascii="맑은 고딕" w:cs="맑은 고딕" w:eastAsia="맑은 고딕" w:hAnsi="맑은 고딕"/>
+                <w:rFonts w:ascii="한컴 말랑말랑 Bold" w:cs="한컴 말랑말랑 Bold" w:eastAsia="한컴 말랑말랑 Bold" w:hAnsi="한컴 말랑말랑 Bold"/>
                 <w:b/>
                 <w:bCs/>
                 <w:i w:val="false"/>
@@ -17533,7 +17643,7 @@
             </w:pPr>
             <w:r>
               <w:rPr>
-                <w:rFonts w:ascii="맑은 고딕" w:cs="맑은 고딕" w:eastAsia="맑은 고딕" w:hAnsi="맑은 고딕"/>
+                <w:rFonts w:ascii="한컴 말랑말랑 Regular" w:cs="한컴 말랑말랑 Regular" w:eastAsia="한컴 말랑말랑 Regular" w:hAnsi="한컴 말랑말랑 Regular"/>
                 <w:b w:val="false"/>
                 <w:bCs w:val="false"/>
                 <w:i w:val="false"/>
@@ -17570,7 +17680,7 @@
             </w:pPr>
             <w:r>
               <w:rPr>
-                <w:rFonts w:ascii="맑은 고딕" w:cs="맑은 고딕" w:eastAsia="맑은 고딕" w:hAnsi="맑은 고딕"/>
+                <w:rFonts w:ascii="한컴 말랑말랑 Regular" w:cs="한컴 말랑말랑 Regular" w:eastAsia="한컴 말랑말랑 Regular" w:hAnsi="한컴 말랑말랑 Regular"/>
                 <w:b w:val="false"/>
                 <w:bCs w:val="false"/>
                 <w:i w:val="false"/>
@@ -17607,7 +17717,7 @@
             </w:pPr>
             <w:r>
               <w:rPr>
-                <w:rFonts w:ascii="맑은 고딕" w:cs="맑은 고딕" w:eastAsia="맑은 고딕" w:hAnsi="맑은 고딕"/>
+                <w:rFonts w:ascii="한컴 말랑말랑 Regular" w:cs="한컴 말랑말랑 Regular" w:eastAsia="한컴 말랑말랑 Regular" w:hAnsi="한컴 말랑말랑 Regular"/>
                 <w:b w:val="false"/>
                 <w:bCs w:val="false"/>
                 <w:i w:val="false"/>
@@ -17644,7 +17754,7 @@
             </w:pPr>
             <w:r>
               <w:rPr>
-                <w:rFonts w:ascii="맑은 고딕" w:cs="맑은 고딕" w:eastAsia="맑은 고딕" w:hAnsi="맑은 고딕"/>
+                <w:rFonts w:ascii="한컴 말랑말랑 Regular" w:cs="한컴 말랑말랑 Regular" w:eastAsia="한컴 말랑말랑 Regular" w:hAnsi="한컴 말랑말랑 Regular"/>
                 <w:b w:val="false"/>
                 <w:bCs w:val="false"/>
                 <w:i w:val="false"/>
@@ -17687,7 +17797,7 @@
             </w:pPr>
             <w:r>
               <w:rPr>
-                <w:rFonts w:ascii="맑은 고딕" w:cs="맑은 고딕" w:eastAsia="맑은 고딕" w:hAnsi="맑은 고딕"/>
+                <w:rFonts w:ascii="한컴 말랑말랑 Bold" w:cs="한컴 말랑말랑 Bold" w:eastAsia="한컴 말랑말랑 Bold" w:hAnsi="한컴 말랑말랑 Bold"/>
                 <w:b/>
                 <w:bCs/>
                 <w:i w:val="false"/>
@@ -17724,7 +17834,7 @@
             </w:pPr>
             <w:r>
               <w:rPr>
-                <w:rFonts w:ascii="맑은 고딕" w:cs="맑은 고딕" w:eastAsia="맑은 고딕" w:hAnsi="맑은 고딕"/>
+                <w:rFonts w:ascii="한컴 말랑말랑 Regular" w:cs="한컴 말랑말랑 Regular" w:eastAsia="한컴 말랑말랑 Regular" w:hAnsi="한컴 말랑말랑 Regular"/>
                 <w:b w:val="false"/>
                 <w:bCs w:val="false"/>
                 <w:i w:val="false"/>
@@ -17761,7 +17871,7 @@
             </w:pPr>
             <w:r>
               <w:rPr>
-                <w:rFonts w:ascii="맑은 고딕" w:cs="맑은 고딕" w:eastAsia="맑은 고딕" w:hAnsi="맑은 고딕"/>
+                <w:rFonts w:ascii="한컴 말랑말랑 Regular" w:cs="한컴 말랑말랑 Regular" w:eastAsia="한컴 말랑말랑 Regular" w:hAnsi="한컴 말랑말랑 Regular"/>
                 <w:b w:val="false"/>
                 <w:bCs w:val="false"/>
                 <w:i w:val="false"/>
@@ -17798,7 +17908,7 @@
             </w:pPr>
             <w:r>
               <w:rPr>
-                <w:rFonts w:ascii="맑은 고딕" w:cs="맑은 고딕" w:eastAsia="맑은 고딕" w:hAnsi="맑은 고딕"/>
+                <w:rFonts w:ascii="한컴 말랑말랑 Regular" w:cs="한컴 말랑말랑 Regular" w:eastAsia="한컴 말랑말랑 Regular" w:hAnsi="한컴 말랑말랑 Regular"/>
                 <w:b w:val="false"/>
                 <w:bCs w:val="false"/>
                 <w:i w:val="false"/>
@@ -17835,7 +17945,7 @@
             </w:pPr>
             <w:r>
               <w:rPr>
-                <w:rFonts w:ascii="맑은 고딕" w:cs="맑은 고딕" w:eastAsia="맑은 고딕" w:hAnsi="맑은 고딕"/>
+                <w:rFonts w:ascii="한컴 말랑말랑 Regular" w:cs="한컴 말랑말랑 Regular" w:eastAsia="한컴 말랑말랑 Regular" w:hAnsi="한컴 말랑말랑 Regular"/>
                 <w:b w:val="false"/>
                 <w:bCs w:val="false"/>
                 <w:i w:val="false"/>
@@ -17878,7 +17988,7 @@
             </w:pPr>
             <w:r>
               <w:rPr>
-                <w:rFonts w:ascii="맑은 고딕" w:cs="맑은 고딕" w:eastAsia="맑은 고딕" w:hAnsi="맑은 고딕"/>
+                <w:rFonts w:ascii="한컴 말랑말랑 Bold" w:cs="한컴 말랑말랑 Bold" w:eastAsia="한컴 말랑말랑 Bold" w:hAnsi="한컴 말랑말랑 Bold"/>
                 <w:b/>
                 <w:bCs/>
                 <w:i w:val="false"/>
@@ -17915,7 +18025,7 @@
             </w:pPr>
             <w:r>
               <w:rPr>
-                <w:rFonts w:ascii="맑은 고딕" w:cs="맑은 고딕" w:eastAsia="맑은 고딕" w:hAnsi="맑은 고딕"/>
+                <w:rFonts w:ascii="한컴 말랑말랑 Regular" w:cs="한컴 말랑말랑 Regular" w:eastAsia="한컴 말랑말랑 Regular" w:hAnsi="한컴 말랑말랑 Regular"/>
                 <w:b w:val="false"/>
                 <w:bCs w:val="false"/>
                 <w:i w:val="false"/>
@@ -17952,7 +18062,7 @@
             </w:pPr>
             <w:r>
               <w:rPr>
-                <w:rFonts w:ascii="맑은 고딕" w:cs="맑은 고딕" w:eastAsia="맑은 고딕" w:hAnsi="맑은 고딕"/>
+                <w:rFonts w:ascii="한컴 말랑말랑 Regular" w:cs="한컴 말랑말랑 Regular" w:eastAsia="한컴 말랑말랑 Regular" w:hAnsi="한컴 말랑말랑 Regular"/>
                 <w:b w:val="false"/>
                 <w:bCs w:val="false"/>
                 <w:i w:val="false"/>
@@ -17989,7 +18099,7 @@
             </w:pPr>
             <w:r>
               <w:rPr>
-                <w:rFonts w:ascii="맑은 고딕" w:cs="맑은 고딕" w:eastAsia="맑은 고딕" w:hAnsi="맑은 고딕"/>
+                <w:rFonts w:ascii="한컴 말랑말랑 Regular" w:cs="한컴 말랑말랑 Regular" w:eastAsia="한컴 말랑말랑 Regular" w:hAnsi="한컴 말랑말랑 Regular"/>
                 <w:b w:val="false"/>
                 <w:bCs w:val="false"/>
                 <w:i w:val="false"/>
@@ -18026,7 +18136,7 @@
             </w:pPr>
             <w:r>
               <w:rPr>
-                <w:rFonts w:ascii="맑은 고딕" w:cs="맑은 고딕" w:eastAsia="맑은 고딕" w:hAnsi="맑은 고딕"/>
+                <w:rFonts w:ascii="한컴 말랑말랑 Regular" w:cs="한컴 말랑말랑 Regular" w:eastAsia="한컴 말랑말랑 Regular" w:hAnsi="한컴 말랑말랑 Regular"/>
                 <w:b w:val="false"/>
                 <w:bCs w:val="false"/>
                 <w:i w:val="false"/>
@@ -18047,7 +18157,7 @@
       </w:pPr>
       <w:r>
         <w:rPr>
-          <w:rFonts w:ascii="맑은 고딕" w:cs="맑은 고딕" w:eastAsia="맑은 고딕" w:hAnsi="맑은 고딕"/>
+          <w:rFonts w:ascii="한컴 말랑말랑 Regular" w:cs="한컴 말랑말랑 Regular" w:eastAsia="한컴 말랑말랑 Regular" w:hAnsi="한컴 말랑말랑 Regular"/>
           <w:b w:val="false"/>
           <w:bCs w:val="false"/>
           <w:i w:val="false"/>
@@ -18066,7 +18176,7 @@
       </w:pPr>
       <w:r>
         <w:rPr>
-          <w:rFonts w:ascii="맑은 고딕" w:cs="맑은 고딕" w:eastAsia="맑은 고딕" w:hAnsi="맑은 고딕"/>
+          <w:rFonts w:ascii="한컴 말랑말랑 Bold" w:cs="한컴 말랑말랑 Bold" w:eastAsia="한컴 말랑말랑 Bold" w:hAnsi="한컴 말랑말랑 Bold"/>
           <w:b/>
           <w:bCs/>
           <w:i w:val="false"/>
@@ -18126,7 +18236,7 @@
             </w:pPr>
             <w:r>
               <w:rPr>
-                <w:rFonts w:ascii="맑은 고딕" w:cs="맑은 고딕" w:eastAsia="맑은 고딕" w:hAnsi="맑은 고딕"/>
+                <w:rFonts w:ascii="한컴 말랑말랑 Bold" w:cs="한컴 말랑말랑 Bold" w:eastAsia="한컴 말랑말랑 Bold" w:hAnsi="한컴 말랑말랑 Bold"/>
                 <w:b/>
                 <w:bCs/>
                 <w:i w:val="false"/>
@@ -18164,7 +18274,7 @@
             </w:pPr>
             <w:r>
               <w:rPr>
-                <w:rFonts w:ascii="맑은 고딕" w:cs="맑은 고딕" w:eastAsia="맑은 고딕" w:hAnsi="맑은 고딕"/>
+                <w:rFonts w:ascii="한컴 말랑말랑 Bold" w:cs="한컴 말랑말랑 Bold" w:eastAsia="한컴 말랑말랑 Bold" w:hAnsi="한컴 말랑말랑 Bold"/>
                 <w:b/>
                 <w:bCs/>
                 <w:i w:val="false"/>
@@ -18202,7 +18312,7 @@
             </w:pPr>
             <w:r>
               <w:rPr>
-                <w:rFonts w:ascii="맑은 고딕" w:cs="맑은 고딕" w:eastAsia="맑은 고딕" w:hAnsi="맑은 고딕"/>
+                <w:rFonts w:ascii="한컴 말랑말랑 Bold" w:cs="한컴 말랑말랑 Bold" w:eastAsia="한컴 말랑말랑 Bold" w:hAnsi="한컴 말랑말랑 Bold"/>
                 <w:b/>
                 <w:bCs/>
                 <w:i w:val="false"/>
@@ -18245,7 +18355,7 @@
             </w:pPr>
             <w:r>
               <w:rPr>
-                <w:rFonts w:ascii="맑은 고딕" w:cs="맑은 고딕" w:eastAsia="맑은 고딕" w:hAnsi="맑은 고딕"/>
+                <w:rFonts w:ascii="한컴 말랑말랑 Regular" w:cs="한컴 말랑말랑 Regular" w:eastAsia="한컴 말랑말랑 Regular" w:hAnsi="한컴 말랑말랑 Regular"/>
                 <w:b w:val="false"/>
                 <w:bCs w:val="false"/>
                 <w:i w:val="false"/>
@@ -18282,7 +18392,7 @@
             </w:pPr>
             <w:r>
               <w:rPr>
-                <w:rFonts w:ascii="맑은 고딕" w:cs="맑은 고딕" w:eastAsia="맑은 고딕" w:hAnsi="맑은 고딕"/>
+                <w:rFonts w:ascii="한컴 말랑말랑 Regular" w:cs="한컴 말랑말랑 Regular" w:eastAsia="한컴 말랑말랑 Regular" w:hAnsi="한컴 말랑말랑 Regular"/>
                 <w:b w:val="false"/>
                 <w:bCs w:val="false"/>
                 <w:i w:val="false"/>
@@ -18319,7 +18429,7 @@
             </w:pPr>
             <w:r>
               <w:rPr>
-                <w:rFonts w:ascii="맑은 고딕" w:cs="맑은 고딕" w:eastAsia="맑은 고딕" w:hAnsi="맑은 고딕"/>
+                <w:rFonts w:ascii="한컴 말랑말랑 Regular" w:cs="한컴 말랑말랑 Regular" w:eastAsia="한컴 말랑말랑 Regular" w:hAnsi="한컴 말랑말랑 Regular"/>
                 <w:b w:val="false"/>
                 <w:bCs w:val="false"/>
                 <w:i w:val="false"/>
@@ -18362,7 +18472,7 @@
             </w:pPr>
             <w:r>
               <w:rPr>
-                <w:rFonts w:ascii="맑은 고딕" w:cs="맑은 고딕" w:eastAsia="맑은 고딕" w:hAnsi="맑은 고딕"/>
+                <w:rFonts w:ascii="한컴 말랑말랑 Regular" w:cs="한컴 말랑말랑 Regular" w:eastAsia="한컴 말랑말랑 Regular" w:hAnsi="한컴 말랑말랑 Regular"/>
                 <w:b w:val="false"/>
                 <w:bCs w:val="false"/>
                 <w:i w:val="false"/>
@@ -18399,7 +18509,7 @@
             </w:pPr>
             <w:r>
               <w:rPr>
-                <w:rFonts w:ascii="맑은 고딕" w:cs="맑은 고딕" w:eastAsia="맑은 고딕" w:hAnsi="맑은 고딕"/>
+                <w:rFonts w:ascii="한컴 말랑말랑 Regular" w:cs="한컴 말랑말랑 Regular" w:eastAsia="한컴 말랑말랑 Regular" w:hAnsi="한컴 말랑말랑 Regular"/>
                 <w:b w:val="false"/>
                 <w:bCs w:val="false"/>
                 <w:i w:val="false"/>
@@ -18436,7 +18546,7 @@
             </w:pPr>
             <w:r>
               <w:rPr>
-                <w:rFonts w:ascii="맑은 고딕" w:cs="맑은 고딕" w:eastAsia="맑은 고딕" w:hAnsi="맑은 고딕"/>
+                <w:rFonts w:ascii="한컴 말랑말랑 Regular" w:cs="한컴 말랑말랑 Regular" w:eastAsia="한컴 말랑말랑 Regular" w:hAnsi="한컴 말랑말랑 Regular"/>
                 <w:b w:val="false"/>
                 <w:bCs w:val="false"/>
                 <w:i w:val="false"/>
@@ -18479,7 +18589,7 @@
             </w:pPr>
             <w:r>
               <w:rPr>
-                <w:rFonts w:ascii="맑은 고딕" w:cs="맑은 고딕" w:eastAsia="맑은 고딕" w:hAnsi="맑은 고딕"/>
+                <w:rFonts w:ascii="한컴 말랑말랑 Regular" w:cs="한컴 말랑말랑 Regular" w:eastAsia="한컴 말랑말랑 Regular" w:hAnsi="한컴 말랑말랑 Regular"/>
                 <w:b w:val="false"/>
                 <w:bCs w:val="false"/>
                 <w:i w:val="false"/>
@@ -18516,7 +18626,7 @@
             </w:pPr>
             <w:r>
               <w:rPr>
-                <w:rFonts w:ascii="맑은 고딕" w:cs="맑은 고딕" w:eastAsia="맑은 고딕" w:hAnsi="맑은 고딕"/>
+                <w:rFonts w:ascii="한컴 말랑말랑 Regular" w:cs="한컴 말랑말랑 Regular" w:eastAsia="한컴 말랑말랑 Regular" w:hAnsi="한컴 말랑말랑 Regular"/>
                 <w:b w:val="false"/>
                 <w:bCs w:val="false"/>
                 <w:i w:val="false"/>
@@ -18553,7 +18663,7 @@
             </w:pPr>
             <w:r>
               <w:rPr>
-                <w:rFonts w:ascii="맑은 고딕" w:cs="맑은 고딕" w:eastAsia="맑은 고딕" w:hAnsi="맑은 고딕"/>
+                <w:rFonts w:ascii="한컴 말랑말랑 Regular" w:cs="한컴 말랑말랑 Regular" w:eastAsia="한컴 말랑말랑 Regular" w:hAnsi="한컴 말랑말랑 Regular"/>
                 <w:b w:val="false"/>
                 <w:bCs w:val="false"/>
                 <w:i w:val="false"/>
@@ -18596,7 +18706,7 @@
             </w:pPr>
             <w:r>
               <w:rPr>
-                <w:rFonts w:ascii="맑은 고딕" w:cs="맑은 고딕" w:eastAsia="맑은 고딕" w:hAnsi="맑은 고딕"/>
+                <w:rFonts w:ascii="한컴 말랑말랑 Regular" w:cs="한컴 말랑말랑 Regular" w:eastAsia="한컴 말랑말랑 Regular" w:hAnsi="한컴 말랑말랑 Regular"/>
                 <w:b w:val="false"/>
                 <w:bCs w:val="false"/>
                 <w:i w:val="false"/>
@@ -18633,7 +18743,7 @@
             </w:pPr>
             <w:r>
               <w:rPr>
-                <w:rFonts w:ascii="맑은 고딕" w:cs="맑은 고딕" w:eastAsia="맑은 고딕" w:hAnsi="맑은 고딕"/>
+                <w:rFonts w:ascii="한컴 말랑말랑 Regular" w:cs="한컴 말랑말랑 Regular" w:eastAsia="한컴 말랑말랑 Regular" w:hAnsi="한컴 말랑말랑 Regular"/>
                 <w:b w:val="false"/>
                 <w:bCs w:val="false"/>
                 <w:i w:val="false"/>
@@ -18670,7 +18780,7 @@
             </w:pPr>
             <w:r>
               <w:rPr>
-                <w:rFonts w:ascii="맑은 고딕" w:cs="맑은 고딕" w:eastAsia="맑은 고딕" w:hAnsi="맑은 고딕"/>
+                <w:rFonts w:ascii="한컴 말랑말랑 Regular" w:cs="한컴 말랑말랑 Regular" w:eastAsia="한컴 말랑말랑 Regular" w:hAnsi="한컴 말랑말랑 Regular"/>
                 <w:b w:val="false"/>
                 <w:bCs w:val="false"/>
                 <w:i w:val="false"/>
@@ -18713,7 +18823,7 @@
             </w:pPr>
             <w:r>
               <w:rPr>
-                <w:rFonts w:ascii="맑은 고딕" w:cs="맑은 고딕" w:eastAsia="맑은 고딕" w:hAnsi="맑은 고딕"/>
+                <w:rFonts w:ascii="한컴 말랑말랑 Regular" w:cs="한컴 말랑말랑 Regular" w:eastAsia="한컴 말랑말랑 Regular" w:hAnsi="한컴 말랑말랑 Regular"/>
                 <w:b w:val="false"/>
                 <w:bCs w:val="false"/>
                 <w:i w:val="false"/>
@@ -18750,7 +18860,7 @@
             </w:pPr>
             <w:r>
               <w:rPr>
-                <w:rFonts w:ascii="맑은 고딕" w:cs="맑은 고딕" w:eastAsia="맑은 고딕" w:hAnsi="맑은 고딕"/>
+                <w:rFonts w:ascii="한컴 말랑말랑 Regular" w:cs="한컴 말랑말랑 Regular" w:eastAsia="한컴 말랑말랑 Regular" w:hAnsi="한컴 말랑말랑 Regular"/>
                 <w:b w:val="false"/>
                 <w:bCs w:val="false"/>
                 <w:i w:val="false"/>
@@ -18787,7 +18897,7 @@
             </w:pPr>
             <w:r>
               <w:rPr>
-                <w:rFonts w:ascii="맑은 고딕" w:cs="맑은 고딕" w:eastAsia="맑은 고딕" w:hAnsi="맑은 고딕"/>
+                <w:rFonts w:ascii="한컴 말랑말랑 Regular" w:cs="한컴 말랑말랑 Regular" w:eastAsia="한컴 말랑말랑 Regular" w:hAnsi="한컴 말랑말랑 Regular"/>
                 <w:b w:val="false"/>
                 <w:bCs w:val="false"/>
                 <w:i w:val="false"/>
@@ -18808,7 +18918,7 @@
       </w:pPr>
       <w:r>
         <w:rPr>
-          <w:rFonts w:ascii="맑은 고딕" w:cs="맑은 고딕" w:eastAsia="맑은 고딕" w:hAnsi="맑은 고딕"/>
+          <w:rFonts w:ascii="한컴 말랑말랑 Regular" w:cs="한컴 말랑말랑 Regular" w:eastAsia="한컴 말랑말랑 Regular" w:hAnsi="한컴 말랑말랑 Regular"/>
           <w:b w:val="false"/>
           <w:bCs w:val="false"/>
           <w:i w:val="false"/>
@@ -18827,7 +18937,7 @@
       </w:pPr>
       <w:r>
         <w:rPr>
-          <w:rFonts w:ascii="맑은 고딕" w:cs="맑은 고딕" w:eastAsia="맑은 고딕" w:hAnsi="맑은 고딕"/>
+          <w:rFonts w:ascii="한컴 말랑말랑 Bold" w:cs="한컴 말랑말랑 Bold" w:eastAsia="한컴 말랑말랑 Bold" w:hAnsi="한컴 말랑말랑 Bold"/>
           <w:b/>
           <w:bCs/>
           <w:i w:val="false"/>
@@ -18846,7 +18956,7 @@
       </w:pPr>
       <w:r>
         <w:rPr>
-          <w:rFonts w:ascii="맑은 고딕" w:cs="맑은 고딕" w:eastAsia="맑은 고딕" w:hAnsi="맑은 고딕"/>
+          <w:rFonts w:ascii="한컴 말랑말랑 Regular" w:cs="한컴 말랑말랑 Regular" w:eastAsia="한컴 말랑말랑 Regular" w:hAnsi="한컴 말랑말랑 Regular"/>
           <w:b w:val="false"/>
           <w:bCs w:val="false"/>
           <w:i w:val="false"/>
@@ -18865,7 +18975,7 @@
       </w:pPr>
       <w:r>
         <w:rPr>
-          <w:rFonts w:ascii="맑은 고딕" w:cs="맑은 고딕" w:eastAsia="맑은 고딕" w:hAnsi="맑은 고딕"/>
+          <w:rFonts w:ascii="한컴 말랑말랑 Regular" w:cs="한컴 말랑말랑 Regular" w:eastAsia="한컴 말랑말랑 Regular" w:hAnsi="한컴 말랑말랑 Regular"/>
           <w:b w:val="false"/>
           <w:bCs w:val="false"/>
           <w:i w:val="false"/>
@@ -18884,7 +18994,7 @@
       </w:pPr>
       <w:r>
         <w:rPr>
-          <w:rFonts w:ascii="맑은 고딕" w:cs="맑은 고딕" w:eastAsia="맑은 고딕" w:hAnsi="맑은 고딕"/>
+          <w:rFonts w:ascii="한컴 말랑말랑 Regular" w:cs="한컴 말랑말랑 Regular" w:eastAsia="한컴 말랑말랑 Regular" w:hAnsi="한컴 말랑말랑 Regular"/>
           <w:b w:val="false"/>
           <w:bCs w:val="false"/>
           <w:i w:val="false"/>
@@ -18903,7 +19013,7 @@
       </w:pPr>
       <w:r>
         <w:rPr>
-          <w:rFonts w:ascii="맑은 고딕" w:cs="맑은 고딕" w:eastAsia="맑은 고딕" w:hAnsi="맑은 고딕"/>
+          <w:rFonts w:ascii="한컴 말랑말랑 Regular" w:cs="한컴 말랑말랑 Regular" w:eastAsia="한컴 말랑말랑 Regular" w:hAnsi="한컴 말랑말랑 Regular"/>
           <w:b w:val="false"/>
           <w:bCs w:val="false"/>
           <w:i w:val="false"/>
@@ -18922,7 +19032,7 @@
       </w:pPr>
       <w:r>
         <w:rPr>
-          <w:rFonts w:ascii="맑은 고딕" w:cs="맑은 고딕" w:eastAsia="맑은 고딕" w:hAnsi="맑은 고딕"/>
+          <w:rFonts w:ascii="한컴 말랑말랑 Regular" w:cs="한컴 말랑말랑 Regular" w:eastAsia="한컴 말랑말랑 Regular" w:hAnsi="한컴 말랑말랑 Regular"/>
           <w:b w:val="false"/>
           <w:bCs w:val="false"/>
           <w:i w:val="false"/>
@@ -19085,7 +19195,7 @@
   <w:docDefaults>
     <w:rPrDefault>
       <w:rPr>
-        <w:rFonts w:ascii="맑은 고딕" w:cs="맑은 고딕" w:eastAsia="맑은 고딕" w:hAnsi="맑은 고딕"/>
+        <w:rFonts w:ascii="한컴 말랑말랑 Regular" w:cs="한컴 말랑말랑 Regular" w:eastAsia="한컴 말랑말랑 Regular" w:hAnsi="한컴 말랑말랑 Regular"/>
         <w:color w:val="1D2B36"/>
         <w:sz w:val="19"/>
         <w:szCs w:val="19"/>
